--- a/zht/docx/117.content.docx
+++ b/zht/docx/117.content.docx
@@ -149,27 +149,7 @@
         <w:rPr>
           <w:lang w:val="zh_TW" w:bidi="zh_TW"/>
         </w:rPr>
-        <w:t>tui</w:t>
-      </w:r>
-      <w:r>
-        <w:rPr>
-          <w:lang w:val="zh_TW" w:bidi="zh_TW"/>
-        </w:rPr>
-      </w:r>
-    </w:p>
-    <w:p>
-      <w:pPr/>
-      <w:r>
-        <w:rPr>
-          <w:lang w:val="zh_TW" w:bidi="zh_TW"/>
-        </w:rPr>
-      </w:r>
-      <w:r>
-        <w:rPr>
-          <w:i/>
-          <w:lang w:val="zh_TW" w:bidi="zh_TW"/>
-        </w:rPr>
-        <w:t>推基古</w:t>
+        <w:t>she</w:t>
       </w:r>
       <w:r>
         <w:rPr>
@@ -232,7 +212,7 @@
         <w:rPr>
           <w:lang w:val="zh_TW" w:bidi="zh_TW"/>
         </w:rPr>
-        <w:t>推基古</w:t>
+        <w:t>蛇</w:t>
       </w:r>
       <w:r>
         <w:rPr>
@@ -251,7 +231,7 @@
         <w:rPr>
           <w:lang w:val="zh_TW" w:bidi="zh_TW"/>
         </w:rPr>
-        <w:t>在保羅為耶路撒冷教會收集和送交奉獻的旅行中，隨行保羅的信徒之一（</w:t>
+        <w:t>蛇或海怪。聖經中使用不同的詞語來描述蛇或蛇類。蛇或蛇類是爬行動物，是以牠們能夠咬人並注射毒液而為人熟知。聖經提及的特定蛇類包括虺蛇（</w:t>
       </w:r>
       <w:hyperlink r:id="rId13">
         <w:r>
@@ -262,14 +242,86 @@
             <w:color w:val="0000EE"/>
             <w:u w:val="single"/>
           </w:rPr>
-          <w:t>徒20:4</w:t>
+          <w:t>賽11:8</w:t>
         </w:r>
       </w:hyperlink>
       <w:r>
         <w:rPr>
           <w:lang w:val="zh_TW" w:bidi="zh_TW"/>
         </w:rPr>
-        <w:t>）。由於他經常與以弗所的特羅非摩一同被提及，推基古很可能也是以弗所人。</w:t>
+        <w:t>）和毒蛇（</w:t>
+      </w:r>
+      <w:hyperlink r:id="rId14">
+        <w:r>
+          <w:rPr>
+            <w:lang w:val="zh_TW" w:bidi="zh_TW"/>
+          </w:rPr>
+          <w:rPr>
+            <w:color w:val="0000EE"/>
+            <w:u w:val="single"/>
+          </w:rPr>
+          <w:t>徒28:3</w:t>
+        </w:r>
+      </w:hyperlink>
+      <w:r>
+        <w:rPr>
+          <w:lang w:val="zh_TW" w:bidi="zh_TW"/>
+        </w:rPr>
+        <w:t>）。「蛇」這個術語也可以用來描述在</w:t>
+      </w:r>
+      <w:hyperlink r:id="rId15">
+        <w:r>
+          <w:rPr>
+            <w:lang w:val="zh_TW" w:bidi="zh_TW"/>
+          </w:rPr>
+          <w:rPr>
+            <w:color w:val="0000EE"/>
+            <w:u w:val="single"/>
+          </w:rPr>
+          <w:t>約伯記二十六章13節</w:t>
+        </w:r>
+      </w:hyperlink>
+      <w:r>
+        <w:rPr>
+          <w:lang w:val="zh_TW" w:bidi="zh_TW"/>
+        </w:rPr>
+        <w:t>、</w:t>
+      </w:r>
+      <w:hyperlink r:id="rId16">
+        <w:r>
+          <w:rPr>
+            <w:lang w:val="zh_TW" w:bidi="zh_TW"/>
+          </w:rPr>
+          <w:rPr>
+            <w:color w:val="0000EE"/>
+            <w:u w:val="single"/>
+          </w:rPr>
+          <w:t>以賽亞書二十七章1節</w:t>
+        </w:r>
+      </w:hyperlink>
+      <w:r>
+        <w:rPr>
+          <w:lang w:val="zh_TW" w:bidi="zh_TW"/>
+        </w:rPr>
+        <w:t>和</w:t>
+      </w:r>
+      <w:hyperlink r:id="rId17">
+        <w:r>
+          <w:rPr>
+            <w:lang w:val="zh_TW" w:bidi="zh_TW"/>
+          </w:rPr>
+          <w:rPr>
+            <w:color w:val="0000EE"/>
+            <w:u w:val="single"/>
+          </w:rPr>
+          <w:t>阿摩司書九章3節</w:t>
+        </w:r>
+      </w:hyperlink>
+      <w:r>
+        <w:rPr>
+          <w:lang w:val="zh_TW" w:bidi="zh_TW"/>
+        </w:rPr>
+        <w:t>中提到的巨大海蛇。</w:t>
       </w:r>
     </w:p>
     <w:p>
@@ -283,9 +335,9 @@
         <w:rPr>
           <w:lang w:val="zh_TW" w:bidi="zh_TW"/>
         </w:rPr>
-        <w:t>推基古負責送達保羅寫給以弗所教會的書信（</w:t>
-      </w:r>
-      <w:hyperlink r:id="rId14">
+        <w:t>在</w:t>
+      </w:r>
+      <w:hyperlink r:id="rId18">
         <w:r>
           <w:rPr>
             <w:lang w:val="zh_TW" w:bidi="zh_TW"/>
@@ -294,16 +346,16 @@
             <w:color w:val="0000EE"/>
             <w:u w:val="single"/>
           </w:rPr>
-          <w:t>弗6:21</w:t>
+          <w:t>創世記三章1節</w:t>
         </w:r>
       </w:hyperlink>
       <w:r>
         <w:rPr>
           <w:lang w:val="zh_TW" w:bidi="zh_TW"/>
         </w:rPr>
-        <w:t>），以及保羅寫給腓利門和歌羅西教會的書信（</w:t>
-      </w:r>
-      <w:hyperlink r:id="rId15">
+        <w:t>，蛇引誘亞當和夏娃。牠是「耶和華神所造的，惟有蛇比田野一切的活物更狡猾」，因此，蛇被詛咒：「你必用肚子行走， 終身吃土」（</w:t>
+      </w:r>
+      <w:hyperlink r:id="rId19">
         <w:r>
           <w:rPr>
             <w:lang w:val="zh_TW" w:bidi="zh_TW"/>
@@ -312,16 +364,16 @@
             <w:color w:val="0000EE"/>
             <w:u w:val="single"/>
           </w:rPr>
-          <w:t>西4:7</w:t>
+          <w:t>創3:14</w:t>
         </w:r>
       </w:hyperlink>
       <w:r>
         <w:rPr>
           <w:lang w:val="zh_TW" w:bidi="zh_TW"/>
         </w:rPr>
-        <w:t>）。大多數人認為他也是隨同提多送達哥林多後書的兩位基督徒之一（另一位是特羅非摩）（</w:t>
-      </w:r>
-      <w:hyperlink r:id="rId16">
+        <w:t>）。</w:t>
+      </w:r>
+      <w:hyperlink r:id="rId20">
         <w:r>
           <w:rPr>
             <w:lang w:val="zh_TW" w:bidi="zh_TW"/>
@@ -330,7 +382,61 @@
             <w:color w:val="0000EE"/>
             <w:u w:val="single"/>
           </w:rPr>
-          <w:t>林後8:16–24</w:t>
+          <w:t>哥林多後書十一章3節</w:t>
+        </w:r>
+      </w:hyperlink>
+      <w:r>
+        <w:rPr>
+          <w:lang w:val="zh_TW" w:bidi="zh_TW"/>
+        </w:rPr>
+        <w:t>說蛇用詭詐欺騙了夏娃。</w:t>
+      </w:r>
+      <w:hyperlink r:id="rId21">
+        <w:r>
+          <w:rPr>
+            <w:lang w:val="zh_TW" w:bidi="zh_TW"/>
+          </w:rPr>
+          <w:rPr>
+            <w:color w:val="0000EE"/>
+            <w:u w:val="single"/>
+          </w:rPr>
+          <w:t>啟示錄十二章9節</w:t>
+        </w:r>
+      </w:hyperlink>
+      <w:r>
+        <w:rPr>
+          <w:lang w:val="zh_TW" w:bidi="zh_TW"/>
+        </w:rPr>
+        <w:t>稱蛇為：「名叫魔鬼，又叫撒但，是迷惑普天下的」（另見</w:t>
+      </w:r>
+      <w:hyperlink r:id="rId22">
+        <w:r>
+          <w:rPr>
+            <w:lang w:val="zh_TW" w:bidi="zh_TW"/>
+          </w:rPr>
+          <w:rPr>
+            <w:color w:val="0000EE"/>
+            <w:u w:val="single"/>
+          </w:rPr>
+          <w:t>啟12:14–15</w:t>
+        </w:r>
+      </w:hyperlink>
+      <w:r>
+        <w:rPr>
+          <w:lang w:val="zh_TW" w:bidi="zh_TW"/>
+        </w:rPr>
+        <w:t>，</w:t>
+      </w:r>
+      <w:hyperlink r:id="rId23">
+        <w:r>
+          <w:rPr>
+            <w:lang w:val="zh_TW" w:bidi="zh_TW"/>
+          </w:rPr>
+          <w:rPr>
+            <w:color w:val="0000EE"/>
+            <w:u w:val="single"/>
+          </w:rPr>
+          <w:t>20:2</w:t>
         </w:r>
       </w:hyperlink>
       <w:r>
@@ -351,9 +457,9 @@
         <w:rPr>
           <w:lang w:val="zh_TW" w:bidi="zh_TW"/>
         </w:rPr>
-        <w:t>保羅在後來的書信中兩次提到推基古。第一次是保羅派他到克里特與提多在一起（</w:t>
-      </w:r>
-      <w:hyperlink r:id="rId17">
+        <w:t>聖經中對蛇的描述通常是比喻性的。牠們代表能以毒害人的能力（例如，</w:t>
+      </w:r>
+      <w:hyperlink r:id="rId24">
         <w:r>
           <w:rPr>
             <w:lang w:val="zh_TW" w:bidi="zh_TW"/>
@@ -362,16 +468,16 @@
             <w:color w:val="0000EE"/>
             <w:u w:val="single"/>
           </w:rPr>
-          <w:t>多3:12</w:t>
+          <w:t>創49:17</w:t>
         </w:r>
       </w:hyperlink>
       <w:r>
         <w:rPr>
           <w:lang w:val="zh_TW" w:bidi="zh_TW"/>
         </w:rPr>
-        <w:t>）。後來保羅告訴提摩太，他已經派推基古到以弗所（</w:t>
-      </w:r>
-      <w:hyperlink r:id="rId18">
+        <w:t>；</w:t>
+      </w:r>
+      <w:hyperlink r:id="rId25">
         <w:r>
           <w:rPr>
             <w:lang w:val="zh_TW" w:bidi="zh_TW"/>
@@ -380,14 +486,702 @@
             <w:color w:val="0000EE"/>
             <w:u w:val="single"/>
           </w:rPr>
-          <w:t>提後4:12</w:t>
+          <w:t>傳10:8</w:t>
         </w:r>
       </w:hyperlink>
       <w:r>
         <w:rPr>
           <w:lang w:val="zh_TW" w:bidi="zh_TW"/>
         </w:rPr>
-        <w:t>）。顯然，推基古和保羅是親密的朋友和同工，因為保羅經常稱推基古為「親愛的兄弟」。</w:t>
+        <w:t>、</w:t>
+      </w:r>
+      <w:hyperlink r:id="rId25">
+        <w:r>
+          <w:rPr>
+            <w:lang w:val="zh_TW" w:bidi="zh_TW"/>
+          </w:rPr>
+          <w:rPr>
+            <w:color w:val="0000EE"/>
+            <w:u w:val="single"/>
+          </w:rPr>
+          <w:t>11</w:t>
+        </w:r>
+      </w:hyperlink>
+      <w:r>
+        <w:rPr>
+          <w:lang w:val="zh_TW" w:bidi="zh_TW"/>
+        </w:rPr>
+        <w:t>；</w:t>
+      </w:r>
+      <w:hyperlink r:id="rId26">
+        <w:r>
+          <w:rPr>
+            <w:lang w:val="zh_TW" w:bidi="zh_TW"/>
+          </w:rPr>
+          <w:rPr>
+            <w:color w:val="0000EE"/>
+            <w:u w:val="single"/>
+          </w:rPr>
+          <w:t>賽14:29</w:t>
+        </w:r>
+      </w:hyperlink>
+      <w:r>
+        <w:rPr>
+          <w:lang w:val="zh_TW" w:bidi="zh_TW"/>
+        </w:rPr>
+        <w:t>；</w:t>
+      </w:r>
+      <w:hyperlink r:id="rId27">
+        <w:r>
+          <w:rPr>
+            <w:lang w:val="zh_TW" w:bidi="zh_TW"/>
+          </w:rPr>
+          <w:rPr>
+            <w:color w:val="0000EE"/>
+            <w:u w:val="single"/>
+          </w:rPr>
+          <w:t>摩5:19</w:t>
+        </w:r>
+      </w:hyperlink>
+      <w:r>
+        <w:rPr>
+          <w:lang w:val="zh_TW" w:bidi="zh_TW"/>
+        </w:rPr>
+        <w:t>；</w:t>
+      </w:r>
+      <w:hyperlink r:id="rId28">
+        <w:r>
+          <w:rPr>
+            <w:lang w:val="zh_TW" w:bidi="zh_TW"/>
+          </w:rPr>
+          <w:rPr>
+            <w:color w:val="0000EE"/>
+            <w:u w:val="single"/>
+          </w:rPr>
+          <w:t>啟9:19</w:t>
+        </w:r>
+      </w:hyperlink>
+      <w:r>
+        <w:rPr>
+          <w:lang w:val="zh_TW" w:bidi="zh_TW"/>
+        </w:rPr>
+        <w:t>）。在</w:t>
+      </w:r>
+      <w:hyperlink r:id="rId29">
+        <w:r>
+          <w:rPr>
+            <w:lang w:val="zh_TW" w:bidi="zh_TW"/>
+          </w:rPr>
+          <w:rPr>
+            <w:color w:val="0000EE"/>
+            <w:u w:val="single"/>
+          </w:rPr>
+          <w:t>詩篇五十八篇4至5節</w:t>
+        </w:r>
+      </w:hyperlink>
+      <w:r>
+        <w:rPr>
+          <w:lang w:val="zh_TW" w:bidi="zh_TW"/>
+        </w:rPr>
+        <w:t>中，惡人被比作蛇。</w:t>
+      </w:r>
+      <w:hyperlink r:id="rId30">
+        <w:r>
+          <w:rPr>
+            <w:lang w:val="zh_TW" w:bidi="zh_TW"/>
+          </w:rPr>
+          <w:rPr>
+            <w:color w:val="0000EE"/>
+            <w:u w:val="single"/>
+          </w:rPr>
+          <w:t>詩篇一四〇篇3節</w:t>
+        </w:r>
+      </w:hyperlink>
+      <w:r>
+        <w:rPr>
+          <w:lang w:val="zh_TW" w:bidi="zh_TW"/>
+        </w:rPr>
+        <w:t>描述人們的舌頭像蛇一樣尖利，他們的嘴唇有虺蛇的毒氣。</w:t>
+      </w:r>
+      <w:hyperlink r:id="rId31">
+        <w:r>
+          <w:rPr>
+            <w:lang w:val="zh_TW" w:bidi="zh_TW"/>
+          </w:rPr>
+          <w:rPr>
+            <w:color w:val="0000EE"/>
+            <w:u w:val="single"/>
+          </w:rPr>
+          <w:t>箴言二十三章32節</w:t>
+        </w:r>
+      </w:hyperlink>
+      <w:r>
+        <w:rPr>
+          <w:lang w:val="zh_TW" w:bidi="zh_TW"/>
+        </w:rPr>
+        <w:t>將烈酒比作蛇的咬傷，說它「咬你如蛇，刺你如毒蛇」。</w:t>
+      </w:r>
+      <w:hyperlink r:id="rId32">
+        <w:r>
+          <w:rPr>
+            <w:lang w:val="zh_TW" w:bidi="zh_TW"/>
+          </w:rPr>
+          <w:rPr>
+            <w:color w:val="0000EE"/>
+            <w:u w:val="single"/>
+          </w:rPr>
+          <w:t>耶利米書八章17節</w:t>
+        </w:r>
+      </w:hyperlink>
+      <w:r>
+        <w:rPr>
+          <w:lang w:val="zh_TW" w:bidi="zh_TW"/>
+        </w:rPr>
+        <w:t>描述以色列的敵人為「不服法術的， 必咬你們」。</w:t>
+      </w:r>
+    </w:p>
+    <w:p>
+      <w:pPr/>
+      <w:r>
+        <w:rPr>
+          <w:lang w:val="zh_TW" w:bidi="zh_TW"/>
+        </w:rPr>
+      </w:r>
+      <w:r>
+        <w:rPr>
+          <w:lang w:val="zh_TW" w:bidi="zh_TW"/>
+        </w:rPr>
+        <w:t>正面來說，蛇以其智慧著稱。耶穌勸告祂的門徒：「靈巧像蛇，馴良像鴿子」（</w:t>
+      </w:r>
+      <w:hyperlink r:id="rId33">
+        <w:r>
+          <w:rPr>
+            <w:lang w:val="zh_TW" w:bidi="zh_TW"/>
+          </w:rPr>
+          <w:rPr>
+            <w:color w:val="0000EE"/>
+            <w:u w:val="single"/>
+          </w:rPr>
+          <w:t>太10:16</w:t>
+        </w:r>
+      </w:hyperlink>
+      <w:r>
+        <w:rPr>
+          <w:lang w:val="zh_TW" w:bidi="zh_TW"/>
+        </w:rPr>
+        <w:t>）。然而，蛇的主要意象是負面的。它象徵欺騙。耶穌稱文士和法利賽人為：「蛇類、毒蛇之種」（</w:t>
+      </w:r>
+      <w:hyperlink r:id="rId34">
+        <w:r>
+          <w:rPr>
+            <w:lang w:val="zh_TW" w:bidi="zh_TW"/>
+          </w:rPr>
+          <w:rPr>
+            <w:color w:val="0000EE"/>
+            <w:u w:val="single"/>
+          </w:rPr>
+          <w:t>太23:33</w:t>
+        </w:r>
+      </w:hyperlink>
+      <w:r>
+        <w:rPr>
+          <w:lang w:val="zh_TW" w:bidi="zh_TW"/>
+        </w:rPr>
+        <w:t>）。施洗約翰也稱法利賽人和撒都該人為「毒蛇的種類」（</w:t>
+      </w:r>
+      <w:hyperlink r:id="rId35">
+        <w:r>
+          <w:rPr>
+            <w:lang w:val="zh_TW" w:bidi="zh_TW"/>
+          </w:rPr>
+          <w:rPr>
+            <w:color w:val="0000EE"/>
+            <w:u w:val="single"/>
+          </w:rPr>
+          <w:t>太3:7</w:t>
+        </w:r>
+      </w:hyperlink>
+      <w:r>
+        <w:rPr>
+          <w:lang w:val="zh_TW" w:bidi="zh_TW"/>
+        </w:rPr>
+        <w:t>）。</w:t>
+      </w:r>
+    </w:p>
+    <w:p>
+      <w:pPr/>
+      <w:r>
+        <w:rPr>
+          <w:lang w:val="zh_TW" w:bidi="zh_TW"/>
+        </w:rPr>
+      </w:r>
+      <w:r>
+        <w:rPr>
+          <w:i/>
+          <w:lang w:val="zh_TW" w:bidi="zh_TW"/>
+        </w:rPr>
+        <w:t>見</w:t>
+      </w:r>
+      <w:r>
+        <w:rPr>
+          <w:lang w:val="zh_TW" w:bidi="zh_TW"/>
+        </w:rPr>
+        <w:t>動物</w:t>
+      </w:r>
+      <w:r>
+        <w:rPr>
+          <w:lang w:val="zh_TW" w:bidi="zh_TW"/>
+        </w:rPr>
+        <w:t>。</w:t>
+      </w:r>
+      <w:r>
+        <w:rPr>
+          <w:lang w:val="zh_TW" w:bidi="zh_TW"/>
+        </w:rPr>
+      </w:r>
+      <w:r>
+        <w:rPr>
+          <w:lang w:val="zh_TW" w:bidi="zh_TW"/>
+        </w:rPr>
+      </w:r>
+    </w:p>
+    <w:p>
+      <w:pPr/>
+      <w:r>
+        <w:rPr>
+          <w:lang w:val="zh_TW" w:bidi="zh_TW"/>
+        </w:rPr>
+      </w:r>
+    </w:p>
+    <w:p>
+      <w:pPr>
+        <w:pStyle w:val="Heading2"/>
+      </w:pPr>
+      <w:r>
+        <w:rPr>
+          <w:lang w:val="zh_TW" w:bidi="zh_TW"/>
+        </w:rPr>
+        <w:t>赦罪</w:t>
+      </w:r>
+      <w:r>
+        <w:rPr>
+          <w:lang w:val="zh_TW" w:bidi="zh_TW"/>
+        </w:rPr>
+      </w:r>
+    </w:p>
+    <w:p>
+      <w:pPr/>
+      <w:r>
+        <w:rPr>
+          <w:lang w:val="zh_TW" w:bidi="zh_TW"/>
+        </w:rPr>
+      </w:r>
+      <w:r>
+        <w:rPr>
+          <w:lang w:val="zh_TW" w:bidi="zh_TW"/>
+        </w:rPr>
+        <w:t>此短語在一些英譯本中與「罪得赦免（forgiveness of sins）」同義。新約中使用多種詞語來表達同一個真理。對於罪得赦免的概念，有多種表達方式（「寬容（passing over）」，</w:t>
+      </w:r>
+      <w:hyperlink r:id="rId36">
+        <w:r>
+          <w:rPr>
+            <w:lang w:val="zh_TW" w:bidi="zh_TW"/>
+          </w:rPr>
+          <w:rPr>
+            <w:color w:val="0000EE"/>
+            <w:u w:val="single"/>
+          </w:rPr>
+          <w:t>羅3:25</w:t>
+        </w:r>
+      </w:hyperlink>
+      <w:r>
+        <w:rPr>
+          <w:lang w:val="zh_TW" w:bidi="zh_TW"/>
+        </w:rPr>
+        <w:t>；「遮蓋」，</w:t>
+      </w:r>
+      <w:hyperlink r:id="rId37">
+        <w:r>
+          <w:rPr>
+            <w:lang w:val="zh_TW" w:bidi="zh_TW"/>
+          </w:rPr>
+          <w:rPr>
+            <w:color w:val="0000EE"/>
+            <w:u w:val="single"/>
+          </w:rPr>
+          <w:t>羅4:7</w:t>
+        </w:r>
+      </w:hyperlink>
+      <w:r>
+        <w:rPr>
+          <w:lang w:val="zh_TW" w:bidi="zh_TW"/>
+        </w:rPr>
+        <w:t>；「不算為有罪」，</w:t>
+      </w:r>
+      <w:hyperlink r:id="rId38">
+        <w:r>
+          <w:rPr>
+            <w:lang w:val="zh_TW" w:bidi="zh_TW"/>
+          </w:rPr>
+          <w:rPr>
+            <w:color w:val="0000EE"/>
+            <w:u w:val="single"/>
+          </w:rPr>
+          <w:t>羅4:8</w:t>
+        </w:r>
+      </w:hyperlink>
+      <w:r>
+        <w:rPr>
+          <w:lang w:val="zh_TW" w:bidi="zh_TW"/>
+        </w:rPr>
+        <w:t>；「不再記念」，</w:t>
+      </w:r>
+      <w:hyperlink r:id="rId39">
+        <w:r>
+          <w:rPr>
+            <w:lang w:val="zh_TW" w:bidi="zh_TW"/>
+          </w:rPr>
+          <w:rPr>
+            <w:color w:val="0000EE"/>
+            <w:u w:val="single"/>
+          </w:rPr>
+          <w:t>來10:17</w:t>
+        </w:r>
+      </w:hyperlink>
+      <w:r>
+        <w:rPr>
+          <w:lang w:val="zh_TW" w:bidi="zh_TW"/>
+        </w:rPr>
+        <w:t>）。其中一個最重要的是譯為「赦免（remission）」的詞（</w:t>
+      </w:r>
+      <w:hyperlink r:id="rId40">
+        <w:r>
+          <w:rPr>
+            <w:lang w:val="zh_TW" w:bidi="zh_TW"/>
+          </w:rPr>
+          <w:rPr>
+            <w:color w:val="0000EE"/>
+            <w:u w:val="single"/>
+          </w:rPr>
+          <w:t>太26:28</w:t>
+        </w:r>
+      </w:hyperlink>
+      <w:r>
+        <w:rPr>
+          <w:lang w:val="zh_TW" w:bidi="zh_TW"/>
+        </w:rPr>
+        <w:t>；</w:t>
+      </w:r>
+      <w:hyperlink r:id="rId41">
+        <w:r>
+          <w:rPr>
+            <w:lang w:val="zh_TW" w:bidi="zh_TW"/>
+          </w:rPr>
+          <w:rPr>
+            <w:color w:val="0000EE"/>
+            <w:u w:val="single"/>
+          </w:rPr>
+          <w:t>可1:4</w:t>
+        </w:r>
+      </w:hyperlink>
+      <w:r>
+        <w:rPr>
+          <w:lang w:val="zh_TW" w:bidi="zh_TW"/>
+        </w:rPr>
+        <w:t>；</w:t>
+      </w:r>
+      <w:hyperlink r:id="rId42">
+        <w:r>
+          <w:rPr>
+            <w:lang w:val="zh_TW" w:bidi="zh_TW"/>
+          </w:rPr>
+          <w:rPr>
+            <w:color w:val="0000EE"/>
+            <w:u w:val="single"/>
+          </w:rPr>
+          <w:t>路1:77</w:t>
+        </w:r>
+      </w:hyperlink>
+      <w:r>
+        <w:rPr>
+          <w:lang w:val="zh_TW" w:bidi="zh_TW"/>
+        </w:rPr>
+        <w:t>，</w:t>
+      </w:r>
+      <w:hyperlink r:id="rId43">
+        <w:r>
+          <w:rPr>
+            <w:lang w:val="zh_TW" w:bidi="zh_TW"/>
+          </w:rPr>
+          <w:rPr>
+            <w:color w:val="0000EE"/>
+            <w:u w:val="single"/>
+          </w:rPr>
+          <w:t>3:3</w:t>
+        </w:r>
+      </w:hyperlink>
+      <w:r>
+        <w:rPr>
+          <w:lang w:val="zh_TW" w:bidi="zh_TW"/>
+        </w:rPr>
+        <w:t>，</w:t>
+      </w:r>
+      <w:hyperlink r:id="rId44">
+        <w:r>
+          <w:rPr>
+            <w:lang w:val="zh_TW" w:bidi="zh_TW"/>
+          </w:rPr>
+          <w:rPr>
+            <w:color w:val="0000EE"/>
+            <w:u w:val="single"/>
+          </w:rPr>
+          <w:t>24:47</w:t>
+        </w:r>
+      </w:hyperlink>
+      <w:r>
+        <w:rPr>
+          <w:lang w:val="zh_TW" w:bidi="zh_TW"/>
+        </w:rPr>
+        <w:t>；</w:t>
+      </w:r>
+      <w:hyperlink r:id="rId45">
+        <w:r>
+          <w:rPr>
+            <w:lang w:val="zh_TW" w:bidi="zh_TW"/>
+          </w:rPr>
+          <w:rPr>
+            <w:color w:val="0000EE"/>
+            <w:u w:val="single"/>
+          </w:rPr>
+          <w:t>徒2:38，</w:t>
+        </w:r>
+      </w:hyperlink>
+      <w:hyperlink r:id="rId46">
+        <w:r>
+          <w:rPr>
+            <w:lang w:val="zh_TW" w:bidi="zh_TW"/>
+          </w:rPr>
+          <w:rPr>
+            <w:color w:val="0000EE"/>
+            <w:u w:val="single"/>
+          </w:rPr>
+          <w:t>10:43</w:t>
+        </w:r>
+      </w:hyperlink>
+      <w:r>
+        <w:rPr>
+          <w:lang w:val="zh_TW" w:bidi="zh_TW"/>
+        </w:rPr>
+        <w:t>；</w:t>
+      </w:r>
+      <w:hyperlink r:id="rId47">
+        <w:r>
+          <w:rPr>
+            <w:lang w:val="zh_TW" w:bidi="zh_TW"/>
+          </w:rPr>
+          <w:rPr>
+            <w:color w:val="0000EE"/>
+            <w:u w:val="single"/>
+          </w:rPr>
+          <w:t>來9:22</w:t>
+        </w:r>
+      </w:hyperlink>
+      <w:r>
+        <w:rPr>
+          <w:lang w:val="zh_TW" w:bidi="zh_TW"/>
+        </w:rPr>
+        <w:t>，</w:t>
+      </w:r>
+      <w:hyperlink r:id="rId48">
+        <w:r>
+          <w:rPr>
+            <w:lang w:val="zh_TW" w:bidi="zh_TW"/>
+          </w:rPr>
+          <w:rPr>
+            <w:color w:val="0000EE"/>
+            <w:u w:val="single"/>
+          </w:rPr>
+          <w:t>10:18</w:t>
+        </w:r>
+      </w:hyperlink>
+      <w:r>
+        <w:rPr>
+          <w:lang w:val="zh_TW" w:bidi="zh_TW"/>
+        </w:rPr>
+        <w:t>）。</w:t>
+      </w:r>
+    </w:p>
+    <w:p>
+      <w:pPr/>
+      <w:r>
+        <w:rPr>
+          <w:lang w:val="zh_TW" w:bidi="zh_TW"/>
+        </w:rPr>
+      </w:r>
+      <w:r>
+        <w:rPr>
+          <w:lang w:val="zh_TW" w:bidi="zh_TW"/>
+        </w:rPr>
+        <w:t>這個詞在希臘文中有一個有趣的傳統。在法律上，它被用來表示解除職務、免除責任、豁免債務或懲罰。後來，它也指特赦或免稅。在新約的用法中，該動詞意為「釋放」、「留下」或「送走」。因此，這個名詞可以（而且經常）被翻譯為「饒恕」以及「赦免」（</w:t>
+      </w:r>
+      <w:hyperlink r:id="rId49">
+        <w:r>
+          <w:rPr>
+            <w:lang w:val="zh_TW" w:bidi="zh_TW"/>
+          </w:rPr>
+          <w:rPr>
+            <w:color w:val="0000EE"/>
+            <w:u w:val="single"/>
+          </w:rPr>
+          <w:t>徒5:31</w:t>
+        </w:r>
+      </w:hyperlink>
+      <w:r>
+        <w:rPr>
+          <w:lang w:val="zh_TW" w:bidi="zh_TW"/>
+        </w:rPr>
+        <w:t>，</w:t>
+      </w:r>
+      <w:hyperlink r:id="rId50">
+        <w:r>
+          <w:rPr>
+            <w:lang w:val="zh_TW" w:bidi="zh_TW"/>
+          </w:rPr>
+          <w:rPr>
+            <w:color w:val="0000EE"/>
+            <w:u w:val="single"/>
+          </w:rPr>
+          <w:t>13:38</w:t>
+        </w:r>
+      </w:hyperlink>
+      <w:r>
+        <w:rPr>
+          <w:lang w:val="zh_TW" w:bidi="zh_TW"/>
+        </w:rPr>
+        <w:t>，</w:t>
+      </w:r>
+      <w:hyperlink r:id="rId51">
+        <w:r>
+          <w:rPr>
+            <w:lang w:val="zh_TW" w:bidi="zh_TW"/>
+          </w:rPr>
+          <w:rPr>
+            <w:color w:val="0000EE"/>
+            <w:u w:val="single"/>
+          </w:rPr>
+          <w:t>26:18</w:t>
+        </w:r>
+      </w:hyperlink>
+      <w:r>
+        <w:rPr>
+          <w:lang w:val="zh_TW" w:bidi="zh_TW"/>
+        </w:rPr>
+        <w:t>；</w:t>
+      </w:r>
+      <w:hyperlink r:id="rId52">
+        <w:r>
+          <w:rPr>
+            <w:lang w:val="zh_TW" w:bidi="zh_TW"/>
+          </w:rPr>
+          <w:rPr>
+            <w:color w:val="0000EE"/>
+            <w:u w:val="single"/>
+          </w:rPr>
+          <w:t>弗1:7</w:t>
+        </w:r>
+      </w:hyperlink>
+      <w:r>
+        <w:rPr>
+          <w:lang w:val="zh_TW" w:bidi="zh_TW"/>
+        </w:rPr>
+        <w:t>；</w:t>
+      </w:r>
+      <w:hyperlink r:id="rId53">
+        <w:r>
+          <w:rPr>
+            <w:lang w:val="zh_TW" w:bidi="zh_TW"/>
+          </w:rPr>
+          <w:rPr>
+            <w:color w:val="0000EE"/>
+            <w:u w:val="single"/>
+          </w:rPr>
+          <w:t>西1:14</w:t>
+        </w:r>
+      </w:hyperlink>
+      <w:r>
+        <w:rPr>
+          <w:lang w:val="zh_TW" w:bidi="zh_TW"/>
+        </w:rPr>
+        <w:t>）。雖然饒恕可以在人與人之間以及神與人之間發生，但「赦免」這個詞所指的饒恕幾乎總是指神的赦免（</w:t>
+      </w:r>
+      <w:hyperlink r:id="rId40">
+        <w:r>
+          <w:rPr>
+            <w:lang w:val="zh_TW" w:bidi="zh_TW"/>
+          </w:rPr>
+          <w:rPr>
+            <w:color w:val="0000EE"/>
+            <w:u w:val="single"/>
+          </w:rPr>
+          <w:t>太26:28</w:t>
+        </w:r>
+      </w:hyperlink>
+      <w:r>
+        <w:rPr>
+          <w:lang w:val="zh_TW" w:bidi="zh_TW"/>
+        </w:rPr>
+        <w:t>；</w:t>
+      </w:r>
+      <w:hyperlink r:id="rId46">
+        <w:r>
+          <w:rPr>
+            <w:lang w:val="zh_TW" w:bidi="zh_TW"/>
+          </w:rPr>
+          <w:rPr>
+            <w:color w:val="0000EE"/>
+            <w:u w:val="single"/>
+          </w:rPr>
+          <w:t>徒10:43</w:t>
+        </w:r>
+      </w:hyperlink>
+      <w:r>
+        <w:rPr>
+          <w:lang w:val="zh_TW" w:bidi="zh_TW"/>
+        </w:rPr>
+        <w:t>）。</w:t>
+      </w:r>
+    </w:p>
+    <w:p>
+      <w:pPr/>
+      <w:r>
+        <w:rPr>
+          <w:lang w:val="zh_TW" w:bidi="zh_TW"/>
+        </w:rPr>
+      </w:r>
+      <w:r>
+        <w:rPr>
+          <w:i/>
+          <w:lang w:val="zh_TW" w:bidi="zh_TW"/>
+        </w:rPr>
+        <w:t>另見</w:t>
+      </w:r>
+      <w:r>
+        <w:rPr>
+          <w:lang w:val="zh_TW" w:bidi="zh_TW"/>
+        </w:rPr>
+        <w:t xml:space="preserve"> </w:t>
+      </w:r>
+      <w:r>
+        <w:rPr>
+          <w:lang w:val="zh_TW" w:bidi="zh_TW"/>
+        </w:rPr>
+        <w:t>饒恕</w:t>
+      </w:r>
+      <w:r>
+        <w:rPr>
+          <w:lang w:val="zh_TW" w:bidi="zh_TW"/>
+        </w:rPr>
+        <w:t>。</w:t>
       </w:r>
       <w:r>
         <w:rPr>

--- a/zht/docx/117.content.docx
+++ b/zht/docx/117.content.docx
@@ -19,7 +19,7 @@
         <w:rPr>
           <w:lang w:val="zh_TW" w:bidi="zh_TW"/>
         </w:rPr>
-        <w:t>Resource: 聖經詞典 (Tyndale)</w:t>
+        <w:t>Resource: Tyndale Open Bible Dictionary</w:t>
       </w:r>
       <w:r>
         <w:rPr>
@@ -112,7 +112,7 @@
         <w:rPr>
           <w:lang w:val="zh_TW" w:bidi="zh_TW"/>
         </w:rPr>
-        <w:t>聖經詞典 (Tyndale)</w:t>
+        <w:t>Tyndale Open Bible Dictionary</w:t>
       </w:r>
     </w:p>
     <w:p>
@@ -149,7 +149,7 @@
         <w:rPr>
           <w:lang w:val="zh_TW" w:bidi="zh_TW"/>
         </w:rPr>
-        <w:t>she</w:t>
+        <w:t>ru</w:t>
       </w:r>
       <w:r>
         <w:rPr>
@@ -212,7 +212,7 @@
         <w:rPr>
           <w:lang w:val="zh_TW" w:bidi="zh_TW"/>
         </w:rPr>
-        <w:t>蛇</w:t>
+        <w:t>乳母</w:t>
       </w:r>
       <w:r>
         <w:rPr>
@@ -231,7 +231,7 @@
         <w:rPr>
           <w:lang w:val="zh_TW" w:bidi="zh_TW"/>
         </w:rPr>
-        <w:t>蛇或海怪。聖經中使用不同的詞語來描述蛇或蛇類。蛇或蛇類是爬行動物，是以牠們能夠咬人並注射毒液而為人熟知。聖經提及的特定蛇類包括虺蛇（</w:t>
+        <w:t>乳母是照顧非自己親生嬰孩的婦人，或是照顧幼兒的男子。這份工作主要是餵養並照料嬰孩。多數婦人會照顧自己的兒女，例如撒拉和哈拿（</w:t>
       </w:r>
       <w:hyperlink r:id="rId13">
         <w:r>
@@ -242,14 +242,14 @@
             <w:color w:val="0000EE"/>
             <w:u w:val="single"/>
           </w:rPr>
-          <w:t>賽11:8</w:t>
+          <w:t>創21:7</w:t>
         </w:r>
       </w:hyperlink>
       <w:r>
         <w:rPr>
           <w:lang w:val="zh_TW" w:bidi="zh_TW"/>
         </w:rPr>
-        <w:t>）和毒蛇（</w:t>
+        <w:t>；</w:t>
       </w:r>
       <w:hyperlink r:id="rId14">
         <w:r>
@@ -260,14 +260,28 @@
             <w:color w:val="0000EE"/>
             <w:u w:val="single"/>
           </w:rPr>
-          <w:t>徒28:3</w:t>
+          <w:t>撒上1:23</w:t>
         </w:r>
       </w:hyperlink>
       <w:r>
         <w:rPr>
           <w:lang w:val="zh_TW" w:bidi="zh_TW"/>
         </w:rPr>
-        <w:t>）。「蛇」這個術語也可以用來描述在</w:t>
+        <w:t>）。</w:t>
+      </w:r>
+    </w:p>
+    <w:p>
+      <w:pPr/>
+      <w:r>
+        <w:rPr>
+          <w:lang w:val="zh_TW" w:bidi="zh_TW"/>
+        </w:rPr>
+      </w:r>
+      <w:r>
+        <w:rPr>
+          <w:lang w:val="zh_TW" w:bidi="zh_TW"/>
+        </w:rPr>
+        <w:t>奶母（wet nurse，替別的婦人哺乳其孩子的婦人）常常會成為家中的一分子，並且有一個特別的地位。利百加有一位奶母，這位婦人去世的時候，聖經甚至記下她的事：「利百加的奶母底波拉死了，就葬在伯特利下邊橡樹底下；那棵樹名叫亞倫‧巴古。」（</w:t>
       </w:r>
       <w:hyperlink r:id="rId15">
         <w:r>
@@ -278,14 +292,28 @@
             <w:color w:val="0000EE"/>
             <w:u w:val="single"/>
           </w:rPr>
-          <w:t>約伯記二十六章13節</w:t>
+          <w:t>創35:8</w:t>
         </w:r>
       </w:hyperlink>
       <w:r>
         <w:rPr>
           <w:lang w:val="zh_TW" w:bidi="zh_TW"/>
         </w:rPr>
-        <w:t>、</w:t>
+        <w:t>）。</w:t>
+      </w:r>
+    </w:p>
+    <w:p>
+      <w:pPr/>
+      <w:r>
+        <w:rPr>
+          <w:lang w:val="zh_TW" w:bidi="zh_TW"/>
+        </w:rPr>
+      </w:r>
+      <w:r>
+        <w:rPr>
+          <w:lang w:val="zh_TW" w:bidi="zh_TW"/>
+        </w:rPr>
+        <w:t>摩西的母親在法老的女兒付錢請她照顧摩西之後，就成了他的乳母（</w:t>
       </w:r>
       <w:hyperlink r:id="rId16">
         <w:r>
@@ -296,14 +324,14 @@
             <w:color w:val="0000EE"/>
             <w:u w:val="single"/>
           </w:rPr>
-          <w:t>以賽亞書二十七章1節</w:t>
+          <w:t>出2:7</w:t>
         </w:r>
       </w:hyperlink>
       <w:r>
         <w:rPr>
           <w:lang w:val="zh_TW" w:bidi="zh_TW"/>
         </w:rPr>
-        <w:t>和</w:t>
+        <w:t>）。王室的兒子也會由乳母照料，約阿施就是一例。他的姑姑約示巴將他和他的乳母藏起來（</w:t>
       </w:r>
       <w:hyperlink r:id="rId17">
         <w:r>
@@ -314,14 +342,14 @@
             <w:color w:val="0000EE"/>
             <w:u w:val="single"/>
           </w:rPr>
-          <w:t>阿摩司書九章3節</w:t>
+          <w:t>王下11:2</w:t>
         </w:r>
       </w:hyperlink>
       <w:r>
         <w:rPr>
           <w:lang w:val="zh_TW" w:bidi="zh_TW"/>
         </w:rPr>
-        <w:t>中提到的巨大海蛇。</w:t>
+        <w:t>）。因為約阿施躲藏了六年，並在七歲登基，所以他藏起來的時候大約一歲。他的乳母必定是一位奶母。</w:t>
       </w:r>
     </w:p>
     <w:p>
@@ -335,7 +363,7 @@
         <w:rPr>
           <w:lang w:val="zh_TW" w:bidi="zh_TW"/>
         </w:rPr>
-        <w:t>在</w:t>
+        <w:t>王室的孩子會得到特別的照顧，斷奶以後也會由乳母看管。孩子通常吃奶到大約三歲，到了斷奶（停止哺乳）的時候，家裡會擺設筵席（</w:t>
       </w:r>
       <w:hyperlink r:id="rId18">
         <w:r>
@@ -346,14 +374,14 @@
             <w:color w:val="0000EE"/>
             <w:u w:val="single"/>
           </w:rPr>
-          <w:t>創世記三章1節</w:t>
+          <w:t>創21:8</w:t>
         </w:r>
       </w:hyperlink>
       <w:r>
         <w:rPr>
           <w:lang w:val="zh_TW" w:bidi="zh_TW"/>
         </w:rPr>
-        <w:t>，蛇引誘亞當和夏娃。牠是「耶和華神所造的，惟有蛇比田野一切的活物更狡猾」，因此，蛇被詛咒：「你必用肚子行走， 終身吃土」（</w:t>
+        <w:t>；</w:t>
       </w:r>
       <w:hyperlink r:id="rId19">
         <w:r>
@@ -364,14 +392,14 @@
             <w:color w:val="0000EE"/>
             <w:u w:val="single"/>
           </w:rPr>
-          <w:t>創3:14</w:t>
+          <w:t>撒上1:23–24</w:t>
         </w:r>
       </w:hyperlink>
       <w:r>
         <w:rPr>
           <w:lang w:val="zh_TW" w:bidi="zh_TW"/>
         </w:rPr>
-        <w:t>）。</w:t>
+        <w:t>）。孩子斷奶之後，就由兼為教師的乳母照管孩子。米非波設五歲的時候，他的乳母抱著他逃跑，卻失腳跌倒，使他成了瘸腿的（</w:t>
       </w:r>
       <w:hyperlink r:id="rId20">
         <w:r>
@@ -382,14 +410,14 @@
             <w:color w:val="0000EE"/>
             <w:u w:val="single"/>
           </w:rPr>
-          <w:t>哥林多後書十一章3節</w:t>
+          <w:t>撒下4:4</w:t>
         </w:r>
       </w:hyperlink>
       <w:r>
         <w:rPr>
           <w:lang w:val="zh_TW" w:bidi="zh_TW"/>
         </w:rPr>
-        <w:t>說蛇用詭詐欺騙了夏娃。</w:t>
+        <w:t>）。拿俄米也以乳母的身分照顧她的孫子（</w:t>
       </w:r>
       <w:hyperlink r:id="rId21">
         <w:r>
@@ -400,14 +428,28 @@
             <w:color w:val="0000EE"/>
             <w:u w:val="single"/>
           </w:rPr>
-          <w:t>啟示錄十二章9節</w:t>
+          <w:t>得4:16</w:t>
         </w:r>
       </w:hyperlink>
       <w:r>
         <w:rPr>
           <w:lang w:val="zh_TW" w:bidi="zh_TW"/>
         </w:rPr>
-        <w:t>稱蛇為：「名叫魔鬼，又叫撒但，是迷惑普天下的」（另見</w:t>
+        <w:t>）。</w:t>
+      </w:r>
+    </w:p>
+    <w:p>
+      <w:pPr/>
+      <w:r>
+        <w:rPr>
+          <w:lang w:val="zh_TW" w:bidi="zh_TW"/>
+        </w:rPr>
+      </w:r>
+      <w:r>
+        <w:rPr>
+          <w:lang w:val="zh_TW" w:bidi="zh_TW"/>
+        </w:rPr>
+        <w:t>男乳母很可能會擔任年幼貴冑的教師。例如，</w:t>
       </w:r>
       <w:hyperlink r:id="rId22">
         <w:r>
@@ -418,14 +460,14 @@
             <w:color w:val="0000EE"/>
             <w:u w:val="single"/>
           </w:rPr>
-          <w:t>啟12:14–15</w:t>
+          <w:t>列王紀下十章1節</w:t>
         </w:r>
       </w:hyperlink>
       <w:r>
         <w:rPr>
           <w:lang w:val="zh_TW" w:bidi="zh_TW"/>
         </w:rPr>
-        <w:t>，</w:t>
+        <w:t>提到了亞哈的眾子有師傅（參</w:t>
       </w:r>
       <w:hyperlink r:id="rId23">
         <w:r>
@@ -436,28 +478,14 @@
             <w:color w:val="0000EE"/>
             <w:u w:val="single"/>
           </w:rPr>
-          <w:t>20:2</w:t>
+          <w:t>王下10:5</w:t>
         </w:r>
       </w:hyperlink>
       <w:r>
         <w:rPr>
           <w:lang w:val="zh_TW" w:bidi="zh_TW"/>
         </w:rPr>
-        <w:t>）。</w:t>
-      </w:r>
-    </w:p>
-    <w:p>
-      <w:pPr/>
-      <w:r>
-        <w:rPr>
-          <w:lang w:val="zh_TW" w:bidi="zh_TW"/>
-        </w:rPr>
-      </w:r>
-      <w:r>
-        <w:rPr>
-          <w:lang w:val="zh_TW" w:bidi="zh_TW"/>
-        </w:rPr>
-        <w:t>聖經中對蛇的描述通常是比喻性的。牠們代表能以毒害人的能力（例如，</w:t>
+        <w:t>）。因此，我們應該這樣理解摩西提到自己是「乳母」的話：「這百姓豈是我懷的胎，豈是我生下來的呢？你竟對我說：『把他們抱在懷裡，如養育之父抱吃奶的孩子，直抱到你起誓應許給他們祖宗的地去。』」（</w:t>
       </w:r>
       <w:hyperlink r:id="rId24">
         <w:r>
@@ -468,14 +496,14 @@
             <w:color w:val="0000EE"/>
             <w:u w:val="single"/>
           </w:rPr>
-          <w:t>創49:17</w:t>
+          <w:t>民11:12</w:t>
         </w:r>
       </w:hyperlink>
       <w:r>
         <w:rPr>
           <w:lang w:val="zh_TW" w:bidi="zh_TW"/>
         </w:rPr>
-        <w:t>；</w:t>
+        <w:t>）。保羅也把自己看作教會的「乳母」（</w:t>
       </w:r>
       <w:hyperlink r:id="rId25">
         <w:r>
@@ -486,219 +514,7 @@
             <w:color w:val="0000EE"/>
             <w:u w:val="single"/>
           </w:rPr>
-          <w:t>傳10:8</w:t>
-        </w:r>
-      </w:hyperlink>
-      <w:r>
-        <w:rPr>
-          <w:lang w:val="zh_TW" w:bidi="zh_TW"/>
-        </w:rPr>
-        <w:t>、</w:t>
-      </w:r>
-      <w:hyperlink r:id="rId25">
-        <w:r>
-          <w:rPr>
-            <w:lang w:val="zh_TW" w:bidi="zh_TW"/>
-          </w:rPr>
-          <w:rPr>
-            <w:color w:val="0000EE"/>
-            <w:u w:val="single"/>
-          </w:rPr>
-          <w:t>11</w:t>
-        </w:r>
-      </w:hyperlink>
-      <w:r>
-        <w:rPr>
-          <w:lang w:val="zh_TW" w:bidi="zh_TW"/>
-        </w:rPr>
-        <w:t>；</w:t>
-      </w:r>
-      <w:hyperlink r:id="rId26">
-        <w:r>
-          <w:rPr>
-            <w:lang w:val="zh_TW" w:bidi="zh_TW"/>
-          </w:rPr>
-          <w:rPr>
-            <w:color w:val="0000EE"/>
-            <w:u w:val="single"/>
-          </w:rPr>
-          <w:t>賽14:29</w:t>
-        </w:r>
-      </w:hyperlink>
-      <w:r>
-        <w:rPr>
-          <w:lang w:val="zh_TW" w:bidi="zh_TW"/>
-        </w:rPr>
-        <w:t>；</w:t>
-      </w:r>
-      <w:hyperlink r:id="rId27">
-        <w:r>
-          <w:rPr>
-            <w:lang w:val="zh_TW" w:bidi="zh_TW"/>
-          </w:rPr>
-          <w:rPr>
-            <w:color w:val="0000EE"/>
-            <w:u w:val="single"/>
-          </w:rPr>
-          <w:t>摩5:19</w:t>
-        </w:r>
-      </w:hyperlink>
-      <w:r>
-        <w:rPr>
-          <w:lang w:val="zh_TW" w:bidi="zh_TW"/>
-        </w:rPr>
-        <w:t>；</w:t>
-      </w:r>
-      <w:hyperlink r:id="rId28">
-        <w:r>
-          <w:rPr>
-            <w:lang w:val="zh_TW" w:bidi="zh_TW"/>
-          </w:rPr>
-          <w:rPr>
-            <w:color w:val="0000EE"/>
-            <w:u w:val="single"/>
-          </w:rPr>
-          <w:t>啟9:19</w:t>
-        </w:r>
-      </w:hyperlink>
-      <w:r>
-        <w:rPr>
-          <w:lang w:val="zh_TW" w:bidi="zh_TW"/>
-        </w:rPr>
-        <w:t>）。在</w:t>
-      </w:r>
-      <w:hyperlink r:id="rId29">
-        <w:r>
-          <w:rPr>
-            <w:lang w:val="zh_TW" w:bidi="zh_TW"/>
-          </w:rPr>
-          <w:rPr>
-            <w:color w:val="0000EE"/>
-            <w:u w:val="single"/>
-          </w:rPr>
-          <w:t>詩篇五十八篇4至5節</w:t>
-        </w:r>
-      </w:hyperlink>
-      <w:r>
-        <w:rPr>
-          <w:lang w:val="zh_TW" w:bidi="zh_TW"/>
-        </w:rPr>
-        <w:t>中，惡人被比作蛇。</w:t>
-      </w:r>
-      <w:hyperlink r:id="rId30">
-        <w:r>
-          <w:rPr>
-            <w:lang w:val="zh_TW" w:bidi="zh_TW"/>
-          </w:rPr>
-          <w:rPr>
-            <w:color w:val="0000EE"/>
-            <w:u w:val="single"/>
-          </w:rPr>
-          <w:t>詩篇一四〇篇3節</w:t>
-        </w:r>
-      </w:hyperlink>
-      <w:r>
-        <w:rPr>
-          <w:lang w:val="zh_TW" w:bidi="zh_TW"/>
-        </w:rPr>
-        <w:t>描述人們的舌頭像蛇一樣尖利，他們的嘴唇有虺蛇的毒氣。</w:t>
-      </w:r>
-      <w:hyperlink r:id="rId31">
-        <w:r>
-          <w:rPr>
-            <w:lang w:val="zh_TW" w:bidi="zh_TW"/>
-          </w:rPr>
-          <w:rPr>
-            <w:color w:val="0000EE"/>
-            <w:u w:val="single"/>
-          </w:rPr>
-          <w:t>箴言二十三章32節</w:t>
-        </w:r>
-      </w:hyperlink>
-      <w:r>
-        <w:rPr>
-          <w:lang w:val="zh_TW" w:bidi="zh_TW"/>
-        </w:rPr>
-        <w:t>將烈酒比作蛇的咬傷，說它「咬你如蛇，刺你如毒蛇」。</w:t>
-      </w:r>
-      <w:hyperlink r:id="rId32">
-        <w:r>
-          <w:rPr>
-            <w:lang w:val="zh_TW" w:bidi="zh_TW"/>
-          </w:rPr>
-          <w:rPr>
-            <w:color w:val="0000EE"/>
-            <w:u w:val="single"/>
-          </w:rPr>
-          <w:t>耶利米書八章17節</w:t>
-        </w:r>
-      </w:hyperlink>
-      <w:r>
-        <w:rPr>
-          <w:lang w:val="zh_TW" w:bidi="zh_TW"/>
-        </w:rPr>
-        <w:t>描述以色列的敵人為「不服法術的， 必咬你們」。</w:t>
-      </w:r>
-    </w:p>
-    <w:p>
-      <w:pPr/>
-      <w:r>
-        <w:rPr>
-          <w:lang w:val="zh_TW" w:bidi="zh_TW"/>
-        </w:rPr>
-      </w:r>
-      <w:r>
-        <w:rPr>
-          <w:lang w:val="zh_TW" w:bidi="zh_TW"/>
-        </w:rPr>
-        <w:t>正面來說，蛇以其智慧著稱。耶穌勸告祂的門徒：「靈巧像蛇，馴良像鴿子」（</w:t>
-      </w:r>
-      <w:hyperlink r:id="rId33">
-        <w:r>
-          <w:rPr>
-            <w:lang w:val="zh_TW" w:bidi="zh_TW"/>
-          </w:rPr>
-          <w:rPr>
-            <w:color w:val="0000EE"/>
-            <w:u w:val="single"/>
-          </w:rPr>
-          <w:t>太10:16</w:t>
-        </w:r>
-      </w:hyperlink>
-      <w:r>
-        <w:rPr>
-          <w:lang w:val="zh_TW" w:bidi="zh_TW"/>
-        </w:rPr>
-        <w:t>）。然而，蛇的主要意象是負面的。它象徵欺騙。耶穌稱文士和法利賽人為：「蛇類、毒蛇之種」（</w:t>
-      </w:r>
-      <w:hyperlink r:id="rId34">
-        <w:r>
-          <w:rPr>
-            <w:lang w:val="zh_TW" w:bidi="zh_TW"/>
-          </w:rPr>
-          <w:rPr>
-            <w:color w:val="0000EE"/>
-            <w:u w:val="single"/>
-          </w:rPr>
-          <w:t>太23:33</w:t>
-        </w:r>
-      </w:hyperlink>
-      <w:r>
-        <w:rPr>
-          <w:lang w:val="zh_TW" w:bidi="zh_TW"/>
-        </w:rPr>
-        <w:t>）。施洗約翰也稱法利賽人和撒都該人為「毒蛇的種類」（</w:t>
-      </w:r>
-      <w:hyperlink r:id="rId35">
-        <w:r>
-          <w:rPr>
-            <w:lang w:val="zh_TW" w:bidi="zh_TW"/>
-          </w:rPr>
-          <w:rPr>
-            <w:color w:val="0000EE"/>
-            <w:u w:val="single"/>
-          </w:rPr>
-          <w:t>太3:7</w:t>
+          <w:t>帖前2:7</w:t>
         </w:r>
       </w:hyperlink>
       <w:r>
@@ -706,482 +522,6 @@
           <w:lang w:val="zh_TW" w:bidi="zh_TW"/>
         </w:rPr>
         <w:t>）。</w:t>
-      </w:r>
-    </w:p>
-    <w:p>
-      <w:pPr/>
-      <w:r>
-        <w:rPr>
-          <w:lang w:val="zh_TW" w:bidi="zh_TW"/>
-        </w:rPr>
-      </w:r>
-      <w:r>
-        <w:rPr>
-          <w:i/>
-          <w:lang w:val="zh_TW" w:bidi="zh_TW"/>
-        </w:rPr>
-        <w:t>見</w:t>
-      </w:r>
-      <w:r>
-        <w:rPr>
-          <w:lang w:val="zh_TW" w:bidi="zh_TW"/>
-        </w:rPr>
-        <w:t>動物</w:t>
-      </w:r>
-      <w:r>
-        <w:rPr>
-          <w:lang w:val="zh_TW" w:bidi="zh_TW"/>
-        </w:rPr>
-        <w:t>。</w:t>
-      </w:r>
-      <w:r>
-        <w:rPr>
-          <w:lang w:val="zh_TW" w:bidi="zh_TW"/>
-        </w:rPr>
-      </w:r>
-      <w:r>
-        <w:rPr>
-          <w:lang w:val="zh_TW" w:bidi="zh_TW"/>
-        </w:rPr>
-      </w:r>
-    </w:p>
-    <w:p>
-      <w:pPr/>
-      <w:r>
-        <w:rPr>
-          <w:lang w:val="zh_TW" w:bidi="zh_TW"/>
-        </w:rPr>
-      </w:r>
-    </w:p>
-    <w:p>
-      <w:pPr>
-        <w:pStyle w:val="Heading2"/>
-      </w:pPr>
-      <w:r>
-        <w:rPr>
-          <w:lang w:val="zh_TW" w:bidi="zh_TW"/>
-        </w:rPr>
-        <w:t>赦罪</w:t>
-      </w:r>
-      <w:r>
-        <w:rPr>
-          <w:lang w:val="zh_TW" w:bidi="zh_TW"/>
-        </w:rPr>
-      </w:r>
-    </w:p>
-    <w:p>
-      <w:pPr/>
-      <w:r>
-        <w:rPr>
-          <w:lang w:val="zh_TW" w:bidi="zh_TW"/>
-        </w:rPr>
-      </w:r>
-      <w:r>
-        <w:rPr>
-          <w:lang w:val="zh_TW" w:bidi="zh_TW"/>
-        </w:rPr>
-        <w:t>此短語在一些英譯本中與「罪得赦免（forgiveness of sins）」同義。新約中使用多種詞語來表達同一個真理。對於罪得赦免的概念，有多種表達方式（「寬容（passing over）」，</w:t>
-      </w:r>
-      <w:hyperlink r:id="rId36">
-        <w:r>
-          <w:rPr>
-            <w:lang w:val="zh_TW" w:bidi="zh_TW"/>
-          </w:rPr>
-          <w:rPr>
-            <w:color w:val="0000EE"/>
-            <w:u w:val="single"/>
-          </w:rPr>
-          <w:t>羅3:25</w:t>
-        </w:r>
-      </w:hyperlink>
-      <w:r>
-        <w:rPr>
-          <w:lang w:val="zh_TW" w:bidi="zh_TW"/>
-        </w:rPr>
-        <w:t>；「遮蓋」，</w:t>
-      </w:r>
-      <w:hyperlink r:id="rId37">
-        <w:r>
-          <w:rPr>
-            <w:lang w:val="zh_TW" w:bidi="zh_TW"/>
-          </w:rPr>
-          <w:rPr>
-            <w:color w:val="0000EE"/>
-            <w:u w:val="single"/>
-          </w:rPr>
-          <w:t>羅4:7</w:t>
-        </w:r>
-      </w:hyperlink>
-      <w:r>
-        <w:rPr>
-          <w:lang w:val="zh_TW" w:bidi="zh_TW"/>
-        </w:rPr>
-        <w:t>；「不算為有罪」，</w:t>
-      </w:r>
-      <w:hyperlink r:id="rId38">
-        <w:r>
-          <w:rPr>
-            <w:lang w:val="zh_TW" w:bidi="zh_TW"/>
-          </w:rPr>
-          <w:rPr>
-            <w:color w:val="0000EE"/>
-            <w:u w:val="single"/>
-          </w:rPr>
-          <w:t>羅4:8</w:t>
-        </w:r>
-      </w:hyperlink>
-      <w:r>
-        <w:rPr>
-          <w:lang w:val="zh_TW" w:bidi="zh_TW"/>
-        </w:rPr>
-        <w:t>；「不再記念」，</w:t>
-      </w:r>
-      <w:hyperlink r:id="rId39">
-        <w:r>
-          <w:rPr>
-            <w:lang w:val="zh_TW" w:bidi="zh_TW"/>
-          </w:rPr>
-          <w:rPr>
-            <w:color w:val="0000EE"/>
-            <w:u w:val="single"/>
-          </w:rPr>
-          <w:t>來10:17</w:t>
-        </w:r>
-      </w:hyperlink>
-      <w:r>
-        <w:rPr>
-          <w:lang w:val="zh_TW" w:bidi="zh_TW"/>
-        </w:rPr>
-        <w:t>）。其中一個最重要的是譯為「赦免（remission）」的詞（</w:t>
-      </w:r>
-      <w:hyperlink r:id="rId40">
-        <w:r>
-          <w:rPr>
-            <w:lang w:val="zh_TW" w:bidi="zh_TW"/>
-          </w:rPr>
-          <w:rPr>
-            <w:color w:val="0000EE"/>
-            <w:u w:val="single"/>
-          </w:rPr>
-          <w:t>太26:28</w:t>
-        </w:r>
-      </w:hyperlink>
-      <w:r>
-        <w:rPr>
-          <w:lang w:val="zh_TW" w:bidi="zh_TW"/>
-        </w:rPr>
-        <w:t>；</w:t>
-      </w:r>
-      <w:hyperlink r:id="rId41">
-        <w:r>
-          <w:rPr>
-            <w:lang w:val="zh_TW" w:bidi="zh_TW"/>
-          </w:rPr>
-          <w:rPr>
-            <w:color w:val="0000EE"/>
-            <w:u w:val="single"/>
-          </w:rPr>
-          <w:t>可1:4</w:t>
-        </w:r>
-      </w:hyperlink>
-      <w:r>
-        <w:rPr>
-          <w:lang w:val="zh_TW" w:bidi="zh_TW"/>
-        </w:rPr>
-        <w:t>；</w:t>
-      </w:r>
-      <w:hyperlink r:id="rId42">
-        <w:r>
-          <w:rPr>
-            <w:lang w:val="zh_TW" w:bidi="zh_TW"/>
-          </w:rPr>
-          <w:rPr>
-            <w:color w:val="0000EE"/>
-            <w:u w:val="single"/>
-          </w:rPr>
-          <w:t>路1:77</w:t>
-        </w:r>
-      </w:hyperlink>
-      <w:r>
-        <w:rPr>
-          <w:lang w:val="zh_TW" w:bidi="zh_TW"/>
-        </w:rPr>
-        <w:t>，</w:t>
-      </w:r>
-      <w:hyperlink r:id="rId43">
-        <w:r>
-          <w:rPr>
-            <w:lang w:val="zh_TW" w:bidi="zh_TW"/>
-          </w:rPr>
-          <w:rPr>
-            <w:color w:val="0000EE"/>
-            <w:u w:val="single"/>
-          </w:rPr>
-          <w:t>3:3</w:t>
-        </w:r>
-      </w:hyperlink>
-      <w:r>
-        <w:rPr>
-          <w:lang w:val="zh_TW" w:bidi="zh_TW"/>
-        </w:rPr>
-        <w:t>，</w:t>
-      </w:r>
-      <w:hyperlink r:id="rId44">
-        <w:r>
-          <w:rPr>
-            <w:lang w:val="zh_TW" w:bidi="zh_TW"/>
-          </w:rPr>
-          <w:rPr>
-            <w:color w:val="0000EE"/>
-            <w:u w:val="single"/>
-          </w:rPr>
-          <w:t>24:47</w:t>
-        </w:r>
-      </w:hyperlink>
-      <w:r>
-        <w:rPr>
-          <w:lang w:val="zh_TW" w:bidi="zh_TW"/>
-        </w:rPr>
-        <w:t>；</w:t>
-      </w:r>
-      <w:hyperlink r:id="rId45">
-        <w:r>
-          <w:rPr>
-            <w:lang w:val="zh_TW" w:bidi="zh_TW"/>
-          </w:rPr>
-          <w:rPr>
-            <w:color w:val="0000EE"/>
-            <w:u w:val="single"/>
-          </w:rPr>
-          <w:t>徒2:38，</w:t>
-        </w:r>
-      </w:hyperlink>
-      <w:hyperlink r:id="rId46">
-        <w:r>
-          <w:rPr>
-            <w:lang w:val="zh_TW" w:bidi="zh_TW"/>
-          </w:rPr>
-          <w:rPr>
-            <w:color w:val="0000EE"/>
-            <w:u w:val="single"/>
-          </w:rPr>
-          <w:t>10:43</w:t>
-        </w:r>
-      </w:hyperlink>
-      <w:r>
-        <w:rPr>
-          <w:lang w:val="zh_TW" w:bidi="zh_TW"/>
-        </w:rPr>
-        <w:t>；</w:t>
-      </w:r>
-      <w:hyperlink r:id="rId47">
-        <w:r>
-          <w:rPr>
-            <w:lang w:val="zh_TW" w:bidi="zh_TW"/>
-          </w:rPr>
-          <w:rPr>
-            <w:color w:val="0000EE"/>
-            <w:u w:val="single"/>
-          </w:rPr>
-          <w:t>來9:22</w:t>
-        </w:r>
-      </w:hyperlink>
-      <w:r>
-        <w:rPr>
-          <w:lang w:val="zh_TW" w:bidi="zh_TW"/>
-        </w:rPr>
-        <w:t>，</w:t>
-      </w:r>
-      <w:hyperlink r:id="rId48">
-        <w:r>
-          <w:rPr>
-            <w:lang w:val="zh_TW" w:bidi="zh_TW"/>
-          </w:rPr>
-          <w:rPr>
-            <w:color w:val="0000EE"/>
-            <w:u w:val="single"/>
-          </w:rPr>
-          <w:t>10:18</w:t>
-        </w:r>
-      </w:hyperlink>
-      <w:r>
-        <w:rPr>
-          <w:lang w:val="zh_TW" w:bidi="zh_TW"/>
-        </w:rPr>
-        <w:t>）。</w:t>
-      </w:r>
-    </w:p>
-    <w:p>
-      <w:pPr/>
-      <w:r>
-        <w:rPr>
-          <w:lang w:val="zh_TW" w:bidi="zh_TW"/>
-        </w:rPr>
-      </w:r>
-      <w:r>
-        <w:rPr>
-          <w:lang w:val="zh_TW" w:bidi="zh_TW"/>
-        </w:rPr>
-        <w:t>這個詞在希臘文中有一個有趣的傳統。在法律上，它被用來表示解除職務、免除責任、豁免債務或懲罰。後來，它也指特赦或免稅。在新約的用法中，該動詞意為「釋放」、「留下」或「送走」。因此，這個名詞可以（而且經常）被翻譯為「饒恕」以及「赦免」（</w:t>
-      </w:r>
-      <w:hyperlink r:id="rId49">
-        <w:r>
-          <w:rPr>
-            <w:lang w:val="zh_TW" w:bidi="zh_TW"/>
-          </w:rPr>
-          <w:rPr>
-            <w:color w:val="0000EE"/>
-            <w:u w:val="single"/>
-          </w:rPr>
-          <w:t>徒5:31</w:t>
-        </w:r>
-      </w:hyperlink>
-      <w:r>
-        <w:rPr>
-          <w:lang w:val="zh_TW" w:bidi="zh_TW"/>
-        </w:rPr>
-        <w:t>，</w:t>
-      </w:r>
-      <w:hyperlink r:id="rId50">
-        <w:r>
-          <w:rPr>
-            <w:lang w:val="zh_TW" w:bidi="zh_TW"/>
-          </w:rPr>
-          <w:rPr>
-            <w:color w:val="0000EE"/>
-            <w:u w:val="single"/>
-          </w:rPr>
-          <w:t>13:38</w:t>
-        </w:r>
-      </w:hyperlink>
-      <w:r>
-        <w:rPr>
-          <w:lang w:val="zh_TW" w:bidi="zh_TW"/>
-        </w:rPr>
-        <w:t>，</w:t>
-      </w:r>
-      <w:hyperlink r:id="rId51">
-        <w:r>
-          <w:rPr>
-            <w:lang w:val="zh_TW" w:bidi="zh_TW"/>
-          </w:rPr>
-          <w:rPr>
-            <w:color w:val="0000EE"/>
-            <w:u w:val="single"/>
-          </w:rPr>
-          <w:t>26:18</w:t>
-        </w:r>
-      </w:hyperlink>
-      <w:r>
-        <w:rPr>
-          <w:lang w:val="zh_TW" w:bidi="zh_TW"/>
-        </w:rPr>
-        <w:t>；</w:t>
-      </w:r>
-      <w:hyperlink r:id="rId52">
-        <w:r>
-          <w:rPr>
-            <w:lang w:val="zh_TW" w:bidi="zh_TW"/>
-          </w:rPr>
-          <w:rPr>
-            <w:color w:val="0000EE"/>
-            <w:u w:val="single"/>
-          </w:rPr>
-          <w:t>弗1:7</w:t>
-        </w:r>
-      </w:hyperlink>
-      <w:r>
-        <w:rPr>
-          <w:lang w:val="zh_TW" w:bidi="zh_TW"/>
-        </w:rPr>
-        <w:t>；</w:t>
-      </w:r>
-      <w:hyperlink r:id="rId53">
-        <w:r>
-          <w:rPr>
-            <w:lang w:val="zh_TW" w:bidi="zh_TW"/>
-          </w:rPr>
-          <w:rPr>
-            <w:color w:val="0000EE"/>
-            <w:u w:val="single"/>
-          </w:rPr>
-          <w:t>西1:14</w:t>
-        </w:r>
-      </w:hyperlink>
-      <w:r>
-        <w:rPr>
-          <w:lang w:val="zh_TW" w:bidi="zh_TW"/>
-        </w:rPr>
-        <w:t>）。雖然饒恕可以在人與人之間以及神與人之間發生，但「赦免」這個詞所指的饒恕幾乎總是指神的赦免（</w:t>
-      </w:r>
-      <w:hyperlink r:id="rId40">
-        <w:r>
-          <w:rPr>
-            <w:lang w:val="zh_TW" w:bidi="zh_TW"/>
-          </w:rPr>
-          <w:rPr>
-            <w:color w:val="0000EE"/>
-            <w:u w:val="single"/>
-          </w:rPr>
-          <w:t>太26:28</w:t>
-        </w:r>
-      </w:hyperlink>
-      <w:r>
-        <w:rPr>
-          <w:lang w:val="zh_TW" w:bidi="zh_TW"/>
-        </w:rPr>
-        <w:t>；</w:t>
-      </w:r>
-      <w:hyperlink r:id="rId46">
-        <w:r>
-          <w:rPr>
-            <w:lang w:val="zh_TW" w:bidi="zh_TW"/>
-          </w:rPr>
-          <w:rPr>
-            <w:color w:val="0000EE"/>
-            <w:u w:val="single"/>
-          </w:rPr>
-          <w:t>徒10:43</w:t>
-        </w:r>
-      </w:hyperlink>
-      <w:r>
-        <w:rPr>
-          <w:lang w:val="zh_TW" w:bidi="zh_TW"/>
-        </w:rPr>
-        <w:t>）。</w:t>
-      </w:r>
-    </w:p>
-    <w:p>
-      <w:pPr/>
-      <w:r>
-        <w:rPr>
-          <w:lang w:val="zh_TW" w:bidi="zh_TW"/>
-        </w:rPr>
-      </w:r>
-      <w:r>
-        <w:rPr>
-          <w:i/>
-          <w:lang w:val="zh_TW" w:bidi="zh_TW"/>
-        </w:rPr>
-        <w:t>另見</w:t>
-      </w:r>
-      <w:r>
-        <w:rPr>
-          <w:lang w:val="zh_TW" w:bidi="zh_TW"/>
-        </w:rPr>
-        <w:t xml:space="preserve"> </w:t>
-      </w:r>
-      <w:r>
-        <w:rPr>
-          <w:lang w:val="zh_TW" w:bidi="zh_TW"/>
-        </w:rPr>
-        <w:t>饒恕</w:t>
-      </w:r>
-      <w:r>
-        <w:rPr>
-          <w:lang w:val="zh_TW" w:bidi="zh_TW"/>
-        </w:rPr>
-        <w:t>。</w:t>
       </w:r>
       <w:r>
         <w:rPr>

--- a/zht/docx/117.content.docx
+++ b/zht/docx/117.content.docx
@@ -149,7 +149,7 @@
         <w:rPr>
           <w:lang w:val="zh_TW" w:bidi="zh_TW"/>
         </w:rPr>
-        <w:t>ru</w:t>
+        <w:t>ren</w:t>
       </w:r>
       <w:r>
         <w:rPr>
@@ -212,7 +212,7 @@
         <w:rPr>
           <w:lang w:val="zh_TW" w:bidi="zh_TW"/>
         </w:rPr>
-        <w:t>乳母</w:t>
+        <w:t>人</w:t>
       </w:r>
       <w:r>
         <w:rPr>
@@ -231,7 +231,46 @@
         <w:rPr>
           <w:lang w:val="zh_TW" w:bidi="zh_TW"/>
         </w:rPr>
-        <w:t>乳母是照顧非自己親生嬰孩的婦人，或是照顧幼兒的男子。這份工作主要是餵養並照料嬰孩。多數婦人會照顧自己的兒女，例如撒拉和哈拿（</w:t>
+        <w:t>人類，不論是男性或女性。</w:t>
+      </w:r>
+    </w:p>
+    <w:p>
+      <w:pPr/>
+      <w:r>
+        <w:rPr>
+          <w:lang w:val="zh_TW" w:bidi="zh_TW"/>
+        </w:rPr>
+      </w:r>
+      <w:r>
+        <w:rPr>
+          <w:lang w:val="zh_TW" w:bidi="zh_TW"/>
+        </w:rPr>
+        <w:t>聖經對人的教導，始於對神正確的認識。聖經人論（anthropology，即對人的研究）的核心，是建基於高舉的神學（即對神的研究）脈絡之中。人若對神有崇高而敬虔的認識，就會肯定人的尊貴和尊嚴，相反，若對神的概念膚淺，就往往導致對人的觀點偏差。因此，人可能被看得比應有的更為重要，或比聖經所啟示的更不重要。這兩種看法都是不合乎聖經的。探討人的學問（本文中「人」一詞是包括男女在內的人類）的起點，必須從認識神——人的創造主開始。</w:t>
+      </w:r>
+    </w:p>
+    <w:p>
+      <w:pPr>
+        <w:pStyle w:val="Heading3"/>
+      </w:pPr>
+      <w:r>
+        <w:rPr>
+          <w:lang w:val="zh_TW" w:bidi="zh_TW"/>
+        </w:rPr>
+        <w:t>人的起源</w:t>
+      </w:r>
+    </w:p>
+    <w:p>
+      <w:pPr/>
+      <w:r>
+        <w:rPr>
+          <w:lang w:val="zh_TW" w:bidi="zh_TW"/>
+        </w:rPr>
+      </w:r>
+      <w:r>
+        <w:rPr>
+          <w:lang w:val="zh_TW" w:bidi="zh_TW"/>
+        </w:rPr>
+        <w:t>與自然主義（naturalistic）、唯物論（materialistic）的起源理論相對，聖經的觀點首先宣告永恆的神創造了人，而人是一切受造物中最重要的。人無須拘泥於某種特定的時序，來理解神創造人的工作。有些基督徒相信，聖經在</w:t>
       </w:r>
       <w:hyperlink r:id="rId13">
         <w:r>
@@ -242,7 +281,1395 @@
             <w:color w:val="0000EE"/>
             <w:u w:val="single"/>
           </w:rPr>
-          <w:t>創21:7</w:t>
+          <w:t>創世記一章</w:t>
+        </w:r>
+      </w:hyperlink>
+      <w:r>
+        <w:rPr>
+          <w:lang w:val="zh_TW" w:bidi="zh_TW"/>
+        </w:rPr>
+        <w:t>中所呈現的是一個封閉的年表──六個實際的24小時日子（參</w:t>
+      </w:r>
+      <w:hyperlink r:id="rId14">
+        <w:r>
+          <w:rPr>
+            <w:lang w:val="zh_TW" w:bidi="zh_TW"/>
+          </w:rPr>
+          <w:rPr>
+            <w:color w:val="0000EE"/>
+            <w:u w:val="single"/>
+          </w:rPr>
+          <w:t>創1:5、8、13</w:t>
+        </w:r>
+      </w:hyperlink>
+      <w:r>
+        <w:rPr>
+          <w:lang w:val="zh_TW" w:bidi="zh_TW"/>
+        </w:rPr>
+        <w:t>等）；而人在其中驚人且突然出現，可能只是約6000年前的事（參跟大主教詹姆士‧烏社爾〔James Ussher〕的編年史〔</w:t>
+      </w:r>
+      <w:r>
+        <w:rPr>
+          <w:i/>
+          <w:lang w:val="zh_TW" w:bidi="zh_TW"/>
+        </w:rPr>
+        <w:t>Annales，</w:t>
+      </w:r>
+      <w:r>
+        <w:rPr>
+          <w:lang w:val="zh_TW" w:bidi="zh_TW"/>
+        </w:rPr>
+        <w:t xml:space="preserve"> 1650–58年〕相關，但不限於這著作的年表）。另一些持這種普遍觀點的人（有時稱為創造科學〔creation science〕），則對</w:t>
+      </w:r>
+      <w:hyperlink r:id="rId15">
+        <w:r>
+          <w:rPr>
+            <w:lang w:val="zh_TW" w:bidi="zh_TW"/>
+          </w:rPr>
+          <w:rPr>
+            <w:color w:val="0000EE"/>
+            <w:u w:val="single"/>
+          </w:rPr>
+          <w:t>創世記五</w:t>
+        </w:r>
+      </w:hyperlink>
+      <w:r>
+        <w:rPr>
+          <w:lang w:val="zh_TW" w:bidi="zh_TW"/>
+        </w:rPr>
+        <w:t>和</w:t>
+      </w:r>
+      <w:hyperlink r:id="rId16">
+        <w:r>
+          <w:rPr>
+            <w:lang w:val="zh_TW" w:bidi="zh_TW"/>
+          </w:rPr>
+          <w:rPr>
+            <w:color w:val="0000EE"/>
+            <w:u w:val="single"/>
+          </w:rPr>
+          <w:t>十一章</w:t>
+        </w:r>
+      </w:hyperlink>
+      <w:r>
+        <w:rPr>
+          <w:lang w:val="zh_TW" w:bidi="zh_TW"/>
+        </w:rPr>
+        <w:t>的年表抱持較為彈性的看法，把人的創造時間推算至約10000年前。</w:t>
+      </w:r>
+    </w:p>
+    <w:p>
+      <w:pPr/>
+      <w:r>
+        <w:rPr>
+          <w:lang w:val="zh_TW" w:bidi="zh_TW"/>
+        </w:rPr>
+      </w:r>
+      <w:r>
+        <w:rPr>
+          <w:lang w:val="zh_TW" w:bidi="zh_TW"/>
+        </w:rPr>
+        <w:t>另一些人認為，</w:t>
+      </w:r>
+      <w:hyperlink r:id="rId13">
+        <w:r>
+          <w:rPr>
+            <w:lang w:val="zh_TW" w:bidi="zh_TW"/>
+          </w:rPr>
+          <w:rPr>
+            <w:color w:val="0000EE"/>
+            <w:u w:val="single"/>
+          </w:rPr>
+          <w:t>創世記一</w:t>
+        </w:r>
+      </w:hyperlink>
+      <w:r>
+        <w:rPr>
+          <w:lang w:val="zh_TW" w:bidi="zh_TW"/>
+        </w:rPr>
+        <w:t>和</w:t>
+      </w:r>
+      <w:hyperlink r:id="rId17">
+        <w:r>
+          <w:rPr>
+            <w:lang w:val="zh_TW" w:bidi="zh_TW"/>
+          </w:rPr>
+          <w:rPr>
+            <w:color w:val="0000EE"/>
+            <w:u w:val="single"/>
+          </w:rPr>
+          <w:t>二章</w:t>
+        </w:r>
+      </w:hyperlink>
+      <w:r>
+        <w:rPr>
+          <w:lang w:val="zh_TW" w:bidi="zh_TW"/>
+        </w:rPr>
+        <w:t>的經文可以從更廣闊的角度解釋，認為人的創造可追溯至極其遙遠的古代（甚至延伸至數百萬年前）。他們主張，在神的掌管與引導之下，該創造的過程可能在神的創造工作中扮演重要角色。這種觀點最合適的名稱是漸進創造論（progressive creationism），它與有神進化論（theistic evolution）相對，有神進化論通常認為神只是啟動了過程，而在過程展開之後，神幾乎不再介入。漸進創造論則認為，</w:t>
+      </w:r>
+      <w:hyperlink r:id="rId13">
+        <w:r>
+          <w:rPr>
+            <w:lang w:val="zh_TW" w:bidi="zh_TW"/>
+          </w:rPr>
+          <w:rPr>
+            <w:color w:val="0000EE"/>
+            <w:u w:val="single"/>
+          </w:rPr>
+          <w:t>創世記一章</w:t>
+        </w:r>
+      </w:hyperlink>
+      <w:r>
+        <w:rPr>
+          <w:lang w:val="zh_TW" w:bidi="zh_TW"/>
+        </w:rPr>
+        <w:t>中的希伯來文「日」（</w:t>
+      </w:r>
+      <w:r>
+        <w:rPr>
+          <w:i/>
+          <w:lang w:val="zh_TW" w:bidi="zh_TW"/>
+        </w:rPr>
+        <w:t>yom</w:t>
+      </w:r>
+      <w:r>
+        <w:rPr>
+          <w:lang w:val="zh_TW" w:bidi="zh_TW"/>
+        </w:rPr>
+        <w:t>）可以指一段延長的時間（例：「日代（day-age）」理論）；因此，「有晚上，有早晨，是第x日」這樣的措辭，可能是一種文學手法，用來展現神創造工作的場景，在時間歷程中逐步推進。</w:t>
+      </w:r>
+    </w:p>
+    <w:p>
+      <w:pPr/>
+      <w:r>
+        <w:rPr>
+          <w:lang w:val="zh_TW" w:bidi="zh_TW"/>
+        </w:rPr>
+      </w:r>
+      <w:r>
+        <w:rPr>
+          <w:lang w:val="zh_TW" w:bidi="zh_TW"/>
+        </w:rPr>
+        <w:t>許多基督徒在人的起源問題上，立場介乎於保守的年代觀與廣泛的年代觀之間。然而，不論個人傾向如何，若要以聖經的方式思考人，就必須承認神在創造人這件事上的創意作為。信心的本質始於這句話：「我信神，全能的父，是創造天地的主。」</w:t>
+      </w:r>
+    </w:p>
+    <w:p>
+      <w:pPr/>
+      <w:r>
+        <w:rPr>
+          <w:lang w:val="zh_TW" w:bidi="zh_TW"/>
+        </w:rPr>
+      </w:r>
+      <w:r>
+        <w:rPr>
+          <w:lang w:val="zh_TW" w:bidi="zh_TW"/>
+        </w:rPr>
+        <w:t>人不僅是神的創造，也是祂創造工作的巔峰。遠在現代精密科學出現之前，古人已經注意到人類在解剖學上的構造與動物界的成員相似。然而，儘管有這些相似之處，聖經的觀點從不把人與動物放在同一層次──人是獨特的，是神創造工作的高峰，是祂巧手工藝的極致。</w:t>
+      </w:r>
+      <w:hyperlink r:id="rId13">
+        <w:r>
+          <w:rPr>
+            <w:lang w:val="zh_TW" w:bidi="zh_TW"/>
+          </w:rPr>
+          <w:rPr>
+            <w:color w:val="0000EE"/>
+            <w:u w:val="single"/>
+          </w:rPr>
+          <w:t>創世記一章</w:t>
+        </w:r>
+      </w:hyperlink>
+      <w:r>
+        <w:rPr>
+          <w:lang w:val="zh_TW" w:bidi="zh_TW"/>
+        </w:rPr>
+        <w:t>的受造次序，本身就是漸進且逐步提升的；神一切的創造工作，最終以祂創造人類為高峰。</w:t>
+      </w:r>
+    </w:p>
+    <w:p>
+      <w:pPr/>
+      <w:r>
+        <w:rPr>
+          <w:lang w:val="zh_TW" w:bidi="zh_TW"/>
+        </w:rPr>
+      </w:r>
+      <w:r>
+        <w:rPr>
+          <w:lang w:val="zh_TW" w:bidi="zh_TW"/>
+        </w:rPr>
+        <w:t>人的獨特行為特徵包括語言、工具製造與文化。人的獨特經驗特徵則包括反思的自覺、倫理的關懷、審美的追求、歷史的意識，以及形而上層面的關切。這些因素無論單獨存在或綜合起來，都使人有別於其它形式的動物生命。人遠遠不僅是某些現代進化論所說的「裸猿（naked ape）」。然而，單靠社會學並不足以解釋人的全貌本質，這正是神的啟示所要揭示的主題。</w:t>
+      </w:r>
+    </w:p>
+    <w:p>
+      <w:pPr/>
+      <w:r>
+        <w:rPr>
+          <w:lang w:val="zh_TW" w:bidi="zh_TW"/>
+        </w:rPr>
+      </w:r>
+      <w:r>
+        <w:rPr>
+          <w:lang w:val="zh_TW" w:bidi="zh_TW"/>
+        </w:rPr>
+        <w:t>雖然人與神的受造物之間有連續性（從</w:t>
+      </w:r>
+      <w:hyperlink r:id="rId18">
+        <w:r>
+          <w:rPr>
+            <w:lang w:val="zh_TW" w:bidi="zh_TW"/>
+          </w:rPr>
+          <w:rPr>
+            <w:color w:val="0000EE"/>
+            <w:u w:val="single"/>
+          </w:rPr>
+          <w:t>創2:7</w:t>
+        </w:r>
+      </w:hyperlink>
+      <w:r>
+        <w:rPr>
+          <w:lang w:val="zh_TW" w:bidi="zh_TW"/>
+        </w:rPr>
+        <w:t>所說「用地上的塵土造」可見一斑），但人同時又與先前一切受造物不同，因為神向他吹入生命的氣息，他就成了有靈的活人（</w:t>
+      </w:r>
+      <w:hyperlink r:id="rId18">
+        <w:r>
+          <w:rPr>
+            <w:lang w:val="zh_TW" w:bidi="zh_TW"/>
+          </w:rPr>
+          <w:rPr>
+            <w:color w:val="0000EE"/>
+            <w:u w:val="single"/>
+          </w:rPr>
+          <w:t>2:7</w:t>
+        </w:r>
+      </w:hyperlink>
+      <w:r>
+        <w:rPr>
+          <w:lang w:val="zh_TW" w:bidi="zh_TW"/>
+        </w:rPr>
+        <w:t>）。人是由神照著祂的形像，造成男和女（</w:t>
+      </w:r>
+      <w:hyperlink r:id="rId19">
+        <w:r>
+          <w:rPr>
+            <w:lang w:val="zh_TW" w:bidi="zh_TW"/>
+          </w:rPr>
+          <w:rPr>
+            <w:color w:val="0000EE"/>
+            <w:u w:val="single"/>
+          </w:rPr>
+          <w:t>1:27</w:t>
+        </w:r>
+      </w:hyperlink>
+      <w:r>
+        <w:rPr>
+          <w:lang w:val="zh_TW" w:bidi="zh_TW"/>
+        </w:rPr>
+        <w:t>），意味著凡是一般論及人的說話，都必須同時適用於男人和女人；而「何為人」的最準確描繪，乃在男人和女人同在的關係之中，才能完全顯明。生養眾多與治理全地的命令，是神交付給兩性共同承擔的責任。同樣，是男人和女人一同背叛神，他們要在墮落世界中承擔始祖犯罪的後果；而基督來要救贖的，也是男人和女人（參</w:t>
+      </w:r>
+      <w:hyperlink r:id="rId20">
+        <w:r>
+          <w:rPr>
+            <w:lang w:val="zh_TW" w:bidi="zh_TW"/>
+          </w:rPr>
+          <w:rPr>
+            <w:color w:val="0000EE"/>
+            <w:u w:val="single"/>
+          </w:rPr>
+          <w:t>加3:28</w:t>
+        </w:r>
+      </w:hyperlink>
+      <w:r>
+        <w:rPr>
+          <w:lang w:val="zh_TW" w:bidi="zh_TW"/>
+        </w:rPr>
+        <w:t>）。同時，「男性」與「女性」這兩個詞語確實表示真實的區別。許多被人視為性別差異的現象，可能是文化造成的，但在男性（希伯來文zakar</w:t>
+      </w:r>
+      <w:r>
+        <w:rPr>
+          <w:i/>
+          <w:lang w:val="zh_TW" w:bidi="zh_TW"/>
+        </w:rPr>
+        <w:t>，</w:t>
+      </w:r>
+      <w:r>
+        <w:rPr>
+          <w:lang w:val="zh_TW" w:bidi="zh_TW"/>
+        </w:rPr>
+        <w:t>意即「刺透者」）和女性（希伯來文neqeba</w:t>
+      </w:r>
+      <w:r>
+        <w:rPr>
+          <w:i/>
+          <w:lang w:val="zh_TW" w:bidi="zh_TW"/>
+        </w:rPr>
+        <w:t>，</w:t>
+      </w:r>
+      <w:r>
+        <w:rPr>
+          <w:lang w:val="zh_TW" w:bidi="zh_TW"/>
+        </w:rPr>
+        <w:t>意即「被刺透者」）之間最根本的性別差異，則是出於神的設計。只有男與女二者同在，才能完整展現神的形像（見</w:t>
+      </w:r>
+      <w:hyperlink r:id="rId19">
+        <w:r>
+          <w:rPr>
+            <w:lang w:val="zh_TW" w:bidi="zh_TW"/>
+          </w:rPr>
+          <w:rPr>
+            <w:color w:val="0000EE"/>
+            <w:u w:val="single"/>
+          </w:rPr>
+          <w:t>創1:27</w:t>
+        </w:r>
+      </w:hyperlink>
+      <w:r>
+        <w:rPr>
+          <w:lang w:val="zh_TW" w:bidi="zh_TW"/>
+        </w:rPr>
+        <w:t>）。</w:t>
+      </w:r>
+    </w:p>
+    <w:p>
+      <w:pPr/>
+      <w:r>
+        <w:rPr>
+          <w:lang w:val="zh_TW" w:bidi="zh_TW"/>
+        </w:rPr>
+      </w:r>
+      <w:r>
+        <w:rPr>
+          <w:lang w:val="zh_TW" w:bidi="zh_TW"/>
+        </w:rPr>
+        <w:t>的確，有關人的聖經論述中，最令人驚嘆的宣告，就是神照著祂的形像造人。對其它任何受造物，甚至天使，都沒有這樣的說法。</w:t>
+      </w:r>
+      <w:hyperlink r:id="rId21">
+        <w:r>
+          <w:rPr>
+            <w:lang w:val="zh_TW" w:bidi="zh_TW"/>
+          </w:rPr>
+          <w:rPr>
+            <w:color w:val="0000EE"/>
+            <w:u w:val="single"/>
+          </w:rPr>
+          <w:t>創世記一章26至28節</w:t>
+        </w:r>
+      </w:hyperlink>
+      <w:r>
+        <w:rPr>
+          <w:lang w:val="zh_TW" w:bidi="zh_TW"/>
+        </w:rPr>
+        <w:t>所說的「照著他的形像」，正是</w:t>
+      </w:r>
+      <w:hyperlink r:id="rId22">
+        <w:r>
+          <w:rPr>
+            <w:lang w:val="zh_TW" w:bidi="zh_TW"/>
+          </w:rPr>
+          <w:rPr>
+            <w:color w:val="0000EE"/>
+            <w:u w:val="single"/>
+          </w:rPr>
+          <w:t>詩篇八篇5節</w:t>
+        </w:r>
+      </w:hyperlink>
+      <w:r>
+        <w:rPr>
+          <w:lang w:val="zh_TW" w:bidi="zh_TW"/>
+        </w:rPr>
+        <w:t>中詩人轉述的基礎：「你叫他比神微小一點」（直譯；七十士譯本則譯為「比天使微小一點」）。「神的形像」這個片語的意義一直是許多辯論的主題。有些人認為這個片語是指神的物理形像，但這點值得懷疑，因為神是靈（參</w:t>
+      </w:r>
+      <w:hyperlink r:id="rId23">
+        <w:r>
+          <w:rPr>
+            <w:lang w:val="zh_TW" w:bidi="zh_TW"/>
+          </w:rPr>
+          <w:rPr>
+            <w:color w:val="0000EE"/>
+            <w:u w:val="single"/>
+          </w:rPr>
+          <w:t>約4:24</w:t>
+        </w:r>
+      </w:hyperlink>
+      <w:r>
+        <w:rPr>
+          <w:lang w:val="zh_TW" w:bidi="zh_TW"/>
+        </w:rPr>
+        <w:t>）。其他人認為這個片語指的是人的人格（personhood），這與神的位格（personality）相對應（具有智力、感情和意志）。這些人的特質可能存在於神的形像中；然而，這些人格層面的不同面向，也同樣存在於動物界的其它成員之中，並非人所獨有。</w:t>
+      </w:r>
+    </w:p>
+    <w:p>
+      <w:pPr/>
+      <w:r>
+        <w:rPr>
+          <w:lang w:val="zh_TW" w:bidi="zh_TW"/>
+        </w:rPr>
+      </w:r>
+      <w:r>
+        <w:rPr>
+          <w:lang w:val="zh_TW" w:bidi="zh_TW"/>
+        </w:rPr>
+        <w:t>「形像」這個詞語的基本意思（希伯來文tselem）是「影子」、「代表」或「相似」。人裡面有神的形像，顯明神對人的價值與尊嚴的看法──人在受造的世界裡作為祂的影子或祂的代表。古代亞述的君王會在遙遠的地區設立自己實體的像，提醒那些容易忘記的人，這些地區仍屬於帝國。同樣，神也把祂自己的影子、祂同在的代表，放在人裡面，安置在祂所造的世界中。</w:t>
+      </w:r>
+    </w:p>
+    <w:p>
+      <w:pPr/>
+      <w:r>
+        <w:rPr>
+          <w:lang w:val="zh_TW" w:bidi="zh_TW"/>
+        </w:rPr>
+      </w:r>
+      <w:r>
+        <w:rPr>
+          <w:lang w:val="zh_TW" w:bidi="zh_TW"/>
+        </w:rPr>
+        <w:t>這種「神的形像在人裡面」的觀點，似乎也得到</w:t>
+      </w:r>
+      <w:hyperlink r:id="rId13">
+        <w:r>
+          <w:rPr>
+            <w:lang w:val="zh_TW" w:bidi="zh_TW"/>
+          </w:rPr>
+          <w:rPr>
+            <w:color w:val="0000EE"/>
+            <w:u w:val="single"/>
+          </w:rPr>
+          <w:t>創世記一章</w:t>
+        </w:r>
+      </w:hyperlink>
+      <w:r>
+        <w:rPr>
+          <w:lang w:val="zh_TW" w:bidi="zh_TW"/>
+        </w:rPr>
+        <w:t>直接上下文的印證。人是照著神的形像造的，要管理神一切其它的受造物（</w:t>
+      </w:r>
+      <w:hyperlink r:id="rId24">
+        <w:r>
+          <w:rPr>
+            <w:lang w:val="zh_TW" w:bidi="zh_TW"/>
+          </w:rPr>
+          <w:rPr>
+            <w:color w:val="0000EE"/>
+            <w:u w:val="single"/>
+          </w:rPr>
+          <w:t>創1:26</w:t>
+        </w:r>
+      </w:hyperlink>
+      <w:r>
+        <w:rPr>
+          <w:lang w:val="zh_TW" w:bidi="zh_TW"/>
+        </w:rPr>
+        <w:t>；另見</w:t>
+      </w:r>
+      <w:hyperlink r:id="rId22">
+        <w:r>
+          <w:rPr>
+            <w:lang w:val="zh_TW" w:bidi="zh_TW"/>
+          </w:rPr>
+          <w:rPr>
+            <w:color w:val="0000EE"/>
+            <w:u w:val="single"/>
+          </w:rPr>
+          <w:t>詩8:5</w:t>
+        </w:r>
+      </w:hyperlink>
+      <w:r>
+        <w:rPr>
+          <w:lang w:val="zh_TW" w:bidi="zh_TW"/>
+        </w:rPr>
+        <w:t>）。進一步說，作為造物主的代表，人應當回應祂。耶穌宣告神是靈，而這宣告的結果，是人要以心靈和誠實敬拜祂（</w:t>
+      </w:r>
+      <w:hyperlink r:id="rId25">
+        <w:r>
+          <w:rPr>
+            <w:lang w:val="zh_TW" w:bidi="zh_TW"/>
+          </w:rPr>
+          <w:rPr>
+            <w:color w:val="0000EE"/>
+            <w:u w:val="single"/>
+          </w:rPr>
+          <w:t>約4:21–24</w:t>
+        </w:r>
+      </w:hyperlink>
+      <w:r>
+        <w:rPr>
+          <w:lang w:val="zh_TW" w:bidi="zh_TW"/>
+        </w:rPr>
+        <w:t>）。</w:t>
+      </w:r>
+    </w:p>
+    <w:p>
+      <w:pPr>
+        <w:pStyle w:val="Heading3"/>
+      </w:pPr>
+      <w:r>
+        <w:rPr>
+          <w:lang w:val="zh_TW" w:bidi="zh_TW"/>
+        </w:rPr>
+        <w:t>人的本性</w:t>
+      </w:r>
+    </w:p>
+    <w:p>
+      <w:pPr/>
+      <w:r>
+        <w:rPr>
+          <w:lang w:val="zh_TW" w:bidi="zh_TW"/>
+        </w:rPr>
+      </w:r>
+      <w:r>
+        <w:rPr>
+          <w:lang w:val="zh_TW" w:bidi="zh_TW"/>
+        </w:rPr>
+        <w:t>人往往會傾向把「人」看成由不同部分組成，但聖經的重點卻是強調人的整全。關於人的本性究竟是三方（tripartite，即三重結構）：靈、魂與體（參</w:t>
+      </w:r>
+      <w:hyperlink r:id="rId26">
+        <w:r>
+          <w:rPr>
+            <w:lang w:val="zh_TW" w:bidi="zh_TW"/>
+          </w:rPr>
+          <w:rPr>
+            <w:color w:val="0000EE"/>
+            <w:u w:val="single"/>
+          </w:rPr>
+          <w:t>帖前5:23</w:t>
+        </w:r>
+      </w:hyperlink>
+      <w:r>
+        <w:rPr>
+          <w:lang w:val="zh_TW" w:bidi="zh_TW"/>
+        </w:rPr>
+        <w:t>）；還是二方（bipartite，即二重結構）：物質與非物質，至今仍然爭辯不休。雖然聖經似乎可以支持這兩種立場，但有關人的本性，最重要的問題不在於人有多少部分，而在於人的合一。因此，聖經論及人時，首先宣告：人是一個同時由物質屬性與非物質屬性構成的「位格」。用巴特（Karl Barth）的話說，人是「有身體的魂，同時也是有魂的身體」沒有只具身體而無魂的人，也難以把沒有身體的靈看作完整的人，除非處於暫時的、過渡性的狀態。希伯來文nephesh，常譯作「魂」，在多數語境中更合宜的翻譯是「人」。希伯來文ruach（「氣息」、「風」、「靈」）和希臘文pneuma（「靈」）和psuche（「魂」）常用來指人的非物質部分。這部分與身體相比並不因此而不真實。若僅以純物質、純身體的觀點看人，是極其貧乏的。同樣，若過度強調靈，卻輕忽身體，也是不真實、不平衡的。人可以這樣說：「我是個人，而我的存在目前極度依賴我的身體。但我不只是身體，也不只是血肉。當我的身體死去，我仍然活著；當我的血肉朽壞，我依然存在。但有一天，我要再一次在身體裡活著。因為一個沒有身體的靈魂，並不能完全表達我的人性。神為我所設立的理想，是要我在一個〔新的〕身體裡過生活。因此，在永恆狀態的盼望裡，我信身體的復活和永遠的生命。」</w:t>
+      </w:r>
+    </w:p>
+    <w:p>
+      <w:pPr/>
+      <w:r>
+        <w:rPr>
+          <w:lang w:val="zh_TW" w:bidi="zh_TW"/>
+        </w:rPr>
+      </w:r>
+      <w:r>
+        <w:rPr>
+          <w:lang w:val="zh_TW" w:bidi="zh_TW"/>
+        </w:rPr>
+        <w:t>若要從聖經的角度思考人的本性，就不能不面對墮落的問題。</w:t>
+      </w:r>
+      <w:hyperlink r:id="rId27">
+        <w:r>
+          <w:rPr>
+            <w:lang w:val="zh_TW" w:bidi="zh_TW"/>
+          </w:rPr>
+          <w:rPr>
+            <w:color w:val="0000EE"/>
+            <w:u w:val="single"/>
+          </w:rPr>
+          <w:t>創世記三章</w:t>
+        </w:r>
+      </w:hyperlink>
+      <w:r>
+        <w:rPr>
+          <w:lang w:val="zh_TW" w:bidi="zh_TW"/>
+        </w:rPr>
+        <w:t>顯示，未墮落的人原本是不死的，他生育的能力起初並不受生產痛苦的限制，他的工作也不會因自然界的反覆無常而受挫。然而，墮落之後，一切都改變了：在人內在的生命裡、在男女彼此之間、在人與自然的互動中，以及在人與造物主的關係上，全都發生了變化。</w:t>
+      </w:r>
+    </w:p>
+    <w:p>
+      <w:pPr/>
+      <w:r>
+        <w:rPr>
+          <w:lang w:val="zh_TW" w:bidi="zh_TW"/>
+        </w:rPr>
+      </w:r>
+      <w:r>
+        <w:rPr>
+          <w:lang w:val="zh_TW" w:bidi="zh_TW"/>
+        </w:rPr>
+        <w:t>墮落的結果是，人深深地墮落了，這墮落滲透到他全人的每一部分。「全然敗壞」這個片語，不一定是指人已經壞到不能再壞，而是指罪的影響波及人的整個存在。同時，神的形像在墮落之後，仍以某種方式繼續存在於人的身上，這就成了神施行救恩的依據（參</w:t>
+      </w:r>
+      <w:hyperlink r:id="rId28">
+        <w:r>
+          <w:rPr>
+            <w:lang w:val="zh_TW" w:bidi="zh_TW"/>
+          </w:rPr>
+          <w:rPr>
+            <w:color w:val="0000EE"/>
+            <w:u w:val="single"/>
+          </w:rPr>
+          <w:t>羅5章</w:t>
+        </w:r>
+      </w:hyperlink>
+      <w:r>
+        <w:rPr>
+          <w:lang w:val="zh_TW" w:bidi="zh_TW"/>
+        </w:rPr>
+        <w:t>）。基本上，正因神看重人內在的價值，救恩才有其神所立的合理性。</w:t>
+      </w:r>
+    </w:p>
+    <w:p>
+      <w:pPr/>
+      <w:r>
+        <w:rPr>
+          <w:lang w:val="zh_TW" w:bidi="zh_TW"/>
+        </w:rPr>
+      </w:r>
+      <w:r>
+        <w:rPr>
+          <w:lang w:val="zh_TW" w:bidi="zh_TW"/>
+        </w:rPr>
+        <w:t>關於人本質上是良善還是邪惡的舊爭論，在創世記的記載裡既顯出其困境，也提供了解答：神造人，乃是要他有意識地反映造物主的尊嚴與高貴。然而，人卻因刻意的悖逆而背叛了造物主，從此陷入罪中，罪成了他一生的烙印；除非有神的恩典，否則他仍要不斷活在其中。這隨之而來的罪，既是墮落之人存在本質上的特質，也是他不斷表現出來，無數驕傲與自私的行為。雖然神的形像因人的墮落而在人裡面受損，但當一個人在基督裡得著新生命時，神的靈就在他裡面運行，有效重新激發這形像。神的恩典因此帶來個人的更新、人與人關係的復和，以及恢復與神的相交。</w:t>
+      </w:r>
+    </w:p>
+    <w:p>
+      <w:pPr/>
+      <w:r>
+        <w:rPr>
+          <w:lang w:val="zh_TW" w:bidi="zh_TW"/>
+        </w:rPr>
+      </w:r>
+      <w:r>
+        <w:rPr>
+          <w:lang w:val="zh_TW" w:bidi="zh_TW"/>
+        </w:rPr>
+        <w:t>人起初是神所造的善，但因自己的計謀而成了惡；然而，靠著神的大能，人仍能重新得著那善。要明白「作為一個完整的人」的真正意義，必須從耶穌的生命去重新發現，祂的人性生活就是人的新起點。因此，耶穌是新的亞當；在祂的樣式中，有一個取代舊樣式的新開端。</w:t>
+      </w:r>
+    </w:p>
+    <w:p>
+      <w:pPr>
+        <w:pStyle w:val="Heading3"/>
+      </w:pPr>
+      <w:r>
+        <w:rPr>
+          <w:lang w:val="zh_TW" w:bidi="zh_TW"/>
+        </w:rPr>
+        <w:t>人的歸宿</w:t>
+      </w:r>
+    </w:p>
+    <w:p>
+      <w:pPr/>
+      <w:r>
+        <w:rPr>
+          <w:lang w:val="zh_TW" w:bidi="zh_TW"/>
+        </w:rPr>
+      </w:r>
+      <w:r>
+        <w:rPr>
+          <w:lang w:val="zh_TW" w:bidi="zh_TW"/>
+        </w:rPr>
+        <w:t>聖經對人的看法，必須平衡地涵蓋：人出自神的創造、人悖逆了神的恩典、人要面對的審判，以及因救主耶穌而得著救贖和永生應許的盼望。人有一個起點，卻要永遠存在。這宣告與自然主義的起源與歸宿理論形成強烈對比。現代思想中最具欺騙性的傾向之一，就是「與死亡和解」的觀念。那些不思念神、也不盼望永恆的人，彼此勸勉，要把身體不可避免的衰敗與死亡，視為人生命的自然結局。但聖經的觀點認為，人類的死亡根本不是自然的。</w:t>
+      </w:r>
+    </w:p>
+    <w:p>
+      <w:pPr/>
+      <w:r>
+        <w:rPr>
+          <w:lang w:val="zh_TW" w:bidi="zh_TW"/>
+        </w:rPr>
+      </w:r>
+      <w:r>
+        <w:rPr>
+          <w:lang w:val="zh_TW" w:bidi="zh_TW"/>
+        </w:rPr>
+        <w:t>死亡是後來進入的特質，而不是人的天然歸宿。死亡可以用來描述身體，卻不能用來描述靈。聖經的教導是：雖然身體會死、會朽壞，但人仍存活，並盼望將來得著更新的身體。那些認識基督的人，在肉身死去時就與祂同在（</w:t>
+      </w:r>
+      <w:hyperlink r:id="rId29">
+        <w:r>
+          <w:rPr>
+            <w:lang w:val="zh_TW" w:bidi="zh_TW"/>
+          </w:rPr>
+          <w:rPr>
+            <w:color w:val="0000EE"/>
+            <w:u w:val="single"/>
+          </w:rPr>
+          <w:t>腓1:23</w:t>
+        </w:r>
+      </w:hyperlink>
+      <w:r>
+        <w:rPr>
+          <w:lang w:val="zh_TW" w:bidi="zh_TW"/>
+        </w:rPr>
+        <w:t>），並等候身體復活，進入永恆的生命 （</w:t>
+      </w:r>
+      <w:hyperlink r:id="rId30">
+        <w:r>
+          <w:rPr>
+            <w:lang w:val="zh_TW" w:bidi="zh_TW"/>
+          </w:rPr>
+          <w:rPr>
+            <w:color w:val="0000EE"/>
+            <w:u w:val="single"/>
+          </w:rPr>
+          <w:t>林前15:35–49</w:t>
+        </w:r>
+      </w:hyperlink>
+      <w:r>
+        <w:rPr>
+          <w:lang w:val="zh_TW" w:bidi="zh_TW"/>
+        </w:rPr>
+        <w:t>）。至於那些離世時與基督無關的人，並不是就此消失，而是要進入一種永遠的存在狀態，清醒意識到自己與神隔絕，失落了原本該享有祂同在直到永遠的命定。聖經教導有關失喪之人的結局，對現代人來說極其難以接受。甚至一些高度尊重聖經權威的基督徒，一想到惡人要受永遠刑罰，也可能會感到震驚。然而，聖經中有關惡人終極審判的教義，卻是與聖經許多其它教導，一樣確實而穩固的。</w:t>
+      </w:r>
+    </w:p>
+    <w:p>
+      <w:pPr/>
+      <w:r>
+        <w:rPr>
+          <w:lang w:val="zh_TW" w:bidi="zh_TW"/>
+        </w:rPr>
+      </w:r>
+      <w:r>
+        <w:rPr>
+          <w:lang w:val="zh_TW" w:bidi="zh_TW"/>
+        </w:rPr>
+        <w:t>在聖經中，有關人性最震撼的真理之一，就是明白神所開始救恩工作，最終導致永恆聖子道成肉身，原因竟然是為了人。在祂復活升天之後，主耶穌基督回到天上榮耀威嚴的永恆地位，並且永遠作為神－人（God-man）而存留。耶穌是神，祂分享聖父與聖靈一切的屬性；耶穌是人，祂與人同在、認同人。祂在一個有形的身體裡顯明自己，雖然那是復活的身體，卻是所有屬祂之人復活的初熟果子。因此，道成肉身在神性（deity）裡帶來了一個永恆的改變。若不是因為神極其看重人的價值，祂決不會在自己裡面作出如此根本的改變。正如希伯來書的作者所說：「兒女既同有血肉之體，他也照樣親自成了血肉之體」（</w:t>
+      </w:r>
+      <w:hyperlink r:id="rId31">
+        <w:r>
+          <w:rPr>
+            <w:lang w:val="zh_TW" w:bidi="zh_TW"/>
+          </w:rPr>
+          <w:rPr>
+            <w:color w:val="0000EE"/>
+            <w:u w:val="single"/>
+          </w:rPr>
+          <w:t>來2:14</w:t>
+        </w:r>
+      </w:hyperlink>
+      <w:r>
+        <w:rPr>
+          <w:lang w:val="zh_TW" w:bidi="zh_TW"/>
+        </w:rPr>
+        <w:t>）。</w:t>
+      </w:r>
+    </w:p>
+    <w:p>
+      <w:pPr/>
+      <w:r>
+        <w:rPr>
+          <w:lang w:val="zh_TW" w:bidi="zh_TW"/>
+        </w:rPr>
+      </w:r>
+      <w:r>
+        <w:rPr>
+          <w:lang w:val="zh_TW" w:bidi="zh_TW"/>
+        </w:rPr>
+        <w:t>我們人性的最終指標，就是人是為了敬拜神並永遠享受祂而被造的。神從未將這樣的心意，賜給其它受造之物。即便是那些仍然維持完美狀態、並在清醒喜樂中敬拜父的天使，他們與神的關係也不及蒙救贖的人那樣親密（</w:t>
+      </w:r>
+      <w:hyperlink r:id="rId32">
+        <w:r>
+          <w:rPr>
+            <w:lang w:val="zh_TW" w:bidi="zh_TW"/>
+          </w:rPr>
+          <w:rPr>
+            <w:color w:val="0000EE"/>
+            <w:u w:val="single"/>
+          </w:rPr>
+          <w:t>來2:16</w:t>
+        </w:r>
+      </w:hyperlink>
+      <w:r>
+        <w:rPr>
+          <w:lang w:val="zh_TW" w:bidi="zh_TW"/>
+        </w:rPr>
+        <w:t>）。</w:t>
+      </w:r>
+    </w:p>
+    <w:p>
+      <w:pPr/>
+      <w:r>
+        <w:rPr>
+          <w:lang w:val="zh_TW" w:bidi="zh_TW"/>
+        </w:rPr>
+      </w:r>
+      <w:r>
+        <w:rPr>
+          <w:lang w:val="zh_TW" w:bidi="zh_TW"/>
+        </w:rPr>
+        <w:t>人算什麼？在基督裡，人就是神原本要他成為的樣式，滿有尊榮與尊貴，並且永遠在祂寶座前歡喜快樂。</w:t>
+      </w:r>
+    </w:p>
+    <w:p>
+      <w:pPr/>
+      <w:r>
+        <w:rPr>
+          <w:lang w:val="zh_TW" w:bidi="zh_TW"/>
+        </w:rPr>
+      </w:r>
+      <w:r>
+        <w:rPr>
+          <w:i/>
+          <w:lang w:val="zh_TW" w:bidi="zh_TW"/>
+        </w:rPr>
+        <w:t>另見</w:t>
+      </w:r>
+      <w:r>
+        <w:rPr>
+          <w:lang w:val="zh_TW" w:bidi="zh_TW"/>
+        </w:rPr>
+        <w:t xml:space="preserve"> </w:t>
+      </w:r>
+      <w:r>
+        <w:rPr>
+          <w:lang w:val="zh_TW" w:bidi="zh_TW"/>
+        </w:rPr>
+        <w:t>神的形象；屬血氣的</w:t>
+      </w:r>
+      <w:r>
+        <w:rPr>
+          <w:lang w:val="zh_TW" w:bidi="zh_TW"/>
+        </w:rPr>
+        <w:t>人；</w:t>
+      </w:r>
+      <w:r>
+        <w:rPr>
+          <w:lang w:val="zh_TW" w:bidi="zh_TW"/>
+        </w:rPr>
+        <w:t>舊人與新人</w:t>
+      </w:r>
+      <w:r>
+        <w:rPr>
+          <w:lang w:val="zh_TW" w:bidi="zh_TW"/>
+        </w:rPr>
+        <w:t>。</w:t>
+      </w:r>
+      <w:r>
+        <w:rPr>
+          <w:lang w:val="zh_TW" w:bidi="zh_TW"/>
+        </w:rPr>
+      </w:r>
+      <w:r>
+        <w:rPr>
+          <w:lang w:val="zh_TW" w:bidi="zh_TW"/>
+        </w:rPr>
+      </w:r>
+    </w:p>
+    <w:p>
+      <w:pPr/>
+      <w:r>
+        <w:rPr>
+          <w:lang w:val="zh_TW" w:bidi="zh_TW"/>
+        </w:rPr>
+      </w:r>
+    </w:p>
+    <w:p>
+      <w:pPr>
+        <w:pStyle w:val="Heading2"/>
+      </w:pPr>
+      <w:r>
+        <w:rPr>
+          <w:lang w:val="zh_TW" w:bidi="zh_TW"/>
+        </w:rPr>
+        <w:t>人的墮落</w:t>
+      </w:r>
+      <w:r>
+        <w:rPr>
+          <w:lang w:val="zh_TW" w:bidi="zh_TW"/>
+        </w:rPr>
+      </w:r>
+    </w:p>
+    <w:p>
+      <w:pPr/>
+      <w:r>
+        <w:rPr>
+          <w:lang w:val="zh_TW" w:bidi="zh_TW"/>
+        </w:rPr>
+      </w:r>
+      <w:r>
+        <w:rPr>
+          <w:lang w:val="zh_TW" w:bidi="zh_TW"/>
+        </w:rPr>
+        <w:t>在人類歷史中，亞當吃了那禁果，使人類由道德上純真、蒙神喜悅的狀態，轉變為被定罪、終必死亡的光景。</w:t>
+      </w:r>
+    </w:p>
+    <w:p>
+      <w:pPr>
+        <w:pStyle w:val="Heading3"/>
+      </w:pPr>
+      <w:r>
+        <w:rPr>
+          <w:lang w:val="zh_TW" w:bidi="zh_TW"/>
+        </w:rPr>
+        <w:t>聖經的證據</w:t>
+      </w:r>
+    </w:p>
+    <w:p>
+      <w:pPr/>
+      <w:r>
+        <w:rPr>
+          <w:lang w:val="zh_TW" w:bidi="zh_TW"/>
+        </w:rPr>
+      </w:r>
+      <w:hyperlink r:id="rId13">
+        <w:r>
+          <w:rPr>
+            <w:lang w:val="zh_TW" w:bidi="zh_TW"/>
+          </w:rPr>
+          <w:rPr>
+            <w:color w:val="0000EE"/>
+            <w:u w:val="single"/>
+          </w:rPr>
+          <w:t>創世記一</w:t>
+        </w:r>
+      </w:hyperlink>
+      <w:r>
+        <w:rPr>
+          <w:lang w:val="zh_TW" w:bidi="zh_TW"/>
+        </w:rPr>
+        <w:t>和</w:t>
+      </w:r>
+      <w:hyperlink r:id="rId17">
+        <w:r>
+          <w:rPr>
+            <w:lang w:val="zh_TW" w:bidi="zh_TW"/>
+          </w:rPr>
+          <w:rPr>
+            <w:color w:val="0000EE"/>
+            <w:u w:val="single"/>
+          </w:rPr>
+          <w:t>二章</w:t>
+        </w:r>
+      </w:hyperlink>
+      <w:r>
+        <w:rPr>
+          <w:lang w:val="zh_TW" w:bidi="zh_TW"/>
+        </w:rPr>
+        <w:t>的創世敘事，肯定了人的本質與使命的獨特性。人是按著神的形像被造，為要與神相交、彼此交通。作為神的代表，人被賦予治理全地的權柄，要開發並使用地上的資源，使神得榮耀。</w:t>
+      </w:r>
+    </w:p>
+    <w:p>
+      <w:pPr/>
+      <w:r>
+        <w:rPr>
+          <w:lang w:val="zh_TW" w:bidi="zh_TW"/>
+        </w:rPr>
+      </w:r>
+      <w:r>
+        <w:rPr>
+          <w:lang w:val="zh_TW" w:bidi="zh_TW"/>
+        </w:rPr>
+        <w:t>除了文化使命以外，人同時也領受一條具體的命令：神准許他吃伊甸園的各樣植物，卻明確禁止他吃分別善惡樹上的果子。這命令的目的，乃是為了在人的意識中，建立善與惡之間的根本對立，並使人肯定其定位就是事奉造物主。人若能忠心事奉，便可享受天父所賜的一切福分，並最終進入與神同在，享受永恆生命的豐盛。</w:t>
+      </w:r>
+    </w:p>
+    <w:p>
+      <w:pPr/>
+      <w:r>
+        <w:rPr>
+          <w:lang w:val="zh_TW" w:bidi="zh_TW"/>
+        </w:rPr>
+      </w:r>
+      <w:r>
+        <w:rPr>
+          <w:lang w:val="zh_TW" w:bidi="zh_TW"/>
+        </w:rPr>
+        <w:t>雖然人與動物一樣被造為有生命的活物，但人生命的核心在於與神的聯合與相交。與神的交通本應是亞當自覺擁有的特權，這與動物形成對比，因牠們既沒有犯罪的可能，也沒有與神有意識的相交。人在充分明白另一選擇所帶來的邪惡後，應當甘心樂意、出於愛心地事奉神。因此，他在神面前的生命本質應是敬虔的，而不是單憑本能的。</w:t>
+      </w:r>
+    </w:p>
+    <w:p>
+      <w:pPr/>
+      <w:r>
+        <w:rPr>
+          <w:lang w:val="zh_TW" w:bidi="zh_TW"/>
+        </w:rPr>
+      </w:r>
+      <w:r>
+        <w:rPr>
+          <w:lang w:val="zh_TW" w:bidi="zh_TW"/>
+        </w:rPr>
+        <w:t>神吩咐不可吃分別善惡樹的果子，其目的在於要使人堅立於公義和信心的道路上，然而，撒但卻利用這條命令作為機會，引誘人背叛神。雖然人面對試探本身並不是邪惡，但撒但引誘人犯罪卻是邪惡的。這意味著在人墮落之前，宇宙已經存在邪惡。撒但的目的明顯是要使人歸服於牠，並藉著人將牠黑暗的國度擴展到全地。人的墮落，以及其後神所展開的救贖計劃，必須在神與撒但之間的宇宙性衝突這個背景下來理解，而在這場爭戰中，神最終的得勝是確定無疑的。撒但藉著蛇作為工具，先接近夏娃來引誘亞當，誘惑他們吃分別善惡樹的果子。</w:t>
+      </w:r>
+    </w:p>
+    <w:p>
+      <w:pPr/>
+      <w:r>
+        <w:rPr>
+          <w:lang w:val="zh_TW" w:bidi="zh_TW"/>
+        </w:rPr>
+      </w:r>
+      <w:r>
+        <w:rPr>
+          <w:lang w:val="zh_TW" w:bidi="zh_TW"/>
+        </w:rPr>
+        <w:t>在人墮落之前，對善惡的分別並非一無所知，只是他在經驗上只認識善。亞當應當只從神那裡領受有關善惡分別的本質，以及領受教導，知道吃或不吃生命樹上的果子所帶來的後果。正如他起初從造物主得著生命，如今他也當順服神口中所出的一切話，並藉此而活。試探的目的，是要人離開對神的依靠。撒但質疑神話語的真實，並挑戰祂的權柄，引誘人以為自己能判斷善惡，並能掌握後果，使後果有利自己。這試探的核心，就是要人自以為神。</w:t>
+      </w:r>
+    </w:p>
+    <w:p>
+      <w:pPr/>
+      <w:r>
+        <w:rPr>
+          <w:lang w:val="zh_TW" w:bidi="zh_TW"/>
+        </w:rPr>
+      </w:r>
+      <w:r>
+        <w:rPr>
+          <w:lang w:val="zh_TW" w:bidi="zh_TW"/>
+        </w:rPr>
+        <w:t>亞當在屈服於撒但的試探後，與妻子一同吃了禁果，因而墮落。這悖逆的行為，乃是背叛、不忠、失信與不信的行為。正如「不可吃」這條命令總結並集中表明了人在神面前公義的一切要求，這違命的舉動則彰顯出徹底的背道。全心的背叛與完全的悖逆取代了對神完全的順服：人拒絕神的權柄，懷疑神的美善，爭論神的智慧，否定神的真理。一個全新的情感與思想的複雜體系，掌控了人的心思意念。</w:t>
+      </w:r>
+    </w:p>
+    <w:p>
+      <w:pPr>
+        <w:pStyle w:val="Heading3"/>
+      </w:pPr>
+      <w:r>
+        <w:rPr>
+          <w:lang w:val="zh_TW" w:bidi="zh_TW"/>
+        </w:rPr>
+        <w:t>墮落的後果</w:t>
+      </w:r>
+    </w:p>
+    <w:p>
+      <w:pPr/>
+      <w:r>
+        <w:rPr>
+          <w:lang w:val="zh_TW" w:bidi="zh_TW"/>
+        </w:rPr>
+      </w:r>
+      <w:r>
+        <w:rPr>
+          <w:lang w:val="zh_TW" w:bidi="zh_TW"/>
+        </w:rPr>
+        <w:t>人墮落的最直接後果，就是在神面前失去了坦然與喜樂，轉而生出懼怕與羞恥。亞當與夏娃與神隔絕，也清楚顯明了這一點。這既表現在臨到人的咒詛，更明顯體現在亞當和夏娃被逐出伊甸園。伊甸園原是公義的居所，是人與神聯合和相交的範圍；一旦人因不義斷絕了與神的相交，就必然會被逐出伊甸園。正如神所警告的，罪的結果就是死。因為死亡會臨到一切有生命之處，也使人的身體在墳墓裡歸於朽壞。</w:t>
+      </w:r>
+    </w:p>
+    <w:p>
+      <w:pPr/>
+      <w:r>
+        <w:rPr>
+          <w:lang w:val="zh_TW" w:bidi="zh_TW"/>
+        </w:rPr>
+      </w:r>
+      <w:r>
+        <w:rPr>
+          <w:lang w:val="zh_TW" w:bidi="zh_TW"/>
+        </w:rPr>
+        <w:t>墮落的後果不僅臨到亞當和夏娃，也延伸到一切由他們自然繁衍而來的人身上，因為亞當與全人類之間存在獨特的連帶關係。有些神學家特別強調亞當與後裔之間的普遍聯繫，而另一些則注重約的關係，以亞當作為後裔之首和代表。亞當犯罪對全人類的後果，就是他的罪被算在所有後裔的身上，他們因此都必面對死亡的刑罰，並且承受敗壞的本性。</w:t>
+      </w:r>
+    </w:p>
+    <w:p>
+      <w:pPr/>
+      <w:r>
+        <w:rPr>
+          <w:lang w:val="zh_TW" w:bidi="zh_TW"/>
+        </w:rPr>
+      </w:r>
+      <w:r>
+        <w:rPr>
+          <w:lang w:val="zh_TW" w:bidi="zh_TW"/>
+        </w:rPr>
+        <w:t>墮落的後果也顯明在整個受造界，因咒詛的作用，使人在完成原本文化使命時遭遇阻力。人要繁衍遍布世界，就必須經歷生產的痛苦與危險，而維持生命所需的食物、衣物與居所，也只能經過艱辛和勞苦的勞動才能得來。</w:t>
+      </w:r>
+    </w:p>
+    <w:p>
+      <w:pPr/>
+      <w:r>
+        <w:rPr>
+          <w:lang w:val="zh_TW" w:bidi="zh_TW"/>
+        </w:rPr>
+      </w:r>
+      <w:r>
+        <w:rPr>
+          <w:lang w:val="zh_TW" w:bidi="zh_TW"/>
+        </w:rPr>
+        <w:t>然而，人墮落後，死亡並沒有</w:t>
+      </w:r>
+      <w:r>
+        <w:rPr>
+          <w:b/>
+          <w:lang w:val="zh_TW" w:bidi="zh_TW"/>
+        </w:rPr>
+        <w:t>立刻</w:t>
+      </w:r>
+      <w:r>
+        <w:rPr>
+          <w:lang w:val="zh_TW" w:bidi="zh_TW"/>
+        </w:rPr>
+        <w:t>臨到作為</w:t>
+      </w:r>
+      <w:r>
+        <w:rPr>
+          <w:b/>
+          <w:lang w:val="zh_TW" w:bidi="zh_TW"/>
+        </w:rPr>
+        <w:t>最終</w:t>
+      </w:r>
+      <w:r>
+        <w:rPr>
+          <w:lang w:val="zh_TW" w:bidi="zh_TW"/>
+        </w:rPr>
+        <w:t>的審判，這正顯出神對人的拯救旨意。亞當在聽見死亡的咒詛之前，已經先聽見一位救主的應許（</w:t>
+      </w:r>
+      <w:hyperlink r:id="rId33">
+        <w:r>
+          <w:rPr>
+            <w:lang w:val="zh_TW" w:bidi="zh_TW"/>
+          </w:rPr>
+          <w:rPr>
+            <w:color w:val="0000EE"/>
+            <w:u w:val="single"/>
+          </w:rPr>
+          <w:t>創3:15</w:t>
+        </w:r>
+      </w:hyperlink>
+      <w:r>
+        <w:rPr>
+          <w:lang w:val="zh_TW" w:bidi="zh_TW"/>
+        </w:rPr>
+        <w:t>）。</w:t>
+      </w:r>
+    </w:p>
+    <w:p>
+      <w:pPr/>
+      <w:r>
+        <w:rPr>
+          <w:lang w:val="zh_TW" w:bidi="zh_TW"/>
+        </w:rPr>
+      </w:r>
+      <w:r>
+        <w:rPr>
+          <w:lang w:val="zh_TW" w:bidi="zh_TW"/>
+        </w:rPr>
+        <w:t>自</w:t>
+      </w:r>
+      <w:hyperlink r:id="rId27">
+        <w:r>
+          <w:rPr>
+            <w:lang w:val="zh_TW" w:bidi="zh_TW"/>
+          </w:rPr>
+          <w:rPr>
+            <w:color w:val="0000EE"/>
+            <w:u w:val="single"/>
+          </w:rPr>
+          <w:t>創世記三章</w:t>
+        </w:r>
+      </w:hyperlink>
+      <w:r>
+        <w:rPr>
+          <w:lang w:val="zh_TW" w:bidi="zh_TW"/>
+        </w:rPr>
+        <w:t>之後，聖經很少提到人的墮落，但這一歷史事件卻是其後一切經文的必要前提。聖經的重點是面向未來——罪惡不斷擴大的影響，以及神展開祂的救贖計劃。</w:t>
+      </w:r>
+    </w:p>
+    <w:p>
+      <w:pPr/>
+      <w:r>
+        <w:rPr>
+          <w:lang w:val="zh_TW" w:bidi="zh_TW"/>
+        </w:rPr>
+      </w:r>
+      <w:r>
+        <w:rPr>
+          <w:i/>
+          <w:lang w:val="zh_TW" w:bidi="zh_TW"/>
+        </w:rPr>
+        <w:t>另見</w:t>
+      </w:r>
+      <w:r>
+        <w:rPr>
+          <w:lang w:val="zh_TW" w:bidi="zh_TW"/>
+        </w:rPr>
+        <w:t xml:space="preserve"> </w:t>
+      </w:r>
+      <w:r>
+        <w:rPr>
+          <w:lang w:val="zh_TW" w:bidi="zh_TW"/>
+        </w:rPr>
+        <w:t>亞當（人物）；</w:t>
+      </w:r>
+      <w:r>
+        <w:rPr>
+          <w:lang w:val="zh_TW" w:bidi="zh_TW"/>
+        </w:rPr>
+        <w:t>死亡；</w:t>
+      </w:r>
+      <w:r>
+        <w:rPr>
+          <w:lang w:val="zh_TW" w:bidi="zh_TW"/>
+        </w:rPr>
+        <w:t>罪</w:t>
+      </w:r>
+      <w:r>
+        <w:rPr>
+          <w:lang w:val="zh_TW" w:bidi="zh_TW"/>
+        </w:rPr>
+        <w:t>。</w:t>
+      </w:r>
+      <w:r>
+        <w:rPr>
+          <w:lang w:val="zh_TW" w:bidi="zh_TW"/>
+        </w:rPr>
+      </w:r>
+      <w:r>
+        <w:rPr>
+          <w:lang w:val="zh_TW" w:bidi="zh_TW"/>
+        </w:rPr>
+      </w:r>
+    </w:p>
+    <w:p>
+      <w:pPr/>
+      <w:r>
+        <w:rPr>
+          <w:lang w:val="zh_TW" w:bidi="zh_TW"/>
+        </w:rPr>
+      </w:r>
+    </w:p>
+    <w:p>
+      <w:pPr>
+        <w:pStyle w:val="Heading2"/>
+      </w:pPr>
+      <w:r>
+        <w:rPr>
+          <w:lang w:val="zh_TW" w:bidi="zh_TW"/>
+        </w:rPr>
+        <w:t>人子</w:t>
+      </w:r>
+      <w:r>
+        <w:rPr>
+          <w:lang w:val="zh_TW" w:bidi="zh_TW"/>
+        </w:rPr>
+      </w:r>
+    </w:p>
+    <w:p>
+      <w:pPr/>
+      <w:r>
+        <w:rPr>
+          <w:lang w:val="zh_TW" w:bidi="zh_TW"/>
+        </w:rPr>
+      </w:r>
+      <w:r>
+        <w:rPr>
+          <w:lang w:val="zh_TW" w:bidi="zh_TW"/>
+        </w:rPr>
+        <w:t>這是耶穌使用的彌賽亞稱號，用來表達祂屬天的根源、地上的使命以及將來的榮耀再來。這稱號不僅僅如一些教會的教父或近代學者所認為僅指祂具有人的本質和人性，而是反映出耶穌的天上根源和神的威嚴；祂以人的形式所顯現的奧秘；以及祂在地上的使命，這使命促使祂被釘在十字架上，並進入榮耀。</w:t>
+      </w:r>
+    </w:p>
+    <w:p>
+      <w:pPr/>
+      <w:r>
+        <w:rPr>
+          <w:lang w:val="zh_TW" w:bidi="zh_TW"/>
+        </w:rPr>
+      </w:r>
+      <w:r>
+        <w:rPr>
+          <w:lang w:val="zh_TW" w:bidi="zh_TW"/>
+        </w:rPr>
+        <w:t>「人子」這個稱號的背景可以追溯到舊約，特別是在以西結書中出現，因為這位先知被稱為「人子」多達90次。例如，神對他說：「人子啊，你站起來，我要和你說話」（</w:t>
+      </w:r>
+      <w:hyperlink r:id="rId34">
+        <w:r>
+          <w:rPr>
+            <w:lang w:val="zh_TW" w:bidi="zh_TW"/>
+          </w:rPr>
+          <w:rPr>
+            <w:color w:val="0000EE"/>
+            <w:u w:val="single"/>
+          </w:rPr>
+          <w:t>結2:1</w:t>
+        </w:r>
+      </w:hyperlink>
+      <w:r>
+        <w:rPr>
+          <w:lang w:val="zh_TW" w:bidi="zh_TW"/>
+        </w:rPr>
+        <w:t>）。耶穌使用「人子」這個稱號以及許多來自以西結書的主題，顯示耶穌要表明自己是末世的先知，就像以西結一樣（</w:t>
+      </w:r>
+      <w:hyperlink r:id="rId35">
+        <w:r>
+          <w:rPr>
+            <w:lang w:val="zh_TW" w:bidi="zh_TW"/>
+          </w:rPr>
+          <w:rPr>
+            <w:color w:val="0000EE"/>
+            <w:u w:val="single"/>
+          </w:rPr>
+          <w:t>4</w:t>
+        </w:r>
+      </w:hyperlink>
+      <w:r>
+        <w:rPr>
+          <w:lang w:val="zh_TW" w:bidi="zh_TW"/>
+        </w:rPr>
+        <w:t>、</w:t>
+      </w:r>
+      <w:hyperlink r:id="rId36">
+        <w:r>
+          <w:rPr>
+            <w:lang w:val="zh_TW" w:bidi="zh_TW"/>
+          </w:rPr>
+          <w:rPr>
+            <w:color w:val="0000EE"/>
+            <w:u w:val="single"/>
+          </w:rPr>
+          <w:t>7</w:t>
+        </w:r>
+      </w:hyperlink>
+      <w:r>
+        <w:rPr>
+          <w:lang w:val="zh_TW" w:bidi="zh_TW"/>
+        </w:rPr>
+        <w:t>、</w:t>
+      </w:r>
+      <w:hyperlink r:id="rId37">
+        <w:r>
+          <w:rPr>
+            <w:lang w:val="zh_TW" w:bidi="zh_TW"/>
+          </w:rPr>
+          <w:rPr>
+            <w:color w:val="0000EE"/>
+            <w:u w:val="single"/>
+          </w:rPr>
+          <w:t>10</w:t>
+        </w:r>
+      </w:hyperlink>
+      <w:r>
+        <w:rPr>
+          <w:lang w:val="zh_TW" w:bidi="zh_TW"/>
+        </w:rPr>
+        <w:t>、</w:t>
+      </w:r>
+      <w:hyperlink r:id="rId38">
+        <w:r>
+          <w:rPr>
+            <w:lang w:val="zh_TW" w:bidi="zh_TW"/>
+          </w:rPr>
+          <w:rPr>
+            <w:color w:val="0000EE"/>
+            <w:u w:val="single"/>
+          </w:rPr>
+          <w:t>22</w:t>
+        </w:r>
+      </w:hyperlink>
+      <w:r>
+        <w:rPr>
+          <w:lang w:val="zh_TW" w:bidi="zh_TW"/>
+        </w:rPr>
+        <w:t>、</w:t>
+      </w:r>
+      <w:hyperlink r:id="rId39">
+        <w:r>
+          <w:rPr>
+            <w:lang w:val="zh_TW" w:bidi="zh_TW"/>
+          </w:rPr>
+          <w:rPr>
+            <w:color w:val="0000EE"/>
+            <w:u w:val="single"/>
+          </w:rPr>
+          <w:t>40–48</w:t>
+        </w:r>
+      </w:hyperlink>
+      <w:r>
+        <w:rPr>
+          <w:lang w:val="zh_TW" w:bidi="zh_TW"/>
+        </w:rPr>
+        <w:t>章），對耶路撒冷的毀滅和神國在以色列的復興有最終的宣告（</w:t>
+      </w:r>
+      <w:hyperlink r:id="rId40">
+        <w:r>
+          <w:rPr>
+            <w:lang w:val="zh_TW" w:bidi="zh_TW"/>
+          </w:rPr>
+          <w:rPr>
+            <w:color w:val="0000EE"/>
+            <w:u w:val="single"/>
+          </w:rPr>
+          <w:t>太23–24章</w:t>
         </w:r>
       </w:hyperlink>
       <w:r>
@@ -251,16 +1678,16 @@
         </w:rPr>
         <w:t>；</w:t>
       </w:r>
-      <w:hyperlink r:id="rId14">
-        <w:r>
-          <w:rPr>
-            <w:lang w:val="zh_TW" w:bidi="zh_TW"/>
-          </w:rPr>
-          <w:rPr>
-            <w:color w:val="0000EE"/>
-            <w:u w:val="single"/>
-          </w:rPr>
-          <w:t>撒上1:23</w:t>
+      <w:hyperlink r:id="rId41">
+        <w:r>
+          <w:rPr>
+            <w:lang w:val="zh_TW" w:bidi="zh_TW"/>
+          </w:rPr>
+          <w:rPr>
+            <w:color w:val="0000EE"/>
+            <w:u w:val="single"/>
+          </w:rPr>
+          <w:t>徒1:6–8</w:t>
         </w:r>
       </w:hyperlink>
       <w:r>
@@ -281,18 +1708,312 @@
         <w:rPr>
           <w:lang w:val="zh_TW" w:bidi="zh_TW"/>
         </w:rPr>
-        <w:t>奶母（wet nurse，替別的婦人哺乳其孩子的婦人）常常會成為家中的一分子，並且有一個特別的地位。利百加有一位奶母，這位婦人去世的時候，聖經甚至記下她的事：「利百加的奶母底波拉死了，就葬在伯特利下邊橡樹底下；那棵樹名叫亞倫‧巴古。」（</w:t>
-      </w:r>
-      <w:hyperlink r:id="rId15">
-        <w:r>
-          <w:rPr>
-            <w:lang w:val="zh_TW" w:bidi="zh_TW"/>
-          </w:rPr>
-          <w:rPr>
-            <w:color w:val="0000EE"/>
-            <w:u w:val="single"/>
-          </w:rPr>
-          <w:t>創35:8</w:t>
+        <w:t>這個稱號的具體來源是</w:t>
+      </w:r>
+      <w:hyperlink r:id="rId42">
+        <w:r>
+          <w:rPr>
+            <w:lang w:val="zh_TW" w:bidi="zh_TW"/>
+          </w:rPr>
+          <w:rPr>
+            <w:color w:val="0000EE"/>
+            <w:u w:val="single"/>
+          </w:rPr>
+          <w:t>但以理書七章13至14節</w:t>
+        </w:r>
+      </w:hyperlink>
+      <w:r>
+        <w:rPr>
+          <w:lang w:val="zh_TW" w:bidi="zh_TW"/>
+        </w:rPr>
+        <w:t>，在那裡但以理看到一個「像人子」的異象，他「駕著天雲」而來，被領到「亙古常在者」面前，而亙古常在者賜給祂權柄、榮耀、國度。耶穌在教導祂的再來時多次引用這處經文的一部分（</w:t>
+      </w:r>
+      <w:hyperlink r:id="rId43">
+        <w:r>
+          <w:rPr>
+            <w:lang w:val="zh_TW" w:bidi="zh_TW"/>
+          </w:rPr>
+          <w:rPr>
+            <w:color w:val="0000EE"/>
+            <w:u w:val="single"/>
+          </w:rPr>
+          <w:t>太16:27</w:t>
+        </w:r>
+      </w:hyperlink>
+      <w:r>
+        <w:rPr>
+          <w:lang w:val="zh_TW" w:bidi="zh_TW"/>
+        </w:rPr>
+        <w:t>，</w:t>
+      </w:r>
+      <w:hyperlink r:id="rId44">
+        <w:r>
+          <w:rPr>
+            <w:lang w:val="zh_TW" w:bidi="zh_TW"/>
+          </w:rPr>
+          <w:rPr>
+            <w:color w:val="0000EE"/>
+            <w:u w:val="single"/>
+          </w:rPr>
+          <w:t>19:28，</w:t>
+        </w:r>
+      </w:hyperlink>
+      <w:hyperlink r:id="rId45">
+        <w:r>
+          <w:rPr>
+            <w:lang w:val="zh_TW" w:bidi="zh_TW"/>
+          </w:rPr>
+          <w:rPr>
+            <w:color w:val="0000EE"/>
+            <w:u w:val="single"/>
+          </w:rPr>
+          <w:t>24:30，2</w:t>
+        </w:r>
+      </w:hyperlink>
+      <w:hyperlink r:id="rId46">
+        <w:r>
+          <w:rPr>
+            <w:lang w:val="zh_TW" w:bidi="zh_TW"/>
+          </w:rPr>
+          <w:rPr>
+            <w:color w:val="0000EE"/>
+            <w:u w:val="single"/>
+          </w:rPr>
+          <w:t>5:31，</w:t>
+        </w:r>
+      </w:hyperlink>
+      <w:hyperlink r:id="rId47">
+        <w:r>
+          <w:rPr>
+            <w:lang w:val="zh_TW" w:bidi="zh_TW"/>
+          </w:rPr>
+          <w:rPr>
+            <w:color w:val="0000EE"/>
+            <w:u w:val="single"/>
+          </w:rPr>
+          <w:t>26:64</w:t>
+        </w:r>
+      </w:hyperlink>
+      <w:r>
+        <w:rPr>
+          <w:lang w:val="zh_TW" w:bidi="zh_TW"/>
+        </w:rPr>
+        <w:t>）。顯然，耶穌將這處經文理解為是祂自己的預言，描繪了祂的道成肉身、升天和承受神的國度。</w:t>
+      </w:r>
+    </w:p>
+    <w:p>
+      <w:pPr/>
+      <w:r>
+        <w:rPr>
+          <w:lang w:val="zh_TW" w:bidi="zh_TW"/>
+        </w:rPr>
+      </w:r>
+      <w:r>
+        <w:rPr>
+          <w:lang w:val="zh_TW" w:bidi="zh_TW"/>
+        </w:rPr>
+        <w:t>在福音書中，「人子」這個稱號被耶穌使用了大約80次，以隱晦、間接的方式來說明耶穌自己（太，32次；可，14次；路，26次；約，10次）。在所有這些經文中，耶穌都是說話者，從來沒有人稱呼祂為「人子」。在有些經文中的描述非常奧秘，以至於有些解經家認為耶穌是在談論另一個人。這種懷疑只出現在約翰福音中唯一的一處經文中，群眾問耶穌：「這人子是誰呢？」（</w:t>
+      </w:r>
+      <w:hyperlink r:id="rId48">
+        <w:r>
+          <w:rPr>
+            <w:lang w:val="zh_TW" w:bidi="zh_TW"/>
+          </w:rPr>
+          <w:rPr>
+            <w:color w:val="0000EE"/>
+            <w:u w:val="single"/>
+          </w:rPr>
+          <w:t>約12:34</w:t>
+        </w:r>
+      </w:hyperlink>
+      <w:r>
+        <w:rPr>
+          <w:lang w:val="zh_TW" w:bidi="zh_TW"/>
+        </w:rPr>
+        <w:t>）。在大多數經文中，耶穌的身份是明確的。在一些經文中是明顯的：「人說我——人子是誰？」——接著是「你們說我是誰？」（</w:t>
+      </w:r>
+      <w:hyperlink r:id="rId49">
+        <w:r>
+          <w:rPr>
+            <w:lang w:val="zh_TW" w:bidi="zh_TW"/>
+          </w:rPr>
+          <w:rPr>
+            <w:color w:val="0000EE"/>
+            <w:u w:val="single"/>
+          </w:rPr>
+          <w:t>太16:13、15</w:t>
+        </w:r>
+      </w:hyperlink>
+      <w:r>
+        <w:rPr>
+          <w:lang w:val="zh_TW" w:bidi="zh_TW"/>
+        </w:rPr>
+        <w:t>）。通常的結論是，耶穌將這個稱號用作祂自己的彌賽亞稱號，這樣祂就可以謙卑地談論祂自己和祂的使命，並傳達耶穌希望揭示關於祂自己的重要事實。祂可以這樣做，因為當這個稱號用於耶穌的彌賽亞身分時，這一稱號並未帶來普遍的錯誤觀念和誤解。</w:t>
+      </w:r>
+    </w:p>
+    <w:p>
+      <w:pPr/>
+      <w:r>
+        <w:rPr>
+          <w:lang w:val="zh_TW" w:bidi="zh_TW"/>
+        </w:rPr>
+      </w:r>
+      <w:r>
+        <w:rPr>
+          <w:lang w:val="zh_TW" w:bidi="zh_TW"/>
+        </w:rPr>
+        <w:t>這個稱號在新約中只出現了另外四次。在</w:t>
+      </w:r>
+      <w:hyperlink r:id="rId50">
+        <w:r>
+          <w:rPr>
+            <w:lang w:val="zh_TW" w:bidi="zh_TW"/>
+          </w:rPr>
+          <w:rPr>
+            <w:color w:val="0000EE"/>
+            <w:u w:val="single"/>
+          </w:rPr>
+          <w:t>使徒行傳七章56節</w:t>
+        </w:r>
+      </w:hyperlink>
+      <w:r>
+        <w:rPr>
+          <w:lang w:val="zh_TW" w:bidi="zh_TW"/>
+        </w:rPr>
+        <w:t>，司提反說：「我看見天開了，人子站在神的右邊。」</w:t>
+      </w:r>
+      <w:hyperlink r:id="rId51">
+        <w:r>
+          <w:rPr>
+            <w:lang w:val="zh_TW" w:bidi="zh_TW"/>
+          </w:rPr>
+          <w:rPr>
+            <w:color w:val="0000EE"/>
+            <w:u w:val="single"/>
+          </w:rPr>
+          <w:t>希伯來書二章6節</w:t>
+        </w:r>
+      </w:hyperlink>
+      <w:r>
+        <w:rPr>
+          <w:lang w:val="zh_TW" w:bidi="zh_TW"/>
+        </w:rPr>
+        <w:t>將</w:t>
+      </w:r>
+      <w:hyperlink r:id="rId52">
+        <w:r>
+          <w:rPr>
+            <w:lang w:val="zh_TW" w:bidi="zh_TW"/>
+          </w:rPr>
+          <w:rPr>
+            <w:color w:val="0000EE"/>
+            <w:u w:val="single"/>
+          </w:rPr>
+          <w:t>詩篇八篇4節</w:t>
+        </w:r>
+      </w:hyperlink>
+      <w:r>
+        <w:rPr>
+          <w:lang w:val="zh_TW" w:bidi="zh_TW"/>
+        </w:rPr>
+        <w:t>應用在耶穌身上。最後，</w:t>
+      </w:r>
+      <w:hyperlink r:id="rId53">
+        <w:r>
+          <w:rPr>
+            <w:lang w:val="zh_TW" w:bidi="zh_TW"/>
+          </w:rPr>
+          <w:rPr>
+            <w:color w:val="0000EE"/>
+            <w:u w:val="single"/>
+          </w:rPr>
+          <w:t>啟示錄一章13節</w:t>
+        </w:r>
+      </w:hyperlink>
+      <w:r>
+        <w:rPr>
+          <w:lang w:val="zh_TW" w:bidi="zh_TW"/>
+        </w:rPr>
+        <w:t>和</w:t>
+      </w:r>
+      <w:hyperlink r:id="rId54">
+        <w:r>
+          <w:rPr>
+            <w:lang w:val="zh_TW" w:bidi="zh_TW"/>
+          </w:rPr>
+          <w:rPr>
+            <w:color w:val="0000EE"/>
+            <w:u w:val="single"/>
+          </w:rPr>
+          <w:t>十四章14節</w:t>
+        </w:r>
+      </w:hyperlink>
+      <w:r>
+        <w:rPr>
+          <w:lang w:val="zh_TW" w:bidi="zh_TW"/>
+        </w:rPr>
+        <w:t>描繪兩個「像人子的」異象，毫無疑問是榮耀的耶穌。</w:t>
+      </w:r>
+    </w:p>
+    <w:p>
+      <w:pPr/>
+      <w:r>
+        <w:rPr>
+          <w:lang w:val="zh_TW" w:bidi="zh_TW"/>
+        </w:rPr>
+      </w:r>
+      <w:r>
+        <w:rPr>
+          <w:lang w:val="zh_TW" w:bidi="zh_TW"/>
+        </w:rPr>
+        <w:t>在對觀福音中，耶穌使用「人子」這個稱號的第一個主題，是祂來到世上完成彌賽亞使命。耶穌通過說「狐狸有洞，天空的飛鳥有窩，人子卻沒有枕頭的地方」，來比較祂在地上的狀況與祂先前在天上的榮耀（</w:t>
+      </w:r>
+      <w:hyperlink r:id="rId55">
+        <w:r>
+          <w:rPr>
+            <w:lang w:val="zh_TW" w:bidi="zh_TW"/>
+          </w:rPr>
+          <w:rPr>
+            <w:color w:val="0000EE"/>
+            <w:u w:val="single"/>
+          </w:rPr>
+          <w:t>太8:20</w:t>
+        </w:r>
+      </w:hyperlink>
+      <w:r>
+        <w:rPr>
+          <w:lang w:val="zh_TW" w:bidi="zh_TW"/>
+        </w:rPr>
+        <w:t>；見</w:t>
+      </w:r>
+      <w:hyperlink r:id="rId56">
+        <w:r>
+          <w:rPr>
+            <w:lang w:val="zh_TW" w:bidi="zh_TW"/>
+          </w:rPr>
+          <w:rPr>
+            <w:color w:val="0000EE"/>
+            <w:u w:val="single"/>
+          </w:rPr>
+          <w:t>路9:58</w:t>
+        </w:r>
+      </w:hyperlink>
+      <w:r>
+        <w:rPr>
+          <w:lang w:val="zh_TW" w:bidi="zh_TW"/>
+        </w:rPr>
+        <w:t>）。這表明人子捨棄了祂的天家，來到地上承受事工中的一切羞辱（</w:t>
+      </w:r>
+      <w:hyperlink r:id="rId57">
+        <w:r>
+          <w:rPr>
+            <w:lang w:val="zh_TW" w:bidi="zh_TW"/>
+          </w:rPr>
+          <w:rPr>
+            <w:color w:val="0000EE"/>
+            <w:u w:val="single"/>
+          </w:rPr>
+          <w:t>腓2:5–11</w:t>
         </w:r>
       </w:hyperlink>
       <w:r>
@@ -313,43 +2034,151 @@
         <w:rPr>
           <w:lang w:val="zh_TW" w:bidi="zh_TW"/>
         </w:rPr>
-        <w:t>摩西的母親在法老的女兒付錢請她照顧摩西之後，就成了他的乳母（</w:t>
-      </w:r>
-      <w:hyperlink r:id="rId16">
-        <w:r>
-          <w:rPr>
-            <w:lang w:val="zh_TW" w:bidi="zh_TW"/>
-          </w:rPr>
-          <w:rPr>
-            <w:color w:val="0000EE"/>
-            <w:u w:val="single"/>
-          </w:rPr>
-          <w:t>出2:7</w:t>
-        </w:r>
-      </w:hyperlink>
-      <w:r>
-        <w:rPr>
-          <w:lang w:val="zh_TW" w:bidi="zh_TW"/>
-        </w:rPr>
-        <w:t>）。王室的兒子也會由乳母照料，約阿施就是一例。他的姑姑約示巴將他和他的乳母藏起來（</w:t>
-      </w:r>
-      <w:hyperlink r:id="rId17">
-        <w:r>
-          <w:rPr>
-            <w:lang w:val="zh_TW" w:bidi="zh_TW"/>
-          </w:rPr>
-          <w:rPr>
-            <w:color w:val="0000EE"/>
-            <w:u w:val="single"/>
-          </w:rPr>
-          <w:t>王下11:2</w:t>
-        </w:r>
-      </w:hyperlink>
-      <w:r>
-        <w:rPr>
-          <w:lang w:val="zh_TW" w:bidi="zh_TW"/>
-        </w:rPr>
-        <w:t>）。因為約阿施躲藏了六年，並在七歲登基，所以他藏起來的時候大約一歲。他的乳母必定是一位奶母。</w:t>
+        <w:t>耶穌使用這個稱號來宣告神的特權，說：「人子是安息日的主」（</w:t>
+      </w:r>
+      <w:hyperlink r:id="rId58">
+        <w:r>
+          <w:rPr>
+            <w:lang w:val="zh_TW" w:bidi="zh_TW"/>
+          </w:rPr>
+          <w:rPr>
+            <w:color w:val="0000EE"/>
+            <w:u w:val="single"/>
+          </w:rPr>
+          <w:t>太12:8</w:t>
+        </w:r>
+      </w:hyperlink>
+      <w:r>
+        <w:rPr>
+          <w:lang w:val="zh_TW" w:bidi="zh_TW"/>
+        </w:rPr>
+        <w:t>；</w:t>
+      </w:r>
+      <w:hyperlink r:id="rId59">
+        <w:r>
+          <w:rPr>
+            <w:lang w:val="zh_TW" w:bidi="zh_TW"/>
+          </w:rPr>
+          <w:rPr>
+            <w:color w:val="0000EE"/>
+            <w:u w:val="single"/>
+          </w:rPr>
+          <w:t>可2:28</w:t>
+        </w:r>
+      </w:hyperlink>
+      <w:r>
+        <w:rPr>
+          <w:lang w:val="zh_TW" w:bidi="zh_TW"/>
+        </w:rPr>
+        <w:t>；</w:t>
+      </w:r>
+      <w:hyperlink r:id="rId60">
+        <w:r>
+          <w:rPr>
+            <w:lang w:val="zh_TW" w:bidi="zh_TW"/>
+          </w:rPr>
+          <w:rPr>
+            <w:color w:val="0000EE"/>
+            <w:u w:val="single"/>
+          </w:rPr>
+          <w:t>路6:5</w:t>
+        </w:r>
+      </w:hyperlink>
+      <w:r>
+        <w:rPr>
+          <w:lang w:val="zh_TW" w:bidi="zh_TW"/>
+        </w:rPr>
+        <w:t>）。安息日是神所設立的制度，一般人不得修改。但因為耶穌是從天上來的人子，祂就可以自由地作為安息日的主宰，因為祂就是設立安息日的那位主（</w:t>
+      </w:r>
+      <w:hyperlink r:id="rId61">
+        <w:r>
+          <w:rPr>
+            <w:lang w:val="zh_TW" w:bidi="zh_TW"/>
+          </w:rPr>
+          <w:rPr>
+            <w:color w:val="0000EE"/>
+            <w:u w:val="single"/>
+          </w:rPr>
+          <w:t>創2:2</w:t>
+        </w:r>
+      </w:hyperlink>
+      <w:r>
+        <w:rPr>
+          <w:lang w:val="zh_TW" w:bidi="zh_TW"/>
+        </w:rPr>
+        <w:t>；</w:t>
+      </w:r>
+      <w:hyperlink r:id="rId62">
+        <w:r>
+          <w:rPr>
+            <w:lang w:val="zh_TW" w:bidi="zh_TW"/>
+          </w:rPr>
+          <w:rPr>
+            <w:color w:val="0000EE"/>
+            <w:u w:val="single"/>
+          </w:rPr>
+          <w:t>出20:8–11）</w:t>
+        </w:r>
+      </w:hyperlink>
+      <w:r>
+        <w:rPr>
+          <w:lang w:val="zh_TW" w:bidi="zh_TW"/>
+        </w:rPr>
+        <w:t>。在迦百農醫治癱子之後，耶穌宣稱「人子在地上有赦罪的權柄」（</w:t>
+      </w:r>
+      <w:hyperlink r:id="rId63">
+        <w:r>
+          <w:rPr>
+            <w:lang w:val="zh_TW" w:bidi="zh_TW"/>
+          </w:rPr>
+          <w:rPr>
+            <w:color w:val="0000EE"/>
+            <w:u w:val="single"/>
+          </w:rPr>
+          <w:t>太9:6</w:t>
+        </w:r>
+      </w:hyperlink>
+      <w:r>
+        <w:rPr>
+          <w:lang w:val="zh_TW" w:bidi="zh_TW"/>
+        </w:rPr>
+        <w:t>；</w:t>
+      </w:r>
+      <w:hyperlink r:id="rId64">
+        <w:r>
+          <w:rPr>
+            <w:lang w:val="zh_TW" w:bidi="zh_TW"/>
+          </w:rPr>
+          <w:rPr>
+            <w:color w:val="0000EE"/>
+            <w:u w:val="single"/>
+          </w:rPr>
+          <w:t>可2:10</w:t>
+        </w:r>
+      </w:hyperlink>
+      <w:r>
+        <w:rPr>
+          <w:lang w:val="zh_TW" w:bidi="zh_TW"/>
+        </w:rPr>
+        <w:t>；</w:t>
+      </w:r>
+      <w:hyperlink r:id="rId65">
+        <w:r>
+          <w:rPr>
+            <w:lang w:val="zh_TW" w:bidi="zh_TW"/>
+          </w:rPr>
+          <w:rPr>
+            <w:color w:val="0000EE"/>
+            <w:u w:val="single"/>
+          </w:rPr>
+          <w:t>路5:24</w:t>
+        </w:r>
+      </w:hyperlink>
+      <w:r>
+        <w:rPr>
+          <w:lang w:val="zh_TW" w:bidi="zh_TW"/>
+        </w:rPr>
+        <w:t>）。以前，赦罪是從天上和神而來的，但現在赦罪是由耶穌在地上賜予的。</w:t>
       </w:r>
     </w:p>
     <w:p>
@@ -363,18 +2192,72 @@
         <w:rPr>
           <w:lang w:val="zh_TW" w:bidi="zh_TW"/>
         </w:rPr>
-        <w:t>王室的孩子會得到特別的照顧，斷奶以後也會由乳母看管。孩子通常吃奶到大約三歲，到了斷奶（停止哺乳）的時候，家裡會擺設筵席（</w:t>
-      </w:r>
-      <w:hyperlink r:id="rId18">
-        <w:r>
-          <w:rPr>
-            <w:lang w:val="zh_TW" w:bidi="zh_TW"/>
-          </w:rPr>
-          <w:rPr>
-            <w:color w:val="0000EE"/>
-            <w:u w:val="single"/>
-          </w:rPr>
-          <w:t>創21:8</w:t>
+        <w:t>耶穌使用「人子」這個稱號的第二個方面涉及祂的受苦、死亡和榮耀的復活，這是祂以奧秘的方式成就祂作為人子在地上的使命。在彼得認耶穌為彌賽亞和神的兒子之後，耶穌開始詳細說明祂必須受苦（</w:t>
+      </w:r>
+      <w:hyperlink r:id="rId66">
+        <w:r>
+          <w:rPr>
+            <w:lang w:val="zh_TW" w:bidi="zh_TW"/>
+          </w:rPr>
+          <w:rPr>
+            <w:color w:val="0000EE"/>
+            <w:u w:val="single"/>
+          </w:rPr>
+          <w:t>太16:16</w:t>
+        </w:r>
+      </w:hyperlink>
+      <w:r>
+        <w:rPr>
+          <w:lang w:val="zh_TW" w:bidi="zh_TW"/>
+        </w:rPr>
+        <w:t>）。耶穌第一次預言祂作為人子要受苦是在</w:t>
+      </w:r>
+      <w:hyperlink r:id="rId67">
+        <w:r>
+          <w:rPr>
+            <w:lang w:val="zh_TW" w:bidi="zh_TW"/>
+          </w:rPr>
+          <w:rPr>
+            <w:color w:val="0000EE"/>
+            <w:u w:val="single"/>
+          </w:rPr>
+          <w:t>馬可福音八章31至32節</w:t>
+        </w:r>
+      </w:hyperlink>
+      <w:r>
+        <w:rPr>
+          <w:lang w:val="zh_TW" w:bidi="zh_TW"/>
+        </w:rPr>
+        <w:t>，並在其它多處經文中，這預言被重複。福音書進一步擴展了這一主題，提到被戲弄和鞭打（</w:t>
+      </w:r>
+      <w:hyperlink r:id="rId68">
+        <w:r>
+          <w:rPr>
+            <w:lang w:val="zh_TW" w:bidi="zh_TW"/>
+          </w:rPr>
+          <w:rPr>
+            <w:color w:val="0000EE"/>
+            <w:u w:val="single"/>
+          </w:rPr>
+          <w:t>太17:12</w:t>
+        </w:r>
+      </w:hyperlink>
+      <w:r>
+        <w:rPr>
+          <w:lang w:val="zh_TW" w:bidi="zh_TW"/>
+        </w:rPr>
+        <w:t>，</w:t>
+      </w:r>
+      <w:hyperlink r:id="rId69">
+        <w:r>
+          <w:rPr>
+            <w:lang w:val="zh_TW" w:bidi="zh_TW"/>
+          </w:rPr>
+          <w:rPr>
+            <w:color w:val="0000EE"/>
+            <w:u w:val="single"/>
+          </w:rPr>
+          <w:t>20:18</w:t>
         </w:r>
       </w:hyperlink>
       <w:r>
@@ -383,52 +2266,232 @@
         </w:rPr>
         <w:t>；</w:t>
       </w:r>
-      <w:hyperlink r:id="rId19">
-        <w:r>
-          <w:rPr>
-            <w:lang w:val="zh_TW" w:bidi="zh_TW"/>
-          </w:rPr>
-          <w:rPr>
-            <w:color w:val="0000EE"/>
-            <w:u w:val="single"/>
-          </w:rPr>
-          <w:t>撒上1:23–24</w:t>
-        </w:r>
-      </w:hyperlink>
-      <w:r>
-        <w:rPr>
-          <w:lang w:val="zh_TW" w:bidi="zh_TW"/>
-        </w:rPr>
-        <w:t>）。孩子斷奶之後，就由兼為教師的乳母照管孩子。米非波設五歲的時候，他的乳母抱著他逃跑，卻失腳跌倒，使他成了瘸腿的（</w:t>
-      </w:r>
-      <w:hyperlink r:id="rId20">
-        <w:r>
-          <w:rPr>
-            <w:lang w:val="zh_TW" w:bidi="zh_TW"/>
-          </w:rPr>
-          <w:rPr>
-            <w:color w:val="0000EE"/>
-            <w:u w:val="single"/>
-          </w:rPr>
-          <w:t>撒下4:4</w:t>
-        </w:r>
-      </w:hyperlink>
-      <w:r>
-        <w:rPr>
-          <w:lang w:val="zh_TW" w:bidi="zh_TW"/>
-        </w:rPr>
-        <w:t>）。拿俄米也以乳母的身分照顧她的孫子（</w:t>
-      </w:r>
-      <w:hyperlink r:id="rId21">
-        <w:r>
-          <w:rPr>
-            <w:lang w:val="zh_TW" w:bidi="zh_TW"/>
-          </w:rPr>
-          <w:rPr>
-            <w:color w:val="0000EE"/>
-            <w:u w:val="single"/>
-          </w:rPr>
-          <w:t>得4:16</w:t>
+      <w:hyperlink r:id="rId70">
+        <w:r>
+          <w:rPr>
+            <w:lang w:val="zh_TW" w:bidi="zh_TW"/>
+          </w:rPr>
+          <w:rPr>
+            <w:color w:val="0000EE"/>
+            <w:u w:val="single"/>
+          </w:rPr>
+          <w:t>可8:31</w:t>
+        </w:r>
+      </w:hyperlink>
+      <w:r>
+        <w:rPr>
+          <w:lang w:val="zh_TW" w:bidi="zh_TW"/>
+        </w:rPr>
+        <w:t>；</w:t>
+      </w:r>
+      <w:hyperlink r:id="rId71">
+        <w:r>
+          <w:rPr>
+            <w:lang w:val="zh_TW" w:bidi="zh_TW"/>
+          </w:rPr>
+          <w:rPr>
+            <w:color w:val="0000EE"/>
+            <w:u w:val="single"/>
+          </w:rPr>
+          <w:t>路9:22</w:t>
+        </w:r>
+      </w:hyperlink>
+      <w:r>
+        <w:rPr>
+          <w:lang w:val="zh_TW" w:bidi="zh_TW"/>
+        </w:rPr>
+        <w:t>）、被猶大出賣（</w:t>
+      </w:r>
+      <w:hyperlink r:id="rId72">
+        <w:r>
+          <w:rPr>
+            <w:lang w:val="zh_TW" w:bidi="zh_TW"/>
+          </w:rPr>
+          <w:rPr>
+            <w:color w:val="0000EE"/>
+            <w:u w:val="single"/>
+          </w:rPr>
+          <w:t>太17:22</w:t>
+        </w:r>
+      </w:hyperlink>
+      <w:r>
+        <w:rPr>
+          <w:lang w:val="zh_TW" w:bidi="zh_TW"/>
+        </w:rPr>
+        <w:t>，</w:t>
+      </w:r>
+      <w:hyperlink r:id="rId73">
+        <w:r>
+          <w:rPr>
+            <w:lang w:val="zh_TW" w:bidi="zh_TW"/>
+          </w:rPr>
+          <w:rPr>
+            <w:color w:val="0000EE"/>
+            <w:u w:val="single"/>
+          </w:rPr>
+          <w:t>26:24–25</w:t>
+        </w:r>
+      </w:hyperlink>
+      <w:r>
+        <w:rPr>
+          <w:lang w:val="zh_TW" w:bidi="zh_TW"/>
+        </w:rPr>
+        <w:t>；</w:t>
+      </w:r>
+      <w:hyperlink r:id="rId74">
+        <w:r>
+          <w:rPr>
+            <w:lang w:val="zh_TW" w:bidi="zh_TW"/>
+          </w:rPr>
+          <w:rPr>
+            <w:color w:val="0000EE"/>
+            <w:u w:val="single"/>
+          </w:rPr>
+          <w:t>可14:21、41</w:t>
+        </w:r>
+      </w:hyperlink>
+      <w:r>
+        <w:rPr>
+          <w:lang w:val="zh_TW" w:bidi="zh_TW"/>
+        </w:rPr>
+        <w:t>）、被猶太領袖拒絕（</w:t>
+      </w:r>
+      <w:hyperlink r:id="rId69">
+        <w:r>
+          <w:rPr>
+            <w:lang w:val="zh_TW" w:bidi="zh_TW"/>
+          </w:rPr>
+          <w:rPr>
+            <w:color w:val="0000EE"/>
+            <w:u w:val="single"/>
+          </w:rPr>
+          <w:t>太20:18</w:t>
+        </w:r>
+      </w:hyperlink>
+      <w:r>
+        <w:rPr>
+          <w:lang w:val="zh_TW" w:bidi="zh_TW"/>
+        </w:rPr>
+        <w:t>）、被釘十字架（</w:t>
+      </w:r>
+      <w:hyperlink r:id="rId75">
+        <w:r>
+          <w:rPr>
+            <w:lang w:val="zh_TW" w:bidi="zh_TW"/>
+          </w:rPr>
+          <w:rPr>
+            <w:color w:val="0000EE"/>
+            <w:u w:val="single"/>
+          </w:rPr>
+          <w:t>太20:19</w:t>
+        </w:r>
+      </w:hyperlink>
+      <w:r>
+        <w:rPr>
+          <w:lang w:val="zh_TW" w:bidi="zh_TW"/>
+        </w:rPr>
+        <w:t>；</w:t>
+      </w:r>
+      <w:hyperlink r:id="rId76">
+        <w:r>
+          <w:rPr>
+            <w:lang w:val="zh_TW" w:bidi="zh_TW"/>
+          </w:rPr>
+          <w:rPr>
+            <w:color w:val="0000EE"/>
+            <w:u w:val="single"/>
+          </w:rPr>
+          <w:t>可9:12、31</w:t>
+        </w:r>
+      </w:hyperlink>
+      <w:r>
+        <w:rPr>
+          <w:lang w:val="zh_TW" w:bidi="zh_TW"/>
+        </w:rPr>
+        <w:t>，</w:t>
+      </w:r>
+      <w:hyperlink r:id="rId77">
+        <w:r>
+          <w:rPr>
+            <w:lang w:val="zh_TW" w:bidi="zh_TW"/>
+          </w:rPr>
+          <w:rPr>
+            <w:color w:val="0000EE"/>
+            <w:u w:val="single"/>
+          </w:rPr>
+          <w:t>10:33</w:t>
+        </w:r>
+      </w:hyperlink>
+      <w:r>
+        <w:rPr>
+          <w:lang w:val="zh_TW" w:bidi="zh_TW"/>
+        </w:rPr>
+        <w:t>）、埋葬三天（</w:t>
+      </w:r>
+      <w:hyperlink r:id="rId78">
+        <w:r>
+          <w:rPr>
+            <w:lang w:val="zh_TW" w:bidi="zh_TW"/>
+          </w:rPr>
+          <w:rPr>
+            <w:color w:val="0000EE"/>
+            <w:u w:val="single"/>
+          </w:rPr>
+          <w:t>太12:40</w:t>
+        </w:r>
+      </w:hyperlink>
+      <w:r>
+        <w:rPr>
+          <w:lang w:val="zh_TW" w:bidi="zh_TW"/>
+        </w:rPr>
+        <w:t>；</w:t>
+      </w:r>
+      <w:hyperlink r:id="rId79">
+        <w:r>
+          <w:rPr>
+            <w:lang w:val="zh_TW" w:bidi="zh_TW"/>
+          </w:rPr>
+          <w:rPr>
+            <w:color w:val="0000EE"/>
+            <w:u w:val="single"/>
+          </w:rPr>
+          <w:t>路11:30</w:t>
+        </w:r>
+      </w:hyperlink>
+      <w:r>
+        <w:rPr>
+          <w:lang w:val="zh_TW" w:bidi="zh_TW"/>
+        </w:rPr>
+        <w:t>），以及復活（</w:t>
+      </w:r>
+      <w:hyperlink r:id="rId80">
+        <w:r>
+          <w:rPr>
+            <w:lang w:val="zh_TW" w:bidi="zh_TW"/>
+          </w:rPr>
+          <w:rPr>
+            <w:color w:val="0000EE"/>
+            <w:u w:val="single"/>
+          </w:rPr>
+          <w:t>太17:22–23</w:t>
+        </w:r>
+      </w:hyperlink>
+      <w:r>
+        <w:rPr>
+          <w:lang w:val="zh_TW" w:bidi="zh_TW"/>
+        </w:rPr>
+        <w:t>；</w:t>
+      </w:r>
+      <w:hyperlink r:id="rId70">
+        <w:r>
+          <w:rPr>
+            <w:lang w:val="zh_TW" w:bidi="zh_TW"/>
+          </w:rPr>
+          <w:rPr>
+            <w:color w:val="0000EE"/>
+            <w:u w:val="single"/>
+          </w:rPr>
+          <w:t>可8:31</w:t>
         </w:r>
       </w:hyperlink>
       <w:r>
@@ -449,72 +2512,54 @@
         <w:rPr>
           <w:lang w:val="zh_TW" w:bidi="zh_TW"/>
         </w:rPr>
-        <w:t>男乳母很可能會擔任年幼貴冑的教師。例如，</w:t>
-      </w:r>
-      <w:hyperlink r:id="rId22">
-        <w:r>
-          <w:rPr>
-            <w:lang w:val="zh_TW" w:bidi="zh_TW"/>
-          </w:rPr>
-          <w:rPr>
-            <w:color w:val="0000EE"/>
-            <w:u w:val="single"/>
-          </w:rPr>
-          <w:t>列王紀下十章1節</w:t>
-        </w:r>
-      </w:hyperlink>
-      <w:r>
-        <w:rPr>
-          <w:lang w:val="zh_TW" w:bidi="zh_TW"/>
-        </w:rPr>
-        <w:t>提到了亞哈的眾子有師傅（參</w:t>
-      </w:r>
-      <w:hyperlink r:id="rId23">
-        <w:r>
-          <w:rPr>
-            <w:lang w:val="zh_TW" w:bidi="zh_TW"/>
-          </w:rPr>
-          <w:rPr>
-            <w:color w:val="0000EE"/>
-            <w:u w:val="single"/>
-          </w:rPr>
-          <w:t>王下10:5</w:t>
-        </w:r>
-      </w:hyperlink>
-      <w:r>
-        <w:rPr>
-          <w:lang w:val="zh_TW" w:bidi="zh_TW"/>
-        </w:rPr>
-        <w:t>）。因此，我們應該這樣理解摩西提到自己是「乳母」的話：「這百姓豈是我懷的胎，豈是我生下來的呢？你竟對我說：『把他們抱在懷裡，如養育之父抱吃奶的孩子，直抱到你起誓應許給他們祖宗的地去。』」（</w:t>
-      </w:r>
-      <w:hyperlink r:id="rId24">
-        <w:r>
-          <w:rPr>
-            <w:lang w:val="zh_TW" w:bidi="zh_TW"/>
-          </w:rPr>
-          <w:rPr>
-            <w:color w:val="0000EE"/>
-            <w:u w:val="single"/>
-          </w:rPr>
-          <w:t>民11:12</w:t>
-        </w:r>
-      </w:hyperlink>
-      <w:r>
-        <w:rPr>
-          <w:lang w:val="zh_TW" w:bidi="zh_TW"/>
-        </w:rPr>
-        <w:t>）。保羅也把自己看作教會的「乳母」（</w:t>
-      </w:r>
-      <w:hyperlink r:id="rId25">
-        <w:r>
-          <w:rPr>
-            <w:lang w:val="zh_TW" w:bidi="zh_TW"/>
-          </w:rPr>
-          <w:rPr>
-            <w:color w:val="0000EE"/>
-            <w:u w:val="single"/>
-          </w:rPr>
-          <w:t>帖前2:7</w:t>
+        <w:t>在著名的經文「人子來，不是要受人的服事，乃是要服事人，並且要捨命，作多人的贖價」（</w:t>
+      </w:r>
+      <w:hyperlink r:id="rId81">
+        <w:r>
+          <w:rPr>
+            <w:lang w:val="zh_TW" w:bidi="zh_TW"/>
+          </w:rPr>
+          <w:rPr>
+            <w:color w:val="0000EE"/>
+            <w:u w:val="single"/>
+          </w:rPr>
+          <w:t>太20:28</w:t>
+        </w:r>
+      </w:hyperlink>
+      <w:r>
+        <w:rPr>
+          <w:lang w:val="zh_TW" w:bidi="zh_TW"/>
+        </w:rPr>
+        <w:t>；</w:t>
+      </w:r>
+      <w:hyperlink r:id="rId82">
+        <w:r>
+          <w:rPr>
+            <w:lang w:val="zh_TW" w:bidi="zh_TW"/>
+          </w:rPr>
+          <w:rPr>
+            <w:color w:val="0000EE"/>
+            <w:u w:val="single"/>
+          </w:rPr>
+          <w:t>可10:45</w:t>
+        </w:r>
+      </w:hyperlink>
+      <w:r>
+        <w:rPr>
+          <w:lang w:val="zh_TW" w:bidi="zh_TW"/>
+        </w:rPr>
+        <w:t>）中，耶穌教導說，祂的死亡是為祂的百姓帶來救恩的贖罪祭。這一思想源自耶穌對祂自己是受苦的耶和華僕人的理解（</w:t>
+      </w:r>
+      <w:hyperlink r:id="rId83">
+        <w:r>
+          <w:rPr>
+            <w:lang w:val="zh_TW" w:bidi="zh_TW"/>
+          </w:rPr>
+          <w:rPr>
+            <w:color w:val="0000EE"/>
+            <w:u w:val="single"/>
+          </w:rPr>
+          <w:t>賽53章</w:t>
         </w:r>
       </w:hyperlink>
       <w:r>
@@ -522,6 +2567,2243 @@
           <w:lang w:val="zh_TW" w:bidi="zh_TW"/>
         </w:rPr>
         <w:t>）。</w:t>
+      </w:r>
+    </w:p>
+    <w:p>
+      <w:pPr/>
+      <w:r>
+        <w:rPr>
+          <w:lang w:val="zh_TW" w:bidi="zh_TW"/>
+        </w:rPr>
+      </w:r>
+      <w:r>
+        <w:rPr>
+          <w:lang w:val="zh_TW" w:bidi="zh_TW"/>
+        </w:rPr>
+        <w:t>耶穌也用「人子」的稱號來教導關於祂的再來。作為人子，耶穌將在天父的榮耀中，與眾天使一同從天降臨（</w:t>
+      </w:r>
+      <w:hyperlink r:id="rId43">
+        <w:r>
+          <w:rPr>
+            <w:lang w:val="zh_TW" w:bidi="zh_TW"/>
+          </w:rPr>
+          <w:rPr>
+            <w:color w:val="0000EE"/>
+            <w:u w:val="single"/>
+          </w:rPr>
+          <w:t>太16:27</w:t>
+        </w:r>
+      </w:hyperlink>
+      <w:r>
+        <w:rPr>
+          <w:lang w:val="zh_TW" w:bidi="zh_TW"/>
+        </w:rPr>
+        <w:t>；</w:t>
+      </w:r>
+      <w:hyperlink r:id="rId84">
+        <w:r>
+          <w:rPr>
+            <w:lang w:val="zh_TW" w:bidi="zh_TW"/>
+          </w:rPr>
+          <w:rPr>
+            <w:color w:val="0000EE"/>
+            <w:u w:val="single"/>
+          </w:rPr>
+          <w:t>可8:38</w:t>
+        </w:r>
+      </w:hyperlink>
+      <w:r>
+        <w:rPr>
+          <w:lang w:val="zh_TW" w:bidi="zh_TW"/>
+        </w:rPr>
+        <w:t>；</w:t>
+      </w:r>
+      <w:hyperlink r:id="rId85">
+        <w:r>
+          <w:rPr>
+            <w:lang w:val="zh_TW" w:bidi="zh_TW"/>
+          </w:rPr>
+          <w:rPr>
+            <w:color w:val="0000EE"/>
+            <w:u w:val="single"/>
+          </w:rPr>
+          <w:t>路9:26</w:t>
+        </w:r>
+      </w:hyperlink>
+      <w:r>
+        <w:rPr>
+          <w:lang w:val="zh_TW" w:bidi="zh_TW"/>
+        </w:rPr>
+        <w:t>）。首先，祂將坐在神的右邊，然後祂會再來（</w:t>
+      </w:r>
+      <w:hyperlink r:id="rId47">
+        <w:r>
+          <w:rPr>
+            <w:lang w:val="zh_TW" w:bidi="zh_TW"/>
+          </w:rPr>
+          <w:rPr>
+            <w:color w:val="0000EE"/>
+            <w:u w:val="single"/>
+          </w:rPr>
+          <w:t>太26:64</w:t>
+        </w:r>
+      </w:hyperlink>
+      <w:r>
+        <w:rPr>
+          <w:lang w:val="zh_TW" w:bidi="zh_TW"/>
+        </w:rPr>
+        <w:t>；</w:t>
+      </w:r>
+      <w:hyperlink r:id="rId86">
+        <w:r>
+          <w:rPr>
+            <w:lang w:val="zh_TW" w:bidi="zh_TW"/>
+          </w:rPr>
+          <w:rPr>
+            <w:color w:val="0000EE"/>
+            <w:u w:val="single"/>
+          </w:rPr>
+          <w:t>可14:62</w:t>
+        </w:r>
+      </w:hyperlink>
+      <w:r>
+        <w:rPr>
+          <w:lang w:val="zh_TW" w:bidi="zh_TW"/>
+        </w:rPr>
+        <w:t>；</w:t>
+      </w:r>
+      <w:hyperlink r:id="rId87">
+        <w:r>
+          <w:rPr>
+            <w:lang w:val="zh_TW" w:bidi="zh_TW"/>
+          </w:rPr>
+          <w:rPr>
+            <w:color w:val="0000EE"/>
+            <w:u w:val="single"/>
+          </w:rPr>
+          <w:t>路22:69</w:t>
+        </w:r>
+      </w:hyperlink>
+      <w:r>
+        <w:rPr>
+          <w:lang w:val="zh_TW" w:bidi="zh_TW"/>
+        </w:rPr>
+        <w:t>），伴隨著雲彩而來（</w:t>
+      </w:r>
+      <w:hyperlink r:id="rId45">
+        <w:r>
+          <w:rPr>
+            <w:lang w:val="zh_TW" w:bidi="zh_TW"/>
+          </w:rPr>
+          <w:rPr>
+            <w:color w:val="0000EE"/>
+            <w:u w:val="single"/>
+          </w:rPr>
+          <w:t>太24:30</w:t>
+        </w:r>
+      </w:hyperlink>
+      <w:r>
+        <w:rPr>
+          <w:lang w:val="zh_TW" w:bidi="zh_TW"/>
+        </w:rPr>
+        <w:t>；</w:t>
+      </w:r>
+      <w:hyperlink r:id="rId88">
+        <w:r>
+          <w:rPr>
+            <w:lang w:val="zh_TW" w:bidi="zh_TW"/>
+          </w:rPr>
+          <w:rPr>
+            <w:color w:val="0000EE"/>
+            <w:u w:val="single"/>
+          </w:rPr>
+          <w:t>可13:26</w:t>
+        </w:r>
+      </w:hyperlink>
+      <w:r>
+        <w:rPr>
+          <w:lang w:val="zh_TW" w:bidi="zh_TW"/>
+        </w:rPr>
+        <w:t>；</w:t>
+      </w:r>
+      <w:hyperlink r:id="rId89">
+        <w:r>
+          <w:rPr>
+            <w:lang w:val="zh_TW" w:bidi="zh_TW"/>
+          </w:rPr>
+          <w:rPr>
+            <w:color w:val="0000EE"/>
+            <w:u w:val="single"/>
+          </w:rPr>
+          <w:t>路21:27</w:t>
+        </w:r>
+      </w:hyperlink>
+      <w:r>
+        <w:rPr>
+          <w:lang w:val="zh_TW" w:bidi="zh_TW"/>
+        </w:rPr>
+        <w:t>）。這次再來將是出乎意料的（</w:t>
+      </w:r>
+      <w:hyperlink r:id="rId90">
+        <w:r>
+          <w:rPr>
+            <w:lang w:val="zh_TW" w:bidi="zh_TW"/>
+          </w:rPr>
+          <w:rPr>
+            <w:color w:val="0000EE"/>
+            <w:u w:val="single"/>
+          </w:rPr>
+          <w:t>太24:27</w:t>
+        </w:r>
+      </w:hyperlink>
+      <w:r>
+        <w:rPr>
+          <w:lang w:val="zh_TW" w:bidi="zh_TW"/>
+        </w:rPr>
+        <w:t>；</w:t>
+      </w:r>
+      <w:hyperlink r:id="rId91">
+        <w:r>
+          <w:rPr>
+            <w:lang w:val="zh_TW" w:bidi="zh_TW"/>
+          </w:rPr>
+          <w:rPr>
+            <w:color w:val="0000EE"/>
+            <w:u w:val="single"/>
+          </w:rPr>
+          <w:t>路12:40</w:t>
+        </w:r>
+      </w:hyperlink>
+      <w:r>
+        <w:rPr>
+          <w:lang w:val="zh_TW" w:bidi="zh_TW"/>
+        </w:rPr>
+        <w:t>），如閃電或挪亞的洪水（</w:t>
+      </w:r>
+      <w:hyperlink r:id="rId92">
+        <w:r>
+          <w:rPr>
+            <w:lang w:val="zh_TW" w:bidi="zh_TW"/>
+          </w:rPr>
+          <w:rPr>
+            <w:color w:val="0000EE"/>
+            <w:u w:val="single"/>
+          </w:rPr>
+          <w:t>太24:37</w:t>
+        </w:r>
+      </w:hyperlink>
+      <w:r>
+        <w:rPr>
+          <w:lang w:val="zh_TW" w:bidi="zh_TW"/>
+        </w:rPr>
+        <w:t>；</w:t>
+      </w:r>
+      <w:hyperlink r:id="rId93">
+        <w:r>
+          <w:rPr>
+            <w:lang w:val="zh_TW" w:bidi="zh_TW"/>
+          </w:rPr>
+          <w:rPr>
+            <w:color w:val="0000EE"/>
+            <w:u w:val="single"/>
+          </w:rPr>
+          <w:t>路17:24</w:t>
+        </w:r>
+      </w:hyperlink>
+      <w:r>
+        <w:rPr>
+          <w:lang w:val="zh_TW" w:bidi="zh_TW"/>
+        </w:rPr>
+        <w:t>）。祂再來是為了召聚選民、審判地上萬國（</w:t>
+      </w:r>
+      <w:hyperlink r:id="rId44">
+        <w:r>
+          <w:rPr>
+            <w:lang w:val="zh_TW" w:bidi="zh_TW"/>
+          </w:rPr>
+          <w:rPr>
+            <w:color w:val="0000EE"/>
+            <w:u w:val="single"/>
+          </w:rPr>
+          <w:t>太19:28</w:t>
+        </w:r>
+      </w:hyperlink>
+      <w:r>
+        <w:rPr>
+          <w:lang w:val="zh_TW" w:bidi="zh_TW"/>
+        </w:rPr>
+        <w:t>，</w:t>
+      </w:r>
+      <w:hyperlink r:id="rId94">
+        <w:r>
+          <w:rPr>
+            <w:lang w:val="zh_TW" w:bidi="zh_TW"/>
+          </w:rPr>
+          <w:rPr>
+            <w:color w:val="0000EE"/>
+            <w:u w:val="single"/>
+          </w:rPr>
+          <w:t>25:32</w:t>
+        </w:r>
+      </w:hyperlink>
+      <w:r>
+        <w:rPr>
+          <w:lang w:val="zh_TW" w:bidi="zh_TW"/>
+        </w:rPr>
+        <w:t>），以及在世上恢復最終的公義（</w:t>
+      </w:r>
+      <w:hyperlink r:id="rId44">
+        <w:r>
+          <w:rPr>
+            <w:lang w:val="zh_TW" w:bidi="zh_TW"/>
+          </w:rPr>
+          <w:rPr>
+            <w:color w:val="0000EE"/>
+            <w:u w:val="single"/>
+          </w:rPr>
+          <w:t>19:28，</w:t>
+        </w:r>
+      </w:hyperlink>
+      <w:hyperlink r:id="rId95">
+        <w:r>
+          <w:rPr>
+            <w:lang w:val="zh_TW" w:bidi="zh_TW"/>
+          </w:rPr>
+          <w:rPr>
+            <w:color w:val="0000EE"/>
+            <w:u w:val="single"/>
+          </w:rPr>
+          <w:t>25:46</w:t>
+        </w:r>
+      </w:hyperlink>
+      <w:r>
+        <w:rPr>
+          <w:lang w:val="zh_TW" w:bidi="zh_TW"/>
+        </w:rPr>
+        <w:t>）。</w:t>
+      </w:r>
+    </w:p>
+    <w:p>
+      <w:pPr/>
+      <w:r>
+        <w:rPr>
+          <w:lang w:val="zh_TW" w:bidi="zh_TW"/>
+        </w:rPr>
+      </w:r>
+      <w:r>
+        <w:rPr>
+          <w:lang w:val="zh_TW" w:bidi="zh_TW"/>
+        </w:rPr>
+        <w:t>在這些經文中，耶穌將焦點從祂受苦與復活的暫時得勝中，轉向人子在祂再來時的最終得勝。再一次強調人子的天上根源與人子的神聖特權。這位人子耶穌將成為最終的審判者（參</w:t>
+      </w:r>
+      <w:hyperlink r:id="rId96">
+        <w:r>
+          <w:rPr>
+            <w:lang w:val="zh_TW" w:bidi="zh_TW"/>
+          </w:rPr>
+          <w:rPr>
+            <w:color w:val="0000EE"/>
+            <w:u w:val="single"/>
+          </w:rPr>
+          <w:t>徒17:31</w:t>
+        </w:r>
+      </w:hyperlink>
+      <w:r>
+        <w:rPr>
+          <w:lang w:val="zh_TW" w:bidi="zh_TW"/>
+        </w:rPr>
+        <w:t>）。</w:t>
+      </w:r>
+    </w:p>
+    <w:p>
+      <w:pPr/>
+      <w:r>
+        <w:rPr>
+          <w:lang w:val="zh_TW" w:bidi="zh_TW"/>
+        </w:rPr>
+      </w:r>
+      <w:r>
+        <w:rPr>
+          <w:lang w:val="zh_TW" w:bidi="zh_TW"/>
+        </w:rPr>
+        <w:t>約翰福音對於「人子」有其獨特的論述。天使被說成在「人子」身上上去下來（</w:t>
+      </w:r>
+      <w:hyperlink r:id="rId97">
+        <w:r>
+          <w:rPr>
+            <w:lang w:val="zh_TW" w:bidi="zh_TW"/>
+          </w:rPr>
+          <w:rPr>
+            <w:color w:val="0000EE"/>
+            <w:u w:val="single"/>
+          </w:rPr>
+          <w:t>約1:51</w:t>
+        </w:r>
+      </w:hyperlink>
+      <w:r>
+        <w:rPr>
+          <w:lang w:val="zh_TW" w:bidi="zh_TW"/>
+        </w:rPr>
+        <w:t>），象徵祂是存在於時間之前，並且從天上來到地上的那一位（</w:t>
+      </w:r>
+      <w:hyperlink r:id="rId98">
+        <w:r>
+          <w:rPr>
+            <w:lang w:val="zh_TW" w:bidi="zh_TW"/>
+          </w:rPr>
+          <w:rPr>
+            <w:color w:val="0000EE"/>
+            <w:u w:val="single"/>
+          </w:rPr>
+          <w:t>3:13</w:t>
+        </w:r>
+      </w:hyperlink>
+      <w:r>
+        <w:rPr>
+          <w:lang w:val="zh_TW" w:bidi="zh_TW"/>
+        </w:rPr>
+        <w:t>，</w:t>
+      </w:r>
+      <w:hyperlink r:id="rId99">
+        <w:r>
+          <w:rPr>
+            <w:lang w:val="zh_TW" w:bidi="zh_TW"/>
+          </w:rPr>
+          <w:rPr>
+            <w:color w:val="0000EE"/>
+            <w:u w:val="single"/>
+          </w:rPr>
+          <w:t>6:62</w:t>
+        </w:r>
+      </w:hyperlink>
+      <w:r>
+        <w:rPr>
+          <w:lang w:val="zh_TW" w:bidi="zh_TW"/>
+        </w:rPr>
+        <w:t>）。祂被「舉起」（藉著釘十字架）將帶給一切信祂的人永生（</w:t>
+      </w:r>
+      <w:hyperlink r:id="rId100">
+        <w:r>
+          <w:rPr>
+            <w:lang w:val="zh_TW" w:bidi="zh_TW"/>
+          </w:rPr>
+          <w:rPr>
+            <w:color w:val="0000EE"/>
+            <w:u w:val="single"/>
+          </w:rPr>
+          <w:t>3:14</w:t>
+        </w:r>
+      </w:hyperlink>
+      <w:r>
+        <w:rPr>
+          <w:lang w:val="zh_TW" w:bidi="zh_TW"/>
+        </w:rPr>
+        <w:t>）。「人子」（</w:t>
+      </w:r>
+      <w:hyperlink r:id="rId100">
+        <w:r>
+          <w:rPr>
+            <w:lang w:val="zh_TW" w:bidi="zh_TW"/>
+          </w:rPr>
+          <w:rPr>
+            <w:color w:val="0000EE"/>
+            <w:u w:val="single"/>
+          </w:rPr>
+          <w:t>3:14</w:t>
+        </w:r>
+      </w:hyperlink>
+      <w:r>
+        <w:rPr>
+          <w:lang w:val="zh_TW" w:bidi="zh_TW"/>
+        </w:rPr>
+        <w:t>）同時也是「神的兒子」（</w:t>
+      </w:r>
+      <w:hyperlink r:id="rId101">
+        <w:r>
+          <w:rPr>
+            <w:lang w:val="zh_TW" w:bidi="zh_TW"/>
+          </w:rPr>
+          <w:rPr>
+            <w:color w:val="0000EE"/>
+            <w:u w:val="single"/>
+          </w:rPr>
+          <w:t>3:16</w:t>
+        </w:r>
+      </w:hyperlink>
+      <w:r>
+        <w:rPr>
+          <w:lang w:val="zh_TW" w:bidi="zh_TW"/>
+        </w:rPr>
+        <w:t>），是神的獨生子（</w:t>
+      </w:r>
+      <w:hyperlink r:id="rId102">
+        <w:r>
+          <w:rPr>
+            <w:lang w:val="zh_TW" w:bidi="zh_TW"/>
+          </w:rPr>
+          <w:rPr>
+            <w:color w:val="0000EE"/>
+            <w:u w:val="single"/>
+          </w:rPr>
+          <w:t>1:18</w:t>
+        </w:r>
+      </w:hyperlink>
+      <w:r>
+        <w:rPr>
+          <w:lang w:val="zh_TW" w:bidi="zh_TW"/>
+        </w:rPr>
+        <w:t>，</w:t>
+      </w:r>
+      <w:hyperlink r:id="rId103">
+        <w:r>
+          <w:rPr>
+            <w:lang w:val="zh_TW" w:bidi="zh_TW"/>
+          </w:rPr>
+          <w:rPr>
+            <w:color w:val="0000EE"/>
+            <w:u w:val="single"/>
+          </w:rPr>
+          <w:t>3:18</w:t>
+        </w:r>
+      </w:hyperlink>
+      <w:r>
+        <w:rPr>
+          <w:lang w:val="zh_TW" w:bidi="zh_TW"/>
+        </w:rPr>
+        <w:t>）。簡言之，在約翰福音中，「人子」的稱號等同於「神的兒子」的稱號。這一稱號揭示了祂的神性、超越時間的存在、天上根源和神聖的特權。它也確立了耶穌現今在地上啟示與受苦的身分，以及祂未來末世榮耀的身分。父已賜給人子權柄，叫死人復活並審判世人（</w:t>
+      </w:r>
+      <w:hyperlink r:id="rId104">
+        <w:r>
+          <w:rPr>
+            <w:lang w:val="zh_TW" w:bidi="zh_TW"/>
+          </w:rPr>
+          <w:rPr>
+            <w:color w:val="0000EE"/>
+            <w:u w:val="single"/>
+          </w:rPr>
+          <w:t>5:25–27</w:t>
+        </w:r>
+      </w:hyperlink>
+      <w:r>
+        <w:rPr>
+          <w:lang w:val="zh_TW" w:bidi="zh_TW"/>
+        </w:rPr>
+        <w:t>）。</w:t>
+      </w:r>
+    </w:p>
+    <w:p>
+      <w:pPr/>
+      <w:r>
+        <w:rPr>
+          <w:lang w:val="zh_TW" w:bidi="zh_TW"/>
+        </w:rPr>
+      </w:r>
+      <w:r>
+        <w:rPr>
+          <w:i/>
+          <w:lang w:val="zh_TW" w:bidi="zh_TW"/>
+        </w:rPr>
+        <w:t>另見</w:t>
+      </w:r>
+      <w:r>
+        <w:rPr>
+          <w:lang w:val="zh_TW" w:bidi="zh_TW"/>
+        </w:rPr>
+        <w:t>基督論</w:t>
+      </w:r>
+      <w:r>
+        <w:rPr>
+          <w:lang w:val="zh_TW" w:bidi="zh_TW"/>
+        </w:rPr>
+        <w:t>；</w:t>
+      </w:r>
+      <w:r>
+        <w:rPr>
+          <w:lang w:val="zh_TW" w:bidi="zh_TW"/>
+        </w:rPr>
+        <w:t>耶穌基督的教導</w:t>
+      </w:r>
+      <w:r>
+        <w:rPr>
+          <w:lang w:val="zh_TW" w:bidi="zh_TW"/>
+        </w:rPr>
+        <w:t>；</w:t>
+      </w:r>
+      <w:r>
+        <w:rPr>
+          <w:lang w:val="zh_TW" w:bidi="zh_TW"/>
+        </w:rPr>
+        <w:t>彌賽亞</w:t>
+      </w:r>
+      <w:r>
+        <w:rPr>
+          <w:lang w:val="zh_TW" w:bidi="zh_TW"/>
+        </w:rPr>
+        <w:t>；</w:t>
+      </w:r>
+      <w:r>
+        <w:rPr>
+          <w:lang w:val="zh_TW" w:bidi="zh_TW"/>
+        </w:rPr>
+        <w:t>神的兒子</w:t>
+      </w:r>
+      <w:r>
+        <w:rPr>
+          <w:lang w:val="zh_TW" w:bidi="zh_TW"/>
+        </w:rPr>
+        <w:t>。</w:t>
+      </w:r>
+      <w:r>
+        <w:rPr>
+          <w:lang w:val="zh_TW" w:bidi="zh_TW"/>
+        </w:rPr>
+      </w:r>
+      <w:r>
+        <w:rPr>
+          <w:lang w:val="zh_TW" w:bidi="zh_TW"/>
+        </w:rPr>
+      </w:r>
+    </w:p>
+    <w:p>
+      <w:pPr/>
+      <w:r>
+        <w:rPr>
+          <w:lang w:val="zh_TW" w:bidi="zh_TW"/>
+        </w:rPr>
+      </w:r>
+    </w:p>
+    <w:p>
+      <w:pPr>
+        <w:pStyle w:val="Heading2"/>
+      </w:pPr>
+      <w:r>
+        <w:rPr>
+          <w:lang w:val="zh_TW" w:bidi="zh_TW"/>
+        </w:rPr>
+        <w:t>任命，承接聖職</w:t>
+      </w:r>
+      <w:r>
+        <w:rPr>
+          <w:lang w:val="zh_TW" w:bidi="zh_TW"/>
+        </w:rPr>
+      </w:r>
+    </w:p>
+    <w:p>
+      <w:pPr/>
+      <w:r>
+        <w:rPr>
+          <w:lang w:val="zh_TW" w:bidi="zh_TW"/>
+        </w:rPr>
+      </w:r>
+      <w:r>
+        <w:rPr>
+          <w:lang w:val="zh_TW" w:bidi="zh_TW"/>
+        </w:rPr>
+        <w:t>正式授予某人宗教權威的行為。其他用來表達相似意思的詞彙包括「分派（appoint）」、「設立（institute）」、「使成為（make）」和「建立（establish）」。今天，我們使用「按立（ordain）」和「按立禮（ordination）」來指選擇和任命人來服事神。</w:t>
+      </w:r>
+    </w:p>
+    <w:p>
+      <w:pPr>
+        <w:pStyle w:val="Heading3"/>
+      </w:pPr>
+      <w:r>
+        <w:rPr>
+          <w:lang w:val="zh_TW" w:bidi="zh_TW"/>
+        </w:rPr>
+        <w:t>舊約中的承接聖職</w:t>
+      </w:r>
+    </w:p>
+    <w:p>
+      <w:pPr/>
+      <w:r>
+        <w:rPr>
+          <w:lang w:val="zh_TW" w:bidi="zh_TW"/>
+        </w:rPr>
+      </w:r>
+      <w:r>
+        <w:rPr>
+          <w:lang w:val="zh_TW" w:bidi="zh_TW"/>
+        </w:rPr>
+        <w:t>在整個舊約中，神揀選了神想要的人服事祂。祭司的角色最初屬於每個家族的族長。後來，神揀選了利未支派作為祭司（</w:t>
+      </w:r>
+      <w:hyperlink r:id="rId105">
+        <w:r>
+          <w:rPr>
+            <w:lang w:val="zh_TW" w:bidi="zh_TW"/>
+          </w:rPr>
+          <w:rPr>
+            <w:color w:val="0000EE"/>
+            <w:u w:val="single"/>
+          </w:rPr>
+          <w:t>申33:8–11</w:t>
+        </w:r>
+      </w:hyperlink>
+      <w:r>
+        <w:rPr>
+          <w:lang w:val="zh_TW" w:bidi="zh_TW"/>
+        </w:rPr>
+        <w:t>；</w:t>
+      </w:r>
+      <w:hyperlink r:id="rId106">
+        <w:r>
+          <w:rPr>
+            <w:lang w:val="zh_TW" w:bidi="zh_TW"/>
+          </w:rPr>
+          <w:rPr>
+            <w:color w:val="0000EE"/>
+            <w:u w:val="single"/>
+          </w:rPr>
+          <w:t>士17:13</w:t>
+        </w:r>
+      </w:hyperlink>
+      <w:r>
+        <w:rPr>
+          <w:lang w:val="zh_TW" w:bidi="zh_TW"/>
+        </w:rPr>
+        <w:t>）。即使是不同的家族群體爭奪權力（如撒督家族〔Zadokites〕、亞倫家族〔Aaronites〕和哈斯蒙尼家族〔Hasmonean〕），他們都會聲稱這個特殊的角色是在他們家族中傳承下來的。通過利未支派神聖的任命可以追溯到摩西（</w:t>
+      </w:r>
+      <w:hyperlink r:id="rId107">
+        <w:r>
+          <w:rPr>
+            <w:lang w:val="zh_TW" w:bidi="zh_TW"/>
+          </w:rPr>
+          <w:rPr>
+            <w:color w:val="0000EE"/>
+            <w:u w:val="single"/>
+          </w:rPr>
+          <w:t>出4:14</w:t>
+        </w:r>
+      </w:hyperlink>
+      <w:r>
+        <w:rPr>
+          <w:lang w:val="zh_TW" w:bidi="zh_TW"/>
+        </w:rPr>
+        <w:t>，</w:t>
+      </w:r>
+      <w:hyperlink r:id="rId108">
+        <w:r>
+          <w:rPr>
+            <w:lang w:val="zh_TW" w:bidi="zh_TW"/>
+          </w:rPr>
+          <w:rPr>
+            <w:color w:val="0000EE"/>
+            <w:u w:val="single"/>
+          </w:rPr>
+          <w:t>28:41，</w:t>
+        </w:r>
+      </w:hyperlink>
+      <w:hyperlink r:id="rId109">
+        <w:r>
+          <w:rPr>
+            <w:lang w:val="zh_TW" w:bidi="zh_TW"/>
+          </w:rPr>
+          <w:rPr>
+            <w:color w:val="0000EE"/>
+            <w:u w:val="single"/>
+          </w:rPr>
+          <w:t>29:9</w:t>
+        </w:r>
+      </w:hyperlink>
+      <w:r>
+        <w:rPr>
+          <w:lang w:val="zh_TW" w:bidi="zh_TW"/>
+        </w:rPr>
+        <w:t>）。撒母耳也被宣稱擁有這種特殊的角色，但他是來自以法蓮支派，而不是利未支派（</w:t>
+      </w:r>
+      <w:hyperlink r:id="rId110">
+        <w:r>
+          <w:rPr>
+            <w:lang w:val="zh_TW" w:bidi="zh_TW"/>
+          </w:rPr>
+          <w:rPr>
+            <w:color w:val="0000EE"/>
+            <w:u w:val="single"/>
+          </w:rPr>
+          <w:t>代上6:28</w:t>
+        </w:r>
+      </w:hyperlink>
+      <w:r>
+        <w:rPr>
+          <w:lang w:val="zh_TW" w:bidi="zh_TW"/>
+        </w:rPr>
+        <w:t>）。這個觀念在後來的著作中仍然受到推崇，例如大約在公元前180年寫成的便西拉智訓（</w:t>
+      </w:r>
+      <w:hyperlink r:id="rId111">
+        <w:r>
+          <w:rPr>
+            <w:lang w:val="zh_TW" w:bidi="zh_TW"/>
+          </w:rPr>
+          <w:rPr>
+            <w:color w:val="0000EE"/>
+            <w:u w:val="single"/>
+          </w:rPr>
+          <w:t>德訓篇45:6–22</w:t>
+        </w:r>
+      </w:hyperlink>
+      <w:r>
+        <w:rPr>
+          <w:lang w:val="zh_TW" w:bidi="zh_TW"/>
+        </w:rPr>
+        <w:t>）。希伯來書解釋說，沒有人會為自己選擇這種榮譽，如</w:t>
+      </w:r>
+      <w:hyperlink r:id="rId112">
+        <w:r>
+          <w:rPr>
+            <w:lang w:val="zh_TW" w:bidi="zh_TW"/>
+          </w:rPr>
+          <w:rPr>
+            <w:color w:val="0000EE"/>
+            <w:u w:val="single"/>
+          </w:rPr>
+          <w:t>希伯來書五章1節和4節</w:t>
+        </w:r>
+      </w:hyperlink>
+      <w:r>
+        <w:rPr>
+          <w:lang w:val="zh_TW" w:bidi="zh_TW"/>
+        </w:rPr>
+        <w:t>所說，一個人是「蒙神所召，像亞倫一樣」。這意味著他們是出生在一個擁有這種特殊角色的家族中。</w:t>
+      </w:r>
+    </w:p>
+    <w:p>
+      <w:pPr/>
+      <w:r>
+        <w:rPr>
+          <w:lang w:val="zh_TW" w:bidi="zh_TW"/>
+        </w:rPr>
+      </w:r>
+      <w:r>
+        <w:rPr>
+          <w:lang w:val="zh_TW" w:bidi="zh_TW"/>
+        </w:rPr>
+        <w:t>第一批利未人在會幕（用於敬拜的特殊帳幕）中當著眾人的面被獻上，百姓通過按手在他們身上來承認他們是祭司（</w:t>
+      </w:r>
+      <w:hyperlink r:id="rId113">
+        <w:r>
+          <w:rPr>
+            <w:lang w:val="zh_TW" w:bidi="zh_TW"/>
+          </w:rPr>
+          <w:rPr>
+            <w:color w:val="0000EE"/>
+            <w:u w:val="single"/>
+          </w:rPr>
+          <w:t>民8:10、14–18</w:t>
+        </w:r>
+      </w:hyperlink>
+      <w:r>
+        <w:rPr>
+          <w:lang w:val="zh_TW" w:bidi="zh_TW"/>
+        </w:rPr>
+        <w:t>）。同樣，神也指示摩西舉行一個為期一週的儀式，使亞倫和他的兒子們成為祭司。這個儀式涉及許多獻祭、穿著特殊服裝、用油膏抹和其他儀式（</w:t>
+      </w:r>
+      <w:hyperlink r:id="rId114">
+        <w:r>
+          <w:rPr>
+            <w:lang w:val="zh_TW" w:bidi="zh_TW"/>
+          </w:rPr>
+          <w:rPr>
+            <w:color w:val="0000EE"/>
+            <w:u w:val="single"/>
+          </w:rPr>
+          <w:t>出29章</w:t>
+        </w:r>
+      </w:hyperlink>
+      <w:r>
+        <w:rPr>
+          <w:lang w:val="zh_TW" w:bidi="zh_TW"/>
+        </w:rPr>
+        <w:t>；</w:t>
+      </w:r>
+      <w:hyperlink r:id="rId115">
+        <w:r>
+          <w:rPr>
+            <w:lang w:val="zh_TW" w:bidi="zh_TW"/>
+          </w:rPr>
+          <w:rPr>
+            <w:color w:val="0000EE"/>
+            <w:u w:val="single"/>
+          </w:rPr>
+          <w:t>利8章</w:t>
+        </w:r>
+      </w:hyperlink>
+      <w:r>
+        <w:rPr>
+          <w:lang w:val="zh_TW" w:bidi="zh_TW"/>
+        </w:rPr>
+        <w:t>）。聖經仔細記載這些儀式的細節，這表明這些儀式至少以某種形式在此後的許多年裡仍被繼續使用。然而，聖經並未重覆記載後來這些儀式被實行的情況。</w:t>
+      </w:r>
+    </w:p>
+    <w:p>
+      <w:pPr/>
+      <w:r>
+        <w:rPr>
+          <w:lang w:val="zh_TW" w:bidi="zh_TW"/>
+        </w:rPr>
+      </w:r>
+      <w:r>
+        <w:rPr>
+          <w:lang w:val="zh_TW" w:bidi="zh_TW"/>
+        </w:rPr>
+        <w:t>除了祭司，還有一些被認可的先知群體或先知社群。有時這些群體得到王的支持（</w:t>
+      </w:r>
+      <w:hyperlink r:id="rId116">
+        <w:r>
+          <w:rPr>
+            <w:lang w:val="zh_TW" w:bidi="zh_TW"/>
+          </w:rPr>
+          <w:rPr>
+            <w:color w:val="0000EE"/>
+            <w:u w:val="single"/>
+          </w:rPr>
+          <w:t>撒上10:5</w:t>
+        </w:r>
+      </w:hyperlink>
+      <w:r>
+        <w:rPr>
+          <w:lang w:val="zh_TW" w:bidi="zh_TW"/>
+        </w:rPr>
+        <w:t>；</w:t>
+      </w:r>
+      <w:hyperlink r:id="rId117">
+        <w:r>
+          <w:rPr>
+            <w:lang w:val="zh_TW" w:bidi="zh_TW"/>
+          </w:rPr>
+          <w:rPr>
+            <w:color w:val="0000EE"/>
+            <w:u w:val="single"/>
+          </w:rPr>
+          <w:t>王上1:9–10，</w:t>
+        </w:r>
+      </w:hyperlink>
+      <w:hyperlink r:id="rId118">
+        <w:r>
+          <w:rPr>
+            <w:lang w:val="zh_TW" w:bidi="zh_TW"/>
+          </w:rPr>
+          <w:rPr>
+            <w:color w:val="0000EE"/>
+            <w:u w:val="single"/>
+          </w:rPr>
+          <w:t>18:17–19，</w:t>
+        </w:r>
+      </w:hyperlink>
+      <w:hyperlink r:id="rId119">
+        <w:r>
+          <w:rPr>
+            <w:lang w:val="zh_TW" w:bidi="zh_TW"/>
+          </w:rPr>
+          <w:rPr>
+            <w:color w:val="0000EE"/>
+            <w:u w:val="single"/>
+          </w:rPr>
+          <w:t>20:35，</w:t>
+        </w:r>
+      </w:hyperlink>
+      <w:hyperlink r:id="rId120">
+        <w:r>
+          <w:rPr>
+            <w:lang w:val="zh_TW" w:bidi="zh_TW"/>
+          </w:rPr>
+          <w:rPr>
+            <w:color w:val="0000EE"/>
+            <w:u w:val="single"/>
+          </w:rPr>
+          <w:t>22:5–28</w:t>
+        </w:r>
+      </w:hyperlink>
+      <w:r>
+        <w:rPr>
+          <w:lang w:val="zh_TW" w:bidi="zh_TW"/>
+        </w:rPr>
+        <w:t>；</w:t>
+      </w:r>
+      <w:hyperlink r:id="rId121">
+        <w:r>
+          <w:rPr>
+            <w:lang w:val="zh_TW" w:bidi="zh_TW"/>
+          </w:rPr>
+          <w:rPr>
+            <w:color w:val="0000EE"/>
+            <w:u w:val="single"/>
+          </w:rPr>
+          <w:t>王下2:3–7，</w:t>
+        </w:r>
+      </w:hyperlink>
+      <w:hyperlink r:id="rId122">
+        <w:r>
+          <w:rPr>
+            <w:lang w:val="zh_TW" w:bidi="zh_TW"/>
+          </w:rPr>
+          <w:rPr>
+            <w:color w:val="0000EE"/>
+            <w:u w:val="single"/>
+          </w:rPr>
+          <w:t>23:2</w:t>
+        </w:r>
+      </w:hyperlink>
+      <w:r>
+        <w:rPr>
+          <w:lang w:val="zh_TW" w:bidi="zh_TW"/>
+        </w:rPr>
+        <w:t>）。人們追溯預言的歷史可以追溯到很早的時代（見</w:t>
+      </w:r>
+      <w:hyperlink r:id="rId123">
+        <w:r>
+          <w:rPr>
+            <w:lang w:val="zh_TW" w:bidi="zh_TW"/>
+          </w:rPr>
+          <w:rPr>
+            <w:color w:val="0000EE"/>
+            <w:u w:val="single"/>
+          </w:rPr>
+          <w:t>創20:7</w:t>
+        </w:r>
+      </w:hyperlink>
+      <w:r>
+        <w:rPr>
+          <w:lang w:val="zh_TW" w:bidi="zh_TW"/>
+        </w:rPr>
+        <w:t>；</w:t>
+      </w:r>
+      <w:hyperlink r:id="rId124">
+        <w:r>
+          <w:rPr>
+            <w:lang w:val="zh_TW" w:bidi="zh_TW"/>
+          </w:rPr>
+          <w:rPr>
+            <w:color w:val="0000EE"/>
+            <w:u w:val="single"/>
+          </w:rPr>
+          <w:t>申34:10</w:t>
+        </w:r>
+      </w:hyperlink>
+      <w:r>
+        <w:rPr>
+          <w:lang w:val="zh_TW" w:bidi="zh_TW"/>
+        </w:rPr>
+        <w:t>；</w:t>
+      </w:r>
+      <w:hyperlink r:id="rId125">
+        <w:r>
+          <w:rPr>
+            <w:lang w:val="zh_TW" w:bidi="zh_TW"/>
+          </w:rPr>
+          <w:rPr>
+            <w:color w:val="0000EE"/>
+            <w:u w:val="single"/>
+          </w:rPr>
+          <w:t>士4:4</w:t>
+        </w:r>
+      </w:hyperlink>
+      <w:r>
+        <w:rPr>
+          <w:lang w:val="zh_TW" w:bidi="zh_TW"/>
+        </w:rPr>
+        <w:t>；</w:t>
+      </w:r>
+      <w:hyperlink r:id="rId126">
+        <w:r>
+          <w:rPr>
+            <w:lang w:val="zh_TW" w:bidi="zh_TW"/>
+          </w:rPr>
+          <w:rPr>
+            <w:color w:val="0000EE"/>
+            <w:u w:val="single"/>
+          </w:rPr>
+          <w:t>耶7:25</w:t>
+        </w:r>
+      </w:hyperlink>
+      <w:r>
+        <w:rPr>
+          <w:lang w:val="zh_TW" w:bidi="zh_TW"/>
+        </w:rPr>
+        <w:t>）。「先知的子孫」這個詞，以及</w:t>
+      </w:r>
+      <w:hyperlink r:id="rId127">
+        <w:r>
+          <w:rPr>
+            <w:lang w:val="zh_TW" w:bidi="zh_TW"/>
+          </w:rPr>
+          <w:rPr>
+            <w:color w:val="0000EE"/>
+            <w:u w:val="single"/>
+          </w:rPr>
+          <w:t>耶利米書三十五章4節</w:t>
+        </w:r>
+      </w:hyperlink>
+      <w:r>
+        <w:rPr>
+          <w:lang w:val="zh_TW" w:bidi="zh_TW"/>
+        </w:rPr>
+        <w:t>中的暗示，可能表明先知的角色有時像祭司一樣，是從父母傳給子女的。然而，我們並不確切知道先知是如何被揀選或被任命的。</w:t>
+      </w:r>
+    </w:p>
+    <w:p>
+      <w:pPr/>
+      <w:r>
+        <w:rPr>
+          <w:lang w:val="zh_TW" w:bidi="zh_TW"/>
+        </w:rPr>
+      </w:r>
+      <w:r>
+        <w:rPr>
+          <w:lang w:val="zh_TW" w:bidi="zh_TW"/>
+        </w:rPr>
+        <w:t>最重要的先知經常與這些先知群體或「學派」意見不合（</w:t>
+      </w:r>
+      <w:hyperlink r:id="rId128">
+        <w:r>
+          <w:rPr>
+            <w:lang w:val="zh_TW" w:bidi="zh_TW"/>
+          </w:rPr>
+          <w:rPr>
+            <w:color w:val="0000EE"/>
+            <w:u w:val="single"/>
+          </w:rPr>
+          <w:t>王上17章</w:t>
+        </w:r>
+      </w:hyperlink>
+      <w:r>
+        <w:rPr>
+          <w:lang w:val="zh_TW" w:bidi="zh_TW"/>
+        </w:rPr>
+        <w:t>的以利亞；</w:t>
+      </w:r>
+      <w:hyperlink r:id="rId120">
+        <w:r>
+          <w:rPr>
+            <w:lang w:val="zh_TW" w:bidi="zh_TW"/>
+          </w:rPr>
+          <w:rPr>
+            <w:color w:val="0000EE"/>
+            <w:u w:val="single"/>
+          </w:rPr>
+          <w:t>王上22:5–28</w:t>
+        </w:r>
+      </w:hyperlink>
+      <w:r>
+        <w:rPr>
+          <w:lang w:val="zh_TW" w:bidi="zh_TW"/>
+        </w:rPr>
+        <w:t>的米該雅；</w:t>
+      </w:r>
+      <w:hyperlink r:id="rId129">
+        <w:r>
+          <w:rPr>
+            <w:lang w:val="zh_TW" w:bidi="zh_TW"/>
+          </w:rPr>
+          <w:rPr>
+            <w:color w:val="0000EE"/>
+            <w:u w:val="single"/>
+          </w:rPr>
+          <w:t>耶27:14–16</w:t>
+        </w:r>
+      </w:hyperlink>
+      <w:r>
+        <w:rPr>
+          <w:lang w:val="zh_TW" w:bidi="zh_TW"/>
+        </w:rPr>
+        <w:t>，</w:t>
+      </w:r>
+      <w:hyperlink r:id="rId130">
+        <w:r>
+          <w:rPr>
+            <w:lang w:val="zh_TW" w:bidi="zh_TW"/>
+          </w:rPr>
+          <w:rPr>
+            <w:color w:val="0000EE"/>
+            <w:u w:val="single"/>
+          </w:rPr>
+          <w:t>28章</w:t>
+        </w:r>
+      </w:hyperlink>
+      <w:r>
+        <w:rPr>
+          <w:lang w:val="zh_TW" w:bidi="zh_TW"/>
+        </w:rPr>
+        <w:t>的耶利米）。神直接呼召這些主要的先知（</w:t>
+      </w:r>
+      <w:hyperlink r:id="rId131">
+        <w:r>
+          <w:rPr>
+            <w:lang w:val="zh_TW" w:bidi="zh_TW"/>
+          </w:rPr>
+          <w:rPr>
+            <w:color w:val="0000EE"/>
+            <w:u w:val="single"/>
+          </w:rPr>
+          <w:t>王上17:1</w:t>
+        </w:r>
+      </w:hyperlink>
+      <w:r>
+        <w:rPr>
+          <w:lang w:val="zh_TW" w:bidi="zh_TW"/>
+        </w:rPr>
+        <w:t>，</w:t>
+      </w:r>
+      <w:hyperlink r:id="rId132">
+        <w:r>
+          <w:rPr>
+            <w:lang w:val="zh_TW" w:bidi="zh_TW"/>
+          </w:rPr>
+          <w:rPr>
+            <w:color w:val="0000EE"/>
+            <w:u w:val="single"/>
+          </w:rPr>
+          <w:t>21:17</w:t>
+        </w:r>
+      </w:hyperlink>
+      <w:r>
+        <w:rPr>
+          <w:lang w:val="zh_TW" w:bidi="zh_TW"/>
+        </w:rPr>
+        <w:t>；</w:t>
+      </w:r>
+      <w:hyperlink r:id="rId133">
+        <w:r>
+          <w:rPr>
+            <w:lang w:val="zh_TW" w:bidi="zh_TW"/>
+          </w:rPr>
+          <w:rPr>
+            <w:color w:val="0000EE"/>
+            <w:u w:val="single"/>
+          </w:rPr>
+          <w:t>賽6章</w:t>
+        </w:r>
+      </w:hyperlink>
+      <w:r>
+        <w:rPr>
+          <w:lang w:val="zh_TW" w:bidi="zh_TW"/>
+        </w:rPr>
+        <w:t>；</w:t>
+      </w:r>
+      <w:hyperlink r:id="rId134">
+        <w:r>
+          <w:rPr>
+            <w:lang w:val="zh_TW" w:bidi="zh_TW"/>
+          </w:rPr>
+          <w:rPr>
+            <w:color w:val="0000EE"/>
+            <w:u w:val="single"/>
+          </w:rPr>
+          <w:t>耶1章</w:t>
+        </w:r>
+      </w:hyperlink>
+      <w:r>
+        <w:rPr>
+          <w:lang w:val="zh_TW" w:bidi="zh_TW"/>
+        </w:rPr>
+        <w:t>；</w:t>
+      </w:r>
+      <w:hyperlink r:id="rId135">
+        <w:r>
+          <w:rPr>
+            <w:lang w:val="zh_TW" w:bidi="zh_TW"/>
+          </w:rPr>
+          <w:rPr>
+            <w:color w:val="0000EE"/>
+            <w:u w:val="single"/>
+          </w:rPr>
+          <w:t>摩7:15</w:t>
+        </w:r>
+      </w:hyperlink>
+      <w:r>
+        <w:rPr>
+          <w:lang w:val="zh_TW" w:bidi="zh_TW"/>
+        </w:rPr>
+        <w:t>）。唯一的例外是以利沙，神告訴以利亞要呼召並膏立他為先知（</w:t>
+      </w:r>
+      <w:hyperlink r:id="rId136">
+        <w:r>
+          <w:rPr>
+            <w:lang w:val="zh_TW" w:bidi="zh_TW"/>
+          </w:rPr>
+          <w:rPr>
+            <w:color w:val="0000EE"/>
+            <w:u w:val="single"/>
+          </w:rPr>
+          <w:t>王上19:16</w:t>
+        </w:r>
+      </w:hyperlink>
+      <w:r>
+        <w:rPr>
+          <w:lang w:val="zh_TW" w:bidi="zh_TW"/>
+        </w:rPr>
+        <w:t>；參</w:t>
+      </w:r>
+      <w:hyperlink r:id="rId137">
+        <w:r>
+          <w:rPr>
+            <w:lang w:val="zh_TW" w:bidi="zh_TW"/>
+          </w:rPr>
+          <w:rPr>
+            <w:color w:val="0000EE"/>
+            <w:u w:val="single"/>
+          </w:rPr>
+          <w:t>賽61:1</w:t>
+        </w:r>
+      </w:hyperlink>
+      <w:r>
+        <w:rPr>
+          <w:lang w:val="zh_TW" w:bidi="zh_TW"/>
+        </w:rPr>
+        <w:t>）。百姓辨別一位先知是否真正來自神，不在於任何特殊的儀式，而在於他們的信息是否明顯真實。對於預言未來的事情，當預言成真時，百姓就可以知道是否是真的先知（</w:t>
+      </w:r>
+      <w:hyperlink r:id="rId138">
+        <w:r>
+          <w:rPr>
+            <w:lang w:val="zh_TW" w:bidi="zh_TW"/>
+          </w:rPr>
+          <w:rPr>
+            <w:color w:val="0000EE"/>
+            <w:u w:val="single"/>
+          </w:rPr>
+          <w:t>王上22:13–14、26–28</w:t>
+        </w:r>
+      </w:hyperlink>
+      <w:r>
+        <w:rPr>
+          <w:lang w:val="zh_TW" w:bidi="zh_TW"/>
+        </w:rPr>
+        <w:t>；</w:t>
+      </w:r>
+      <w:hyperlink r:id="rId139">
+        <w:r>
+          <w:rPr>
+            <w:lang w:val="zh_TW" w:bidi="zh_TW"/>
+          </w:rPr>
+          <w:rPr>
+            <w:color w:val="0000EE"/>
+            <w:u w:val="single"/>
+          </w:rPr>
+          <w:t>耶28:5–9</w:t>
+        </w:r>
+      </w:hyperlink>
+      <w:r>
+        <w:rPr>
+          <w:lang w:val="zh_TW" w:bidi="zh_TW"/>
+        </w:rPr>
+        <w:t>）。</w:t>
+      </w:r>
+    </w:p>
+    <w:p>
+      <w:pPr>
+        <w:pStyle w:val="Heading3"/>
+      </w:pPr>
+      <w:r>
+        <w:rPr>
+          <w:lang w:val="zh_TW" w:bidi="zh_TW"/>
+        </w:rPr>
+        <w:t>新約中的承接聖職</w:t>
+      </w:r>
+    </w:p>
+    <w:p>
+      <w:pPr/>
+      <w:r>
+        <w:rPr>
+          <w:lang w:val="zh_TW" w:bidi="zh_TW"/>
+        </w:rPr>
+      </w:r>
+      <w:r>
+        <w:rPr>
+          <w:lang w:val="zh_TW" w:bidi="zh_TW"/>
+        </w:rPr>
+        <w:t>基督教的承接聖職（使人成為教會領袖的過程）也是基於神的揀選。耶穌和祂的門徒並不是來自當時的專業宗教團體。當耶穌揀選祂的十二使徒時，耶穌呼召了祂想要的人。耶穌後來告訴他們：「不是你們揀選了我，是我揀選了你們。」（</w:t>
+      </w:r>
+      <w:hyperlink r:id="rId140">
+        <w:r>
+          <w:rPr>
+            <w:lang w:val="zh_TW" w:bidi="zh_TW"/>
+          </w:rPr>
+          <w:rPr>
+            <w:color w:val="0000EE"/>
+            <w:u w:val="single"/>
+          </w:rPr>
+          <w:t>約15:16</w:t>
+        </w:r>
+      </w:hyperlink>
+      <w:r>
+        <w:rPr>
+          <w:lang w:val="zh_TW" w:bidi="zh_TW"/>
+        </w:rPr>
+        <w:t xml:space="preserve">）。 </w:t>
+      </w:r>
+    </w:p>
+    <w:p>
+      <w:pPr/>
+      <w:r>
+        <w:rPr>
+          <w:lang w:val="zh_TW" w:bidi="zh_TW"/>
+        </w:rPr>
+      </w:r>
+      <w:r>
+        <w:rPr>
+          <w:lang w:val="zh_TW" w:bidi="zh_TW"/>
+        </w:rPr>
+        <w:t>在早期基督教會中，領袖的揀選方式各不相同，但始終相信是神在引導這個過程。例如：</w:t>
+      </w:r>
+    </w:p>
+    <w:p>
+      <w:pPr>
+        <w:pStyle w:val="ListBullet"/>
+        <w:spacing w:line="240" w:lineRule="auto"/>
+        <w:ind w:left="720"/>
+      </w:pPr>
+      <w:r>
+        <w:rPr>
+          <w:lang w:val="zh_TW" w:bidi="zh_TW"/>
+        </w:rPr>
+      </w:r>
+      <w:r>
+        <w:rPr>
+          <w:lang w:val="zh_TW" w:bidi="zh_TW"/>
+        </w:rPr>
+        <w:t>當使徒們揀選馬提亞來取代猶大時，他們禱告並使用一種特殊的方法（搖籤）來確定神的旨意（</w:t>
+      </w:r>
+      <w:hyperlink r:id="rId141">
+        <w:r>
+          <w:rPr>
+            <w:lang w:val="zh_TW" w:bidi="zh_TW"/>
+          </w:rPr>
+          <w:rPr>
+            <w:color w:val="0000EE"/>
+            <w:u w:val="single"/>
+          </w:rPr>
+          <w:t>徒1:24–26</w:t>
+        </w:r>
+      </w:hyperlink>
+      <w:r>
+        <w:rPr>
+          <w:lang w:val="zh_TW" w:bidi="zh_TW"/>
+        </w:rPr>
+        <w:t xml:space="preserve">）。 </w:t>
+      </w:r>
+    </w:p>
+    <w:p>
+      <w:pPr>
+        <w:pStyle w:val="ListBullet"/>
+        <w:spacing w:line="240" w:lineRule="auto"/>
+        <w:ind w:left="720"/>
+      </w:pPr>
+      <w:r>
+        <w:rPr>
+          <w:lang w:val="zh_TW" w:bidi="zh_TW"/>
+        </w:rPr>
+      </w:r>
+      <w:r>
+        <w:rPr>
+          <w:lang w:val="zh_TW" w:bidi="zh_TW"/>
+        </w:rPr>
+        <w:t>保羅說在他出生以前神就已經揀選他作使徒。他堅持說，這一職分並不是從任何人那裡領受的（</w:t>
+      </w:r>
+      <w:hyperlink r:id="rId142">
+        <w:r>
+          <w:rPr>
+            <w:lang w:val="zh_TW" w:bidi="zh_TW"/>
+          </w:rPr>
+          <w:rPr>
+            <w:color w:val="0000EE"/>
+            <w:u w:val="single"/>
+          </w:rPr>
+          <w:t>加1:1、15</w:t>
+        </w:r>
+      </w:hyperlink>
+      <w:r>
+        <w:rPr>
+          <w:lang w:val="zh_TW" w:bidi="zh_TW"/>
+        </w:rPr>
+        <w:t xml:space="preserve">）。 </w:t>
+      </w:r>
+    </w:p>
+    <w:p>
+      <w:pPr>
+        <w:pStyle w:val="ListBullet"/>
+        <w:spacing w:line="240" w:lineRule="auto"/>
+        <w:ind w:left="720"/>
+      </w:pPr>
+      <w:r>
+        <w:rPr>
+          <w:lang w:val="zh_TW" w:bidi="zh_TW"/>
+        </w:rPr>
+      </w:r>
+      <w:r>
+        <w:rPr>
+          <w:lang w:val="zh_TW" w:bidi="zh_TW"/>
+        </w:rPr>
+        <w:t>聖靈指示教會差派保羅和巴拿巴作為傳教士，可能是通過某位基督教先知的話語來傳達的。</w:t>
+      </w:r>
+    </w:p>
+    <w:p>
+      <w:pPr>
+        <w:pStyle w:val="ListBullet"/>
+        <w:spacing w:line="240" w:lineRule="auto"/>
+        <w:ind w:left="720"/>
+      </w:pPr>
+      <w:r>
+        <w:rPr>
+          <w:lang w:val="zh_TW" w:bidi="zh_TW"/>
+        </w:rPr>
+      </w:r>
+      <w:r>
+        <w:rPr>
+          <w:lang w:val="zh_TW" w:bidi="zh_TW"/>
+        </w:rPr>
+        <w:t>提摩太最初被選為保羅的助手，是因為有指向他的預言信息（</w:t>
+      </w:r>
+      <w:hyperlink r:id="rId143">
+        <w:r>
+          <w:rPr>
+            <w:lang w:val="zh_TW" w:bidi="zh_TW"/>
+          </w:rPr>
+          <w:rPr>
+            <w:color w:val="0000EE"/>
+            <w:u w:val="single"/>
+          </w:rPr>
+          <w:t>提前1:18</w:t>
+        </w:r>
+      </w:hyperlink>
+      <w:r>
+        <w:rPr>
+          <w:lang w:val="zh_TW" w:bidi="zh_TW"/>
+        </w:rPr>
+        <w:t>，</w:t>
+      </w:r>
+      <w:hyperlink r:id="rId144">
+        <w:r>
+          <w:rPr>
+            <w:lang w:val="zh_TW" w:bidi="zh_TW"/>
+          </w:rPr>
+          <w:rPr>
+            <w:color w:val="0000EE"/>
+            <w:u w:val="single"/>
+          </w:rPr>
+          <w:t>4:14</w:t>
+        </w:r>
+      </w:hyperlink>
+      <w:r>
+        <w:rPr>
+          <w:lang w:val="zh_TW" w:bidi="zh_TW"/>
+        </w:rPr>
+        <w:t>）。</w:t>
+      </w:r>
+    </w:p>
+    <w:p>
+      <w:pPr/>
+      <w:r>
+        <w:rPr>
+          <w:lang w:val="zh_TW" w:bidi="zh_TW"/>
+        </w:rPr>
+      </w:r>
+      <w:r>
+        <w:rPr>
+          <w:lang w:val="zh_TW" w:bidi="zh_TW"/>
+        </w:rPr>
+        <w:t>在哥林多教會，聖靈直接賜予不同的職分，如講道、教導、醫治和治理事的（</w:t>
+      </w:r>
+      <w:hyperlink r:id="rId145">
+        <w:r>
+          <w:rPr>
+            <w:lang w:val="zh_TW" w:bidi="zh_TW"/>
+          </w:rPr>
+          <w:rPr>
+            <w:color w:val="0000EE"/>
+            <w:u w:val="single"/>
+          </w:rPr>
+          <w:t>林前12:8–11、28</w:t>
+        </w:r>
+      </w:hyperlink>
+      <w:r>
+        <w:rPr>
+          <w:lang w:val="zh_TW" w:bidi="zh_TW"/>
+        </w:rPr>
+        <w:t>；參</w:t>
+      </w:r>
+      <w:hyperlink r:id="rId146">
+        <w:r>
+          <w:rPr>
+            <w:lang w:val="zh_TW" w:bidi="zh_TW"/>
+          </w:rPr>
+          <w:rPr>
+            <w:color w:val="0000EE"/>
+            <w:u w:val="single"/>
+          </w:rPr>
+          <w:t>弗4:11</w:t>
+        </w:r>
+      </w:hyperlink>
+      <w:r>
+        <w:rPr>
+          <w:lang w:val="zh_TW" w:bidi="zh_TW"/>
+        </w:rPr>
+        <w:t xml:space="preserve">）。 </w:t>
+      </w:r>
+    </w:p>
+    <w:p>
+      <w:pPr/>
+      <w:r>
+        <w:rPr>
+          <w:lang w:val="zh_TW" w:bidi="zh_TW"/>
+        </w:rPr>
+      </w:r>
+      <w:r>
+        <w:rPr>
+          <w:lang w:val="zh_TW" w:bidi="zh_TW"/>
+        </w:rPr>
+        <w:t>在以弗所，聖靈使教會領袖（「監督」）成為會眾的守護者（</w:t>
+      </w:r>
+      <w:hyperlink r:id="rId147">
+        <w:r>
+          <w:rPr>
+            <w:lang w:val="zh_TW" w:bidi="zh_TW"/>
+          </w:rPr>
+          <w:rPr>
+            <w:color w:val="0000EE"/>
+            <w:u w:val="single"/>
+          </w:rPr>
+          <w:t>徒20:28</w:t>
+        </w:r>
+      </w:hyperlink>
+      <w:r>
+        <w:rPr>
+          <w:lang w:val="zh_TW" w:bidi="zh_TW"/>
+        </w:rPr>
+        <w:t xml:space="preserve">）。 </w:t>
+      </w:r>
+    </w:p>
+    <w:p>
+      <w:pPr/>
+      <w:r>
+        <w:rPr>
+          <w:lang w:val="zh_TW" w:bidi="zh_TW"/>
+        </w:rPr>
+      </w:r>
+      <w:r>
+        <w:rPr>
+          <w:lang w:val="zh_TW" w:bidi="zh_TW"/>
+        </w:rPr>
+        <w:t>通過這些例子可以明顯看出，神揀選誰來擔任這些職分。聖經強烈譴責任何企圖通過個人努力或不正當手段來獲得這些職分的行為（</w:t>
+      </w:r>
+      <w:hyperlink r:id="rId148">
+        <w:r>
+          <w:rPr>
+            <w:lang w:val="zh_TW" w:bidi="zh_TW"/>
+          </w:rPr>
+          <w:rPr>
+            <w:color w:val="0000EE"/>
+            <w:u w:val="single"/>
+          </w:rPr>
+          <w:t>徒8:18–24</w:t>
+        </w:r>
+      </w:hyperlink>
+      <w:r>
+        <w:rPr>
+          <w:lang w:val="zh_TW" w:bidi="zh_TW"/>
+        </w:rPr>
+        <w:t>）。</w:t>
+      </w:r>
+    </w:p>
+    <w:p>
+      <w:pPr/>
+      <w:r>
+        <w:rPr>
+          <w:lang w:val="zh_TW" w:bidi="zh_TW"/>
+        </w:rPr>
+      </w:r>
+      <w:r>
+        <w:rPr>
+          <w:lang w:val="zh_TW" w:bidi="zh_TW"/>
+        </w:rPr>
+        <w:t>另一方面，教會在揀選領袖方面也扮演了一個角色：</w:t>
+      </w:r>
+    </w:p>
+    <w:p>
+      <w:pPr>
+        <w:pStyle w:val="ListBullet"/>
+        <w:spacing w:line="240" w:lineRule="auto"/>
+        <w:ind w:left="720"/>
+      </w:pPr>
+      <w:r>
+        <w:rPr>
+          <w:lang w:val="zh_TW" w:bidi="zh_TW"/>
+        </w:rPr>
+      </w:r>
+      <w:r>
+        <w:rPr>
+          <w:lang w:val="zh_TW" w:bidi="zh_TW"/>
+        </w:rPr>
+        <w:t>聚集在一起的教會「提名」（或建議）巴撒巴和馬提亞作為候選人，然後請求神做出最終選擇（</w:t>
+      </w:r>
+      <w:hyperlink r:id="rId149">
+        <w:r>
+          <w:rPr>
+            <w:lang w:val="zh_TW" w:bidi="zh_TW"/>
+          </w:rPr>
+          <w:rPr>
+            <w:color w:val="0000EE"/>
+            <w:u w:val="single"/>
+          </w:rPr>
+          <w:t>徒1:15、23</w:t>
+        </w:r>
+      </w:hyperlink>
+      <w:r>
+        <w:rPr>
+          <w:lang w:val="zh_TW" w:bidi="zh_TW"/>
+        </w:rPr>
+        <w:t xml:space="preserve">）。 </w:t>
+      </w:r>
+    </w:p>
+    <w:p>
+      <w:pPr>
+        <w:pStyle w:val="ListBullet"/>
+        <w:spacing w:line="240" w:lineRule="auto"/>
+        <w:ind w:left="720"/>
+      </w:pPr>
+      <w:r>
+        <w:rPr>
+          <w:lang w:val="zh_TW" w:bidi="zh_TW"/>
+        </w:rPr>
+      </w:r>
+      <w:r>
+        <w:rPr>
+          <w:lang w:val="zh_TW" w:bidi="zh_TW"/>
+        </w:rPr>
+        <w:t>信徒選出七個人來服事，然後把他們帶到使徒面前（</w:t>
+      </w:r>
+      <w:hyperlink r:id="rId150">
+        <w:r>
+          <w:rPr>
+            <w:lang w:val="zh_TW" w:bidi="zh_TW"/>
+          </w:rPr>
+          <w:rPr>
+            <w:color w:val="0000EE"/>
+            <w:u w:val="single"/>
+          </w:rPr>
+          <w:t>徒6:2–6</w:t>
+        </w:r>
+      </w:hyperlink>
+      <w:r>
+        <w:rPr>
+          <w:lang w:val="zh_TW" w:bidi="zh_TW"/>
+        </w:rPr>
+        <w:t xml:space="preserve">）。 </w:t>
+      </w:r>
+    </w:p>
+    <w:p>
+      <w:pPr>
+        <w:pStyle w:val="ListBullet"/>
+        <w:spacing w:line="240" w:lineRule="auto"/>
+        <w:ind w:left="720"/>
+      </w:pPr>
+      <w:r>
+        <w:rPr>
+          <w:lang w:val="zh_TW" w:bidi="zh_TW"/>
+        </w:rPr>
+      </w:r>
+      <w:r>
+        <w:rPr>
+          <w:lang w:val="zh_TW" w:bidi="zh_TW"/>
+        </w:rPr>
+        <w:t>聚集的教會遵循聖靈的指示，差派保羅和巴拿巴作為傳教士（</w:t>
+      </w:r>
+      <w:hyperlink r:id="rId151">
+        <w:r>
+          <w:rPr>
+            <w:lang w:val="zh_TW" w:bidi="zh_TW"/>
+          </w:rPr>
+          <w:rPr>
+            <w:color w:val="0000EE"/>
+            <w:u w:val="single"/>
+          </w:rPr>
+          <w:t>徒13:3</w:t>
+        </w:r>
+      </w:hyperlink>
+      <w:r>
+        <w:rPr>
+          <w:lang w:val="zh_TW" w:bidi="zh_TW"/>
+        </w:rPr>
+        <w:t xml:space="preserve">）。 </w:t>
+      </w:r>
+    </w:p>
+    <w:p>
+      <w:pPr>
+        <w:pStyle w:val="ListBullet"/>
+        <w:spacing w:line="240" w:lineRule="auto"/>
+        <w:ind w:left="720"/>
+      </w:pPr>
+      <w:r>
+        <w:rPr>
+          <w:lang w:val="zh_TW" w:bidi="zh_TW"/>
+        </w:rPr>
+      </w:r>
+      <w:r>
+        <w:rPr>
+          <w:lang w:val="zh_TW" w:bidi="zh_TW"/>
+        </w:rPr>
+        <w:t>保羅和巴拿巴在各地選立長老（</w:t>
+      </w:r>
+      <w:hyperlink r:id="rId152">
+        <w:r>
+          <w:rPr>
+            <w:lang w:val="zh_TW" w:bidi="zh_TW"/>
+          </w:rPr>
+          <w:rPr>
+            <w:color w:val="0000EE"/>
+            <w:u w:val="single"/>
+          </w:rPr>
+          <w:t>徒14:23</w:t>
+        </w:r>
+      </w:hyperlink>
+      <w:r>
+        <w:rPr>
+          <w:lang w:val="zh_TW" w:bidi="zh_TW"/>
+        </w:rPr>
+        <w:t>）。保羅也指示提多去做同樣的事情（</w:t>
+      </w:r>
+      <w:hyperlink r:id="rId153">
+        <w:r>
+          <w:rPr>
+            <w:lang w:val="zh_TW" w:bidi="zh_TW"/>
+          </w:rPr>
+          <w:rPr>
+            <w:color w:val="0000EE"/>
+            <w:u w:val="single"/>
+          </w:rPr>
+          <w:t>多1:5</w:t>
+        </w:r>
+      </w:hyperlink>
+      <w:r>
+        <w:rPr>
+          <w:lang w:val="zh_TW" w:bidi="zh_TW"/>
+        </w:rPr>
+        <w:t>），提摩太可能也曾這樣做（</w:t>
+      </w:r>
+      <w:hyperlink r:id="rId154">
+        <w:r>
+          <w:rPr>
+            <w:lang w:val="zh_TW" w:bidi="zh_TW"/>
+          </w:rPr>
+          <w:rPr>
+            <w:color w:val="0000EE"/>
+            <w:u w:val="single"/>
+          </w:rPr>
+          <w:t>提前5:22</w:t>
+        </w:r>
+      </w:hyperlink>
+      <w:r>
+        <w:rPr>
+          <w:lang w:val="zh_TW" w:bidi="zh_TW"/>
+        </w:rPr>
+        <w:t xml:space="preserve">）。 </w:t>
+      </w:r>
+    </w:p>
+    <w:p>
+      <w:pPr>
+        <w:pStyle w:val="ListBullet"/>
+        <w:spacing w:line="240" w:lineRule="auto"/>
+        <w:ind w:left="720"/>
+      </w:pPr>
+      <w:r>
+        <w:rPr>
+          <w:lang w:val="zh_TW" w:bidi="zh_TW"/>
+        </w:rPr>
+      </w:r>
+      <w:r>
+        <w:rPr>
+          <w:lang w:val="zh_TW" w:bidi="zh_TW"/>
+        </w:rPr>
+        <w:t>路司得和以哥念的長老與保羅一起任命提摩太為領袖，這是回應一位基督教先知的信息（</w:t>
+      </w:r>
+      <w:hyperlink r:id="rId144">
+        <w:r>
+          <w:rPr>
+            <w:lang w:val="zh_TW" w:bidi="zh_TW"/>
+          </w:rPr>
+          <w:rPr>
+            <w:color w:val="0000EE"/>
+            <w:u w:val="single"/>
+          </w:rPr>
+          <w:t>提前4:14</w:t>
+        </w:r>
+      </w:hyperlink>
+      <w:r>
+        <w:rPr>
+          <w:lang w:val="zh_TW" w:bidi="zh_TW"/>
+        </w:rPr>
+        <w:t>；</w:t>
+      </w:r>
+      <w:hyperlink r:id="rId155">
+        <w:r>
+          <w:rPr>
+            <w:lang w:val="zh_TW" w:bidi="zh_TW"/>
+          </w:rPr>
+          <w:rPr>
+            <w:color w:val="0000EE"/>
+            <w:u w:val="single"/>
+          </w:rPr>
+          <w:t>提後1:6</w:t>
+        </w:r>
+      </w:hyperlink>
+      <w:r>
+        <w:rPr>
+          <w:lang w:val="zh_TW" w:bidi="zh_TW"/>
+        </w:rPr>
+        <w:t xml:space="preserve">）。 </w:t>
+      </w:r>
+    </w:p>
+    <w:p>
+      <w:pPr/>
+      <w:r>
+        <w:rPr>
+          <w:lang w:val="zh_TW" w:bidi="zh_TW"/>
+        </w:rPr>
+      </w:r>
+      <w:r>
+        <w:rPr>
+          <w:lang w:val="zh_TW" w:bidi="zh_TW"/>
+        </w:rPr>
+        <w:t>當保羅寫信給提摩太和提多時，已經有教會領袖所需的品質的詳細清單（</w:t>
+      </w:r>
+      <w:hyperlink r:id="rId156">
+        <w:r>
+          <w:rPr>
+            <w:lang w:val="zh_TW" w:bidi="zh_TW"/>
+          </w:rPr>
+          <w:rPr>
+            <w:color w:val="0000EE"/>
+            <w:u w:val="single"/>
+          </w:rPr>
+          <w:t>提前3:1–13</w:t>
+        </w:r>
+      </w:hyperlink>
+      <w:r>
+        <w:rPr>
+          <w:lang w:val="zh_TW" w:bidi="zh_TW"/>
+        </w:rPr>
+        <w:t>；</w:t>
+      </w:r>
+      <w:hyperlink r:id="rId157">
+        <w:r>
+          <w:rPr>
+            <w:lang w:val="zh_TW" w:bidi="zh_TW"/>
+          </w:rPr>
+          <w:rPr>
+            <w:color w:val="0000EE"/>
+            <w:u w:val="single"/>
+          </w:rPr>
+          <w:t>提後2:2</w:t>
+        </w:r>
+      </w:hyperlink>
+      <w:r>
+        <w:rPr>
+          <w:lang w:val="zh_TW" w:bidi="zh_TW"/>
+        </w:rPr>
+        <w:t>）。</w:t>
+      </w:r>
+    </w:p>
+    <w:p>
+      <w:pPr/>
+      <w:r>
+        <w:rPr>
+          <w:lang w:val="zh_TW" w:bidi="zh_TW"/>
+        </w:rPr>
+      </w:r>
+      <w:r>
+        <w:rPr>
+          <w:lang w:val="zh_TW" w:bidi="zh_TW"/>
+        </w:rPr>
+        <w:t>信徒的聚會也參與了揀選領袖。他們以多種方式進行：</w:t>
+      </w:r>
+    </w:p>
+    <w:p>
+      <w:pPr>
+        <w:pStyle w:val="ListBullet"/>
+        <w:spacing w:line="240" w:lineRule="auto"/>
+        <w:ind w:left="720"/>
+      </w:pPr>
+      <w:r>
+        <w:rPr>
+          <w:lang w:val="zh_TW" w:bidi="zh_TW"/>
+        </w:rPr>
+      </w:r>
+      <w:r>
+        <w:rPr>
+          <w:lang w:val="zh_TW" w:bidi="zh_TW"/>
+        </w:rPr>
+        <w:t>可以通過禱告、禁食（為了屬靈目的而不進食）和抽籤（被認為是揭示神旨意的一種隨機選擇方法；</w:t>
+      </w:r>
+      <w:hyperlink r:id="rId158">
+        <w:r>
+          <w:rPr>
+            <w:lang w:val="zh_TW" w:bidi="zh_TW"/>
+          </w:rPr>
+          <w:rPr>
+            <w:color w:val="0000EE"/>
+            <w:u w:val="single"/>
+          </w:rPr>
+          <w:t>徒1:26</w:t>
+        </w:r>
+      </w:hyperlink>
+      <w:r>
+        <w:rPr>
+          <w:lang w:val="zh_TW" w:bidi="zh_TW"/>
+        </w:rPr>
+        <w:t>，</w:t>
+      </w:r>
+      <w:hyperlink r:id="rId159">
+        <w:r>
+          <w:rPr>
+            <w:lang w:val="zh_TW" w:bidi="zh_TW"/>
+          </w:rPr>
+          <w:rPr>
+            <w:color w:val="0000EE"/>
+            <w:u w:val="single"/>
+          </w:rPr>
+          <w:t>6:6</w:t>
+        </w:r>
+      </w:hyperlink>
+      <w:r>
+        <w:rPr>
+          <w:lang w:val="zh_TW" w:bidi="zh_TW"/>
+        </w:rPr>
+        <w:t>，</w:t>
+      </w:r>
+      <w:hyperlink r:id="rId160">
+        <w:r>
+          <w:rPr>
+            <w:lang w:val="zh_TW" w:bidi="zh_TW"/>
+          </w:rPr>
+          <w:rPr>
+            <w:color w:val="0000EE"/>
+            <w:u w:val="single"/>
+          </w:rPr>
+          <w:t>13:2–3</w:t>
+        </w:r>
+      </w:hyperlink>
+      <w:r>
+        <w:rPr>
+          <w:lang w:val="zh_TW" w:bidi="zh_TW"/>
+        </w:rPr>
+        <w:t>，</w:t>
+      </w:r>
+      <w:hyperlink r:id="rId152">
+        <w:r>
+          <w:rPr>
+            <w:lang w:val="zh_TW" w:bidi="zh_TW"/>
+          </w:rPr>
+          <w:rPr>
+            <w:color w:val="0000EE"/>
+            <w:u w:val="single"/>
+          </w:rPr>
+          <w:t>14:23</w:t>
+        </w:r>
+      </w:hyperlink>
+      <w:r>
+        <w:rPr>
+          <w:lang w:val="zh_TW" w:bidi="zh_TW"/>
+        </w:rPr>
+        <w:t>）來揀選領袖。</w:t>
+      </w:r>
+    </w:p>
+    <w:p>
+      <w:pPr>
+        <w:pStyle w:val="ListBullet"/>
+        <w:spacing w:line="240" w:lineRule="auto"/>
+        <w:ind w:left="720"/>
+      </w:pPr>
+      <w:r>
+        <w:rPr>
+          <w:lang w:val="zh_TW" w:bidi="zh_TW"/>
+        </w:rPr>
+      </w:r>
+      <w:r>
+        <w:rPr>
+          <w:lang w:val="zh_TW" w:bidi="zh_TW"/>
+        </w:rPr>
+        <w:t>有時領袖是通過「舉手選舉」（希臘文為</w:t>
+      </w:r>
+      <w:r>
+        <w:rPr>
+          <w:i/>
+          <w:lang w:val="zh_TW" w:bidi="zh_TW"/>
+        </w:rPr>
+        <w:t>cheirotonein</w:t>
+      </w:r>
+      <w:r>
+        <w:rPr>
+          <w:lang w:val="zh_TW" w:bidi="zh_TW"/>
+        </w:rPr>
+        <w:t>）來揀選的。這個詞原本的意思是「舉手選舉」，但後來用來表示「通過指認選擇」（參</w:t>
+      </w:r>
+      <w:hyperlink r:id="rId152">
+        <w:r>
+          <w:rPr>
+            <w:lang w:val="zh_TW" w:bidi="zh_TW"/>
+          </w:rPr>
+          <w:rPr>
+            <w:color w:val="0000EE"/>
+            <w:u w:val="single"/>
+          </w:rPr>
+          <w:t>徒14:23</w:t>
+        </w:r>
+      </w:hyperlink>
+      <w:r>
+        <w:rPr>
+          <w:lang w:val="zh_TW" w:bidi="zh_TW"/>
+        </w:rPr>
+        <w:t>；</w:t>
+      </w:r>
+      <w:hyperlink r:id="rId161">
+        <w:r>
+          <w:rPr>
+            <w:lang w:val="zh_TW" w:bidi="zh_TW"/>
+          </w:rPr>
+          <w:rPr>
+            <w:color w:val="0000EE"/>
+            <w:u w:val="single"/>
+          </w:rPr>
+          <w:t>林後8:19</w:t>
+        </w:r>
+      </w:hyperlink>
+      <w:r>
+        <w:rPr>
+          <w:lang w:val="zh_TW" w:bidi="zh_TW"/>
+        </w:rPr>
+        <w:t>）。</w:t>
+      </w:r>
+    </w:p>
+    <w:p>
+      <w:pPr>
+        <w:pStyle w:val="ListBullet"/>
+        <w:spacing w:line="240" w:lineRule="auto"/>
+        <w:ind w:left="720"/>
+      </w:pPr>
+      <w:r>
+        <w:rPr>
+          <w:lang w:val="zh_TW" w:bidi="zh_TW"/>
+        </w:rPr>
+      </w:r>
+      <w:r>
+        <w:rPr>
+          <w:lang w:val="zh_TW" w:bidi="zh_TW"/>
+        </w:rPr>
+        <w:t>有時領袖是由團體選出的（</w:t>
+      </w:r>
+      <w:hyperlink r:id="rId149">
+        <w:r>
+          <w:rPr>
+            <w:lang w:val="zh_TW" w:bidi="zh_TW"/>
+          </w:rPr>
+          <w:rPr>
+            <w:color w:val="0000EE"/>
+            <w:u w:val="single"/>
+          </w:rPr>
+          <w:t>徒1:15、23</w:t>
+        </w:r>
+      </w:hyperlink>
+      <w:r>
+        <w:rPr>
+          <w:lang w:val="zh_TW" w:bidi="zh_TW"/>
+        </w:rPr>
+        <w:t>，</w:t>
+      </w:r>
+      <w:hyperlink r:id="rId162">
+        <w:r>
+          <w:rPr>
+            <w:lang w:val="zh_TW" w:bidi="zh_TW"/>
+          </w:rPr>
+          <w:rPr>
+            <w:color w:val="0000EE"/>
+            <w:u w:val="single"/>
+          </w:rPr>
+          <w:t>6:2–5</w:t>
+        </w:r>
+      </w:hyperlink>
+      <w:r>
+        <w:rPr>
+          <w:lang w:val="zh_TW" w:bidi="zh_TW"/>
+        </w:rPr>
+        <w:t>，</w:t>
+      </w:r>
+      <w:hyperlink r:id="rId151">
+        <w:r>
+          <w:rPr>
+            <w:lang w:val="zh_TW" w:bidi="zh_TW"/>
+          </w:rPr>
+          <w:rPr>
+            <w:color w:val="0000EE"/>
+            <w:u w:val="single"/>
+          </w:rPr>
+          <w:t>13:3</w:t>
+        </w:r>
+      </w:hyperlink>
+      <w:r>
+        <w:rPr>
+          <w:lang w:val="zh_TW" w:bidi="zh_TW"/>
+        </w:rPr>
+        <w:t>，</w:t>
+      </w:r>
+      <w:hyperlink r:id="rId163">
+        <w:r>
+          <w:rPr>
+            <w:lang w:val="zh_TW" w:bidi="zh_TW"/>
+          </w:rPr>
+          <w:rPr>
+            <w:color w:val="0000EE"/>
+            <w:u w:val="single"/>
+          </w:rPr>
+          <w:t>16:2</w:t>
+        </w:r>
+      </w:hyperlink>
+      <w:r>
+        <w:rPr>
+          <w:lang w:val="zh_TW" w:bidi="zh_TW"/>
+        </w:rPr>
+        <w:t>；</w:t>
+      </w:r>
+      <w:hyperlink r:id="rId144">
+        <w:r>
+          <w:rPr>
+            <w:lang w:val="zh_TW" w:bidi="zh_TW"/>
+          </w:rPr>
+          <w:rPr>
+            <w:color w:val="0000EE"/>
+            <w:u w:val="single"/>
+          </w:rPr>
+          <w:t>提前4:14</w:t>
+        </w:r>
+      </w:hyperlink>
+      <w:r>
+        <w:rPr>
+          <w:lang w:val="zh_TW" w:bidi="zh_TW"/>
+        </w:rPr>
+        <w:t>）。</w:t>
+      </w:r>
+    </w:p>
+    <w:p>
+      <w:pPr/>
+      <w:r>
+        <w:rPr>
+          <w:lang w:val="zh_TW" w:bidi="zh_TW"/>
+        </w:rPr>
+      </w:r>
+      <w:r>
+        <w:rPr>
+          <w:i/>
+          <w:lang w:val="zh_TW" w:bidi="zh_TW"/>
+        </w:rPr>
+        <w:t>另見</w:t>
+      </w:r>
+      <w:r>
+        <w:rPr>
+          <w:lang w:val="zh_TW" w:bidi="zh_TW"/>
+        </w:rPr>
+        <w:t>預定</w:t>
+      </w:r>
+      <w:r>
+        <w:rPr>
+          <w:lang w:val="zh_TW" w:bidi="zh_TW"/>
+        </w:rPr>
+        <w:t>。</w:t>
       </w:r>
       <w:r>
         <w:rPr>

--- a/zht/docx/117.content.docx
+++ b/zht/docx/117.content.docx
@@ -149,7 +149,7 @@
         <w:rPr>
           <w:lang w:val="zh_TW" w:bidi="zh_TW"/>
         </w:rPr>
-        <w:t>ren</w:t>
+        <w:t>pi</w:t>
       </w:r>
       <w:r>
         <w:rPr>
@@ -212,7 +212,7 @@
         <w:rPr>
           <w:lang w:val="zh_TW" w:bidi="zh_TW"/>
         </w:rPr>
-        <w:t>人</w:t>
+        <w:t>皮革</w:t>
       </w:r>
       <w:r>
         <w:rPr>
@@ -231,7 +231,18 @@
         <w:rPr>
           <w:lang w:val="zh_TW" w:bidi="zh_TW"/>
         </w:rPr>
-        <w:t>人類，不論是男性或女性。</w:t>
+        <w:t>皮革是經處理以使其強韌且有彈性的動物皮，在聖經時代廣泛用於製作衣物、容器、家居用品以及作為書寫材料。</w:t>
+      </w:r>
+    </w:p>
+    <w:p>
+      <w:pPr>
+        <w:pStyle w:val="Heading3"/>
+      </w:pPr>
+      <w:r>
+        <w:rPr>
+          <w:lang w:val="zh_TW" w:bidi="zh_TW"/>
+        </w:rPr>
+        <w:t>人類在聖經時代如何使用皮革？</w:t>
       </w:r>
     </w:p>
     <w:p>
@@ -245,32 +256,7 @@
         <w:rPr>
           <w:lang w:val="zh_TW" w:bidi="zh_TW"/>
         </w:rPr>
-        <w:t>聖經對人的教導，始於對神正確的認識。聖經人論（anthropology，即對人的研究）的核心，是建基於高舉的神學（即對神的研究）脈絡之中。人若對神有崇高而敬虔的認識，就會肯定人的尊貴和尊嚴，相反，若對神的概念膚淺，就往往導致對人的觀點偏差。因此，人可能被看得比應有的更為重要，或比聖經所啟示的更不重要。這兩種看法都是不合乎聖經的。探討人的學問（本文中「人」一詞是包括男女在內的人類）的起點，必須從認識神——人的創造主開始。</w:t>
-      </w:r>
-    </w:p>
-    <w:p>
-      <w:pPr>
-        <w:pStyle w:val="Heading3"/>
-      </w:pPr>
-      <w:r>
-        <w:rPr>
-          <w:lang w:val="zh_TW" w:bidi="zh_TW"/>
-        </w:rPr>
-        <w:t>人的起源</w:t>
-      </w:r>
-    </w:p>
-    <w:p>
-      <w:pPr/>
-      <w:r>
-        <w:rPr>
-          <w:lang w:val="zh_TW" w:bidi="zh_TW"/>
-        </w:rPr>
-      </w:r>
-      <w:r>
-        <w:rPr>
-          <w:lang w:val="zh_TW" w:bidi="zh_TW"/>
-        </w:rPr>
-        <w:t>與自然主義（naturalistic）、唯物論（materialistic）的起源理論相對，聖經的觀點首先宣告永恆的神創造了人，而人是一切受造物中最重要的。人無須拘泥於某種特定的時序，來理解神創造人的工作。有些基督徒相信，聖經在</w:t>
+        <w:t>人類在早期使用動物皮作為衣物（</w:t>
       </w:r>
       <w:hyperlink r:id="rId13">
         <w:r>
@@ -281,14 +267,14 @@
             <w:color w:val="0000EE"/>
             <w:u w:val="single"/>
           </w:rPr>
-          <w:t>創世記一章</w:t>
+          <w:t>創3:21</w:t>
         </w:r>
       </w:hyperlink>
       <w:r>
         <w:rPr>
           <w:lang w:val="zh_TW" w:bidi="zh_TW"/>
         </w:rPr>
-        <w:t>中所呈現的是一個封閉的年表──六個實際的24小時日子（參</w:t>
+        <w:t>）。先知的衣服是用動物皮製成的，並成為辨認他們的方式（</w:t>
       </w:r>
       <w:hyperlink r:id="rId14">
         <w:r>
@@ -299,27 +285,14 @@
             <w:color w:val="0000EE"/>
             <w:u w:val="single"/>
           </w:rPr>
-          <w:t>創1:5、8、13</w:t>
+          <w:t>王下1:8</w:t>
         </w:r>
       </w:hyperlink>
       <w:r>
         <w:rPr>
           <w:lang w:val="zh_TW" w:bidi="zh_TW"/>
         </w:rPr>
-        <w:t>等）；而人在其中驚人且突然出現，可能只是約6000年前的事（參跟大主教詹姆士‧烏社爾〔James Ussher〕的編年史〔</w:t>
-      </w:r>
-      <w:r>
-        <w:rPr>
-          <w:i/>
-          <w:lang w:val="zh_TW" w:bidi="zh_TW"/>
-        </w:rPr>
-        <w:t>Annales，</w:t>
-      </w:r>
-      <w:r>
-        <w:rPr>
-          <w:lang w:val="zh_TW" w:bidi="zh_TW"/>
-        </w:rPr>
-        <w:t xml:space="preserve"> 1650–58年〕相關，但不限於這著作的年表）。另一些持這種普遍觀點的人（有時稱為創造科學〔creation science〕），則對</w:t>
+        <w:t>；</w:t>
       </w:r>
       <w:hyperlink r:id="rId15">
         <w:r>
@@ -330,14 +303,14 @@
             <w:color w:val="0000EE"/>
             <w:u w:val="single"/>
           </w:rPr>
-          <w:t>創世記五</w:t>
+          <w:t>亞13:4</w:t>
         </w:r>
       </w:hyperlink>
       <w:r>
         <w:rPr>
           <w:lang w:val="zh_TW" w:bidi="zh_TW"/>
         </w:rPr>
-        <w:t>和</w:t>
+        <w:t>）。希臘文舊約描述以利亞的外衣是羊皮（</w:t>
       </w:r>
       <w:hyperlink r:id="rId16">
         <w:r>
@@ -348,46 +321,14 @@
             <w:color w:val="0000EE"/>
             <w:u w:val="single"/>
           </w:rPr>
-          <w:t>十一章</w:t>
+          <w:t>王上19:13、19</w:t>
         </w:r>
       </w:hyperlink>
       <w:r>
         <w:rPr>
           <w:lang w:val="zh_TW" w:bidi="zh_TW"/>
         </w:rPr>
-        <w:t>的年表抱持較為彈性的看法，把人的創造時間推算至約10000年前。</w:t>
-      </w:r>
-    </w:p>
-    <w:p>
-      <w:pPr/>
-      <w:r>
-        <w:rPr>
-          <w:lang w:val="zh_TW" w:bidi="zh_TW"/>
-        </w:rPr>
-      </w:r>
-      <w:r>
-        <w:rPr>
-          <w:lang w:val="zh_TW" w:bidi="zh_TW"/>
-        </w:rPr>
-        <w:t>另一些人認為，</w:t>
-      </w:r>
-      <w:hyperlink r:id="rId13">
-        <w:r>
-          <w:rPr>
-            <w:lang w:val="zh_TW" w:bidi="zh_TW"/>
-          </w:rPr>
-          <w:rPr>
-            <w:color w:val="0000EE"/>
-            <w:u w:val="single"/>
-          </w:rPr>
-          <w:t>創世記一</w:t>
-        </w:r>
-      </w:hyperlink>
-      <w:r>
-        <w:rPr>
-          <w:lang w:val="zh_TW" w:bidi="zh_TW"/>
-        </w:rPr>
-        <w:t>和</w:t>
+        <w:t>；</w:t>
       </w:r>
       <w:hyperlink r:id="rId17">
         <w:r>
@@ -398,119 +339,14 @@
             <w:color w:val="0000EE"/>
             <w:u w:val="single"/>
           </w:rPr>
-          <w:t>二章</w:t>
+          <w:t>王下2:8、13–14</w:t>
         </w:r>
       </w:hyperlink>
       <w:r>
         <w:rPr>
           <w:lang w:val="zh_TW" w:bidi="zh_TW"/>
         </w:rPr>
-        <w:t>的經文可以從更廣闊的角度解釋，認為人的創造可追溯至極其遙遠的古代（甚至延伸至數百萬年前）。他們主張，在神的掌管與引導之下，該創造的過程可能在神的創造工作中扮演重要角色。這種觀點最合適的名稱是漸進創造論（progressive creationism），它與有神進化論（theistic evolution）相對，有神進化論通常認為神只是啟動了過程，而在過程展開之後，神幾乎不再介入。漸進創造論則認為，</w:t>
-      </w:r>
-      <w:hyperlink r:id="rId13">
-        <w:r>
-          <w:rPr>
-            <w:lang w:val="zh_TW" w:bidi="zh_TW"/>
-          </w:rPr>
-          <w:rPr>
-            <w:color w:val="0000EE"/>
-            <w:u w:val="single"/>
-          </w:rPr>
-          <w:t>創世記一章</w:t>
-        </w:r>
-      </w:hyperlink>
-      <w:r>
-        <w:rPr>
-          <w:lang w:val="zh_TW" w:bidi="zh_TW"/>
-        </w:rPr>
-        <w:t>中的希伯來文「日」（</w:t>
-      </w:r>
-      <w:r>
-        <w:rPr>
-          <w:i/>
-          <w:lang w:val="zh_TW" w:bidi="zh_TW"/>
-        </w:rPr>
-        <w:t>yom</w:t>
-      </w:r>
-      <w:r>
-        <w:rPr>
-          <w:lang w:val="zh_TW" w:bidi="zh_TW"/>
-        </w:rPr>
-        <w:t>）可以指一段延長的時間（例：「日代（day-age）」理論）；因此，「有晚上，有早晨，是第x日」這樣的措辭，可能是一種文學手法，用來展現神創造工作的場景，在時間歷程中逐步推進。</w:t>
-      </w:r>
-    </w:p>
-    <w:p>
-      <w:pPr/>
-      <w:r>
-        <w:rPr>
-          <w:lang w:val="zh_TW" w:bidi="zh_TW"/>
-        </w:rPr>
-      </w:r>
-      <w:r>
-        <w:rPr>
-          <w:lang w:val="zh_TW" w:bidi="zh_TW"/>
-        </w:rPr>
-        <w:t>許多基督徒在人的起源問題上，立場介乎於保守的年代觀與廣泛的年代觀之間。然而，不論個人傾向如何，若要以聖經的方式思考人，就必須承認神在創造人這件事上的創意作為。信心的本質始於這句話：「我信神，全能的父，是創造天地的主。」</w:t>
-      </w:r>
-    </w:p>
-    <w:p>
-      <w:pPr/>
-      <w:r>
-        <w:rPr>
-          <w:lang w:val="zh_TW" w:bidi="zh_TW"/>
-        </w:rPr>
-      </w:r>
-      <w:r>
-        <w:rPr>
-          <w:lang w:val="zh_TW" w:bidi="zh_TW"/>
-        </w:rPr>
-        <w:t>人不僅是神的創造，也是祂創造工作的巔峰。遠在現代精密科學出現之前，古人已經注意到人類在解剖學上的構造與動物界的成員相似。然而，儘管有這些相似之處，聖經的觀點從不把人與動物放在同一層次──人是獨特的，是神創造工作的高峰，是祂巧手工藝的極致。</w:t>
-      </w:r>
-      <w:hyperlink r:id="rId13">
-        <w:r>
-          <w:rPr>
-            <w:lang w:val="zh_TW" w:bidi="zh_TW"/>
-          </w:rPr>
-          <w:rPr>
-            <w:color w:val="0000EE"/>
-            <w:u w:val="single"/>
-          </w:rPr>
-          <w:t>創世記一章</w:t>
-        </w:r>
-      </w:hyperlink>
-      <w:r>
-        <w:rPr>
-          <w:lang w:val="zh_TW" w:bidi="zh_TW"/>
-        </w:rPr>
-        <w:t>的受造次序，本身就是漸進且逐步提升的；神一切的創造工作，最終以祂創造人類為高峰。</w:t>
-      </w:r>
-    </w:p>
-    <w:p>
-      <w:pPr/>
-      <w:r>
-        <w:rPr>
-          <w:lang w:val="zh_TW" w:bidi="zh_TW"/>
-        </w:rPr>
-      </w:r>
-      <w:r>
-        <w:rPr>
-          <w:lang w:val="zh_TW" w:bidi="zh_TW"/>
-        </w:rPr>
-        <w:t>人的獨特行為特徵包括語言、工具製造與文化。人的獨特經驗特徵則包括反思的自覺、倫理的關懷、審美的追求、歷史的意識，以及形而上層面的關切。這些因素無論單獨存在或綜合起來，都使人有別於其它形式的動物生命。人遠遠不僅是某些現代進化論所說的「裸猿（naked ape）」。然而，單靠社會學並不足以解釋人的全貌本質，這正是神的啟示所要揭示的主題。</w:t>
-      </w:r>
-    </w:p>
-    <w:p>
-      <w:pPr/>
-      <w:r>
-        <w:rPr>
-          <w:lang w:val="zh_TW" w:bidi="zh_TW"/>
-        </w:rPr>
-      </w:r>
-      <w:r>
-        <w:rPr>
-          <w:lang w:val="zh_TW" w:bidi="zh_TW"/>
-        </w:rPr>
-        <w:t>雖然人與神的受造物之間有連續性（從</w:t>
+        <w:t>）。動物皮也被用來製作鞋子、腰帶和其他衣物（</w:t>
       </w:r>
       <w:hyperlink r:id="rId18">
         <w:r>
@@ -521,14 +357,468 @@
             <w:color w:val="0000EE"/>
             <w:u w:val="single"/>
           </w:rPr>
-          <w:t>創2:7</w:t>
+          <w:t>利13:48</w:t>
         </w:r>
       </w:hyperlink>
       <w:r>
         <w:rPr>
           <w:lang w:val="zh_TW" w:bidi="zh_TW"/>
         </w:rPr>
-        <w:t>所說「用地上的塵土造」可見一斑），但人同時又與先前一切受造物不同，因為神向他吹入生命的氣息，他就成了有靈的活人（</w:t>
+        <w:t>；</w:t>
+      </w:r>
+      <w:hyperlink r:id="rId19">
+        <w:r>
+          <w:rPr>
+            <w:lang w:val="zh_TW" w:bidi="zh_TW"/>
+          </w:rPr>
+          <w:rPr>
+            <w:color w:val="0000EE"/>
+            <w:u w:val="single"/>
+          </w:rPr>
+          <w:t>結16:10</w:t>
+        </w:r>
+      </w:hyperlink>
+      <w:r>
+        <w:rPr>
+          <w:lang w:val="zh_TW" w:bidi="zh_TW"/>
+        </w:rPr>
+        <w:t>；</w:t>
+      </w:r>
+      <w:hyperlink r:id="rId20">
+        <w:r>
+          <w:rPr>
+            <w:lang w:val="zh_TW" w:bidi="zh_TW"/>
+          </w:rPr>
+          <w:rPr>
+            <w:color w:val="0000EE"/>
+            <w:u w:val="single"/>
+          </w:rPr>
+          <w:t>太3:4</w:t>
+        </w:r>
+      </w:hyperlink>
+      <w:r>
+        <w:rPr>
+          <w:lang w:val="zh_TW" w:bidi="zh_TW"/>
+        </w:rPr>
+        <w:t>）。</w:t>
+      </w:r>
+    </w:p>
+    <w:p>
+      <w:pPr/>
+      <w:r>
+        <w:rPr>
+          <w:lang w:val="zh_TW" w:bidi="zh_TW"/>
+        </w:rPr>
+      </w:r>
+      <w:r>
+        <w:rPr>
+          <w:lang w:val="zh_TW" w:bidi="zh_TW"/>
+        </w:rPr>
+        <w:t>一些家用器具是用皮革製成的。最常見的是用來裝液體的容器，例如奶（</w:t>
+      </w:r>
+      <w:hyperlink r:id="rId21">
+        <w:r>
+          <w:rPr>
+            <w:lang w:val="zh_TW" w:bidi="zh_TW"/>
+          </w:rPr>
+          <w:rPr>
+            <w:color w:val="0000EE"/>
+            <w:u w:val="single"/>
+          </w:rPr>
+          <w:t>士4:19</w:t>
+        </w:r>
+      </w:hyperlink>
+      <w:r>
+        <w:rPr>
+          <w:lang w:val="zh_TW" w:bidi="zh_TW"/>
+        </w:rPr>
+        <w:t>）、酒（</w:t>
+      </w:r>
+      <w:hyperlink r:id="rId22">
+        <w:r>
+          <w:rPr>
+            <w:lang w:val="zh_TW" w:bidi="zh_TW"/>
+          </w:rPr>
+          <w:rPr>
+            <w:color w:val="0000EE"/>
+            <w:u w:val="single"/>
+          </w:rPr>
+          <w:t>可2:22</w:t>
+        </w:r>
+      </w:hyperlink>
+      <w:r>
+        <w:rPr>
+          <w:lang w:val="zh_TW" w:bidi="zh_TW"/>
+        </w:rPr>
+        <w:t>）和水（</w:t>
+      </w:r>
+      <w:hyperlink r:id="rId23">
+        <w:r>
+          <w:rPr>
+            <w:lang w:val="zh_TW" w:bidi="zh_TW"/>
+          </w:rPr>
+          <w:rPr>
+            <w:color w:val="0000EE"/>
+            <w:u w:val="single"/>
+          </w:rPr>
+          <w:t>創21:14</w:t>
+        </w:r>
+      </w:hyperlink>
+      <w:r>
+        <w:rPr>
+          <w:lang w:val="zh_TW" w:bidi="zh_TW"/>
+        </w:rPr>
+        <w:t>）。從橄欖提取的油也在皮革中保存。油是烹飪、梳洗、醫藥和點燈時要用到的必需品。</w:t>
+      </w:r>
+    </w:p>
+    <w:p>
+      <w:pPr/>
+      <w:r>
+        <w:rPr>
+          <w:lang w:val="zh_TW" w:bidi="zh_TW"/>
+        </w:rPr>
+      </w:r>
+      <w:r>
+        <w:rPr>
+          <w:lang w:val="zh_TW" w:bidi="zh_TW"/>
+        </w:rPr>
+        <w:t>皮革可能用於床、椅子和其他家居用品。聖經沒有提到皮革被用來製作帳篷，但動物皮被用於建造會幕（</w:t>
+      </w:r>
+      <w:hyperlink r:id="rId24">
+        <w:r>
+          <w:rPr>
+            <w:lang w:val="zh_TW" w:bidi="zh_TW"/>
+          </w:rPr>
+          <w:rPr>
+            <w:color w:val="0000EE"/>
+            <w:u w:val="single"/>
+          </w:rPr>
+          <w:t>出25:5</w:t>
+        </w:r>
+      </w:hyperlink>
+      <w:r>
+        <w:rPr>
+          <w:lang w:val="zh_TW" w:bidi="zh_TW"/>
+        </w:rPr>
+        <w:t>；</w:t>
+      </w:r>
+      <w:hyperlink r:id="rId25">
+        <w:r>
+          <w:rPr>
+            <w:lang w:val="zh_TW" w:bidi="zh_TW"/>
+          </w:rPr>
+          <w:rPr>
+            <w:color w:val="0000EE"/>
+            <w:u w:val="single"/>
+          </w:rPr>
+          <w:t>民4:8</w:t>
+        </w:r>
+      </w:hyperlink>
+      <w:r>
+        <w:rPr>
+          <w:lang w:val="zh_TW" w:bidi="zh_TW"/>
+        </w:rPr>
+        <w:t>）。這些經文顯然指的是鞣製皮革。如此，它們就用來作防水遮蓋用。</w:t>
+      </w:r>
+    </w:p>
+    <w:p>
+      <w:pPr/>
+      <w:r>
+        <w:rPr>
+          <w:lang w:val="zh_TW" w:bidi="zh_TW"/>
+        </w:rPr>
+      </w:r>
+      <w:r>
+        <w:rPr>
+          <w:lang w:val="zh_TW" w:bidi="zh_TW"/>
+        </w:rPr>
+        <w:t>聖經沒有提到皮革在製作軍裝或武器方面的用途。然而，製作防禦和攻擊武器自然少不了皮革的使用。防禦方面有頭盔和盾牌，攻擊方面有投石器，以及裝箭的皮袋。</w:t>
+      </w:r>
+      <w:hyperlink r:id="rId26">
+        <w:r>
+          <w:rPr>
+            <w:lang w:val="zh_TW" w:bidi="zh_TW"/>
+          </w:rPr>
+          <w:rPr>
+            <w:color w:val="0000EE"/>
+            <w:u w:val="single"/>
+          </w:rPr>
+          <w:t>撒母其記下一章21節</w:t>
+        </w:r>
+      </w:hyperlink>
+      <w:r>
+        <w:rPr>
+          <w:lang w:val="zh_TW" w:bidi="zh_TW"/>
+        </w:rPr>
+        <w:t>提到在盾牌表面抹油，可能是為了防止損壞和報廢。</w:t>
+      </w:r>
+      <w:hyperlink r:id="rId27">
+        <w:r>
+          <w:rPr>
+            <w:lang w:val="zh_TW" w:bidi="zh_TW"/>
+          </w:rPr>
+          <w:rPr>
+            <w:color w:val="0000EE"/>
+            <w:u w:val="single"/>
+          </w:rPr>
+          <w:t>以賽亞書二十一章5節</w:t>
+        </w:r>
+      </w:hyperlink>
+      <w:r>
+        <w:rPr>
+          <w:lang w:val="zh_TW" w:bidi="zh_TW"/>
+        </w:rPr>
+        <w:t>並指皮製的盾牌。</w:t>
+      </w:r>
+    </w:p>
+    <w:p>
+      <w:pPr/>
+      <w:r>
+        <w:rPr>
+          <w:lang w:val="zh_TW" w:bidi="zh_TW"/>
+        </w:rPr>
+      </w:r>
+      <w:r>
+        <w:rPr>
+          <w:lang w:val="zh_TW" w:bidi="zh_TW"/>
+        </w:rPr>
+        <w:t>約公元前1900年出於埃及貴族墓中的一幅畫展示了舊約時代人類可能使用皮革的方式。畫中顯示男人穿著涼鞋，女人穿著靴子。一個男人背上綁著一個皮革水瓶。另一個看似弓箭手的男人，背著一個箭袋。驢子都背著兩對羊皮製成的風箱。</w:t>
+      </w:r>
+    </w:p>
+    <w:p>
+      <w:pPr>
+        <w:pStyle w:val="Heading4"/>
+      </w:pPr>
+      <w:r>
+        <w:rPr>
+          <w:lang w:val="zh_TW" w:bidi="zh_TW"/>
+        </w:rPr>
+        <w:t>皮革作為書寫材料</w:t>
+      </w:r>
+    </w:p>
+    <w:p>
+      <w:pPr/>
+      <w:r>
+        <w:rPr>
+          <w:lang w:val="zh_TW" w:bidi="zh_TW"/>
+        </w:rPr>
+      </w:r>
+      <w:r>
+        <w:rPr>
+          <w:lang w:val="zh_TW" w:bidi="zh_TW"/>
+        </w:rPr>
+        <w:t>皮革被廣泛用作書寫材料。早期主要是在埃及的做法。羊皮紙也來自動物皮革，在埃及的使用歷史悠久。皮革和羊皮紙的區別在於皮革通過鞣製處理。羊皮紙則用石灰、鹽或染料溶液處理皮革製成。人們先將一側的毛髮刮去，再把另一側的肉質去除。然後將皮革拉伸並在框架中晾乾。最後，乾燥的皮革會用浮石摩擦，以在兩側產生光滑的表面。</w:t>
+      </w:r>
+    </w:p>
+    <w:p>
+      <w:pPr/>
+      <w:r>
+        <w:rPr>
+          <w:lang w:val="zh_TW" w:bidi="zh_TW"/>
+        </w:rPr>
+      </w:r>
+      <w:r>
+        <w:rPr>
+          <w:lang w:val="zh_TW" w:bidi="zh_TW"/>
+        </w:rPr>
+        <w:t>公元前2000年前在埃及早已盛行用製好的皮革作為書寫材料。根據普林尼（Pliny）的記錄，直到約公元前160年，其它地區才開始有「羊皮紙」這個名稱。</w:t>
+      </w:r>
+    </w:p>
+    <w:p>
+      <w:pPr/>
+      <w:r>
+        <w:rPr>
+          <w:lang w:val="zh_TW" w:bidi="zh_TW"/>
+        </w:rPr>
+      </w:r>
+      <w:r>
+        <w:rPr>
+          <w:lang w:val="zh_TW" w:bidi="zh_TW"/>
+        </w:rPr>
+        <w:t>亞述或巴比倫沒有發現皮革文件。皮革在那裡的使用可能比古代東方其它地方相對的少。中東文學典故指出，到了較晚期皮革才在當地使用。在波斯時期以前沒有出現過「羊皮紙（parchment）」一詞。在</w:t>
+      </w:r>
+      <w:r>
+        <w:rPr>
+          <w:lang w:val="zh_TW" w:bidi="zh_TW"/>
+        </w:rPr>
+        <w:t>西流古</w:t>
+      </w:r>
+      <w:r>
+        <w:rPr>
+          <w:lang w:val="zh_TW" w:bidi="zh_TW"/>
+        </w:rPr>
+        <w:t>初期（公元前312–364年）以前沒有出現過「寫在羊皮紙上」這種說法。當時，蒲草紙仍然是主要的書寫材料。</w:t>
+      </w:r>
+    </w:p>
+    <w:p>
+      <w:pPr/>
+      <w:r>
+        <w:rPr>
+          <w:lang w:val="zh_TW" w:bidi="zh_TW"/>
+        </w:rPr>
+      </w:r>
+      <w:r>
+        <w:rPr>
+          <w:lang w:val="zh_TW" w:bidi="zh_TW"/>
+        </w:rPr>
+        <w:t>犢皮紙（Vellum）是另一種皮革產品。犢皮紙是用小牛、小山羊、羔羊或羚羊皮製成的精細羊皮紙。公元前一世紀到公元後二世紀的羅馬中，人們鮮少使用犢皮紙，到了第三、四世紀才普及。著名的《梵蒂岡抄本》和《西奈抄本》也是在這段時間內製成。整本聖經如今可以集成一個單一的抄本，形式類似於現代有摺疊頁面的書本。在此之前，一本聖經需要30到40卷蒲草紙製成。犢皮紙還可以充作重寫紙（palimpsest），因為這種技術允許表面重新使用，即原來的文字可以被擦掉並重新書寫。</w:t>
+      </w:r>
+    </w:p>
+    <w:p>
+      <w:pPr/>
+      <w:r>
+        <w:rPr>
+          <w:lang w:val="zh_TW" w:bidi="zh_TW"/>
+        </w:rPr>
+      </w:r>
+      <w:r>
+        <w:rPr>
+          <w:lang w:val="zh_TW" w:bidi="zh_TW"/>
+        </w:rPr>
+        <w:t>舊約中沒有提及用皮革或獸皮書寫的慣例。</w:t>
+      </w:r>
+      <w:hyperlink r:id="rId28">
+        <w:r>
+          <w:rPr>
+            <w:lang w:val="zh_TW" w:bidi="zh_TW"/>
+          </w:rPr>
+          <w:rPr>
+            <w:color w:val="0000EE"/>
+            <w:u w:val="single"/>
+          </w:rPr>
+          <w:t>詩篇四十章子7節</w:t>
+        </w:r>
+      </w:hyperlink>
+      <w:r>
+        <w:rPr>
+          <w:lang w:val="zh_TW" w:bidi="zh_TW"/>
+        </w:rPr>
+        <w:t>、</w:t>
+      </w:r>
+      <w:hyperlink r:id="rId29">
+        <w:r>
+          <w:rPr>
+            <w:lang w:val="zh_TW" w:bidi="zh_TW"/>
+          </w:rPr>
+          <w:rPr>
+            <w:color w:val="0000EE"/>
+            <w:u w:val="single"/>
+          </w:rPr>
+          <w:t>耶利米書三十六章36節</w:t>
+        </w:r>
+      </w:hyperlink>
+      <w:r>
+        <w:rPr>
+          <w:lang w:val="zh_TW" w:bidi="zh_TW"/>
+        </w:rPr>
+        <w:t>、</w:t>
+      </w:r>
+      <w:hyperlink r:id="rId30">
+        <w:r>
+          <w:rPr>
+            <w:lang w:val="zh_TW" w:bidi="zh_TW"/>
+          </w:rPr>
+          <w:rPr>
+            <w:color w:val="0000EE"/>
+            <w:u w:val="single"/>
+          </w:rPr>
+          <w:t>以西結書二章9節至三章3節</w:t>
+        </w:r>
+      </w:hyperlink>
+      <w:r>
+        <w:rPr>
+          <w:lang w:val="zh_TW" w:bidi="zh_TW"/>
+        </w:rPr>
+        <w:t>提到卷軸式的書卷，但這些大可能是蒲草紙。</w:t>
+      </w:r>
+    </w:p>
+    <w:p>
+      <w:pPr/>
+      <w:r>
+        <w:rPr>
+          <w:lang w:val="zh_TW" w:bidi="zh_TW"/>
+        </w:rPr>
+      </w:r>
+      <w:r>
+        <w:rPr>
+          <w:lang w:val="zh_TW" w:bidi="zh_TW"/>
+        </w:rPr>
+        <w:t>約瑟夫記載了猶太人最早使用羊皮紙或皮革作為書寫材料，是在公元後一世紀末。然而在最近發現的死海古卷顯示，猶太人早在公元前100年就已經使用羊皮紙。《塔木德》要求律法必須寫在潔淨動物的皮上。會堂專用書籍中至今仍沿用這項規定。至於是否意味著一種古老的傳統尚不確定。</w:t>
+      </w:r>
+    </w:p>
+    <w:p>
+      <w:pPr/>
+      <w:r>
+        <w:rPr>
+          <w:lang w:val="zh_TW" w:bidi="zh_TW"/>
+        </w:rPr>
+      </w:r>
+      <w:r>
+        <w:rPr>
+          <w:lang w:val="zh_TW" w:bidi="zh_TW"/>
+        </w:rPr>
+        <w:t>一些死海古卷是寫在皮革上的。偉大的以賽亞書古卷約在公元前100年寫成，由17張皮紙縫合而成，長度接近7米（23英尺）。新約的原稿也大可能寫在蒲草紙上。在第一世紀的最後25年間約翰將他的第二封信寫在蒲草紙上（</w:t>
+      </w:r>
+      <w:hyperlink r:id="rId31">
+        <w:r>
+          <w:rPr>
+            <w:lang w:val="zh_TW" w:bidi="zh_TW"/>
+          </w:rPr>
+          <w:rPr>
+            <w:color w:val="0000EE"/>
+            <w:u w:val="single"/>
+          </w:rPr>
+          <w:t>約二1:12</w:t>
+        </w:r>
+      </w:hyperlink>
+      <w:r>
+        <w:rPr>
+          <w:lang w:val="zh_TW" w:bidi="zh_TW"/>
+        </w:rPr>
+        <w:t>）。</w:t>
+      </w:r>
+    </w:p>
+    <w:p>
+      <w:pPr>
+        <w:pStyle w:val="Heading3"/>
+      </w:pPr>
+      <w:r>
+        <w:rPr>
+          <w:lang w:val="zh_TW" w:bidi="zh_TW"/>
+        </w:rPr>
+        <w:t>皮革如何製成？人們如何看待皮革製作？</w:t>
+      </w:r>
+    </w:p>
+    <w:p>
+      <w:pPr/>
+      <w:r>
+        <w:rPr>
+          <w:lang w:val="zh_TW" w:bidi="zh_TW"/>
+        </w:rPr>
+      </w:r>
+      <w:r>
+        <w:rPr>
+          <w:lang w:val="zh_TW" w:bidi="zh_TW"/>
+        </w:rPr>
+        <w:t>鞣製是用各種物質處理動物皮，使其變成皮革的過程，藉此使皮更耐用且不易腐爛。舊約從沒有提及鞣製，但在</w:t>
+      </w:r>
+      <w:hyperlink r:id="rId24">
+        <w:r>
+          <w:rPr>
+            <w:lang w:val="zh_TW" w:bidi="zh_TW"/>
+          </w:rPr>
+          <w:rPr>
+            <w:color w:val="0000EE"/>
+            <w:u w:val="single"/>
+          </w:rPr>
+          <w:t>出埃及記二十五章5節</w:t>
+        </w:r>
+      </w:hyperlink>
+      <w:r>
+        <w:rPr>
+          <w:lang w:val="zh_TW" w:bidi="zh_TW"/>
+        </w:rPr>
+        <w:t>和</w:t>
       </w:r>
       <w:hyperlink r:id="rId18">
         <w:r>
@@ -539,94 +829,14 @@
             <w:color w:val="0000EE"/>
             <w:u w:val="single"/>
           </w:rPr>
-          <w:t>2:7</w:t>
+          <w:t>利未記十三章48節</w:t>
         </w:r>
       </w:hyperlink>
       <w:r>
         <w:rPr>
           <w:lang w:val="zh_TW" w:bidi="zh_TW"/>
         </w:rPr>
-        <w:t>）。人是由神照著祂的形像，造成男和女（</w:t>
-      </w:r>
-      <w:hyperlink r:id="rId19">
-        <w:r>
-          <w:rPr>
-            <w:lang w:val="zh_TW" w:bidi="zh_TW"/>
-          </w:rPr>
-          <w:rPr>
-            <w:color w:val="0000EE"/>
-            <w:u w:val="single"/>
-          </w:rPr>
-          <w:t>1:27</w:t>
-        </w:r>
-      </w:hyperlink>
-      <w:r>
-        <w:rPr>
-          <w:lang w:val="zh_TW" w:bidi="zh_TW"/>
-        </w:rPr>
-        <w:t>），意味著凡是一般論及人的說話，都必須同時適用於男人和女人；而「何為人」的最準確描繪，乃在男人和女人同在的關係之中，才能完全顯明。生養眾多與治理全地的命令，是神交付給兩性共同承擔的責任。同樣，是男人和女人一同背叛神，他們要在墮落世界中承擔始祖犯罪的後果；而基督來要救贖的，也是男人和女人（參</w:t>
-      </w:r>
-      <w:hyperlink r:id="rId20">
-        <w:r>
-          <w:rPr>
-            <w:lang w:val="zh_TW" w:bidi="zh_TW"/>
-          </w:rPr>
-          <w:rPr>
-            <w:color w:val="0000EE"/>
-            <w:u w:val="single"/>
-          </w:rPr>
-          <w:t>加3:28</w:t>
-        </w:r>
-      </w:hyperlink>
-      <w:r>
-        <w:rPr>
-          <w:lang w:val="zh_TW" w:bidi="zh_TW"/>
-        </w:rPr>
-        <w:t>）。同時，「男性」與「女性」這兩個詞語確實表示真實的區別。許多被人視為性別差異的現象，可能是文化造成的，但在男性（希伯來文zakar</w:t>
-      </w:r>
-      <w:r>
-        <w:rPr>
-          <w:i/>
-          <w:lang w:val="zh_TW" w:bidi="zh_TW"/>
-        </w:rPr>
-        <w:t>，</w:t>
-      </w:r>
-      <w:r>
-        <w:rPr>
-          <w:lang w:val="zh_TW" w:bidi="zh_TW"/>
-        </w:rPr>
-        <w:t>意即「刺透者」）和女性（希伯來文neqeba</w:t>
-      </w:r>
-      <w:r>
-        <w:rPr>
-          <w:i/>
-          <w:lang w:val="zh_TW" w:bidi="zh_TW"/>
-        </w:rPr>
-        <w:t>，</w:t>
-      </w:r>
-      <w:r>
-        <w:rPr>
-          <w:lang w:val="zh_TW" w:bidi="zh_TW"/>
-        </w:rPr>
-        <w:t>意即「被刺透者」）之間最根本的性別差異，則是出於神的設計。只有男與女二者同在，才能完整展現神的形像（見</w:t>
-      </w:r>
-      <w:hyperlink r:id="rId19">
-        <w:r>
-          <w:rPr>
-            <w:lang w:val="zh_TW" w:bidi="zh_TW"/>
-          </w:rPr>
-          <w:rPr>
-            <w:color w:val="0000EE"/>
-            <w:u w:val="single"/>
-          </w:rPr>
-          <w:t>創1:27</w:t>
-        </w:r>
-      </w:hyperlink>
-      <w:r>
-        <w:rPr>
-          <w:lang w:val="zh_TW" w:bidi="zh_TW"/>
-        </w:rPr>
-        <w:t>）。</w:t>
+        <w:t>中有所暗示。鞣製之所以被視為不潔的行業，可能與使用不潔動物的皮和經常接觸死屍有關。城市中一般禁止鞣製活動。然而，處理動物皮以製成羊皮紙卻是一種光榮的職業。</w:t>
       </w:r>
     </w:p>
     <w:p>
@@ -638,462 +848,6 @@
       </w:r>
       <w:r>
         <w:rPr>
-          <w:lang w:val="zh_TW" w:bidi="zh_TW"/>
-        </w:rPr>
-        <w:t>的確，有關人的聖經論述中，最令人驚嘆的宣告，就是神照著祂的形像造人。對其它任何受造物，甚至天使，都沒有這樣的說法。</w:t>
-      </w:r>
-      <w:hyperlink r:id="rId21">
-        <w:r>
-          <w:rPr>
-            <w:lang w:val="zh_TW" w:bidi="zh_TW"/>
-          </w:rPr>
-          <w:rPr>
-            <w:color w:val="0000EE"/>
-            <w:u w:val="single"/>
-          </w:rPr>
-          <w:t>創世記一章26至28節</w:t>
-        </w:r>
-      </w:hyperlink>
-      <w:r>
-        <w:rPr>
-          <w:lang w:val="zh_TW" w:bidi="zh_TW"/>
-        </w:rPr>
-        <w:t>所說的「照著他的形像」，正是</w:t>
-      </w:r>
-      <w:hyperlink r:id="rId22">
-        <w:r>
-          <w:rPr>
-            <w:lang w:val="zh_TW" w:bidi="zh_TW"/>
-          </w:rPr>
-          <w:rPr>
-            <w:color w:val="0000EE"/>
-            <w:u w:val="single"/>
-          </w:rPr>
-          <w:t>詩篇八篇5節</w:t>
-        </w:r>
-      </w:hyperlink>
-      <w:r>
-        <w:rPr>
-          <w:lang w:val="zh_TW" w:bidi="zh_TW"/>
-        </w:rPr>
-        <w:t>中詩人轉述的基礎：「你叫他比神微小一點」（直譯；七十士譯本則譯為「比天使微小一點」）。「神的形像」這個片語的意義一直是許多辯論的主題。有些人認為這個片語是指神的物理形像，但這點值得懷疑，因為神是靈（參</w:t>
-      </w:r>
-      <w:hyperlink r:id="rId23">
-        <w:r>
-          <w:rPr>
-            <w:lang w:val="zh_TW" w:bidi="zh_TW"/>
-          </w:rPr>
-          <w:rPr>
-            <w:color w:val="0000EE"/>
-            <w:u w:val="single"/>
-          </w:rPr>
-          <w:t>約4:24</w:t>
-        </w:r>
-      </w:hyperlink>
-      <w:r>
-        <w:rPr>
-          <w:lang w:val="zh_TW" w:bidi="zh_TW"/>
-        </w:rPr>
-        <w:t>）。其他人認為這個片語指的是人的人格（personhood），這與神的位格（personality）相對應（具有智力、感情和意志）。這些人的特質可能存在於神的形像中；然而，這些人格層面的不同面向，也同樣存在於動物界的其它成員之中，並非人所獨有。</w:t>
-      </w:r>
-    </w:p>
-    <w:p>
-      <w:pPr/>
-      <w:r>
-        <w:rPr>
-          <w:lang w:val="zh_TW" w:bidi="zh_TW"/>
-        </w:rPr>
-      </w:r>
-      <w:r>
-        <w:rPr>
-          <w:lang w:val="zh_TW" w:bidi="zh_TW"/>
-        </w:rPr>
-        <w:t>「形像」這個詞語的基本意思（希伯來文tselem）是「影子」、「代表」或「相似」。人裡面有神的形像，顯明神對人的價值與尊嚴的看法──人在受造的世界裡作為祂的影子或祂的代表。古代亞述的君王會在遙遠的地區設立自己實體的像，提醒那些容易忘記的人，這些地區仍屬於帝國。同樣，神也把祂自己的影子、祂同在的代表，放在人裡面，安置在祂所造的世界中。</w:t>
-      </w:r>
-    </w:p>
-    <w:p>
-      <w:pPr/>
-      <w:r>
-        <w:rPr>
-          <w:lang w:val="zh_TW" w:bidi="zh_TW"/>
-        </w:rPr>
-      </w:r>
-      <w:r>
-        <w:rPr>
-          <w:lang w:val="zh_TW" w:bidi="zh_TW"/>
-        </w:rPr>
-        <w:t>這種「神的形像在人裡面」的觀點，似乎也得到</w:t>
-      </w:r>
-      <w:hyperlink r:id="rId13">
-        <w:r>
-          <w:rPr>
-            <w:lang w:val="zh_TW" w:bidi="zh_TW"/>
-          </w:rPr>
-          <w:rPr>
-            <w:color w:val="0000EE"/>
-            <w:u w:val="single"/>
-          </w:rPr>
-          <w:t>創世記一章</w:t>
-        </w:r>
-      </w:hyperlink>
-      <w:r>
-        <w:rPr>
-          <w:lang w:val="zh_TW" w:bidi="zh_TW"/>
-        </w:rPr>
-        <w:t>直接上下文的印證。人是照著神的形像造的，要管理神一切其它的受造物（</w:t>
-      </w:r>
-      <w:hyperlink r:id="rId24">
-        <w:r>
-          <w:rPr>
-            <w:lang w:val="zh_TW" w:bidi="zh_TW"/>
-          </w:rPr>
-          <w:rPr>
-            <w:color w:val="0000EE"/>
-            <w:u w:val="single"/>
-          </w:rPr>
-          <w:t>創1:26</w:t>
-        </w:r>
-      </w:hyperlink>
-      <w:r>
-        <w:rPr>
-          <w:lang w:val="zh_TW" w:bidi="zh_TW"/>
-        </w:rPr>
-        <w:t>；另見</w:t>
-      </w:r>
-      <w:hyperlink r:id="rId22">
-        <w:r>
-          <w:rPr>
-            <w:lang w:val="zh_TW" w:bidi="zh_TW"/>
-          </w:rPr>
-          <w:rPr>
-            <w:color w:val="0000EE"/>
-            <w:u w:val="single"/>
-          </w:rPr>
-          <w:t>詩8:5</w:t>
-        </w:r>
-      </w:hyperlink>
-      <w:r>
-        <w:rPr>
-          <w:lang w:val="zh_TW" w:bidi="zh_TW"/>
-        </w:rPr>
-        <w:t>）。進一步說，作為造物主的代表，人應當回應祂。耶穌宣告神是靈，而這宣告的結果，是人要以心靈和誠實敬拜祂（</w:t>
-      </w:r>
-      <w:hyperlink r:id="rId25">
-        <w:r>
-          <w:rPr>
-            <w:lang w:val="zh_TW" w:bidi="zh_TW"/>
-          </w:rPr>
-          <w:rPr>
-            <w:color w:val="0000EE"/>
-            <w:u w:val="single"/>
-          </w:rPr>
-          <w:t>約4:21–24</w:t>
-        </w:r>
-      </w:hyperlink>
-      <w:r>
-        <w:rPr>
-          <w:lang w:val="zh_TW" w:bidi="zh_TW"/>
-        </w:rPr>
-        <w:t>）。</w:t>
-      </w:r>
-    </w:p>
-    <w:p>
-      <w:pPr>
-        <w:pStyle w:val="Heading3"/>
-      </w:pPr>
-      <w:r>
-        <w:rPr>
-          <w:lang w:val="zh_TW" w:bidi="zh_TW"/>
-        </w:rPr>
-        <w:t>人的本性</w:t>
-      </w:r>
-    </w:p>
-    <w:p>
-      <w:pPr/>
-      <w:r>
-        <w:rPr>
-          <w:lang w:val="zh_TW" w:bidi="zh_TW"/>
-        </w:rPr>
-      </w:r>
-      <w:r>
-        <w:rPr>
-          <w:lang w:val="zh_TW" w:bidi="zh_TW"/>
-        </w:rPr>
-        <w:t>人往往會傾向把「人」看成由不同部分組成，但聖經的重點卻是強調人的整全。關於人的本性究竟是三方（tripartite，即三重結構）：靈、魂與體（參</w:t>
-      </w:r>
-      <w:hyperlink r:id="rId26">
-        <w:r>
-          <w:rPr>
-            <w:lang w:val="zh_TW" w:bidi="zh_TW"/>
-          </w:rPr>
-          <w:rPr>
-            <w:color w:val="0000EE"/>
-            <w:u w:val="single"/>
-          </w:rPr>
-          <w:t>帖前5:23</w:t>
-        </w:r>
-      </w:hyperlink>
-      <w:r>
-        <w:rPr>
-          <w:lang w:val="zh_TW" w:bidi="zh_TW"/>
-        </w:rPr>
-        <w:t>）；還是二方（bipartite，即二重結構）：物質與非物質，至今仍然爭辯不休。雖然聖經似乎可以支持這兩種立場，但有關人的本性，最重要的問題不在於人有多少部分，而在於人的合一。因此，聖經論及人時，首先宣告：人是一個同時由物質屬性與非物質屬性構成的「位格」。用巴特（Karl Barth）的話說，人是「有身體的魂，同時也是有魂的身體」沒有只具身體而無魂的人，也難以把沒有身體的靈看作完整的人，除非處於暫時的、過渡性的狀態。希伯來文nephesh，常譯作「魂」，在多數語境中更合宜的翻譯是「人」。希伯來文ruach（「氣息」、「風」、「靈」）和希臘文pneuma（「靈」）和psuche（「魂」）常用來指人的非物質部分。這部分與身體相比並不因此而不真實。若僅以純物質、純身體的觀點看人，是極其貧乏的。同樣，若過度強調靈，卻輕忽身體，也是不真實、不平衡的。人可以這樣說：「我是個人，而我的存在目前極度依賴我的身體。但我不只是身體，也不只是血肉。當我的身體死去，我仍然活著；當我的血肉朽壞，我依然存在。但有一天，我要再一次在身體裡活著。因為一個沒有身體的靈魂，並不能完全表達我的人性。神為我所設立的理想，是要我在一個〔新的〕身體裡過生活。因此，在永恆狀態的盼望裡，我信身體的復活和永遠的生命。」</w:t>
-      </w:r>
-    </w:p>
-    <w:p>
-      <w:pPr/>
-      <w:r>
-        <w:rPr>
-          <w:lang w:val="zh_TW" w:bidi="zh_TW"/>
-        </w:rPr>
-      </w:r>
-      <w:r>
-        <w:rPr>
-          <w:lang w:val="zh_TW" w:bidi="zh_TW"/>
-        </w:rPr>
-        <w:t>若要從聖經的角度思考人的本性，就不能不面對墮落的問題。</w:t>
-      </w:r>
-      <w:hyperlink r:id="rId27">
-        <w:r>
-          <w:rPr>
-            <w:lang w:val="zh_TW" w:bidi="zh_TW"/>
-          </w:rPr>
-          <w:rPr>
-            <w:color w:val="0000EE"/>
-            <w:u w:val="single"/>
-          </w:rPr>
-          <w:t>創世記三章</w:t>
-        </w:r>
-      </w:hyperlink>
-      <w:r>
-        <w:rPr>
-          <w:lang w:val="zh_TW" w:bidi="zh_TW"/>
-        </w:rPr>
-        <w:t>顯示，未墮落的人原本是不死的，他生育的能力起初並不受生產痛苦的限制，他的工作也不會因自然界的反覆無常而受挫。然而，墮落之後，一切都改變了：在人內在的生命裡、在男女彼此之間、在人與自然的互動中，以及在人與造物主的關係上，全都發生了變化。</w:t>
-      </w:r>
-    </w:p>
-    <w:p>
-      <w:pPr/>
-      <w:r>
-        <w:rPr>
-          <w:lang w:val="zh_TW" w:bidi="zh_TW"/>
-        </w:rPr>
-      </w:r>
-      <w:r>
-        <w:rPr>
-          <w:lang w:val="zh_TW" w:bidi="zh_TW"/>
-        </w:rPr>
-        <w:t>墮落的結果是，人深深地墮落了，這墮落滲透到他全人的每一部分。「全然敗壞」這個片語，不一定是指人已經壞到不能再壞，而是指罪的影響波及人的整個存在。同時，神的形像在墮落之後，仍以某種方式繼續存在於人的身上，這就成了神施行救恩的依據（參</w:t>
-      </w:r>
-      <w:hyperlink r:id="rId28">
-        <w:r>
-          <w:rPr>
-            <w:lang w:val="zh_TW" w:bidi="zh_TW"/>
-          </w:rPr>
-          <w:rPr>
-            <w:color w:val="0000EE"/>
-            <w:u w:val="single"/>
-          </w:rPr>
-          <w:t>羅5章</w:t>
-        </w:r>
-      </w:hyperlink>
-      <w:r>
-        <w:rPr>
-          <w:lang w:val="zh_TW" w:bidi="zh_TW"/>
-        </w:rPr>
-        <w:t>）。基本上，正因神看重人內在的價值，救恩才有其神所立的合理性。</w:t>
-      </w:r>
-    </w:p>
-    <w:p>
-      <w:pPr/>
-      <w:r>
-        <w:rPr>
-          <w:lang w:val="zh_TW" w:bidi="zh_TW"/>
-        </w:rPr>
-      </w:r>
-      <w:r>
-        <w:rPr>
-          <w:lang w:val="zh_TW" w:bidi="zh_TW"/>
-        </w:rPr>
-        <w:t>關於人本質上是良善還是邪惡的舊爭論，在創世記的記載裡既顯出其困境，也提供了解答：神造人，乃是要他有意識地反映造物主的尊嚴與高貴。然而，人卻因刻意的悖逆而背叛了造物主，從此陷入罪中，罪成了他一生的烙印；除非有神的恩典，否則他仍要不斷活在其中。這隨之而來的罪，既是墮落之人存在本質上的特質，也是他不斷表現出來，無數驕傲與自私的行為。雖然神的形像因人的墮落而在人裡面受損，但當一個人在基督裡得著新生命時，神的靈就在他裡面運行，有效重新激發這形像。神的恩典因此帶來個人的更新、人與人關係的復和，以及恢復與神的相交。</w:t>
-      </w:r>
-    </w:p>
-    <w:p>
-      <w:pPr/>
-      <w:r>
-        <w:rPr>
-          <w:lang w:val="zh_TW" w:bidi="zh_TW"/>
-        </w:rPr>
-      </w:r>
-      <w:r>
-        <w:rPr>
-          <w:lang w:val="zh_TW" w:bidi="zh_TW"/>
-        </w:rPr>
-        <w:t>人起初是神所造的善，但因自己的計謀而成了惡；然而，靠著神的大能，人仍能重新得著那善。要明白「作為一個完整的人」的真正意義，必須從耶穌的生命去重新發現，祂的人性生活就是人的新起點。因此，耶穌是新的亞當；在祂的樣式中，有一個取代舊樣式的新開端。</w:t>
-      </w:r>
-    </w:p>
-    <w:p>
-      <w:pPr>
-        <w:pStyle w:val="Heading3"/>
-      </w:pPr>
-      <w:r>
-        <w:rPr>
-          <w:lang w:val="zh_TW" w:bidi="zh_TW"/>
-        </w:rPr>
-        <w:t>人的歸宿</w:t>
-      </w:r>
-    </w:p>
-    <w:p>
-      <w:pPr/>
-      <w:r>
-        <w:rPr>
-          <w:lang w:val="zh_TW" w:bidi="zh_TW"/>
-        </w:rPr>
-      </w:r>
-      <w:r>
-        <w:rPr>
-          <w:lang w:val="zh_TW" w:bidi="zh_TW"/>
-        </w:rPr>
-        <w:t>聖經對人的看法，必須平衡地涵蓋：人出自神的創造、人悖逆了神的恩典、人要面對的審判，以及因救主耶穌而得著救贖和永生應許的盼望。人有一個起點，卻要永遠存在。這宣告與自然主義的起源與歸宿理論形成強烈對比。現代思想中最具欺騙性的傾向之一，就是「與死亡和解」的觀念。那些不思念神、也不盼望永恆的人，彼此勸勉，要把身體不可避免的衰敗與死亡，視為人生命的自然結局。但聖經的觀點認為，人類的死亡根本不是自然的。</w:t>
-      </w:r>
-    </w:p>
-    <w:p>
-      <w:pPr/>
-      <w:r>
-        <w:rPr>
-          <w:lang w:val="zh_TW" w:bidi="zh_TW"/>
-        </w:rPr>
-      </w:r>
-      <w:r>
-        <w:rPr>
-          <w:lang w:val="zh_TW" w:bidi="zh_TW"/>
-        </w:rPr>
-        <w:t>死亡是後來進入的特質，而不是人的天然歸宿。死亡可以用來描述身體，卻不能用來描述靈。聖經的教導是：雖然身體會死、會朽壞，但人仍存活，並盼望將來得著更新的身體。那些認識基督的人，在肉身死去時就與祂同在（</w:t>
-      </w:r>
-      <w:hyperlink r:id="rId29">
-        <w:r>
-          <w:rPr>
-            <w:lang w:val="zh_TW" w:bidi="zh_TW"/>
-          </w:rPr>
-          <w:rPr>
-            <w:color w:val="0000EE"/>
-            <w:u w:val="single"/>
-          </w:rPr>
-          <w:t>腓1:23</w:t>
-        </w:r>
-      </w:hyperlink>
-      <w:r>
-        <w:rPr>
-          <w:lang w:val="zh_TW" w:bidi="zh_TW"/>
-        </w:rPr>
-        <w:t>），並等候身體復活，進入永恆的生命 （</w:t>
-      </w:r>
-      <w:hyperlink r:id="rId30">
-        <w:r>
-          <w:rPr>
-            <w:lang w:val="zh_TW" w:bidi="zh_TW"/>
-          </w:rPr>
-          <w:rPr>
-            <w:color w:val="0000EE"/>
-            <w:u w:val="single"/>
-          </w:rPr>
-          <w:t>林前15:35–49</w:t>
-        </w:r>
-      </w:hyperlink>
-      <w:r>
-        <w:rPr>
-          <w:lang w:val="zh_TW" w:bidi="zh_TW"/>
-        </w:rPr>
-        <w:t>）。至於那些離世時與基督無關的人，並不是就此消失，而是要進入一種永遠的存在狀態，清醒意識到自己與神隔絕，失落了原本該享有祂同在直到永遠的命定。聖經教導有關失喪之人的結局，對現代人來說極其難以接受。甚至一些高度尊重聖經權威的基督徒，一想到惡人要受永遠刑罰，也可能會感到震驚。然而，聖經中有關惡人終極審判的教義，卻是與聖經許多其它教導，一樣確實而穩固的。</w:t>
-      </w:r>
-    </w:p>
-    <w:p>
-      <w:pPr/>
-      <w:r>
-        <w:rPr>
-          <w:lang w:val="zh_TW" w:bidi="zh_TW"/>
-        </w:rPr>
-      </w:r>
-      <w:r>
-        <w:rPr>
-          <w:lang w:val="zh_TW" w:bidi="zh_TW"/>
-        </w:rPr>
-        <w:t>在聖經中，有關人性最震撼的真理之一，就是明白神所開始救恩工作，最終導致永恆聖子道成肉身，原因竟然是為了人。在祂復活升天之後，主耶穌基督回到天上榮耀威嚴的永恆地位，並且永遠作為神－人（God-man）而存留。耶穌是神，祂分享聖父與聖靈一切的屬性；耶穌是人，祂與人同在、認同人。祂在一個有形的身體裡顯明自己，雖然那是復活的身體，卻是所有屬祂之人復活的初熟果子。因此，道成肉身在神性（deity）裡帶來了一個永恆的改變。若不是因為神極其看重人的價值，祂決不會在自己裡面作出如此根本的改變。正如希伯來書的作者所說：「兒女既同有血肉之體，他也照樣親自成了血肉之體」（</w:t>
-      </w:r>
-      <w:hyperlink r:id="rId31">
-        <w:r>
-          <w:rPr>
-            <w:lang w:val="zh_TW" w:bidi="zh_TW"/>
-          </w:rPr>
-          <w:rPr>
-            <w:color w:val="0000EE"/>
-            <w:u w:val="single"/>
-          </w:rPr>
-          <w:t>來2:14</w:t>
-        </w:r>
-      </w:hyperlink>
-      <w:r>
-        <w:rPr>
-          <w:lang w:val="zh_TW" w:bidi="zh_TW"/>
-        </w:rPr>
-        <w:t>）。</w:t>
-      </w:r>
-    </w:p>
-    <w:p>
-      <w:pPr/>
-      <w:r>
-        <w:rPr>
-          <w:lang w:val="zh_TW" w:bidi="zh_TW"/>
-        </w:rPr>
-      </w:r>
-      <w:r>
-        <w:rPr>
-          <w:lang w:val="zh_TW" w:bidi="zh_TW"/>
-        </w:rPr>
-        <w:t>我們人性的最終指標，就是人是為了敬拜神並永遠享受祂而被造的。神從未將這樣的心意，賜給其它受造之物。即便是那些仍然維持完美狀態、並在清醒喜樂中敬拜父的天使，他們與神的關係也不及蒙救贖的人那樣親密（</w:t>
-      </w:r>
-      <w:hyperlink r:id="rId32">
-        <w:r>
-          <w:rPr>
-            <w:lang w:val="zh_TW" w:bidi="zh_TW"/>
-          </w:rPr>
-          <w:rPr>
-            <w:color w:val="0000EE"/>
-            <w:u w:val="single"/>
-          </w:rPr>
-          <w:t>來2:16</w:t>
-        </w:r>
-      </w:hyperlink>
-      <w:r>
-        <w:rPr>
-          <w:lang w:val="zh_TW" w:bidi="zh_TW"/>
-        </w:rPr>
-        <w:t>）。</w:t>
-      </w:r>
-    </w:p>
-    <w:p>
-      <w:pPr/>
-      <w:r>
-        <w:rPr>
-          <w:lang w:val="zh_TW" w:bidi="zh_TW"/>
-        </w:rPr>
-      </w:r>
-      <w:r>
-        <w:rPr>
-          <w:lang w:val="zh_TW" w:bidi="zh_TW"/>
-        </w:rPr>
-        <w:t>人算什麼？在基督裡，人就是神原本要他成為的樣式，滿有尊榮與尊貴，並且永遠在祂寶座前歡喜快樂。</w:t>
-      </w:r>
-    </w:p>
-    <w:p>
-      <w:pPr/>
-      <w:r>
-        <w:rPr>
-          <w:lang w:val="zh_TW" w:bidi="zh_TW"/>
-        </w:rPr>
-      </w:r>
-      <w:r>
-        <w:rPr>
           <w:i/>
           <w:lang w:val="zh_TW" w:bidi="zh_TW"/>
         </w:rPr>
@@ -1103,3701 +857,19 @@
         <w:rPr>
           <w:lang w:val="zh_TW" w:bidi="zh_TW"/>
         </w:rPr>
-        <w:t xml:space="preserve"> </w:t>
-      </w:r>
-      <w:r>
-        <w:rPr>
-          <w:lang w:val="zh_TW" w:bidi="zh_TW"/>
-        </w:rPr>
-        <w:t>神的形象；屬血氣的</w:t>
-      </w:r>
-      <w:r>
-        <w:rPr>
-          <w:lang w:val="zh_TW" w:bidi="zh_TW"/>
-        </w:rPr>
-        <w:t>人；</w:t>
-      </w:r>
-      <w:r>
-        <w:rPr>
-          <w:lang w:val="zh_TW" w:bidi="zh_TW"/>
-        </w:rPr>
-        <w:t>舊人與新人</w:t>
-      </w:r>
-      <w:r>
-        <w:rPr>
-          <w:lang w:val="zh_TW" w:bidi="zh_TW"/>
-        </w:rPr>
-        <w:t>。</w:t>
-      </w:r>
-      <w:r>
-        <w:rPr>
-          <w:lang w:val="zh_TW" w:bidi="zh_TW"/>
-        </w:rPr>
-      </w:r>
-      <w:r>
-        <w:rPr>
-          <w:lang w:val="zh_TW" w:bidi="zh_TW"/>
-        </w:rPr>
-      </w:r>
-    </w:p>
-    <w:p>
-      <w:pPr/>
-      <w:r>
-        <w:rPr>
-          <w:lang w:val="zh_TW" w:bidi="zh_TW"/>
-        </w:rPr>
-      </w:r>
-    </w:p>
-    <w:p>
-      <w:pPr>
-        <w:pStyle w:val="Heading2"/>
-      </w:pPr>
-      <w:r>
-        <w:rPr>
-          <w:lang w:val="zh_TW" w:bidi="zh_TW"/>
-        </w:rPr>
-        <w:t>人的墮落</w:t>
-      </w:r>
-      <w:r>
-        <w:rPr>
-          <w:lang w:val="zh_TW" w:bidi="zh_TW"/>
-        </w:rPr>
-      </w:r>
-    </w:p>
-    <w:p>
-      <w:pPr/>
-      <w:r>
-        <w:rPr>
-          <w:lang w:val="zh_TW" w:bidi="zh_TW"/>
-        </w:rPr>
-      </w:r>
-      <w:r>
-        <w:rPr>
-          <w:lang w:val="zh_TW" w:bidi="zh_TW"/>
-        </w:rPr>
-        <w:t>在人類歷史中，亞當吃了那禁果，使人類由道德上純真、蒙神喜悅的狀態，轉變為被定罪、終必死亡的光景。</w:t>
-      </w:r>
-    </w:p>
-    <w:p>
-      <w:pPr>
-        <w:pStyle w:val="Heading3"/>
-      </w:pPr>
-      <w:r>
-        <w:rPr>
-          <w:lang w:val="zh_TW" w:bidi="zh_TW"/>
-        </w:rPr>
-        <w:t>聖經的證據</w:t>
-      </w:r>
-    </w:p>
-    <w:p>
-      <w:pPr/>
-      <w:r>
-        <w:rPr>
-          <w:lang w:val="zh_TW" w:bidi="zh_TW"/>
-        </w:rPr>
-      </w:r>
-      <w:hyperlink r:id="rId13">
-        <w:r>
-          <w:rPr>
-            <w:lang w:val="zh_TW" w:bidi="zh_TW"/>
-          </w:rPr>
-          <w:rPr>
-            <w:color w:val="0000EE"/>
-            <w:u w:val="single"/>
-          </w:rPr>
-          <w:t>創世記一</w:t>
-        </w:r>
-      </w:hyperlink>
-      <w:r>
-        <w:rPr>
-          <w:lang w:val="zh_TW" w:bidi="zh_TW"/>
-        </w:rPr>
-        <w:t>和</w:t>
-      </w:r>
-      <w:hyperlink r:id="rId17">
-        <w:r>
-          <w:rPr>
-            <w:lang w:val="zh_TW" w:bidi="zh_TW"/>
-          </w:rPr>
-          <w:rPr>
-            <w:color w:val="0000EE"/>
-            <w:u w:val="single"/>
-          </w:rPr>
-          <w:t>二章</w:t>
-        </w:r>
-      </w:hyperlink>
-      <w:r>
-        <w:rPr>
-          <w:lang w:val="zh_TW" w:bidi="zh_TW"/>
-        </w:rPr>
-        <w:t>的創世敘事，肯定了人的本質與使命的獨特性。人是按著神的形像被造，為要與神相交、彼此交通。作為神的代表，人被賦予治理全地的權柄，要開發並使用地上的資源，使神得榮耀。</w:t>
-      </w:r>
-    </w:p>
-    <w:p>
-      <w:pPr/>
-      <w:r>
-        <w:rPr>
-          <w:lang w:val="zh_TW" w:bidi="zh_TW"/>
-        </w:rPr>
-      </w:r>
-      <w:r>
-        <w:rPr>
-          <w:lang w:val="zh_TW" w:bidi="zh_TW"/>
-        </w:rPr>
-        <w:t>除了文化使命以外，人同時也領受一條具體的命令：神准許他吃伊甸園的各樣植物，卻明確禁止他吃分別善惡樹上的果子。這命令的目的，乃是為了在人的意識中，建立善與惡之間的根本對立，並使人肯定其定位就是事奉造物主。人若能忠心事奉，便可享受天父所賜的一切福分，並最終進入與神同在，享受永恆生命的豐盛。</w:t>
-      </w:r>
-    </w:p>
-    <w:p>
-      <w:pPr/>
-      <w:r>
-        <w:rPr>
-          <w:lang w:val="zh_TW" w:bidi="zh_TW"/>
-        </w:rPr>
-      </w:r>
-      <w:r>
-        <w:rPr>
-          <w:lang w:val="zh_TW" w:bidi="zh_TW"/>
-        </w:rPr>
-        <w:t>雖然人與動物一樣被造為有生命的活物，但人生命的核心在於與神的聯合與相交。與神的交通本應是亞當自覺擁有的特權，這與動物形成對比，因牠們既沒有犯罪的可能，也沒有與神有意識的相交。人在充分明白另一選擇所帶來的邪惡後，應當甘心樂意、出於愛心地事奉神。因此，他在神面前的生命本質應是敬虔的，而不是單憑本能的。</w:t>
-      </w:r>
-    </w:p>
-    <w:p>
-      <w:pPr/>
-      <w:r>
-        <w:rPr>
-          <w:lang w:val="zh_TW" w:bidi="zh_TW"/>
-        </w:rPr>
-      </w:r>
-      <w:r>
-        <w:rPr>
-          <w:lang w:val="zh_TW" w:bidi="zh_TW"/>
-        </w:rPr>
-        <w:t>神吩咐不可吃分別善惡樹的果子，其目的在於要使人堅立於公義和信心的道路上，然而，撒但卻利用這條命令作為機會，引誘人背叛神。雖然人面對試探本身並不是邪惡，但撒但引誘人犯罪卻是邪惡的。這意味著在人墮落之前，宇宙已經存在邪惡。撒但的目的明顯是要使人歸服於牠，並藉著人將牠黑暗的國度擴展到全地。人的墮落，以及其後神所展開的救贖計劃，必須在神與撒但之間的宇宙性衝突這個背景下來理解，而在這場爭戰中，神最終的得勝是確定無疑的。撒但藉著蛇作為工具，先接近夏娃來引誘亞當，誘惑他們吃分別善惡樹的果子。</w:t>
-      </w:r>
-    </w:p>
-    <w:p>
-      <w:pPr/>
-      <w:r>
-        <w:rPr>
-          <w:lang w:val="zh_TW" w:bidi="zh_TW"/>
-        </w:rPr>
-      </w:r>
-      <w:r>
-        <w:rPr>
-          <w:lang w:val="zh_TW" w:bidi="zh_TW"/>
-        </w:rPr>
-        <w:t>在人墮落之前，對善惡的分別並非一無所知，只是他在經驗上只認識善。亞當應當只從神那裡領受有關善惡分別的本質，以及領受教導，知道吃或不吃生命樹上的果子所帶來的後果。正如他起初從造物主得著生命，如今他也當順服神口中所出的一切話，並藉此而活。試探的目的，是要人離開對神的依靠。撒但質疑神話語的真實，並挑戰祂的權柄，引誘人以為自己能判斷善惡，並能掌握後果，使後果有利自己。這試探的核心，就是要人自以為神。</w:t>
-      </w:r>
-    </w:p>
-    <w:p>
-      <w:pPr/>
-      <w:r>
-        <w:rPr>
-          <w:lang w:val="zh_TW" w:bidi="zh_TW"/>
-        </w:rPr>
-      </w:r>
-      <w:r>
-        <w:rPr>
-          <w:lang w:val="zh_TW" w:bidi="zh_TW"/>
-        </w:rPr>
-        <w:t>亞當在屈服於撒但的試探後，與妻子一同吃了禁果，因而墮落。這悖逆的行為，乃是背叛、不忠、失信與不信的行為。正如「不可吃」這條命令總結並集中表明了人在神面前公義的一切要求，這違命的舉動則彰顯出徹底的背道。全心的背叛與完全的悖逆取代了對神完全的順服：人拒絕神的權柄，懷疑神的美善，爭論神的智慧，否定神的真理。一個全新的情感與思想的複雜體系，掌控了人的心思意念。</w:t>
-      </w:r>
-    </w:p>
-    <w:p>
-      <w:pPr>
-        <w:pStyle w:val="Heading3"/>
-      </w:pPr>
-      <w:r>
-        <w:rPr>
-          <w:lang w:val="zh_TW" w:bidi="zh_TW"/>
-        </w:rPr>
-        <w:t>墮落的後果</w:t>
-      </w:r>
-    </w:p>
-    <w:p>
-      <w:pPr/>
-      <w:r>
-        <w:rPr>
-          <w:lang w:val="zh_TW" w:bidi="zh_TW"/>
-        </w:rPr>
-      </w:r>
-      <w:r>
-        <w:rPr>
-          <w:lang w:val="zh_TW" w:bidi="zh_TW"/>
-        </w:rPr>
-        <w:t>人墮落的最直接後果，就是在神面前失去了坦然與喜樂，轉而生出懼怕與羞恥。亞當與夏娃與神隔絕，也清楚顯明了這一點。這既表現在臨到人的咒詛，更明顯體現在亞當和夏娃被逐出伊甸園。伊甸園原是公義的居所，是人與神聯合和相交的範圍；一旦人因不義斷絕了與神的相交，就必然會被逐出伊甸園。正如神所警告的，罪的結果就是死。因為死亡會臨到一切有生命之處，也使人的身體在墳墓裡歸於朽壞。</w:t>
-      </w:r>
-    </w:p>
-    <w:p>
-      <w:pPr/>
-      <w:r>
-        <w:rPr>
-          <w:lang w:val="zh_TW" w:bidi="zh_TW"/>
-        </w:rPr>
-      </w:r>
-      <w:r>
-        <w:rPr>
-          <w:lang w:val="zh_TW" w:bidi="zh_TW"/>
-        </w:rPr>
-        <w:t>墮落的後果不僅臨到亞當和夏娃，也延伸到一切由他們自然繁衍而來的人身上，因為亞當與全人類之間存在獨特的連帶關係。有些神學家特別強調亞當與後裔之間的普遍聯繫，而另一些則注重約的關係，以亞當作為後裔之首和代表。亞當犯罪對全人類的後果，就是他的罪被算在所有後裔的身上，他們因此都必面對死亡的刑罰，並且承受敗壞的本性。</w:t>
-      </w:r>
-    </w:p>
-    <w:p>
-      <w:pPr/>
-      <w:r>
-        <w:rPr>
-          <w:lang w:val="zh_TW" w:bidi="zh_TW"/>
-        </w:rPr>
-      </w:r>
-      <w:r>
-        <w:rPr>
-          <w:lang w:val="zh_TW" w:bidi="zh_TW"/>
-        </w:rPr>
-        <w:t>墮落的後果也顯明在整個受造界，因咒詛的作用，使人在完成原本文化使命時遭遇阻力。人要繁衍遍布世界，就必須經歷生產的痛苦與危險，而維持生命所需的食物、衣物與居所，也只能經過艱辛和勞苦的勞動才能得來。</w:t>
-      </w:r>
-    </w:p>
-    <w:p>
-      <w:pPr/>
-      <w:r>
-        <w:rPr>
-          <w:lang w:val="zh_TW" w:bidi="zh_TW"/>
-        </w:rPr>
-      </w:r>
-      <w:r>
-        <w:rPr>
-          <w:lang w:val="zh_TW" w:bidi="zh_TW"/>
-        </w:rPr>
-        <w:t>然而，人墮落後，死亡並沒有</w:t>
-      </w:r>
-      <w:r>
-        <w:rPr>
-          <w:b/>
-          <w:lang w:val="zh_TW" w:bidi="zh_TW"/>
-        </w:rPr>
-        <w:t>立刻</w:t>
-      </w:r>
-      <w:r>
-        <w:rPr>
-          <w:lang w:val="zh_TW" w:bidi="zh_TW"/>
-        </w:rPr>
-        <w:t>臨到作為</w:t>
-      </w:r>
-      <w:r>
-        <w:rPr>
-          <w:b/>
-          <w:lang w:val="zh_TW" w:bidi="zh_TW"/>
-        </w:rPr>
-        <w:t>最終</w:t>
-      </w:r>
-      <w:r>
-        <w:rPr>
-          <w:lang w:val="zh_TW" w:bidi="zh_TW"/>
-        </w:rPr>
-        <w:t>的審判，這正顯出神對人的拯救旨意。亞當在聽見死亡的咒詛之前，已經先聽見一位救主的應許（</w:t>
-      </w:r>
-      <w:hyperlink r:id="rId33">
-        <w:r>
-          <w:rPr>
-            <w:lang w:val="zh_TW" w:bidi="zh_TW"/>
-          </w:rPr>
-          <w:rPr>
-            <w:color w:val="0000EE"/>
-            <w:u w:val="single"/>
-          </w:rPr>
-          <w:t>創3:15</w:t>
-        </w:r>
-      </w:hyperlink>
-      <w:r>
-        <w:rPr>
-          <w:lang w:val="zh_TW" w:bidi="zh_TW"/>
-        </w:rPr>
-        <w:t>）。</w:t>
-      </w:r>
-    </w:p>
-    <w:p>
-      <w:pPr/>
-      <w:r>
-        <w:rPr>
-          <w:lang w:val="zh_TW" w:bidi="zh_TW"/>
-        </w:rPr>
-      </w:r>
-      <w:r>
-        <w:rPr>
-          <w:lang w:val="zh_TW" w:bidi="zh_TW"/>
-        </w:rPr>
-        <w:t>自</w:t>
-      </w:r>
-      <w:hyperlink r:id="rId27">
-        <w:r>
-          <w:rPr>
-            <w:lang w:val="zh_TW" w:bidi="zh_TW"/>
-          </w:rPr>
-          <w:rPr>
-            <w:color w:val="0000EE"/>
-            <w:u w:val="single"/>
-          </w:rPr>
-          <w:t>創世記三章</w:t>
-        </w:r>
-      </w:hyperlink>
-      <w:r>
-        <w:rPr>
-          <w:lang w:val="zh_TW" w:bidi="zh_TW"/>
-        </w:rPr>
-        <w:t>之後，聖經很少提到人的墮落，但這一歷史事件卻是其後一切經文的必要前提。聖經的重點是面向未來——罪惡不斷擴大的影響，以及神展開祂的救贖計劃。</w:t>
-      </w:r>
-    </w:p>
-    <w:p>
-      <w:pPr/>
-      <w:r>
-        <w:rPr>
-          <w:lang w:val="zh_TW" w:bidi="zh_TW"/>
-        </w:rPr>
-      </w:r>
-      <w:r>
-        <w:rPr>
-          <w:i/>
-          <w:lang w:val="zh_TW" w:bidi="zh_TW"/>
-        </w:rPr>
-        <w:t>另見</w:t>
-      </w:r>
-      <w:r>
-        <w:rPr>
-          <w:lang w:val="zh_TW" w:bidi="zh_TW"/>
-        </w:rPr>
-        <w:t xml:space="preserve"> </w:t>
-      </w:r>
-      <w:r>
-        <w:rPr>
-          <w:lang w:val="zh_TW" w:bidi="zh_TW"/>
-        </w:rPr>
-        <w:t>亞當（人物）；</w:t>
-      </w:r>
-      <w:r>
-        <w:rPr>
-          <w:lang w:val="zh_TW" w:bidi="zh_TW"/>
-        </w:rPr>
-        <w:t>死亡；</w:t>
-      </w:r>
-      <w:r>
-        <w:rPr>
-          <w:lang w:val="zh_TW" w:bidi="zh_TW"/>
-        </w:rPr>
-        <w:t>罪</w:t>
-      </w:r>
-      <w:r>
-        <w:rPr>
-          <w:lang w:val="zh_TW" w:bidi="zh_TW"/>
-        </w:rPr>
-        <w:t>。</w:t>
-      </w:r>
-      <w:r>
-        <w:rPr>
-          <w:lang w:val="zh_TW" w:bidi="zh_TW"/>
-        </w:rPr>
-      </w:r>
-      <w:r>
-        <w:rPr>
-          <w:lang w:val="zh_TW" w:bidi="zh_TW"/>
-        </w:rPr>
-      </w:r>
-    </w:p>
-    <w:p>
-      <w:pPr/>
-      <w:r>
-        <w:rPr>
-          <w:lang w:val="zh_TW" w:bidi="zh_TW"/>
-        </w:rPr>
-      </w:r>
-    </w:p>
-    <w:p>
-      <w:pPr>
-        <w:pStyle w:val="Heading2"/>
-      </w:pPr>
-      <w:r>
-        <w:rPr>
-          <w:lang w:val="zh_TW" w:bidi="zh_TW"/>
-        </w:rPr>
-        <w:t>人子</w:t>
-      </w:r>
-      <w:r>
-        <w:rPr>
-          <w:lang w:val="zh_TW" w:bidi="zh_TW"/>
-        </w:rPr>
-      </w:r>
-    </w:p>
-    <w:p>
-      <w:pPr/>
-      <w:r>
-        <w:rPr>
-          <w:lang w:val="zh_TW" w:bidi="zh_TW"/>
-        </w:rPr>
-      </w:r>
-      <w:r>
-        <w:rPr>
-          <w:lang w:val="zh_TW" w:bidi="zh_TW"/>
-        </w:rPr>
-        <w:t>這是耶穌使用的彌賽亞稱號，用來表達祂屬天的根源、地上的使命以及將來的榮耀再來。這稱號不僅僅如一些教會的教父或近代學者所認為僅指祂具有人的本質和人性，而是反映出耶穌的天上根源和神的威嚴；祂以人的形式所顯現的奧秘；以及祂在地上的使命，這使命促使祂被釘在十字架上，並進入榮耀。</w:t>
-      </w:r>
-    </w:p>
-    <w:p>
-      <w:pPr/>
-      <w:r>
-        <w:rPr>
-          <w:lang w:val="zh_TW" w:bidi="zh_TW"/>
-        </w:rPr>
-      </w:r>
-      <w:r>
-        <w:rPr>
-          <w:lang w:val="zh_TW" w:bidi="zh_TW"/>
-        </w:rPr>
-        <w:t>「人子」這個稱號的背景可以追溯到舊約，特別是在以西結書中出現，因為這位先知被稱為「人子」多達90次。例如，神對他說：「人子啊，你站起來，我要和你說話」（</w:t>
-      </w:r>
-      <w:hyperlink r:id="rId34">
-        <w:r>
-          <w:rPr>
-            <w:lang w:val="zh_TW" w:bidi="zh_TW"/>
-          </w:rPr>
-          <w:rPr>
-            <w:color w:val="0000EE"/>
-            <w:u w:val="single"/>
-          </w:rPr>
-          <w:t>結2:1</w:t>
-        </w:r>
-      </w:hyperlink>
-      <w:r>
-        <w:rPr>
-          <w:lang w:val="zh_TW" w:bidi="zh_TW"/>
-        </w:rPr>
-        <w:t>）。耶穌使用「人子」這個稱號以及許多來自以西結書的主題，顯示耶穌要表明自己是末世的先知，就像以西結一樣（</w:t>
-      </w:r>
-      <w:hyperlink r:id="rId35">
-        <w:r>
-          <w:rPr>
-            <w:lang w:val="zh_TW" w:bidi="zh_TW"/>
-          </w:rPr>
-          <w:rPr>
-            <w:color w:val="0000EE"/>
-            <w:u w:val="single"/>
-          </w:rPr>
-          <w:t>4</w:t>
-        </w:r>
-      </w:hyperlink>
-      <w:r>
-        <w:rPr>
-          <w:lang w:val="zh_TW" w:bidi="zh_TW"/>
-        </w:rPr>
-        <w:t>、</w:t>
-      </w:r>
-      <w:hyperlink r:id="rId36">
-        <w:r>
-          <w:rPr>
-            <w:lang w:val="zh_TW" w:bidi="zh_TW"/>
-          </w:rPr>
-          <w:rPr>
-            <w:color w:val="0000EE"/>
-            <w:u w:val="single"/>
-          </w:rPr>
-          <w:t>7</w:t>
-        </w:r>
-      </w:hyperlink>
-      <w:r>
-        <w:rPr>
-          <w:lang w:val="zh_TW" w:bidi="zh_TW"/>
-        </w:rPr>
-        <w:t>、</w:t>
-      </w:r>
-      <w:hyperlink r:id="rId37">
-        <w:r>
-          <w:rPr>
-            <w:lang w:val="zh_TW" w:bidi="zh_TW"/>
-          </w:rPr>
-          <w:rPr>
-            <w:color w:val="0000EE"/>
-            <w:u w:val="single"/>
-          </w:rPr>
-          <w:t>10</w:t>
-        </w:r>
-      </w:hyperlink>
-      <w:r>
-        <w:rPr>
-          <w:lang w:val="zh_TW" w:bidi="zh_TW"/>
-        </w:rPr>
-        <w:t>、</w:t>
-      </w:r>
-      <w:hyperlink r:id="rId38">
-        <w:r>
-          <w:rPr>
-            <w:lang w:val="zh_TW" w:bidi="zh_TW"/>
-          </w:rPr>
-          <w:rPr>
-            <w:color w:val="0000EE"/>
-            <w:u w:val="single"/>
-          </w:rPr>
-          <w:t>22</w:t>
-        </w:r>
-      </w:hyperlink>
-      <w:r>
-        <w:rPr>
-          <w:lang w:val="zh_TW" w:bidi="zh_TW"/>
-        </w:rPr>
-        <w:t>、</w:t>
-      </w:r>
-      <w:hyperlink r:id="rId39">
-        <w:r>
-          <w:rPr>
-            <w:lang w:val="zh_TW" w:bidi="zh_TW"/>
-          </w:rPr>
-          <w:rPr>
-            <w:color w:val="0000EE"/>
-            <w:u w:val="single"/>
-          </w:rPr>
-          <w:t>40–48</w:t>
-        </w:r>
-      </w:hyperlink>
-      <w:r>
-        <w:rPr>
-          <w:lang w:val="zh_TW" w:bidi="zh_TW"/>
-        </w:rPr>
-        <w:t>章），對耶路撒冷的毀滅和神國在以色列的復興有最終的宣告（</w:t>
-      </w:r>
-      <w:hyperlink r:id="rId40">
-        <w:r>
-          <w:rPr>
-            <w:lang w:val="zh_TW" w:bidi="zh_TW"/>
-          </w:rPr>
-          <w:rPr>
-            <w:color w:val="0000EE"/>
-            <w:u w:val="single"/>
-          </w:rPr>
-          <w:t>太23–24章</w:t>
-        </w:r>
-      </w:hyperlink>
+        <w:t>書信寫作，古代</w:t>
+      </w:r>
       <w:r>
         <w:rPr>
           <w:lang w:val="zh_TW" w:bidi="zh_TW"/>
         </w:rPr>
         <w:t>；</w:t>
       </w:r>
-      <w:hyperlink r:id="rId41">
-        <w:r>
-          <w:rPr>
-            <w:lang w:val="zh_TW" w:bidi="zh_TW"/>
-          </w:rPr>
-          <w:rPr>
-            <w:color w:val="0000EE"/>
-            <w:u w:val="single"/>
-          </w:rPr>
-          <w:t>徒1:6–8</w:t>
-        </w:r>
-      </w:hyperlink>
-      <w:r>
-        <w:rPr>
-          <w:lang w:val="zh_TW" w:bidi="zh_TW"/>
-        </w:rPr>
-        <w:t>）。</w:t>
-      </w:r>
-    </w:p>
-    <w:p>
-      <w:pPr/>
-      <w:r>
-        <w:rPr>
-          <w:lang w:val="zh_TW" w:bidi="zh_TW"/>
-        </w:rPr>
-      </w:r>
-      <w:r>
-        <w:rPr>
-          <w:lang w:val="zh_TW" w:bidi="zh_TW"/>
-        </w:rPr>
-        <w:t>這個稱號的具體來源是</w:t>
-      </w:r>
-      <w:hyperlink r:id="rId42">
-        <w:r>
-          <w:rPr>
-            <w:lang w:val="zh_TW" w:bidi="zh_TW"/>
-          </w:rPr>
-          <w:rPr>
-            <w:color w:val="0000EE"/>
-            <w:u w:val="single"/>
-          </w:rPr>
-          <w:t>但以理書七章13至14節</w:t>
-        </w:r>
-      </w:hyperlink>
-      <w:r>
-        <w:rPr>
-          <w:lang w:val="zh_TW" w:bidi="zh_TW"/>
-        </w:rPr>
-        <w:t>，在那裡但以理看到一個「像人子」的異象，他「駕著天雲」而來，被領到「亙古常在者」面前，而亙古常在者賜給祂權柄、榮耀、國度。耶穌在教導祂的再來時多次引用這處經文的一部分（</w:t>
-      </w:r>
-      <w:hyperlink r:id="rId43">
-        <w:r>
-          <w:rPr>
-            <w:lang w:val="zh_TW" w:bidi="zh_TW"/>
-          </w:rPr>
-          <w:rPr>
-            <w:color w:val="0000EE"/>
-            <w:u w:val="single"/>
-          </w:rPr>
-          <w:t>太16:27</w:t>
-        </w:r>
-      </w:hyperlink>
-      <w:r>
-        <w:rPr>
-          <w:lang w:val="zh_TW" w:bidi="zh_TW"/>
-        </w:rPr>
-        <w:t>，</w:t>
-      </w:r>
-      <w:hyperlink r:id="rId44">
-        <w:r>
-          <w:rPr>
-            <w:lang w:val="zh_TW" w:bidi="zh_TW"/>
-          </w:rPr>
-          <w:rPr>
-            <w:color w:val="0000EE"/>
-            <w:u w:val="single"/>
-          </w:rPr>
-          <w:t>19:28，</w:t>
-        </w:r>
-      </w:hyperlink>
-      <w:hyperlink r:id="rId45">
-        <w:r>
-          <w:rPr>
-            <w:lang w:val="zh_TW" w:bidi="zh_TW"/>
-          </w:rPr>
-          <w:rPr>
-            <w:color w:val="0000EE"/>
-            <w:u w:val="single"/>
-          </w:rPr>
-          <w:t>24:30，2</w:t>
-        </w:r>
-      </w:hyperlink>
-      <w:hyperlink r:id="rId46">
-        <w:r>
-          <w:rPr>
-            <w:lang w:val="zh_TW" w:bidi="zh_TW"/>
-          </w:rPr>
-          <w:rPr>
-            <w:color w:val="0000EE"/>
-            <w:u w:val="single"/>
-          </w:rPr>
-          <w:t>5:31，</w:t>
-        </w:r>
-      </w:hyperlink>
-      <w:hyperlink r:id="rId47">
-        <w:r>
-          <w:rPr>
-            <w:lang w:val="zh_TW" w:bidi="zh_TW"/>
-          </w:rPr>
-          <w:rPr>
-            <w:color w:val="0000EE"/>
-            <w:u w:val="single"/>
-          </w:rPr>
-          <w:t>26:64</w:t>
-        </w:r>
-      </w:hyperlink>
-      <w:r>
-        <w:rPr>
-          <w:lang w:val="zh_TW" w:bidi="zh_TW"/>
-        </w:rPr>
-        <w:t>）。顯然，耶穌將這處經文理解為是祂自己的預言，描繪了祂的道成肉身、升天和承受神的國度。</w:t>
-      </w:r>
-    </w:p>
-    <w:p>
-      <w:pPr/>
-      <w:r>
-        <w:rPr>
-          <w:lang w:val="zh_TW" w:bidi="zh_TW"/>
-        </w:rPr>
-      </w:r>
-      <w:r>
-        <w:rPr>
-          <w:lang w:val="zh_TW" w:bidi="zh_TW"/>
-        </w:rPr>
-        <w:t>在福音書中，「人子」這個稱號被耶穌使用了大約80次，以隱晦、間接的方式來說明耶穌自己（太，32次；可，14次；路，26次；約，10次）。在所有這些經文中，耶穌都是說話者，從來沒有人稱呼祂為「人子」。在有些經文中的描述非常奧秘，以至於有些解經家認為耶穌是在談論另一個人。這種懷疑只出現在約翰福音中唯一的一處經文中，群眾問耶穌：「這人子是誰呢？」（</w:t>
-      </w:r>
-      <w:hyperlink r:id="rId48">
-        <w:r>
-          <w:rPr>
-            <w:lang w:val="zh_TW" w:bidi="zh_TW"/>
-          </w:rPr>
-          <w:rPr>
-            <w:color w:val="0000EE"/>
-            <w:u w:val="single"/>
-          </w:rPr>
-          <w:t>約12:34</w:t>
-        </w:r>
-      </w:hyperlink>
-      <w:r>
-        <w:rPr>
-          <w:lang w:val="zh_TW" w:bidi="zh_TW"/>
-        </w:rPr>
-        <w:t>）。在大多數經文中，耶穌的身份是明確的。在一些經文中是明顯的：「人說我——人子是誰？」——接著是「你們說我是誰？」（</w:t>
-      </w:r>
-      <w:hyperlink r:id="rId49">
-        <w:r>
-          <w:rPr>
-            <w:lang w:val="zh_TW" w:bidi="zh_TW"/>
-          </w:rPr>
-          <w:rPr>
-            <w:color w:val="0000EE"/>
-            <w:u w:val="single"/>
-          </w:rPr>
-          <w:t>太16:13、15</w:t>
-        </w:r>
-      </w:hyperlink>
-      <w:r>
-        <w:rPr>
-          <w:lang w:val="zh_TW" w:bidi="zh_TW"/>
-        </w:rPr>
-        <w:t>）。通常的結論是，耶穌將這個稱號用作祂自己的彌賽亞稱號，這樣祂就可以謙卑地談論祂自己和祂的使命，並傳達耶穌希望揭示關於祂自己的重要事實。祂可以這樣做，因為當這個稱號用於耶穌的彌賽亞身分時，這一稱號並未帶來普遍的錯誤觀念和誤解。</w:t>
-      </w:r>
-    </w:p>
-    <w:p>
-      <w:pPr/>
-      <w:r>
-        <w:rPr>
-          <w:lang w:val="zh_TW" w:bidi="zh_TW"/>
-        </w:rPr>
-      </w:r>
-      <w:r>
-        <w:rPr>
-          <w:lang w:val="zh_TW" w:bidi="zh_TW"/>
-        </w:rPr>
-        <w:t>這個稱號在新約中只出現了另外四次。在</w:t>
-      </w:r>
-      <w:hyperlink r:id="rId50">
-        <w:r>
-          <w:rPr>
-            <w:lang w:val="zh_TW" w:bidi="zh_TW"/>
-          </w:rPr>
-          <w:rPr>
-            <w:color w:val="0000EE"/>
-            <w:u w:val="single"/>
-          </w:rPr>
-          <w:t>使徒行傳七章56節</w:t>
-        </w:r>
-      </w:hyperlink>
-      <w:r>
-        <w:rPr>
-          <w:lang w:val="zh_TW" w:bidi="zh_TW"/>
-        </w:rPr>
-        <w:t>，司提反說：「我看見天開了，人子站在神的右邊。」</w:t>
-      </w:r>
-      <w:hyperlink r:id="rId51">
-        <w:r>
-          <w:rPr>
-            <w:lang w:val="zh_TW" w:bidi="zh_TW"/>
-          </w:rPr>
-          <w:rPr>
-            <w:color w:val="0000EE"/>
-            <w:u w:val="single"/>
-          </w:rPr>
-          <w:t>希伯來書二章6節</w:t>
-        </w:r>
-      </w:hyperlink>
-      <w:r>
-        <w:rPr>
-          <w:lang w:val="zh_TW" w:bidi="zh_TW"/>
-        </w:rPr>
-        <w:t>將</w:t>
-      </w:r>
-      <w:hyperlink r:id="rId52">
-        <w:r>
-          <w:rPr>
-            <w:lang w:val="zh_TW" w:bidi="zh_TW"/>
-          </w:rPr>
-          <w:rPr>
-            <w:color w:val="0000EE"/>
-            <w:u w:val="single"/>
-          </w:rPr>
-          <w:t>詩篇八篇4節</w:t>
-        </w:r>
-      </w:hyperlink>
-      <w:r>
-        <w:rPr>
-          <w:lang w:val="zh_TW" w:bidi="zh_TW"/>
-        </w:rPr>
-        <w:t>應用在耶穌身上。最後，</w:t>
-      </w:r>
-      <w:hyperlink r:id="rId53">
-        <w:r>
-          <w:rPr>
-            <w:lang w:val="zh_TW" w:bidi="zh_TW"/>
-          </w:rPr>
-          <w:rPr>
-            <w:color w:val="0000EE"/>
-            <w:u w:val="single"/>
-          </w:rPr>
-          <w:t>啟示錄一章13節</w:t>
-        </w:r>
-      </w:hyperlink>
-      <w:r>
-        <w:rPr>
-          <w:lang w:val="zh_TW" w:bidi="zh_TW"/>
-        </w:rPr>
-        <w:t>和</w:t>
-      </w:r>
-      <w:hyperlink r:id="rId54">
-        <w:r>
-          <w:rPr>
-            <w:lang w:val="zh_TW" w:bidi="zh_TW"/>
-          </w:rPr>
-          <w:rPr>
-            <w:color w:val="0000EE"/>
-            <w:u w:val="single"/>
-          </w:rPr>
-          <w:t>十四章14節</w:t>
-        </w:r>
-      </w:hyperlink>
-      <w:r>
-        <w:rPr>
-          <w:lang w:val="zh_TW" w:bidi="zh_TW"/>
-        </w:rPr>
-        <w:t>描繪兩個「像人子的」異象，毫無疑問是榮耀的耶穌。</w:t>
-      </w:r>
-    </w:p>
-    <w:p>
-      <w:pPr/>
-      <w:r>
-        <w:rPr>
-          <w:lang w:val="zh_TW" w:bidi="zh_TW"/>
-        </w:rPr>
-      </w:r>
-      <w:r>
-        <w:rPr>
-          <w:lang w:val="zh_TW" w:bidi="zh_TW"/>
-        </w:rPr>
-        <w:t>在對觀福音中，耶穌使用「人子」這個稱號的第一個主題，是祂來到世上完成彌賽亞使命。耶穌通過說「狐狸有洞，天空的飛鳥有窩，人子卻沒有枕頭的地方」，來比較祂在地上的狀況與祂先前在天上的榮耀（</w:t>
-      </w:r>
-      <w:hyperlink r:id="rId55">
-        <w:r>
-          <w:rPr>
-            <w:lang w:val="zh_TW" w:bidi="zh_TW"/>
-          </w:rPr>
-          <w:rPr>
-            <w:color w:val="0000EE"/>
-            <w:u w:val="single"/>
-          </w:rPr>
-          <w:t>太8:20</w:t>
-        </w:r>
-      </w:hyperlink>
-      <w:r>
-        <w:rPr>
-          <w:lang w:val="zh_TW" w:bidi="zh_TW"/>
-        </w:rPr>
-        <w:t>；見</w:t>
-      </w:r>
-      <w:hyperlink r:id="rId56">
-        <w:r>
-          <w:rPr>
-            <w:lang w:val="zh_TW" w:bidi="zh_TW"/>
-          </w:rPr>
-          <w:rPr>
-            <w:color w:val="0000EE"/>
-            <w:u w:val="single"/>
-          </w:rPr>
-          <w:t>路9:58</w:t>
-        </w:r>
-      </w:hyperlink>
-      <w:r>
-        <w:rPr>
-          <w:lang w:val="zh_TW" w:bidi="zh_TW"/>
-        </w:rPr>
-        <w:t>）。這表明人子捨棄了祂的天家，來到地上承受事工中的一切羞辱（</w:t>
-      </w:r>
-      <w:hyperlink r:id="rId57">
-        <w:r>
-          <w:rPr>
-            <w:lang w:val="zh_TW" w:bidi="zh_TW"/>
-          </w:rPr>
-          <w:rPr>
-            <w:color w:val="0000EE"/>
-            <w:u w:val="single"/>
-          </w:rPr>
-          <w:t>腓2:5–11</w:t>
-        </w:r>
-      </w:hyperlink>
-      <w:r>
-        <w:rPr>
-          <w:lang w:val="zh_TW" w:bidi="zh_TW"/>
-        </w:rPr>
-        <w:t>）。</w:t>
-      </w:r>
-    </w:p>
-    <w:p>
-      <w:pPr/>
-      <w:r>
-        <w:rPr>
-          <w:lang w:val="zh_TW" w:bidi="zh_TW"/>
-        </w:rPr>
-      </w:r>
-      <w:r>
-        <w:rPr>
-          <w:lang w:val="zh_TW" w:bidi="zh_TW"/>
-        </w:rPr>
-        <w:t>耶穌使用這個稱號來宣告神的特權，說：「人子是安息日的主」（</w:t>
-      </w:r>
-      <w:hyperlink r:id="rId58">
-        <w:r>
-          <w:rPr>
-            <w:lang w:val="zh_TW" w:bidi="zh_TW"/>
-          </w:rPr>
-          <w:rPr>
-            <w:color w:val="0000EE"/>
-            <w:u w:val="single"/>
-          </w:rPr>
-          <w:t>太12:8</w:t>
-        </w:r>
-      </w:hyperlink>
-      <w:r>
-        <w:rPr>
-          <w:lang w:val="zh_TW" w:bidi="zh_TW"/>
-        </w:rPr>
-        <w:t>；</w:t>
-      </w:r>
-      <w:hyperlink r:id="rId59">
-        <w:r>
-          <w:rPr>
-            <w:lang w:val="zh_TW" w:bidi="zh_TW"/>
-          </w:rPr>
-          <w:rPr>
-            <w:color w:val="0000EE"/>
-            <w:u w:val="single"/>
-          </w:rPr>
-          <w:t>可2:28</w:t>
-        </w:r>
-      </w:hyperlink>
-      <w:r>
-        <w:rPr>
-          <w:lang w:val="zh_TW" w:bidi="zh_TW"/>
-        </w:rPr>
-        <w:t>；</w:t>
-      </w:r>
-      <w:hyperlink r:id="rId60">
-        <w:r>
-          <w:rPr>
-            <w:lang w:val="zh_TW" w:bidi="zh_TW"/>
-          </w:rPr>
-          <w:rPr>
-            <w:color w:val="0000EE"/>
-            <w:u w:val="single"/>
-          </w:rPr>
-          <w:t>路6:5</w:t>
-        </w:r>
-      </w:hyperlink>
-      <w:r>
-        <w:rPr>
-          <w:lang w:val="zh_TW" w:bidi="zh_TW"/>
-        </w:rPr>
-        <w:t>）。安息日是神所設立的制度，一般人不得修改。但因為耶穌是從天上來的人子，祂就可以自由地作為安息日的主宰，因為祂就是設立安息日的那位主（</w:t>
-      </w:r>
-      <w:hyperlink r:id="rId61">
-        <w:r>
-          <w:rPr>
-            <w:lang w:val="zh_TW" w:bidi="zh_TW"/>
-          </w:rPr>
-          <w:rPr>
-            <w:color w:val="0000EE"/>
-            <w:u w:val="single"/>
-          </w:rPr>
-          <w:t>創2:2</w:t>
-        </w:r>
-      </w:hyperlink>
-      <w:r>
-        <w:rPr>
-          <w:lang w:val="zh_TW" w:bidi="zh_TW"/>
-        </w:rPr>
-        <w:t>；</w:t>
-      </w:r>
-      <w:hyperlink r:id="rId62">
-        <w:r>
-          <w:rPr>
-            <w:lang w:val="zh_TW" w:bidi="zh_TW"/>
-          </w:rPr>
-          <w:rPr>
-            <w:color w:val="0000EE"/>
-            <w:u w:val="single"/>
-          </w:rPr>
-          <w:t>出20:8–11）</w:t>
-        </w:r>
-      </w:hyperlink>
-      <w:r>
-        <w:rPr>
-          <w:lang w:val="zh_TW" w:bidi="zh_TW"/>
-        </w:rPr>
-        <w:t>。在迦百農醫治癱子之後，耶穌宣稱「人子在地上有赦罪的權柄」（</w:t>
-      </w:r>
-      <w:hyperlink r:id="rId63">
-        <w:r>
-          <w:rPr>
-            <w:lang w:val="zh_TW" w:bidi="zh_TW"/>
-          </w:rPr>
-          <w:rPr>
-            <w:color w:val="0000EE"/>
-            <w:u w:val="single"/>
-          </w:rPr>
-          <w:t>太9:6</w:t>
-        </w:r>
-      </w:hyperlink>
-      <w:r>
-        <w:rPr>
-          <w:lang w:val="zh_TW" w:bidi="zh_TW"/>
-        </w:rPr>
-        <w:t>；</w:t>
-      </w:r>
-      <w:hyperlink r:id="rId64">
-        <w:r>
-          <w:rPr>
-            <w:lang w:val="zh_TW" w:bidi="zh_TW"/>
-          </w:rPr>
-          <w:rPr>
-            <w:color w:val="0000EE"/>
-            <w:u w:val="single"/>
-          </w:rPr>
-          <w:t>可2:10</w:t>
-        </w:r>
-      </w:hyperlink>
-      <w:r>
-        <w:rPr>
-          <w:lang w:val="zh_TW" w:bidi="zh_TW"/>
-        </w:rPr>
-        <w:t>；</w:t>
-      </w:r>
-      <w:hyperlink r:id="rId65">
-        <w:r>
-          <w:rPr>
-            <w:lang w:val="zh_TW" w:bidi="zh_TW"/>
-          </w:rPr>
-          <w:rPr>
-            <w:color w:val="0000EE"/>
-            <w:u w:val="single"/>
-          </w:rPr>
-          <w:t>路5:24</w:t>
-        </w:r>
-      </w:hyperlink>
-      <w:r>
-        <w:rPr>
-          <w:lang w:val="zh_TW" w:bidi="zh_TW"/>
-        </w:rPr>
-        <w:t>）。以前，赦罪是從天上和神而來的，但現在赦罪是由耶穌在地上賜予的。</w:t>
-      </w:r>
-    </w:p>
-    <w:p>
-      <w:pPr/>
-      <w:r>
-        <w:rPr>
-          <w:lang w:val="zh_TW" w:bidi="zh_TW"/>
-        </w:rPr>
-      </w:r>
-      <w:r>
-        <w:rPr>
-          <w:lang w:val="zh_TW" w:bidi="zh_TW"/>
-        </w:rPr>
-        <w:t>耶穌使用「人子」這個稱號的第二個方面涉及祂的受苦、死亡和榮耀的復活，這是祂以奧秘的方式成就祂作為人子在地上的使命。在彼得認耶穌為彌賽亞和神的兒子之後，耶穌開始詳細說明祂必須受苦（</w:t>
-      </w:r>
-      <w:hyperlink r:id="rId66">
-        <w:r>
-          <w:rPr>
-            <w:lang w:val="zh_TW" w:bidi="zh_TW"/>
-          </w:rPr>
-          <w:rPr>
-            <w:color w:val="0000EE"/>
-            <w:u w:val="single"/>
-          </w:rPr>
-          <w:t>太16:16</w:t>
-        </w:r>
-      </w:hyperlink>
-      <w:r>
-        <w:rPr>
-          <w:lang w:val="zh_TW" w:bidi="zh_TW"/>
-        </w:rPr>
-        <w:t>）。耶穌第一次預言祂作為人子要受苦是在</w:t>
-      </w:r>
-      <w:hyperlink r:id="rId67">
-        <w:r>
-          <w:rPr>
-            <w:lang w:val="zh_TW" w:bidi="zh_TW"/>
-          </w:rPr>
-          <w:rPr>
-            <w:color w:val="0000EE"/>
-            <w:u w:val="single"/>
-          </w:rPr>
-          <w:t>馬可福音八章31至32節</w:t>
-        </w:r>
-      </w:hyperlink>
-      <w:r>
-        <w:rPr>
-          <w:lang w:val="zh_TW" w:bidi="zh_TW"/>
-        </w:rPr>
-        <w:t>，並在其它多處經文中，這預言被重複。福音書進一步擴展了這一主題，提到被戲弄和鞭打（</w:t>
-      </w:r>
-      <w:hyperlink r:id="rId68">
-        <w:r>
-          <w:rPr>
-            <w:lang w:val="zh_TW" w:bidi="zh_TW"/>
-          </w:rPr>
-          <w:rPr>
-            <w:color w:val="0000EE"/>
-            <w:u w:val="single"/>
-          </w:rPr>
-          <w:t>太17:12</w:t>
-        </w:r>
-      </w:hyperlink>
-      <w:r>
-        <w:rPr>
-          <w:lang w:val="zh_TW" w:bidi="zh_TW"/>
-        </w:rPr>
-        <w:t>，</w:t>
-      </w:r>
-      <w:hyperlink r:id="rId69">
-        <w:r>
-          <w:rPr>
-            <w:lang w:val="zh_TW" w:bidi="zh_TW"/>
-          </w:rPr>
-          <w:rPr>
-            <w:color w:val="0000EE"/>
-            <w:u w:val="single"/>
-          </w:rPr>
-          <w:t>20:18</w:t>
-        </w:r>
-      </w:hyperlink>
-      <w:r>
-        <w:rPr>
-          <w:lang w:val="zh_TW" w:bidi="zh_TW"/>
-        </w:rPr>
-        <w:t>；</w:t>
-      </w:r>
-      <w:hyperlink r:id="rId70">
-        <w:r>
-          <w:rPr>
-            <w:lang w:val="zh_TW" w:bidi="zh_TW"/>
-          </w:rPr>
-          <w:rPr>
-            <w:color w:val="0000EE"/>
-            <w:u w:val="single"/>
-          </w:rPr>
-          <w:t>可8:31</w:t>
-        </w:r>
-      </w:hyperlink>
-      <w:r>
-        <w:rPr>
-          <w:lang w:val="zh_TW" w:bidi="zh_TW"/>
-        </w:rPr>
-        <w:t>；</w:t>
-      </w:r>
-      <w:hyperlink r:id="rId71">
-        <w:r>
-          <w:rPr>
-            <w:lang w:val="zh_TW" w:bidi="zh_TW"/>
-          </w:rPr>
-          <w:rPr>
-            <w:color w:val="0000EE"/>
-            <w:u w:val="single"/>
-          </w:rPr>
-          <w:t>路9:22</w:t>
-        </w:r>
-      </w:hyperlink>
-      <w:r>
-        <w:rPr>
-          <w:lang w:val="zh_TW" w:bidi="zh_TW"/>
-        </w:rPr>
-        <w:t>）、被猶大出賣（</w:t>
-      </w:r>
-      <w:hyperlink r:id="rId72">
-        <w:r>
-          <w:rPr>
-            <w:lang w:val="zh_TW" w:bidi="zh_TW"/>
-          </w:rPr>
-          <w:rPr>
-            <w:color w:val="0000EE"/>
-            <w:u w:val="single"/>
-          </w:rPr>
-          <w:t>太17:22</w:t>
-        </w:r>
-      </w:hyperlink>
-      <w:r>
-        <w:rPr>
-          <w:lang w:val="zh_TW" w:bidi="zh_TW"/>
-        </w:rPr>
-        <w:t>，</w:t>
-      </w:r>
-      <w:hyperlink r:id="rId73">
-        <w:r>
-          <w:rPr>
-            <w:lang w:val="zh_TW" w:bidi="zh_TW"/>
-          </w:rPr>
-          <w:rPr>
-            <w:color w:val="0000EE"/>
-            <w:u w:val="single"/>
-          </w:rPr>
-          <w:t>26:24–25</w:t>
-        </w:r>
-      </w:hyperlink>
-      <w:r>
-        <w:rPr>
-          <w:lang w:val="zh_TW" w:bidi="zh_TW"/>
-        </w:rPr>
-        <w:t>；</w:t>
-      </w:r>
-      <w:hyperlink r:id="rId74">
-        <w:r>
-          <w:rPr>
-            <w:lang w:val="zh_TW" w:bidi="zh_TW"/>
-          </w:rPr>
-          <w:rPr>
-            <w:color w:val="0000EE"/>
-            <w:u w:val="single"/>
-          </w:rPr>
-          <w:t>可14:21、41</w:t>
-        </w:r>
-      </w:hyperlink>
-      <w:r>
-        <w:rPr>
-          <w:lang w:val="zh_TW" w:bidi="zh_TW"/>
-        </w:rPr>
-        <w:t>）、被猶太領袖拒絕（</w:t>
-      </w:r>
-      <w:hyperlink r:id="rId69">
-        <w:r>
-          <w:rPr>
-            <w:lang w:val="zh_TW" w:bidi="zh_TW"/>
-          </w:rPr>
-          <w:rPr>
-            <w:color w:val="0000EE"/>
-            <w:u w:val="single"/>
-          </w:rPr>
-          <w:t>太20:18</w:t>
-        </w:r>
-      </w:hyperlink>
-      <w:r>
-        <w:rPr>
-          <w:lang w:val="zh_TW" w:bidi="zh_TW"/>
-        </w:rPr>
-        <w:t>）、被釘十字架（</w:t>
-      </w:r>
-      <w:hyperlink r:id="rId75">
-        <w:r>
-          <w:rPr>
-            <w:lang w:val="zh_TW" w:bidi="zh_TW"/>
-          </w:rPr>
-          <w:rPr>
-            <w:color w:val="0000EE"/>
-            <w:u w:val="single"/>
-          </w:rPr>
-          <w:t>太20:19</w:t>
-        </w:r>
-      </w:hyperlink>
-      <w:r>
-        <w:rPr>
-          <w:lang w:val="zh_TW" w:bidi="zh_TW"/>
-        </w:rPr>
-        <w:t>；</w:t>
-      </w:r>
-      <w:hyperlink r:id="rId76">
-        <w:r>
-          <w:rPr>
-            <w:lang w:val="zh_TW" w:bidi="zh_TW"/>
-          </w:rPr>
-          <w:rPr>
-            <w:color w:val="0000EE"/>
-            <w:u w:val="single"/>
-          </w:rPr>
-          <w:t>可9:12、31</w:t>
-        </w:r>
-      </w:hyperlink>
-      <w:r>
-        <w:rPr>
-          <w:lang w:val="zh_TW" w:bidi="zh_TW"/>
-        </w:rPr>
-        <w:t>，</w:t>
-      </w:r>
-      <w:hyperlink r:id="rId77">
-        <w:r>
-          <w:rPr>
-            <w:lang w:val="zh_TW" w:bidi="zh_TW"/>
-          </w:rPr>
-          <w:rPr>
-            <w:color w:val="0000EE"/>
-            <w:u w:val="single"/>
-          </w:rPr>
-          <w:t>10:33</w:t>
-        </w:r>
-      </w:hyperlink>
-      <w:r>
-        <w:rPr>
-          <w:lang w:val="zh_TW" w:bidi="zh_TW"/>
-        </w:rPr>
-        <w:t>）、埋葬三天（</w:t>
-      </w:r>
-      <w:hyperlink r:id="rId78">
-        <w:r>
-          <w:rPr>
-            <w:lang w:val="zh_TW" w:bidi="zh_TW"/>
-          </w:rPr>
-          <w:rPr>
-            <w:color w:val="0000EE"/>
-            <w:u w:val="single"/>
-          </w:rPr>
-          <w:t>太12:40</w:t>
-        </w:r>
-      </w:hyperlink>
-      <w:r>
-        <w:rPr>
-          <w:lang w:val="zh_TW" w:bidi="zh_TW"/>
-        </w:rPr>
-        <w:t>；</w:t>
-      </w:r>
-      <w:hyperlink r:id="rId79">
-        <w:r>
-          <w:rPr>
-            <w:lang w:val="zh_TW" w:bidi="zh_TW"/>
-          </w:rPr>
-          <w:rPr>
-            <w:color w:val="0000EE"/>
-            <w:u w:val="single"/>
-          </w:rPr>
-          <w:t>路11:30</w:t>
-        </w:r>
-      </w:hyperlink>
-      <w:r>
-        <w:rPr>
-          <w:lang w:val="zh_TW" w:bidi="zh_TW"/>
-        </w:rPr>
-        <w:t>），以及復活（</w:t>
-      </w:r>
-      <w:hyperlink r:id="rId80">
-        <w:r>
-          <w:rPr>
-            <w:lang w:val="zh_TW" w:bidi="zh_TW"/>
-          </w:rPr>
-          <w:rPr>
-            <w:color w:val="0000EE"/>
-            <w:u w:val="single"/>
-          </w:rPr>
-          <w:t>太17:22–23</w:t>
-        </w:r>
-      </w:hyperlink>
-      <w:r>
-        <w:rPr>
-          <w:lang w:val="zh_TW" w:bidi="zh_TW"/>
-        </w:rPr>
-        <w:t>；</w:t>
-      </w:r>
-      <w:hyperlink r:id="rId70">
-        <w:r>
-          <w:rPr>
-            <w:lang w:val="zh_TW" w:bidi="zh_TW"/>
-          </w:rPr>
-          <w:rPr>
-            <w:color w:val="0000EE"/>
-            <w:u w:val="single"/>
-          </w:rPr>
-          <w:t>可8:31</w:t>
-        </w:r>
-      </w:hyperlink>
-      <w:r>
-        <w:rPr>
-          <w:lang w:val="zh_TW" w:bidi="zh_TW"/>
-        </w:rPr>
-        <w:t>）。</w:t>
-      </w:r>
-    </w:p>
-    <w:p>
-      <w:pPr/>
-      <w:r>
-        <w:rPr>
-          <w:lang w:val="zh_TW" w:bidi="zh_TW"/>
-        </w:rPr>
-      </w:r>
-      <w:r>
-        <w:rPr>
-          <w:lang w:val="zh_TW" w:bidi="zh_TW"/>
-        </w:rPr>
-        <w:t>在著名的經文「人子來，不是要受人的服事，乃是要服事人，並且要捨命，作多人的贖價」（</w:t>
-      </w:r>
-      <w:hyperlink r:id="rId81">
-        <w:r>
-          <w:rPr>
-            <w:lang w:val="zh_TW" w:bidi="zh_TW"/>
-          </w:rPr>
-          <w:rPr>
-            <w:color w:val="0000EE"/>
-            <w:u w:val="single"/>
-          </w:rPr>
-          <w:t>太20:28</w:t>
-        </w:r>
-      </w:hyperlink>
-      <w:r>
-        <w:rPr>
-          <w:lang w:val="zh_TW" w:bidi="zh_TW"/>
-        </w:rPr>
-        <w:t>；</w:t>
-      </w:r>
-      <w:hyperlink r:id="rId82">
-        <w:r>
-          <w:rPr>
-            <w:lang w:val="zh_TW" w:bidi="zh_TW"/>
-          </w:rPr>
-          <w:rPr>
-            <w:color w:val="0000EE"/>
-            <w:u w:val="single"/>
-          </w:rPr>
-          <w:t>可10:45</w:t>
-        </w:r>
-      </w:hyperlink>
-      <w:r>
-        <w:rPr>
-          <w:lang w:val="zh_TW" w:bidi="zh_TW"/>
-        </w:rPr>
-        <w:t>）中，耶穌教導說，祂的死亡是為祂的百姓帶來救恩的贖罪祭。這一思想源自耶穌對祂自己是受苦的耶和華僕人的理解（</w:t>
-      </w:r>
-      <w:hyperlink r:id="rId83">
-        <w:r>
-          <w:rPr>
-            <w:lang w:val="zh_TW" w:bidi="zh_TW"/>
-          </w:rPr>
-          <w:rPr>
-            <w:color w:val="0000EE"/>
-            <w:u w:val="single"/>
-          </w:rPr>
-          <w:t>賽53章</w:t>
-        </w:r>
-      </w:hyperlink>
-      <w:r>
-        <w:rPr>
-          <w:lang w:val="zh_TW" w:bidi="zh_TW"/>
-        </w:rPr>
-        <w:t>）。</w:t>
-      </w:r>
-    </w:p>
-    <w:p>
-      <w:pPr/>
-      <w:r>
-        <w:rPr>
-          <w:lang w:val="zh_TW" w:bidi="zh_TW"/>
-        </w:rPr>
-      </w:r>
-      <w:r>
-        <w:rPr>
-          <w:lang w:val="zh_TW" w:bidi="zh_TW"/>
-        </w:rPr>
-        <w:t>耶穌也用「人子」的稱號來教導關於祂的再來。作為人子，耶穌將在天父的榮耀中，與眾天使一同從天降臨（</w:t>
-      </w:r>
-      <w:hyperlink r:id="rId43">
-        <w:r>
-          <w:rPr>
-            <w:lang w:val="zh_TW" w:bidi="zh_TW"/>
-          </w:rPr>
-          <w:rPr>
-            <w:color w:val="0000EE"/>
-            <w:u w:val="single"/>
-          </w:rPr>
-          <w:t>太16:27</w:t>
-        </w:r>
-      </w:hyperlink>
-      <w:r>
-        <w:rPr>
-          <w:lang w:val="zh_TW" w:bidi="zh_TW"/>
-        </w:rPr>
-        <w:t>；</w:t>
-      </w:r>
-      <w:hyperlink r:id="rId84">
-        <w:r>
-          <w:rPr>
-            <w:lang w:val="zh_TW" w:bidi="zh_TW"/>
-          </w:rPr>
-          <w:rPr>
-            <w:color w:val="0000EE"/>
-            <w:u w:val="single"/>
-          </w:rPr>
-          <w:t>可8:38</w:t>
-        </w:r>
-      </w:hyperlink>
-      <w:r>
-        <w:rPr>
-          <w:lang w:val="zh_TW" w:bidi="zh_TW"/>
-        </w:rPr>
-        <w:t>；</w:t>
-      </w:r>
-      <w:hyperlink r:id="rId85">
-        <w:r>
-          <w:rPr>
-            <w:lang w:val="zh_TW" w:bidi="zh_TW"/>
-          </w:rPr>
-          <w:rPr>
-            <w:color w:val="0000EE"/>
-            <w:u w:val="single"/>
-          </w:rPr>
-          <w:t>路9:26</w:t>
-        </w:r>
-      </w:hyperlink>
-      <w:r>
-        <w:rPr>
-          <w:lang w:val="zh_TW" w:bidi="zh_TW"/>
-        </w:rPr>
-        <w:t>）。首先，祂將坐在神的右邊，然後祂會再來（</w:t>
-      </w:r>
-      <w:hyperlink r:id="rId47">
-        <w:r>
-          <w:rPr>
-            <w:lang w:val="zh_TW" w:bidi="zh_TW"/>
-          </w:rPr>
-          <w:rPr>
-            <w:color w:val="0000EE"/>
-            <w:u w:val="single"/>
-          </w:rPr>
-          <w:t>太26:64</w:t>
-        </w:r>
-      </w:hyperlink>
-      <w:r>
-        <w:rPr>
-          <w:lang w:val="zh_TW" w:bidi="zh_TW"/>
-        </w:rPr>
-        <w:t>；</w:t>
-      </w:r>
-      <w:hyperlink r:id="rId86">
-        <w:r>
-          <w:rPr>
-            <w:lang w:val="zh_TW" w:bidi="zh_TW"/>
-          </w:rPr>
-          <w:rPr>
-            <w:color w:val="0000EE"/>
-            <w:u w:val="single"/>
-          </w:rPr>
-          <w:t>可14:62</w:t>
-        </w:r>
-      </w:hyperlink>
-      <w:r>
-        <w:rPr>
-          <w:lang w:val="zh_TW" w:bidi="zh_TW"/>
-        </w:rPr>
-        <w:t>；</w:t>
-      </w:r>
-      <w:hyperlink r:id="rId87">
-        <w:r>
-          <w:rPr>
-            <w:lang w:val="zh_TW" w:bidi="zh_TW"/>
-          </w:rPr>
-          <w:rPr>
-            <w:color w:val="0000EE"/>
-            <w:u w:val="single"/>
-          </w:rPr>
-          <w:t>路22:69</w:t>
-        </w:r>
-      </w:hyperlink>
-      <w:r>
-        <w:rPr>
-          <w:lang w:val="zh_TW" w:bidi="zh_TW"/>
-        </w:rPr>
-        <w:t>），伴隨著雲彩而來（</w:t>
-      </w:r>
-      <w:hyperlink r:id="rId45">
-        <w:r>
-          <w:rPr>
-            <w:lang w:val="zh_TW" w:bidi="zh_TW"/>
-          </w:rPr>
-          <w:rPr>
-            <w:color w:val="0000EE"/>
-            <w:u w:val="single"/>
-          </w:rPr>
-          <w:t>太24:30</w:t>
-        </w:r>
-      </w:hyperlink>
-      <w:r>
-        <w:rPr>
-          <w:lang w:val="zh_TW" w:bidi="zh_TW"/>
-        </w:rPr>
-        <w:t>；</w:t>
-      </w:r>
-      <w:hyperlink r:id="rId88">
-        <w:r>
-          <w:rPr>
-            <w:lang w:val="zh_TW" w:bidi="zh_TW"/>
-          </w:rPr>
-          <w:rPr>
-            <w:color w:val="0000EE"/>
-            <w:u w:val="single"/>
-          </w:rPr>
-          <w:t>可13:26</w:t>
-        </w:r>
-      </w:hyperlink>
-      <w:r>
-        <w:rPr>
-          <w:lang w:val="zh_TW" w:bidi="zh_TW"/>
-        </w:rPr>
-        <w:t>；</w:t>
-      </w:r>
-      <w:hyperlink r:id="rId89">
-        <w:r>
-          <w:rPr>
-            <w:lang w:val="zh_TW" w:bidi="zh_TW"/>
-          </w:rPr>
-          <w:rPr>
-            <w:color w:val="0000EE"/>
-            <w:u w:val="single"/>
-          </w:rPr>
-          <w:t>路21:27</w:t>
-        </w:r>
-      </w:hyperlink>
-      <w:r>
-        <w:rPr>
-          <w:lang w:val="zh_TW" w:bidi="zh_TW"/>
-        </w:rPr>
-        <w:t>）。這次再來將是出乎意料的（</w:t>
-      </w:r>
-      <w:hyperlink r:id="rId90">
-        <w:r>
-          <w:rPr>
-            <w:lang w:val="zh_TW" w:bidi="zh_TW"/>
-          </w:rPr>
-          <w:rPr>
-            <w:color w:val="0000EE"/>
-            <w:u w:val="single"/>
-          </w:rPr>
-          <w:t>太24:27</w:t>
-        </w:r>
-      </w:hyperlink>
-      <w:r>
-        <w:rPr>
-          <w:lang w:val="zh_TW" w:bidi="zh_TW"/>
-        </w:rPr>
-        <w:t>；</w:t>
-      </w:r>
-      <w:hyperlink r:id="rId91">
-        <w:r>
-          <w:rPr>
-            <w:lang w:val="zh_TW" w:bidi="zh_TW"/>
-          </w:rPr>
-          <w:rPr>
-            <w:color w:val="0000EE"/>
-            <w:u w:val="single"/>
-          </w:rPr>
-          <w:t>路12:40</w:t>
-        </w:r>
-      </w:hyperlink>
-      <w:r>
-        <w:rPr>
-          <w:lang w:val="zh_TW" w:bidi="zh_TW"/>
-        </w:rPr>
-        <w:t>），如閃電或挪亞的洪水（</w:t>
-      </w:r>
-      <w:hyperlink r:id="rId92">
-        <w:r>
-          <w:rPr>
-            <w:lang w:val="zh_TW" w:bidi="zh_TW"/>
-          </w:rPr>
-          <w:rPr>
-            <w:color w:val="0000EE"/>
-            <w:u w:val="single"/>
-          </w:rPr>
-          <w:t>太24:37</w:t>
-        </w:r>
-      </w:hyperlink>
-      <w:r>
-        <w:rPr>
-          <w:lang w:val="zh_TW" w:bidi="zh_TW"/>
-        </w:rPr>
-        <w:t>；</w:t>
-      </w:r>
-      <w:hyperlink r:id="rId93">
-        <w:r>
-          <w:rPr>
-            <w:lang w:val="zh_TW" w:bidi="zh_TW"/>
-          </w:rPr>
-          <w:rPr>
-            <w:color w:val="0000EE"/>
-            <w:u w:val="single"/>
-          </w:rPr>
-          <w:t>路17:24</w:t>
-        </w:r>
-      </w:hyperlink>
-      <w:r>
-        <w:rPr>
-          <w:lang w:val="zh_TW" w:bidi="zh_TW"/>
-        </w:rPr>
-        <w:t>）。祂再來是為了召聚選民、審判地上萬國（</w:t>
-      </w:r>
-      <w:hyperlink r:id="rId44">
-        <w:r>
-          <w:rPr>
-            <w:lang w:val="zh_TW" w:bidi="zh_TW"/>
-          </w:rPr>
-          <w:rPr>
-            <w:color w:val="0000EE"/>
-            <w:u w:val="single"/>
-          </w:rPr>
-          <w:t>太19:28</w:t>
-        </w:r>
-      </w:hyperlink>
-      <w:r>
-        <w:rPr>
-          <w:lang w:val="zh_TW" w:bidi="zh_TW"/>
-        </w:rPr>
-        <w:t>，</w:t>
-      </w:r>
-      <w:hyperlink r:id="rId94">
-        <w:r>
-          <w:rPr>
-            <w:lang w:val="zh_TW" w:bidi="zh_TW"/>
-          </w:rPr>
-          <w:rPr>
-            <w:color w:val="0000EE"/>
-            <w:u w:val="single"/>
-          </w:rPr>
-          <w:t>25:32</w:t>
-        </w:r>
-      </w:hyperlink>
-      <w:r>
-        <w:rPr>
-          <w:lang w:val="zh_TW" w:bidi="zh_TW"/>
-        </w:rPr>
-        <w:t>），以及在世上恢復最終的公義（</w:t>
-      </w:r>
-      <w:hyperlink r:id="rId44">
-        <w:r>
-          <w:rPr>
-            <w:lang w:val="zh_TW" w:bidi="zh_TW"/>
-          </w:rPr>
-          <w:rPr>
-            <w:color w:val="0000EE"/>
-            <w:u w:val="single"/>
-          </w:rPr>
-          <w:t>19:28，</w:t>
-        </w:r>
-      </w:hyperlink>
-      <w:hyperlink r:id="rId95">
-        <w:r>
-          <w:rPr>
-            <w:lang w:val="zh_TW" w:bidi="zh_TW"/>
-          </w:rPr>
-          <w:rPr>
-            <w:color w:val="0000EE"/>
-            <w:u w:val="single"/>
-          </w:rPr>
-          <w:t>25:46</w:t>
-        </w:r>
-      </w:hyperlink>
-      <w:r>
-        <w:rPr>
-          <w:lang w:val="zh_TW" w:bidi="zh_TW"/>
-        </w:rPr>
-        <w:t>）。</w:t>
-      </w:r>
-    </w:p>
-    <w:p>
-      <w:pPr/>
-      <w:r>
-        <w:rPr>
-          <w:lang w:val="zh_TW" w:bidi="zh_TW"/>
-        </w:rPr>
-      </w:r>
-      <w:r>
-        <w:rPr>
-          <w:lang w:val="zh_TW" w:bidi="zh_TW"/>
-        </w:rPr>
-        <w:t>在這些經文中，耶穌將焦點從祂受苦與復活的暫時得勝中，轉向人子在祂再來時的最終得勝。再一次強調人子的天上根源與人子的神聖特權。這位人子耶穌將成為最終的審判者（參</w:t>
-      </w:r>
-      <w:hyperlink r:id="rId96">
-        <w:r>
-          <w:rPr>
-            <w:lang w:val="zh_TW" w:bidi="zh_TW"/>
-          </w:rPr>
-          <w:rPr>
-            <w:color w:val="0000EE"/>
-            <w:u w:val="single"/>
-          </w:rPr>
-          <w:t>徒17:31</w:t>
-        </w:r>
-      </w:hyperlink>
-      <w:r>
-        <w:rPr>
-          <w:lang w:val="zh_TW" w:bidi="zh_TW"/>
-        </w:rPr>
-        <w:t>）。</w:t>
-      </w:r>
-    </w:p>
-    <w:p>
-      <w:pPr/>
-      <w:r>
-        <w:rPr>
-          <w:lang w:val="zh_TW" w:bidi="zh_TW"/>
-        </w:rPr>
-      </w:r>
-      <w:r>
-        <w:rPr>
-          <w:lang w:val="zh_TW" w:bidi="zh_TW"/>
-        </w:rPr>
-        <w:t>約翰福音對於「人子」有其獨特的論述。天使被說成在「人子」身上上去下來（</w:t>
-      </w:r>
-      <w:hyperlink r:id="rId97">
-        <w:r>
-          <w:rPr>
-            <w:lang w:val="zh_TW" w:bidi="zh_TW"/>
-          </w:rPr>
-          <w:rPr>
-            <w:color w:val="0000EE"/>
-            <w:u w:val="single"/>
-          </w:rPr>
-          <w:t>約1:51</w:t>
-        </w:r>
-      </w:hyperlink>
-      <w:r>
-        <w:rPr>
-          <w:lang w:val="zh_TW" w:bidi="zh_TW"/>
-        </w:rPr>
-        <w:t>），象徵祂是存在於時間之前，並且從天上來到地上的那一位（</w:t>
-      </w:r>
-      <w:hyperlink r:id="rId98">
-        <w:r>
-          <w:rPr>
-            <w:lang w:val="zh_TW" w:bidi="zh_TW"/>
-          </w:rPr>
-          <w:rPr>
-            <w:color w:val="0000EE"/>
-            <w:u w:val="single"/>
-          </w:rPr>
-          <w:t>3:13</w:t>
-        </w:r>
-      </w:hyperlink>
-      <w:r>
-        <w:rPr>
-          <w:lang w:val="zh_TW" w:bidi="zh_TW"/>
-        </w:rPr>
-        <w:t>，</w:t>
-      </w:r>
-      <w:hyperlink r:id="rId99">
-        <w:r>
-          <w:rPr>
-            <w:lang w:val="zh_TW" w:bidi="zh_TW"/>
-          </w:rPr>
-          <w:rPr>
-            <w:color w:val="0000EE"/>
-            <w:u w:val="single"/>
-          </w:rPr>
-          <w:t>6:62</w:t>
-        </w:r>
-      </w:hyperlink>
-      <w:r>
-        <w:rPr>
-          <w:lang w:val="zh_TW" w:bidi="zh_TW"/>
-        </w:rPr>
-        <w:t>）。祂被「舉起」（藉著釘十字架）將帶給一切信祂的人永生（</w:t>
-      </w:r>
-      <w:hyperlink r:id="rId100">
-        <w:r>
-          <w:rPr>
-            <w:lang w:val="zh_TW" w:bidi="zh_TW"/>
-          </w:rPr>
-          <w:rPr>
-            <w:color w:val="0000EE"/>
-            <w:u w:val="single"/>
-          </w:rPr>
-          <w:t>3:14</w:t>
-        </w:r>
-      </w:hyperlink>
-      <w:r>
-        <w:rPr>
-          <w:lang w:val="zh_TW" w:bidi="zh_TW"/>
-        </w:rPr>
-        <w:t>）。「人子」（</w:t>
-      </w:r>
-      <w:hyperlink r:id="rId100">
-        <w:r>
-          <w:rPr>
-            <w:lang w:val="zh_TW" w:bidi="zh_TW"/>
-          </w:rPr>
-          <w:rPr>
-            <w:color w:val="0000EE"/>
-            <w:u w:val="single"/>
-          </w:rPr>
-          <w:t>3:14</w:t>
-        </w:r>
-      </w:hyperlink>
-      <w:r>
-        <w:rPr>
-          <w:lang w:val="zh_TW" w:bidi="zh_TW"/>
-        </w:rPr>
-        <w:t>）同時也是「神的兒子」（</w:t>
-      </w:r>
-      <w:hyperlink r:id="rId101">
-        <w:r>
-          <w:rPr>
-            <w:lang w:val="zh_TW" w:bidi="zh_TW"/>
-          </w:rPr>
-          <w:rPr>
-            <w:color w:val="0000EE"/>
-            <w:u w:val="single"/>
-          </w:rPr>
-          <w:t>3:16</w:t>
-        </w:r>
-      </w:hyperlink>
-      <w:r>
-        <w:rPr>
-          <w:lang w:val="zh_TW" w:bidi="zh_TW"/>
-        </w:rPr>
-        <w:t>），是神的獨生子（</w:t>
-      </w:r>
-      <w:hyperlink r:id="rId102">
-        <w:r>
-          <w:rPr>
-            <w:lang w:val="zh_TW" w:bidi="zh_TW"/>
-          </w:rPr>
-          <w:rPr>
-            <w:color w:val="0000EE"/>
-            <w:u w:val="single"/>
-          </w:rPr>
-          <w:t>1:18</w:t>
-        </w:r>
-      </w:hyperlink>
-      <w:r>
-        <w:rPr>
-          <w:lang w:val="zh_TW" w:bidi="zh_TW"/>
-        </w:rPr>
-        <w:t>，</w:t>
-      </w:r>
-      <w:hyperlink r:id="rId103">
-        <w:r>
-          <w:rPr>
-            <w:lang w:val="zh_TW" w:bidi="zh_TW"/>
-          </w:rPr>
-          <w:rPr>
-            <w:color w:val="0000EE"/>
-            <w:u w:val="single"/>
-          </w:rPr>
-          <w:t>3:18</w:t>
-        </w:r>
-      </w:hyperlink>
-      <w:r>
-        <w:rPr>
-          <w:lang w:val="zh_TW" w:bidi="zh_TW"/>
-        </w:rPr>
-        <w:t>）。簡言之，在約翰福音中，「人子」的稱號等同於「神的兒子」的稱號。這一稱號揭示了祂的神性、超越時間的存在、天上根源和神聖的特權。它也確立了耶穌現今在地上啟示與受苦的身分，以及祂未來末世榮耀的身分。父已賜給人子權柄，叫死人復活並審判世人（</w:t>
-      </w:r>
-      <w:hyperlink r:id="rId104">
-        <w:r>
-          <w:rPr>
-            <w:lang w:val="zh_TW" w:bidi="zh_TW"/>
-          </w:rPr>
-          <w:rPr>
-            <w:color w:val="0000EE"/>
-            <w:u w:val="single"/>
-          </w:rPr>
-          <w:t>5:25–27</w:t>
-        </w:r>
-      </w:hyperlink>
-      <w:r>
-        <w:rPr>
-          <w:lang w:val="zh_TW" w:bidi="zh_TW"/>
-        </w:rPr>
-        <w:t>）。</w:t>
-      </w:r>
-    </w:p>
-    <w:p>
-      <w:pPr/>
-      <w:r>
-        <w:rPr>
-          <w:lang w:val="zh_TW" w:bidi="zh_TW"/>
-        </w:rPr>
-      </w:r>
-      <w:r>
-        <w:rPr>
-          <w:i/>
-          <w:lang w:val="zh_TW" w:bidi="zh_TW"/>
-        </w:rPr>
-        <w:t>另見</w:t>
-      </w:r>
-      <w:r>
-        <w:rPr>
-          <w:lang w:val="zh_TW" w:bidi="zh_TW"/>
-        </w:rPr>
-        <w:t>基督論</w:t>
-      </w:r>
-      <w:r>
-        <w:rPr>
-          <w:lang w:val="zh_TW" w:bidi="zh_TW"/>
-        </w:rPr>
-        <w:t>；</w:t>
-      </w:r>
-      <w:r>
-        <w:rPr>
-          <w:lang w:val="zh_TW" w:bidi="zh_TW"/>
-        </w:rPr>
-        <w:t>耶穌基督的教導</w:t>
-      </w:r>
-      <w:r>
-        <w:rPr>
-          <w:lang w:val="zh_TW" w:bidi="zh_TW"/>
-        </w:rPr>
-        <w:t>；</w:t>
-      </w:r>
-      <w:r>
-        <w:rPr>
-          <w:lang w:val="zh_TW" w:bidi="zh_TW"/>
-        </w:rPr>
-        <w:t>彌賽亞</w:t>
-      </w:r>
-      <w:r>
-        <w:rPr>
-          <w:lang w:val="zh_TW" w:bidi="zh_TW"/>
-        </w:rPr>
-        <w:t>；</w:t>
-      </w:r>
-      <w:r>
-        <w:rPr>
-          <w:lang w:val="zh_TW" w:bidi="zh_TW"/>
-        </w:rPr>
-        <w:t>神的兒子</w:t>
-      </w:r>
-      <w:r>
-        <w:rPr>
-          <w:lang w:val="zh_TW" w:bidi="zh_TW"/>
-        </w:rPr>
-        <w:t>。</w:t>
-      </w:r>
-      <w:r>
-        <w:rPr>
-          <w:lang w:val="zh_TW" w:bidi="zh_TW"/>
-        </w:rPr>
-      </w:r>
-      <w:r>
-        <w:rPr>
-          <w:lang w:val="zh_TW" w:bidi="zh_TW"/>
-        </w:rPr>
-      </w:r>
-    </w:p>
-    <w:p>
-      <w:pPr/>
-      <w:r>
-        <w:rPr>
-          <w:lang w:val="zh_TW" w:bidi="zh_TW"/>
-        </w:rPr>
-      </w:r>
-    </w:p>
-    <w:p>
-      <w:pPr>
-        <w:pStyle w:val="Heading2"/>
-      </w:pPr>
-      <w:r>
-        <w:rPr>
-          <w:lang w:val="zh_TW" w:bidi="zh_TW"/>
-        </w:rPr>
-        <w:t>任命，承接聖職</w:t>
-      </w:r>
-      <w:r>
-        <w:rPr>
-          <w:lang w:val="zh_TW" w:bidi="zh_TW"/>
-        </w:rPr>
-      </w:r>
-    </w:p>
-    <w:p>
-      <w:pPr/>
-      <w:r>
-        <w:rPr>
-          <w:lang w:val="zh_TW" w:bidi="zh_TW"/>
-        </w:rPr>
-      </w:r>
-      <w:r>
-        <w:rPr>
-          <w:lang w:val="zh_TW" w:bidi="zh_TW"/>
-        </w:rPr>
-        <w:t>正式授予某人宗教權威的行為。其他用來表達相似意思的詞彙包括「分派（appoint）」、「設立（institute）」、「使成為（make）」和「建立（establish）」。今天，我們使用「按立（ordain）」和「按立禮（ordination）」來指選擇和任命人來服事神。</w:t>
-      </w:r>
-    </w:p>
-    <w:p>
-      <w:pPr>
-        <w:pStyle w:val="Heading3"/>
-      </w:pPr>
-      <w:r>
-        <w:rPr>
-          <w:lang w:val="zh_TW" w:bidi="zh_TW"/>
-        </w:rPr>
-        <w:t>舊約中的承接聖職</w:t>
-      </w:r>
-    </w:p>
-    <w:p>
-      <w:pPr/>
-      <w:r>
-        <w:rPr>
-          <w:lang w:val="zh_TW" w:bidi="zh_TW"/>
-        </w:rPr>
-      </w:r>
-      <w:r>
-        <w:rPr>
-          <w:lang w:val="zh_TW" w:bidi="zh_TW"/>
-        </w:rPr>
-        <w:t>在整個舊約中，神揀選了神想要的人服事祂。祭司的角色最初屬於每個家族的族長。後來，神揀選了利未支派作為祭司（</w:t>
-      </w:r>
-      <w:hyperlink r:id="rId105">
-        <w:r>
-          <w:rPr>
-            <w:lang w:val="zh_TW" w:bidi="zh_TW"/>
-          </w:rPr>
-          <w:rPr>
-            <w:color w:val="0000EE"/>
-            <w:u w:val="single"/>
-          </w:rPr>
-          <w:t>申33:8–11</w:t>
-        </w:r>
-      </w:hyperlink>
-      <w:r>
-        <w:rPr>
-          <w:lang w:val="zh_TW" w:bidi="zh_TW"/>
-        </w:rPr>
-        <w:t>；</w:t>
-      </w:r>
-      <w:hyperlink r:id="rId106">
-        <w:r>
-          <w:rPr>
-            <w:lang w:val="zh_TW" w:bidi="zh_TW"/>
-          </w:rPr>
-          <w:rPr>
-            <w:color w:val="0000EE"/>
-            <w:u w:val="single"/>
-          </w:rPr>
-          <w:t>士17:13</w:t>
-        </w:r>
-      </w:hyperlink>
-      <w:r>
-        <w:rPr>
-          <w:lang w:val="zh_TW" w:bidi="zh_TW"/>
-        </w:rPr>
-        <w:t>）。即使是不同的家族群體爭奪權力（如撒督家族〔Zadokites〕、亞倫家族〔Aaronites〕和哈斯蒙尼家族〔Hasmonean〕），他們都會聲稱這個特殊的角色是在他們家族中傳承下來的。通過利未支派神聖的任命可以追溯到摩西（</w:t>
-      </w:r>
-      <w:hyperlink r:id="rId107">
-        <w:r>
-          <w:rPr>
-            <w:lang w:val="zh_TW" w:bidi="zh_TW"/>
-          </w:rPr>
-          <w:rPr>
-            <w:color w:val="0000EE"/>
-            <w:u w:val="single"/>
-          </w:rPr>
-          <w:t>出4:14</w:t>
-        </w:r>
-      </w:hyperlink>
-      <w:r>
-        <w:rPr>
-          <w:lang w:val="zh_TW" w:bidi="zh_TW"/>
-        </w:rPr>
-        <w:t>，</w:t>
-      </w:r>
-      <w:hyperlink r:id="rId108">
-        <w:r>
-          <w:rPr>
-            <w:lang w:val="zh_TW" w:bidi="zh_TW"/>
-          </w:rPr>
-          <w:rPr>
-            <w:color w:val="0000EE"/>
-            <w:u w:val="single"/>
-          </w:rPr>
-          <w:t>28:41，</w:t>
-        </w:r>
-      </w:hyperlink>
-      <w:hyperlink r:id="rId109">
-        <w:r>
-          <w:rPr>
-            <w:lang w:val="zh_TW" w:bidi="zh_TW"/>
-          </w:rPr>
-          <w:rPr>
-            <w:color w:val="0000EE"/>
-            <w:u w:val="single"/>
-          </w:rPr>
-          <w:t>29:9</w:t>
-        </w:r>
-      </w:hyperlink>
-      <w:r>
-        <w:rPr>
-          <w:lang w:val="zh_TW" w:bidi="zh_TW"/>
-        </w:rPr>
-        <w:t>）。撒母耳也被宣稱擁有這種特殊的角色，但他是來自以法蓮支派，而不是利未支派（</w:t>
-      </w:r>
-      <w:hyperlink r:id="rId110">
-        <w:r>
-          <w:rPr>
-            <w:lang w:val="zh_TW" w:bidi="zh_TW"/>
-          </w:rPr>
-          <w:rPr>
-            <w:color w:val="0000EE"/>
-            <w:u w:val="single"/>
-          </w:rPr>
-          <w:t>代上6:28</w:t>
-        </w:r>
-      </w:hyperlink>
-      <w:r>
-        <w:rPr>
-          <w:lang w:val="zh_TW" w:bidi="zh_TW"/>
-        </w:rPr>
-        <w:t>）。這個觀念在後來的著作中仍然受到推崇，例如大約在公元前180年寫成的便西拉智訓（</w:t>
-      </w:r>
-      <w:hyperlink r:id="rId111">
-        <w:r>
-          <w:rPr>
-            <w:lang w:val="zh_TW" w:bidi="zh_TW"/>
-          </w:rPr>
-          <w:rPr>
-            <w:color w:val="0000EE"/>
-            <w:u w:val="single"/>
-          </w:rPr>
-          <w:t>德訓篇45:6–22</w:t>
-        </w:r>
-      </w:hyperlink>
-      <w:r>
-        <w:rPr>
-          <w:lang w:val="zh_TW" w:bidi="zh_TW"/>
-        </w:rPr>
-        <w:t>）。希伯來書解釋說，沒有人會為自己選擇這種榮譽，如</w:t>
-      </w:r>
-      <w:hyperlink r:id="rId112">
-        <w:r>
-          <w:rPr>
-            <w:lang w:val="zh_TW" w:bidi="zh_TW"/>
-          </w:rPr>
-          <w:rPr>
-            <w:color w:val="0000EE"/>
-            <w:u w:val="single"/>
-          </w:rPr>
-          <w:t>希伯來書五章1節和4節</w:t>
-        </w:r>
-      </w:hyperlink>
-      <w:r>
-        <w:rPr>
-          <w:lang w:val="zh_TW" w:bidi="zh_TW"/>
-        </w:rPr>
-        <w:t>所說，一個人是「蒙神所召，像亞倫一樣」。這意味著他們是出生在一個擁有這種特殊角色的家族中。</w:t>
-      </w:r>
-    </w:p>
-    <w:p>
-      <w:pPr/>
-      <w:r>
-        <w:rPr>
-          <w:lang w:val="zh_TW" w:bidi="zh_TW"/>
-        </w:rPr>
-      </w:r>
-      <w:r>
-        <w:rPr>
-          <w:lang w:val="zh_TW" w:bidi="zh_TW"/>
-        </w:rPr>
-        <w:t>第一批利未人在會幕（用於敬拜的特殊帳幕）中當著眾人的面被獻上，百姓通過按手在他們身上來承認他們是祭司（</w:t>
-      </w:r>
-      <w:hyperlink r:id="rId113">
-        <w:r>
-          <w:rPr>
-            <w:lang w:val="zh_TW" w:bidi="zh_TW"/>
-          </w:rPr>
-          <w:rPr>
-            <w:color w:val="0000EE"/>
-            <w:u w:val="single"/>
-          </w:rPr>
-          <w:t>民8:10、14–18</w:t>
-        </w:r>
-      </w:hyperlink>
-      <w:r>
-        <w:rPr>
-          <w:lang w:val="zh_TW" w:bidi="zh_TW"/>
-        </w:rPr>
-        <w:t>）。同樣，神也指示摩西舉行一個為期一週的儀式，使亞倫和他的兒子們成為祭司。這個儀式涉及許多獻祭、穿著特殊服裝、用油膏抹和其他儀式（</w:t>
-      </w:r>
-      <w:hyperlink r:id="rId114">
-        <w:r>
-          <w:rPr>
-            <w:lang w:val="zh_TW" w:bidi="zh_TW"/>
-          </w:rPr>
-          <w:rPr>
-            <w:color w:val="0000EE"/>
-            <w:u w:val="single"/>
-          </w:rPr>
-          <w:t>出29章</w:t>
-        </w:r>
-      </w:hyperlink>
-      <w:r>
-        <w:rPr>
-          <w:lang w:val="zh_TW" w:bidi="zh_TW"/>
-        </w:rPr>
-        <w:t>；</w:t>
-      </w:r>
-      <w:hyperlink r:id="rId115">
-        <w:r>
-          <w:rPr>
-            <w:lang w:val="zh_TW" w:bidi="zh_TW"/>
-          </w:rPr>
-          <w:rPr>
-            <w:color w:val="0000EE"/>
-            <w:u w:val="single"/>
-          </w:rPr>
-          <w:t>利8章</w:t>
-        </w:r>
-      </w:hyperlink>
-      <w:r>
-        <w:rPr>
-          <w:lang w:val="zh_TW" w:bidi="zh_TW"/>
-        </w:rPr>
-        <w:t>）。聖經仔細記載這些儀式的細節，這表明這些儀式至少以某種形式在此後的許多年裡仍被繼續使用。然而，聖經並未重覆記載後來這些儀式被實行的情況。</w:t>
-      </w:r>
-    </w:p>
-    <w:p>
-      <w:pPr/>
-      <w:r>
-        <w:rPr>
-          <w:lang w:val="zh_TW" w:bidi="zh_TW"/>
-        </w:rPr>
-      </w:r>
-      <w:r>
-        <w:rPr>
-          <w:lang w:val="zh_TW" w:bidi="zh_TW"/>
-        </w:rPr>
-        <w:t>除了祭司，還有一些被認可的先知群體或先知社群。有時這些群體得到王的支持（</w:t>
-      </w:r>
-      <w:hyperlink r:id="rId116">
-        <w:r>
-          <w:rPr>
-            <w:lang w:val="zh_TW" w:bidi="zh_TW"/>
-          </w:rPr>
-          <w:rPr>
-            <w:color w:val="0000EE"/>
-            <w:u w:val="single"/>
-          </w:rPr>
-          <w:t>撒上10:5</w:t>
-        </w:r>
-      </w:hyperlink>
-      <w:r>
-        <w:rPr>
-          <w:lang w:val="zh_TW" w:bidi="zh_TW"/>
-        </w:rPr>
-        <w:t>；</w:t>
-      </w:r>
-      <w:hyperlink r:id="rId117">
-        <w:r>
-          <w:rPr>
-            <w:lang w:val="zh_TW" w:bidi="zh_TW"/>
-          </w:rPr>
-          <w:rPr>
-            <w:color w:val="0000EE"/>
-            <w:u w:val="single"/>
-          </w:rPr>
-          <w:t>王上1:9–10，</w:t>
-        </w:r>
-      </w:hyperlink>
-      <w:hyperlink r:id="rId118">
-        <w:r>
-          <w:rPr>
-            <w:lang w:val="zh_TW" w:bidi="zh_TW"/>
-          </w:rPr>
-          <w:rPr>
-            <w:color w:val="0000EE"/>
-            <w:u w:val="single"/>
-          </w:rPr>
-          <w:t>18:17–19，</w:t>
-        </w:r>
-      </w:hyperlink>
-      <w:hyperlink r:id="rId119">
-        <w:r>
-          <w:rPr>
-            <w:lang w:val="zh_TW" w:bidi="zh_TW"/>
-          </w:rPr>
-          <w:rPr>
-            <w:color w:val="0000EE"/>
-            <w:u w:val="single"/>
-          </w:rPr>
-          <w:t>20:35，</w:t>
-        </w:r>
-      </w:hyperlink>
-      <w:hyperlink r:id="rId120">
-        <w:r>
-          <w:rPr>
-            <w:lang w:val="zh_TW" w:bidi="zh_TW"/>
-          </w:rPr>
-          <w:rPr>
-            <w:color w:val="0000EE"/>
-            <w:u w:val="single"/>
-          </w:rPr>
-          <w:t>22:5–28</w:t>
-        </w:r>
-      </w:hyperlink>
-      <w:r>
-        <w:rPr>
-          <w:lang w:val="zh_TW" w:bidi="zh_TW"/>
-        </w:rPr>
-        <w:t>；</w:t>
-      </w:r>
-      <w:hyperlink r:id="rId121">
-        <w:r>
-          <w:rPr>
-            <w:lang w:val="zh_TW" w:bidi="zh_TW"/>
-          </w:rPr>
-          <w:rPr>
-            <w:color w:val="0000EE"/>
-            <w:u w:val="single"/>
-          </w:rPr>
-          <w:t>王下2:3–7，</w:t>
-        </w:r>
-      </w:hyperlink>
-      <w:hyperlink r:id="rId122">
-        <w:r>
-          <w:rPr>
-            <w:lang w:val="zh_TW" w:bidi="zh_TW"/>
-          </w:rPr>
-          <w:rPr>
-            <w:color w:val="0000EE"/>
-            <w:u w:val="single"/>
-          </w:rPr>
-          <w:t>23:2</w:t>
-        </w:r>
-      </w:hyperlink>
-      <w:r>
-        <w:rPr>
-          <w:lang w:val="zh_TW" w:bidi="zh_TW"/>
-        </w:rPr>
-        <w:t>）。人們追溯預言的歷史可以追溯到很早的時代（見</w:t>
-      </w:r>
-      <w:hyperlink r:id="rId123">
-        <w:r>
-          <w:rPr>
-            <w:lang w:val="zh_TW" w:bidi="zh_TW"/>
-          </w:rPr>
-          <w:rPr>
-            <w:color w:val="0000EE"/>
-            <w:u w:val="single"/>
-          </w:rPr>
-          <w:t>創20:7</w:t>
-        </w:r>
-      </w:hyperlink>
-      <w:r>
-        <w:rPr>
-          <w:lang w:val="zh_TW" w:bidi="zh_TW"/>
-        </w:rPr>
-        <w:t>；</w:t>
-      </w:r>
-      <w:hyperlink r:id="rId124">
-        <w:r>
-          <w:rPr>
-            <w:lang w:val="zh_TW" w:bidi="zh_TW"/>
-          </w:rPr>
-          <w:rPr>
-            <w:color w:val="0000EE"/>
-            <w:u w:val="single"/>
-          </w:rPr>
-          <w:t>申34:10</w:t>
-        </w:r>
-      </w:hyperlink>
-      <w:r>
-        <w:rPr>
-          <w:lang w:val="zh_TW" w:bidi="zh_TW"/>
-        </w:rPr>
-        <w:t>；</w:t>
-      </w:r>
-      <w:hyperlink r:id="rId125">
-        <w:r>
-          <w:rPr>
-            <w:lang w:val="zh_TW" w:bidi="zh_TW"/>
-          </w:rPr>
-          <w:rPr>
-            <w:color w:val="0000EE"/>
-            <w:u w:val="single"/>
-          </w:rPr>
-          <w:t>士4:4</w:t>
-        </w:r>
-      </w:hyperlink>
-      <w:r>
-        <w:rPr>
-          <w:lang w:val="zh_TW" w:bidi="zh_TW"/>
-        </w:rPr>
-        <w:t>；</w:t>
-      </w:r>
-      <w:hyperlink r:id="rId126">
-        <w:r>
-          <w:rPr>
-            <w:lang w:val="zh_TW" w:bidi="zh_TW"/>
-          </w:rPr>
-          <w:rPr>
-            <w:color w:val="0000EE"/>
-            <w:u w:val="single"/>
-          </w:rPr>
-          <w:t>耶7:25</w:t>
-        </w:r>
-      </w:hyperlink>
-      <w:r>
-        <w:rPr>
-          <w:lang w:val="zh_TW" w:bidi="zh_TW"/>
-        </w:rPr>
-        <w:t>）。「先知的子孫」這個詞，以及</w:t>
-      </w:r>
-      <w:hyperlink r:id="rId127">
-        <w:r>
-          <w:rPr>
-            <w:lang w:val="zh_TW" w:bidi="zh_TW"/>
-          </w:rPr>
-          <w:rPr>
-            <w:color w:val="0000EE"/>
-            <w:u w:val="single"/>
-          </w:rPr>
-          <w:t>耶利米書三十五章4節</w:t>
-        </w:r>
-      </w:hyperlink>
-      <w:r>
-        <w:rPr>
-          <w:lang w:val="zh_TW" w:bidi="zh_TW"/>
-        </w:rPr>
-        <w:t>中的暗示，可能表明先知的角色有時像祭司一樣，是從父母傳給子女的。然而，我們並不確切知道先知是如何被揀選或被任命的。</w:t>
-      </w:r>
-    </w:p>
-    <w:p>
-      <w:pPr/>
-      <w:r>
-        <w:rPr>
-          <w:lang w:val="zh_TW" w:bidi="zh_TW"/>
-        </w:rPr>
-      </w:r>
-      <w:r>
-        <w:rPr>
-          <w:lang w:val="zh_TW" w:bidi="zh_TW"/>
-        </w:rPr>
-        <w:t>最重要的先知經常與這些先知群體或「學派」意見不合（</w:t>
-      </w:r>
-      <w:hyperlink r:id="rId128">
-        <w:r>
-          <w:rPr>
-            <w:lang w:val="zh_TW" w:bidi="zh_TW"/>
-          </w:rPr>
-          <w:rPr>
-            <w:color w:val="0000EE"/>
-            <w:u w:val="single"/>
-          </w:rPr>
-          <w:t>王上17章</w:t>
-        </w:r>
-      </w:hyperlink>
-      <w:r>
-        <w:rPr>
-          <w:lang w:val="zh_TW" w:bidi="zh_TW"/>
-        </w:rPr>
-        <w:t>的以利亞；</w:t>
-      </w:r>
-      <w:hyperlink r:id="rId120">
-        <w:r>
-          <w:rPr>
-            <w:lang w:val="zh_TW" w:bidi="zh_TW"/>
-          </w:rPr>
-          <w:rPr>
-            <w:color w:val="0000EE"/>
-            <w:u w:val="single"/>
-          </w:rPr>
-          <w:t>王上22:5–28</w:t>
-        </w:r>
-      </w:hyperlink>
-      <w:r>
-        <w:rPr>
-          <w:lang w:val="zh_TW" w:bidi="zh_TW"/>
-        </w:rPr>
-        <w:t>的米該雅；</w:t>
-      </w:r>
-      <w:hyperlink r:id="rId129">
-        <w:r>
-          <w:rPr>
-            <w:lang w:val="zh_TW" w:bidi="zh_TW"/>
-          </w:rPr>
-          <w:rPr>
-            <w:color w:val="0000EE"/>
-            <w:u w:val="single"/>
-          </w:rPr>
-          <w:t>耶27:14–16</w:t>
-        </w:r>
-      </w:hyperlink>
-      <w:r>
-        <w:rPr>
-          <w:lang w:val="zh_TW" w:bidi="zh_TW"/>
-        </w:rPr>
-        <w:t>，</w:t>
-      </w:r>
-      <w:hyperlink r:id="rId130">
-        <w:r>
-          <w:rPr>
-            <w:lang w:val="zh_TW" w:bidi="zh_TW"/>
-          </w:rPr>
-          <w:rPr>
-            <w:color w:val="0000EE"/>
-            <w:u w:val="single"/>
-          </w:rPr>
-          <w:t>28章</w:t>
-        </w:r>
-      </w:hyperlink>
-      <w:r>
-        <w:rPr>
-          <w:lang w:val="zh_TW" w:bidi="zh_TW"/>
-        </w:rPr>
-        <w:t>的耶利米）。神直接呼召這些主要的先知（</w:t>
-      </w:r>
-      <w:hyperlink r:id="rId131">
-        <w:r>
-          <w:rPr>
-            <w:lang w:val="zh_TW" w:bidi="zh_TW"/>
-          </w:rPr>
-          <w:rPr>
-            <w:color w:val="0000EE"/>
-            <w:u w:val="single"/>
-          </w:rPr>
-          <w:t>王上17:1</w:t>
-        </w:r>
-      </w:hyperlink>
-      <w:r>
-        <w:rPr>
-          <w:lang w:val="zh_TW" w:bidi="zh_TW"/>
-        </w:rPr>
-        <w:t>，</w:t>
-      </w:r>
-      <w:hyperlink r:id="rId132">
-        <w:r>
-          <w:rPr>
-            <w:lang w:val="zh_TW" w:bidi="zh_TW"/>
-          </w:rPr>
-          <w:rPr>
-            <w:color w:val="0000EE"/>
-            <w:u w:val="single"/>
-          </w:rPr>
-          <w:t>21:17</w:t>
-        </w:r>
-      </w:hyperlink>
-      <w:r>
-        <w:rPr>
-          <w:lang w:val="zh_TW" w:bidi="zh_TW"/>
-        </w:rPr>
-        <w:t>；</w:t>
-      </w:r>
-      <w:hyperlink r:id="rId133">
-        <w:r>
-          <w:rPr>
-            <w:lang w:val="zh_TW" w:bidi="zh_TW"/>
-          </w:rPr>
-          <w:rPr>
-            <w:color w:val="0000EE"/>
-            <w:u w:val="single"/>
-          </w:rPr>
-          <w:t>賽6章</w:t>
-        </w:r>
-      </w:hyperlink>
-      <w:r>
-        <w:rPr>
-          <w:lang w:val="zh_TW" w:bidi="zh_TW"/>
-        </w:rPr>
-        <w:t>；</w:t>
-      </w:r>
-      <w:hyperlink r:id="rId134">
-        <w:r>
-          <w:rPr>
-            <w:lang w:val="zh_TW" w:bidi="zh_TW"/>
-          </w:rPr>
-          <w:rPr>
-            <w:color w:val="0000EE"/>
-            <w:u w:val="single"/>
-          </w:rPr>
-          <w:t>耶1章</w:t>
-        </w:r>
-      </w:hyperlink>
-      <w:r>
-        <w:rPr>
-          <w:lang w:val="zh_TW" w:bidi="zh_TW"/>
-        </w:rPr>
-        <w:t>；</w:t>
-      </w:r>
-      <w:hyperlink r:id="rId135">
-        <w:r>
-          <w:rPr>
-            <w:lang w:val="zh_TW" w:bidi="zh_TW"/>
-          </w:rPr>
-          <w:rPr>
-            <w:color w:val="0000EE"/>
-            <w:u w:val="single"/>
-          </w:rPr>
-          <w:t>摩7:15</w:t>
-        </w:r>
-      </w:hyperlink>
-      <w:r>
-        <w:rPr>
-          <w:lang w:val="zh_TW" w:bidi="zh_TW"/>
-        </w:rPr>
-        <w:t>）。唯一的例外是以利沙，神告訴以利亞要呼召並膏立他為先知（</w:t>
-      </w:r>
-      <w:hyperlink r:id="rId136">
-        <w:r>
-          <w:rPr>
-            <w:lang w:val="zh_TW" w:bidi="zh_TW"/>
-          </w:rPr>
-          <w:rPr>
-            <w:color w:val="0000EE"/>
-            <w:u w:val="single"/>
-          </w:rPr>
-          <w:t>王上19:16</w:t>
-        </w:r>
-      </w:hyperlink>
-      <w:r>
-        <w:rPr>
-          <w:lang w:val="zh_TW" w:bidi="zh_TW"/>
-        </w:rPr>
-        <w:t>；參</w:t>
-      </w:r>
-      <w:hyperlink r:id="rId137">
-        <w:r>
-          <w:rPr>
-            <w:lang w:val="zh_TW" w:bidi="zh_TW"/>
-          </w:rPr>
-          <w:rPr>
-            <w:color w:val="0000EE"/>
-            <w:u w:val="single"/>
-          </w:rPr>
-          <w:t>賽61:1</w:t>
-        </w:r>
-      </w:hyperlink>
-      <w:r>
-        <w:rPr>
-          <w:lang w:val="zh_TW" w:bidi="zh_TW"/>
-        </w:rPr>
-        <w:t>）。百姓辨別一位先知是否真正來自神，不在於任何特殊的儀式，而在於他們的信息是否明顯真實。對於預言未來的事情，當預言成真時，百姓就可以知道是否是真的先知（</w:t>
-      </w:r>
-      <w:hyperlink r:id="rId138">
-        <w:r>
-          <w:rPr>
-            <w:lang w:val="zh_TW" w:bidi="zh_TW"/>
-          </w:rPr>
-          <w:rPr>
-            <w:color w:val="0000EE"/>
-            <w:u w:val="single"/>
-          </w:rPr>
-          <w:t>王上22:13–14、26–28</w:t>
-        </w:r>
-      </w:hyperlink>
-      <w:r>
-        <w:rPr>
-          <w:lang w:val="zh_TW" w:bidi="zh_TW"/>
-        </w:rPr>
-        <w:t>；</w:t>
-      </w:r>
-      <w:hyperlink r:id="rId139">
-        <w:r>
-          <w:rPr>
-            <w:lang w:val="zh_TW" w:bidi="zh_TW"/>
-          </w:rPr>
-          <w:rPr>
-            <w:color w:val="0000EE"/>
-            <w:u w:val="single"/>
-          </w:rPr>
-          <w:t>耶28:5–9</w:t>
-        </w:r>
-      </w:hyperlink>
-      <w:r>
-        <w:rPr>
-          <w:lang w:val="zh_TW" w:bidi="zh_TW"/>
-        </w:rPr>
-        <w:t>）。</w:t>
-      </w:r>
-    </w:p>
-    <w:p>
-      <w:pPr>
-        <w:pStyle w:val="Heading3"/>
-      </w:pPr>
-      <w:r>
-        <w:rPr>
-          <w:lang w:val="zh_TW" w:bidi="zh_TW"/>
-        </w:rPr>
-        <w:t>新約中的承接聖職</w:t>
-      </w:r>
-    </w:p>
-    <w:p>
-      <w:pPr/>
-      <w:r>
-        <w:rPr>
-          <w:lang w:val="zh_TW" w:bidi="zh_TW"/>
-        </w:rPr>
-      </w:r>
-      <w:r>
-        <w:rPr>
-          <w:lang w:val="zh_TW" w:bidi="zh_TW"/>
-        </w:rPr>
-        <w:t>基督教的承接聖職（使人成為教會領袖的過程）也是基於神的揀選。耶穌和祂的門徒並不是來自當時的專業宗教團體。當耶穌揀選祂的十二使徒時，耶穌呼召了祂想要的人。耶穌後來告訴他們：「不是你們揀選了我，是我揀選了你們。」（</w:t>
-      </w:r>
-      <w:hyperlink r:id="rId140">
-        <w:r>
-          <w:rPr>
-            <w:lang w:val="zh_TW" w:bidi="zh_TW"/>
-          </w:rPr>
-          <w:rPr>
-            <w:color w:val="0000EE"/>
-            <w:u w:val="single"/>
-          </w:rPr>
-          <w:t>約15:16</w:t>
-        </w:r>
-      </w:hyperlink>
-      <w:r>
-        <w:rPr>
-          <w:lang w:val="zh_TW" w:bidi="zh_TW"/>
-        </w:rPr>
-        <w:t xml:space="preserve">）。 </w:t>
-      </w:r>
-    </w:p>
-    <w:p>
-      <w:pPr/>
-      <w:r>
-        <w:rPr>
-          <w:lang w:val="zh_TW" w:bidi="zh_TW"/>
-        </w:rPr>
-      </w:r>
-      <w:r>
-        <w:rPr>
-          <w:lang w:val="zh_TW" w:bidi="zh_TW"/>
-        </w:rPr>
-        <w:t>在早期基督教會中，領袖的揀選方式各不相同，但始終相信是神在引導這個過程。例如：</w:t>
-      </w:r>
-    </w:p>
-    <w:p>
-      <w:pPr>
-        <w:pStyle w:val="ListBullet"/>
-        <w:spacing w:line="240" w:lineRule="auto"/>
-        <w:ind w:left="720"/>
-      </w:pPr>
-      <w:r>
-        <w:rPr>
-          <w:lang w:val="zh_TW" w:bidi="zh_TW"/>
-        </w:rPr>
-      </w:r>
-      <w:r>
-        <w:rPr>
-          <w:lang w:val="zh_TW" w:bidi="zh_TW"/>
-        </w:rPr>
-        <w:t>當使徒們揀選馬提亞來取代猶大時，他們禱告並使用一種特殊的方法（搖籤）來確定神的旨意（</w:t>
-      </w:r>
-      <w:hyperlink r:id="rId141">
-        <w:r>
-          <w:rPr>
-            <w:lang w:val="zh_TW" w:bidi="zh_TW"/>
-          </w:rPr>
-          <w:rPr>
-            <w:color w:val="0000EE"/>
-            <w:u w:val="single"/>
-          </w:rPr>
-          <w:t>徒1:24–26</w:t>
-        </w:r>
-      </w:hyperlink>
-      <w:r>
-        <w:rPr>
-          <w:lang w:val="zh_TW" w:bidi="zh_TW"/>
-        </w:rPr>
-        <w:t xml:space="preserve">）。 </w:t>
-      </w:r>
-    </w:p>
-    <w:p>
-      <w:pPr>
-        <w:pStyle w:val="ListBullet"/>
-        <w:spacing w:line="240" w:lineRule="auto"/>
-        <w:ind w:left="720"/>
-      </w:pPr>
-      <w:r>
-        <w:rPr>
-          <w:lang w:val="zh_TW" w:bidi="zh_TW"/>
-        </w:rPr>
-      </w:r>
-      <w:r>
-        <w:rPr>
-          <w:lang w:val="zh_TW" w:bidi="zh_TW"/>
-        </w:rPr>
-        <w:t>保羅說在他出生以前神就已經揀選他作使徒。他堅持說，這一職分並不是從任何人那裡領受的（</w:t>
-      </w:r>
-      <w:hyperlink r:id="rId142">
-        <w:r>
-          <w:rPr>
-            <w:lang w:val="zh_TW" w:bidi="zh_TW"/>
-          </w:rPr>
-          <w:rPr>
-            <w:color w:val="0000EE"/>
-            <w:u w:val="single"/>
-          </w:rPr>
-          <w:t>加1:1、15</w:t>
-        </w:r>
-      </w:hyperlink>
-      <w:r>
-        <w:rPr>
-          <w:lang w:val="zh_TW" w:bidi="zh_TW"/>
-        </w:rPr>
-        <w:t xml:space="preserve">）。 </w:t>
-      </w:r>
-    </w:p>
-    <w:p>
-      <w:pPr>
-        <w:pStyle w:val="ListBullet"/>
-        <w:spacing w:line="240" w:lineRule="auto"/>
-        <w:ind w:left="720"/>
-      </w:pPr>
-      <w:r>
-        <w:rPr>
-          <w:lang w:val="zh_TW" w:bidi="zh_TW"/>
-        </w:rPr>
-      </w:r>
-      <w:r>
-        <w:rPr>
-          <w:lang w:val="zh_TW" w:bidi="zh_TW"/>
-        </w:rPr>
-        <w:t>聖靈指示教會差派保羅和巴拿巴作為傳教士，可能是通過某位基督教先知的話語來傳達的。</w:t>
-      </w:r>
-    </w:p>
-    <w:p>
-      <w:pPr>
-        <w:pStyle w:val="ListBullet"/>
-        <w:spacing w:line="240" w:lineRule="auto"/>
-        <w:ind w:left="720"/>
-      </w:pPr>
-      <w:r>
-        <w:rPr>
-          <w:lang w:val="zh_TW" w:bidi="zh_TW"/>
-        </w:rPr>
-      </w:r>
-      <w:r>
-        <w:rPr>
-          <w:lang w:val="zh_TW" w:bidi="zh_TW"/>
-        </w:rPr>
-        <w:t>提摩太最初被選為保羅的助手，是因為有指向他的預言信息（</w:t>
-      </w:r>
-      <w:hyperlink r:id="rId143">
-        <w:r>
-          <w:rPr>
-            <w:lang w:val="zh_TW" w:bidi="zh_TW"/>
-          </w:rPr>
-          <w:rPr>
-            <w:color w:val="0000EE"/>
-            <w:u w:val="single"/>
-          </w:rPr>
-          <w:t>提前1:18</w:t>
-        </w:r>
-      </w:hyperlink>
-      <w:r>
-        <w:rPr>
-          <w:lang w:val="zh_TW" w:bidi="zh_TW"/>
-        </w:rPr>
-        <w:t>，</w:t>
-      </w:r>
-      <w:hyperlink r:id="rId144">
-        <w:r>
-          <w:rPr>
-            <w:lang w:val="zh_TW" w:bidi="zh_TW"/>
-          </w:rPr>
-          <w:rPr>
-            <w:color w:val="0000EE"/>
-            <w:u w:val="single"/>
-          </w:rPr>
-          <w:t>4:14</w:t>
-        </w:r>
-      </w:hyperlink>
-      <w:r>
-        <w:rPr>
-          <w:lang w:val="zh_TW" w:bidi="zh_TW"/>
-        </w:rPr>
-        <w:t>）。</w:t>
-      </w:r>
-    </w:p>
-    <w:p>
-      <w:pPr/>
-      <w:r>
-        <w:rPr>
-          <w:lang w:val="zh_TW" w:bidi="zh_TW"/>
-        </w:rPr>
-      </w:r>
-      <w:r>
-        <w:rPr>
-          <w:lang w:val="zh_TW" w:bidi="zh_TW"/>
-        </w:rPr>
-        <w:t>在哥林多教會，聖靈直接賜予不同的職分，如講道、教導、醫治和治理事的（</w:t>
-      </w:r>
-      <w:hyperlink r:id="rId145">
-        <w:r>
-          <w:rPr>
-            <w:lang w:val="zh_TW" w:bidi="zh_TW"/>
-          </w:rPr>
-          <w:rPr>
-            <w:color w:val="0000EE"/>
-            <w:u w:val="single"/>
-          </w:rPr>
-          <w:t>林前12:8–11、28</w:t>
-        </w:r>
-      </w:hyperlink>
-      <w:r>
-        <w:rPr>
-          <w:lang w:val="zh_TW" w:bidi="zh_TW"/>
-        </w:rPr>
-        <w:t>；參</w:t>
-      </w:r>
-      <w:hyperlink r:id="rId146">
-        <w:r>
-          <w:rPr>
-            <w:lang w:val="zh_TW" w:bidi="zh_TW"/>
-          </w:rPr>
-          <w:rPr>
-            <w:color w:val="0000EE"/>
-            <w:u w:val="single"/>
-          </w:rPr>
-          <w:t>弗4:11</w:t>
-        </w:r>
-      </w:hyperlink>
-      <w:r>
-        <w:rPr>
-          <w:lang w:val="zh_TW" w:bidi="zh_TW"/>
-        </w:rPr>
-        <w:t xml:space="preserve">）。 </w:t>
-      </w:r>
-    </w:p>
-    <w:p>
-      <w:pPr/>
-      <w:r>
-        <w:rPr>
-          <w:lang w:val="zh_TW" w:bidi="zh_TW"/>
-        </w:rPr>
-      </w:r>
-      <w:r>
-        <w:rPr>
-          <w:lang w:val="zh_TW" w:bidi="zh_TW"/>
-        </w:rPr>
-        <w:t>在以弗所，聖靈使教會領袖（「監督」）成為會眾的守護者（</w:t>
-      </w:r>
-      <w:hyperlink r:id="rId147">
-        <w:r>
-          <w:rPr>
-            <w:lang w:val="zh_TW" w:bidi="zh_TW"/>
-          </w:rPr>
-          <w:rPr>
-            <w:color w:val="0000EE"/>
-            <w:u w:val="single"/>
-          </w:rPr>
-          <w:t>徒20:28</w:t>
-        </w:r>
-      </w:hyperlink>
-      <w:r>
-        <w:rPr>
-          <w:lang w:val="zh_TW" w:bidi="zh_TW"/>
-        </w:rPr>
-        <w:t xml:space="preserve">）。 </w:t>
-      </w:r>
-    </w:p>
-    <w:p>
-      <w:pPr/>
-      <w:r>
-        <w:rPr>
-          <w:lang w:val="zh_TW" w:bidi="zh_TW"/>
-        </w:rPr>
-      </w:r>
-      <w:r>
-        <w:rPr>
-          <w:lang w:val="zh_TW" w:bidi="zh_TW"/>
-        </w:rPr>
-        <w:t>通過這些例子可以明顯看出，神揀選誰來擔任這些職分。聖經強烈譴責任何企圖通過個人努力或不正當手段來獲得這些職分的行為（</w:t>
-      </w:r>
-      <w:hyperlink r:id="rId148">
-        <w:r>
-          <w:rPr>
-            <w:lang w:val="zh_TW" w:bidi="zh_TW"/>
-          </w:rPr>
-          <w:rPr>
-            <w:color w:val="0000EE"/>
-            <w:u w:val="single"/>
-          </w:rPr>
-          <w:t>徒8:18–24</w:t>
-        </w:r>
-      </w:hyperlink>
-      <w:r>
-        <w:rPr>
-          <w:lang w:val="zh_TW" w:bidi="zh_TW"/>
-        </w:rPr>
-        <w:t>）。</w:t>
-      </w:r>
-    </w:p>
-    <w:p>
-      <w:pPr/>
-      <w:r>
-        <w:rPr>
-          <w:lang w:val="zh_TW" w:bidi="zh_TW"/>
-        </w:rPr>
-      </w:r>
-      <w:r>
-        <w:rPr>
-          <w:lang w:val="zh_TW" w:bidi="zh_TW"/>
-        </w:rPr>
-        <w:t>另一方面，教會在揀選領袖方面也扮演了一個角色：</w:t>
-      </w:r>
-    </w:p>
-    <w:p>
-      <w:pPr>
-        <w:pStyle w:val="ListBullet"/>
-        <w:spacing w:line="240" w:lineRule="auto"/>
-        <w:ind w:left="720"/>
-      </w:pPr>
-      <w:r>
-        <w:rPr>
-          <w:lang w:val="zh_TW" w:bidi="zh_TW"/>
-        </w:rPr>
-      </w:r>
-      <w:r>
-        <w:rPr>
-          <w:lang w:val="zh_TW" w:bidi="zh_TW"/>
-        </w:rPr>
-        <w:t>聚集在一起的教會「提名」（或建議）巴撒巴和馬提亞作為候選人，然後請求神做出最終選擇（</w:t>
-      </w:r>
-      <w:hyperlink r:id="rId149">
-        <w:r>
-          <w:rPr>
-            <w:lang w:val="zh_TW" w:bidi="zh_TW"/>
-          </w:rPr>
-          <w:rPr>
-            <w:color w:val="0000EE"/>
-            <w:u w:val="single"/>
-          </w:rPr>
-          <w:t>徒1:15、23</w:t>
-        </w:r>
-      </w:hyperlink>
-      <w:r>
-        <w:rPr>
-          <w:lang w:val="zh_TW" w:bidi="zh_TW"/>
-        </w:rPr>
-        <w:t xml:space="preserve">）。 </w:t>
-      </w:r>
-    </w:p>
-    <w:p>
-      <w:pPr>
-        <w:pStyle w:val="ListBullet"/>
-        <w:spacing w:line="240" w:lineRule="auto"/>
-        <w:ind w:left="720"/>
-      </w:pPr>
-      <w:r>
-        <w:rPr>
-          <w:lang w:val="zh_TW" w:bidi="zh_TW"/>
-        </w:rPr>
-      </w:r>
-      <w:r>
-        <w:rPr>
-          <w:lang w:val="zh_TW" w:bidi="zh_TW"/>
-        </w:rPr>
-        <w:t>信徒選出七個人來服事，然後把他們帶到使徒面前（</w:t>
-      </w:r>
-      <w:hyperlink r:id="rId150">
-        <w:r>
-          <w:rPr>
-            <w:lang w:val="zh_TW" w:bidi="zh_TW"/>
-          </w:rPr>
-          <w:rPr>
-            <w:color w:val="0000EE"/>
-            <w:u w:val="single"/>
-          </w:rPr>
-          <w:t>徒6:2–6</w:t>
-        </w:r>
-      </w:hyperlink>
-      <w:r>
-        <w:rPr>
-          <w:lang w:val="zh_TW" w:bidi="zh_TW"/>
-        </w:rPr>
-        <w:t xml:space="preserve">）。 </w:t>
-      </w:r>
-    </w:p>
-    <w:p>
-      <w:pPr>
-        <w:pStyle w:val="ListBullet"/>
-        <w:spacing w:line="240" w:lineRule="auto"/>
-        <w:ind w:left="720"/>
-      </w:pPr>
-      <w:r>
-        <w:rPr>
-          <w:lang w:val="zh_TW" w:bidi="zh_TW"/>
-        </w:rPr>
-      </w:r>
-      <w:r>
-        <w:rPr>
-          <w:lang w:val="zh_TW" w:bidi="zh_TW"/>
-        </w:rPr>
-        <w:t>聚集的教會遵循聖靈的指示，差派保羅和巴拿巴作為傳教士（</w:t>
-      </w:r>
-      <w:hyperlink r:id="rId151">
-        <w:r>
-          <w:rPr>
-            <w:lang w:val="zh_TW" w:bidi="zh_TW"/>
-          </w:rPr>
-          <w:rPr>
-            <w:color w:val="0000EE"/>
-            <w:u w:val="single"/>
-          </w:rPr>
-          <w:t>徒13:3</w:t>
-        </w:r>
-      </w:hyperlink>
-      <w:r>
-        <w:rPr>
-          <w:lang w:val="zh_TW" w:bidi="zh_TW"/>
-        </w:rPr>
-        <w:t xml:space="preserve">）。 </w:t>
-      </w:r>
-    </w:p>
-    <w:p>
-      <w:pPr>
-        <w:pStyle w:val="ListBullet"/>
-        <w:spacing w:line="240" w:lineRule="auto"/>
-        <w:ind w:left="720"/>
-      </w:pPr>
-      <w:r>
-        <w:rPr>
-          <w:lang w:val="zh_TW" w:bidi="zh_TW"/>
-        </w:rPr>
-      </w:r>
-      <w:r>
-        <w:rPr>
-          <w:lang w:val="zh_TW" w:bidi="zh_TW"/>
-        </w:rPr>
-        <w:t>保羅和巴拿巴在各地選立長老（</w:t>
-      </w:r>
-      <w:hyperlink r:id="rId152">
-        <w:r>
-          <w:rPr>
-            <w:lang w:val="zh_TW" w:bidi="zh_TW"/>
-          </w:rPr>
-          <w:rPr>
-            <w:color w:val="0000EE"/>
-            <w:u w:val="single"/>
-          </w:rPr>
-          <w:t>徒14:23</w:t>
-        </w:r>
-      </w:hyperlink>
-      <w:r>
-        <w:rPr>
-          <w:lang w:val="zh_TW" w:bidi="zh_TW"/>
-        </w:rPr>
-        <w:t>）。保羅也指示提多去做同樣的事情（</w:t>
-      </w:r>
-      <w:hyperlink r:id="rId153">
-        <w:r>
-          <w:rPr>
-            <w:lang w:val="zh_TW" w:bidi="zh_TW"/>
-          </w:rPr>
-          <w:rPr>
-            <w:color w:val="0000EE"/>
-            <w:u w:val="single"/>
-          </w:rPr>
-          <w:t>多1:5</w:t>
-        </w:r>
-      </w:hyperlink>
-      <w:r>
-        <w:rPr>
-          <w:lang w:val="zh_TW" w:bidi="zh_TW"/>
-        </w:rPr>
-        <w:t>），提摩太可能也曾這樣做（</w:t>
-      </w:r>
-      <w:hyperlink r:id="rId154">
-        <w:r>
-          <w:rPr>
-            <w:lang w:val="zh_TW" w:bidi="zh_TW"/>
-          </w:rPr>
-          <w:rPr>
-            <w:color w:val="0000EE"/>
-            <w:u w:val="single"/>
-          </w:rPr>
-          <w:t>提前5:22</w:t>
-        </w:r>
-      </w:hyperlink>
-      <w:r>
-        <w:rPr>
-          <w:lang w:val="zh_TW" w:bidi="zh_TW"/>
-        </w:rPr>
-        <w:t xml:space="preserve">）。 </w:t>
-      </w:r>
-    </w:p>
-    <w:p>
-      <w:pPr>
-        <w:pStyle w:val="ListBullet"/>
-        <w:spacing w:line="240" w:lineRule="auto"/>
-        <w:ind w:left="720"/>
-      </w:pPr>
-      <w:r>
-        <w:rPr>
-          <w:lang w:val="zh_TW" w:bidi="zh_TW"/>
-        </w:rPr>
-      </w:r>
-      <w:r>
-        <w:rPr>
-          <w:lang w:val="zh_TW" w:bidi="zh_TW"/>
-        </w:rPr>
-        <w:t>路司得和以哥念的長老與保羅一起任命提摩太為領袖，這是回應一位基督教先知的信息（</w:t>
-      </w:r>
-      <w:hyperlink r:id="rId144">
-        <w:r>
-          <w:rPr>
-            <w:lang w:val="zh_TW" w:bidi="zh_TW"/>
-          </w:rPr>
-          <w:rPr>
-            <w:color w:val="0000EE"/>
-            <w:u w:val="single"/>
-          </w:rPr>
-          <w:t>提前4:14</w:t>
-        </w:r>
-      </w:hyperlink>
-      <w:r>
-        <w:rPr>
-          <w:lang w:val="zh_TW" w:bidi="zh_TW"/>
-        </w:rPr>
-        <w:t>；</w:t>
-      </w:r>
-      <w:hyperlink r:id="rId155">
-        <w:r>
-          <w:rPr>
-            <w:lang w:val="zh_TW" w:bidi="zh_TW"/>
-          </w:rPr>
-          <w:rPr>
-            <w:color w:val="0000EE"/>
-            <w:u w:val="single"/>
-          </w:rPr>
-          <w:t>提後1:6</w:t>
-        </w:r>
-      </w:hyperlink>
-      <w:r>
-        <w:rPr>
-          <w:lang w:val="zh_TW" w:bidi="zh_TW"/>
-        </w:rPr>
-        <w:t xml:space="preserve">）。 </w:t>
-      </w:r>
-    </w:p>
-    <w:p>
-      <w:pPr/>
-      <w:r>
-        <w:rPr>
-          <w:lang w:val="zh_TW" w:bidi="zh_TW"/>
-        </w:rPr>
-      </w:r>
-      <w:r>
-        <w:rPr>
-          <w:lang w:val="zh_TW" w:bidi="zh_TW"/>
-        </w:rPr>
-        <w:t>當保羅寫信給提摩太和提多時，已經有教會領袖所需的品質的詳細清單（</w:t>
-      </w:r>
-      <w:hyperlink r:id="rId156">
-        <w:r>
-          <w:rPr>
-            <w:lang w:val="zh_TW" w:bidi="zh_TW"/>
-          </w:rPr>
-          <w:rPr>
-            <w:color w:val="0000EE"/>
-            <w:u w:val="single"/>
-          </w:rPr>
-          <w:t>提前3:1–13</w:t>
-        </w:r>
-      </w:hyperlink>
-      <w:r>
-        <w:rPr>
-          <w:lang w:val="zh_TW" w:bidi="zh_TW"/>
-        </w:rPr>
-        <w:t>；</w:t>
-      </w:r>
-      <w:hyperlink r:id="rId157">
-        <w:r>
-          <w:rPr>
-            <w:lang w:val="zh_TW" w:bidi="zh_TW"/>
-          </w:rPr>
-          <w:rPr>
-            <w:color w:val="0000EE"/>
-            <w:u w:val="single"/>
-          </w:rPr>
-          <w:t>提後2:2</w:t>
-        </w:r>
-      </w:hyperlink>
-      <w:r>
-        <w:rPr>
-          <w:lang w:val="zh_TW" w:bidi="zh_TW"/>
-        </w:rPr>
-        <w:t>）。</w:t>
-      </w:r>
-    </w:p>
-    <w:p>
-      <w:pPr/>
-      <w:r>
-        <w:rPr>
-          <w:lang w:val="zh_TW" w:bidi="zh_TW"/>
-        </w:rPr>
-      </w:r>
-      <w:r>
-        <w:rPr>
-          <w:lang w:val="zh_TW" w:bidi="zh_TW"/>
-        </w:rPr>
-        <w:t>信徒的聚會也參與了揀選領袖。他們以多種方式進行：</w:t>
-      </w:r>
-    </w:p>
-    <w:p>
-      <w:pPr>
-        <w:pStyle w:val="ListBullet"/>
-        <w:spacing w:line="240" w:lineRule="auto"/>
-        <w:ind w:left="720"/>
-      </w:pPr>
-      <w:r>
-        <w:rPr>
-          <w:lang w:val="zh_TW" w:bidi="zh_TW"/>
-        </w:rPr>
-      </w:r>
-      <w:r>
-        <w:rPr>
-          <w:lang w:val="zh_TW" w:bidi="zh_TW"/>
-        </w:rPr>
-        <w:t>可以通過禱告、禁食（為了屬靈目的而不進食）和抽籤（被認為是揭示神旨意的一種隨機選擇方法；</w:t>
-      </w:r>
-      <w:hyperlink r:id="rId158">
-        <w:r>
-          <w:rPr>
-            <w:lang w:val="zh_TW" w:bidi="zh_TW"/>
-          </w:rPr>
-          <w:rPr>
-            <w:color w:val="0000EE"/>
-            <w:u w:val="single"/>
-          </w:rPr>
-          <w:t>徒1:26</w:t>
-        </w:r>
-      </w:hyperlink>
-      <w:r>
-        <w:rPr>
-          <w:lang w:val="zh_TW" w:bidi="zh_TW"/>
-        </w:rPr>
-        <w:t>，</w:t>
-      </w:r>
-      <w:hyperlink r:id="rId159">
-        <w:r>
-          <w:rPr>
-            <w:lang w:val="zh_TW" w:bidi="zh_TW"/>
-          </w:rPr>
-          <w:rPr>
-            <w:color w:val="0000EE"/>
-            <w:u w:val="single"/>
-          </w:rPr>
-          <w:t>6:6</w:t>
-        </w:r>
-      </w:hyperlink>
-      <w:r>
-        <w:rPr>
-          <w:lang w:val="zh_TW" w:bidi="zh_TW"/>
-        </w:rPr>
-        <w:t>，</w:t>
-      </w:r>
-      <w:hyperlink r:id="rId160">
-        <w:r>
-          <w:rPr>
-            <w:lang w:val="zh_TW" w:bidi="zh_TW"/>
-          </w:rPr>
-          <w:rPr>
-            <w:color w:val="0000EE"/>
-            <w:u w:val="single"/>
-          </w:rPr>
-          <w:t>13:2–3</w:t>
-        </w:r>
-      </w:hyperlink>
-      <w:r>
-        <w:rPr>
-          <w:lang w:val="zh_TW" w:bidi="zh_TW"/>
-        </w:rPr>
-        <w:t>，</w:t>
-      </w:r>
-      <w:hyperlink r:id="rId152">
-        <w:r>
-          <w:rPr>
-            <w:lang w:val="zh_TW" w:bidi="zh_TW"/>
-          </w:rPr>
-          <w:rPr>
-            <w:color w:val="0000EE"/>
-            <w:u w:val="single"/>
-          </w:rPr>
-          <w:t>14:23</w:t>
-        </w:r>
-      </w:hyperlink>
-      <w:r>
-        <w:rPr>
-          <w:lang w:val="zh_TW" w:bidi="zh_TW"/>
-        </w:rPr>
-        <w:t>）來揀選領袖。</w:t>
-      </w:r>
-    </w:p>
-    <w:p>
-      <w:pPr>
-        <w:pStyle w:val="ListBullet"/>
-        <w:spacing w:line="240" w:lineRule="auto"/>
-        <w:ind w:left="720"/>
-      </w:pPr>
-      <w:r>
-        <w:rPr>
-          <w:lang w:val="zh_TW" w:bidi="zh_TW"/>
-        </w:rPr>
-      </w:r>
-      <w:r>
-        <w:rPr>
-          <w:lang w:val="zh_TW" w:bidi="zh_TW"/>
-        </w:rPr>
-        <w:t>有時領袖是通過「舉手選舉」（希臘文為</w:t>
-      </w:r>
-      <w:r>
-        <w:rPr>
-          <w:i/>
-          <w:lang w:val="zh_TW" w:bidi="zh_TW"/>
-        </w:rPr>
-        <w:t>cheirotonein</w:t>
-      </w:r>
-      <w:r>
-        <w:rPr>
-          <w:lang w:val="zh_TW" w:bidi="zh_TW"/>
-        </w:rPr>
-        <w:t>）來揀選的。這個詞原本的意思是「舉手選舉」，但後來用來表示「通過指認選擇」（參</w:t>
-      </w:r>
-      <w:hyperlink r:id="rId152">
-        <w:r>
-          <w:rPr>
-            <w:lang w:val="zh_TW" w:bidi="zh_TW"/>
-          </w:rPr>
-          <w:rPr>
-            <w:color w:val="0000EE"/>
-            <w:u w:val="single"/>
-          </w:rPr>
-          <w:t>徒14:23</w:t>
-        </w:r>
-      </w:hyperlink>
-      <w:r>
-        <w:rPr>
-          <w:lang w:val="zh_TW" w:bidi="zh_TW"/>
-        </w:rPr>
-        <w:t>；</w:t>
-      </w:r>
-      <w:hyperlink r:id="rId161">
-        <w:r>
-          <w:rPr>
-            <w:lang w:val="zh_TW" w:bidi="zh_TW"/>
-          </w:rPr>
-          <w:rPr>
-            <w:color w:val="0000EE"/>
-            <w:u w:val="single"/>
-          </w:rPr>
-          <w:t>林後8:19</w:t>
-        </w:r>
-      </w:hyperlink>
-      <w:r>
-        <w:rPr>
-          <w:lang w:val="zh_TW" w:bidi="zh_TW"/>
-        </w:rPr>
-        <w:t>）。</w:t>
-      </w:r>
-    </w:p>
-    <w:p>
-      <w:pPr>
-        <w:pStyle w:val="ListBullet"/>
-        <w:spacing w:line="240" w:lineRule="auto"/>
-        <w:ind w:left="720"/>
-      </w:pPr>
-      <w:r>
-        <w:rPr>
-          <w:lang w:val="zh_TW" w:bidi="zh_TW"/>
-        </w:rPr>
-      </w:r>
-      <w:r>
-        <w:rPr>
-          <w:lang w:val="zh_TW" w:bidi="zh_TW"/>
-        </w:rPr>
-        <w:t>有時領袖是由團體選出的（</w:t>
-      </w:r>
-      <w:hyperlink r:id="rId149">
-        <w:r>
-          <w:rPr>
-            <w:lang w:val="zh_TW" w:bidi="zh_TW"/>
-          </w:rPr>
-          <w:rPr>
-            <w:color w:val="0000EE"/>
-            <w:u w:val="single"/>
-          </w:rPr>
-          <w:t>徒1:15、23</w:t>
-        </w:r>
-      </w:hyperlink>
-      <w:r>
-        <w:rPr>
-          <w:lang w:val="zh_TW" w:bidi="zh_TW"/>
-        </w:rPr>
-        <w:t>，</w:t>
-      </w:r>
-      <w:hyperlink r:id="rId162">
-        <w:r>
-          <w:rPr>
-            <w:lang w:val="zh_TW" w:bidi="zh_TW"/>
-          </w:rPr>
-          <w:rPr>
-            <w:color w:val="0000EE"/>
-            <w:u w:val="single"/>
-          </w:rPr>
-          <w:t>6:2–5</w:t>
-        </w:r>
-      </w:hyperlink>
-      <w:r>
-        <w:rPr>
-          <w:lang w:val="zh_TW" w:bidi="zh_TW"/>
-        </w:rPr>
-        <w:t>，</w:t>
-      </w:r>
-      <w:hyperlink r:id="rId151">
-        <w:r>
-          <w:rPr>
-            <w:lang w:val="zh_TW" w:bidi="zh_TW"/>
-          </w:rPr>
-          <w:rPr>
-            <w:color w:val="0000EE"/>
-            <w:u w:val="single"/>
-          </w:rPr>
-          <w:t>13:3</w:t>
-        </w:r>
-      </w:hyperlink>
-      <w:r>
-        <w:rPr>
-          <w:lang w:val="zh_TW" w:bidi="zh_TW"/>
-        </w:rPr>
-        <w:t>，</w:t>
-      </w:r>
-      <w:hyperlink r:id="rId163">
-        <w:r>
-          <w:rPr>
-            <w:lang w:val="zh_TW" w:bidi="zh_TW"/>
-          </w:rPr>
-          <w:rPr>
-            <w:color w:val="0000EE"/>
-            <w:u w:val="single"/>
-          </w:rPr>
-          <w:t>16:2</w:t>
-        </w:r>
-      </w:hyperlink>
-      <w:r>
-        <w:rPr>
-          <w:lang w:val="zh_TW" w:bidi="zh_TW"/>
-        </w:rPr>
-        <w:t>；</w:t>
-      </w:r>
-      <w:hyperlink r:id="rId144">
-        <w:r>
-          <w:rPr>
-            <w:lang w:val="zh_TW" w:bidi="zh_TW"/>
-          </w:rPr>
-          <w:rPr>
-            <w:color w:val="0000EE"/>
-            <w:u w:val="single"/>
-          </w:rPr>
-          <w:t>提前4:14</w:t>
-        </w:r>
-      </w:hyperlink>
-      <w:r>
-        <w:rPr>
-          <w:lang w:val="zh_TW" w:bidi="zh_TW"/>
-        </w:rPr>
-        <w:t>）。</w:t>
-      </w:r>
-    </w:p>
-    <w:p>
-      <w:pPr/>
-      <w:r>
-        <w:rPr>
-          <w:lang w:val="zh_TW" w:bidi="zh_TW"/>
-        </w:rPr>
-      </w:r>
-      <w:r>
-        <w:rPr>
-          <w:i/>
-          <w:lang w:val="zh_TW" w:bidi="zh_TW"/>
-        </w:rPr>
-        <w:t>另見</w:t>
-      </w:r>
-      <w:r>
-        <w:rPr>
-          <w:lang w:val="zh_TW" w:bidi="zh_TW"/>
-        </w:rPr>
-        <w:t>預定</w:t>
+      <w:r>
+        <w:rPr>
+          <w:lang w:val="zh_TW" w:bidi="zh_TW"/>
+        </w:rPr>
+        <w:t>寫作</w:t>
       </w:r>
       <w:r>
         <w:rPr>

--- a/zht/docx/117.content.docx
+++ b/zht/docx/117.content.docx
@@ -19,7 +19,7 @@
         <w:rPr>
           <w:lang w:val="zh_TW" w:bidi="zh_TW"/>
         </w:rPr>
-        <w:t>Resource: Tyndale Open Bible Dictionary</w:t>
+        <w:t>Resource: Aquifer Open Bible Dictionary</w:t>
       </w:r>
       <w:r>
         <w:rPr>
@@ -112,7 +112,7 @@
         <w:rPr>
           <w:lang w:val="zh_TW" w:bidi="zh_TW"/>
         </w:rPr>
-        <w:t>Tyndale Open Bible Dictionary</w:t>
+        <w:t>Aquifer Open Bible Dictionary</w:t>
       </w:r>
     </w:p>
     <w:p>

--- a/zht/docx/117.content.docx
+++ b/zht/docx/117.content.docx
@@ -149,7 +149,7 @@
         <w:rPr>
           <w:lang w:val="zh_TW" w:bidi="zh_TW"/>
         </w:rPr>
-        <w:t>pi</w:t>
+        <w:t>nuo</w:t>
       </w:r>
       <w:r>
         <w:rPr>
@@ -212,7 +212,7 @@
         <w:rPr>
           <w:lang w:val="zh_TW" w:bidi="zh_TW"/>
         </w:rPr>
-        <w:t>皮革</w:t>
+        <w:t>挪伯</w:t>
       </w:r>
       <w:r>
         <w:rPr>
@@ -231,32 +231,7 @@
         <w:rPr>
           <w:lang w:val="zh_TW" w:bidi="zh_TW"/>
         </w:rPr>
-        <w:t>皮革是經處理以使其強韌且有彈性的動物皮，在聖經時代廣泛用於製作衣物、容器、家居用品以及作為書寫材料。</w:t>
-      </w:r>
-    </w:p>
-    <w:p>
-      <w:pPr>
-        <w:pStyle w:val="Heading3"/>
-      </w:pPr>
-      <w:r>
-        <w:rPr>
-          <w:lang w:val="zh_TW" w:bidi="zh_TW"/>
-        </w:rPr>
-        <w:t>人類在聖經時代如何使用皮革？</w:t>
-      </w:r>
-    </w:p>
-    <w:p>
-      <w:pPr/>
-      <w:r>
-        <w:rPr>
-          <w:lang w:val="zh_TW" w:bidi="zh_TW"/>
-        </w:rPr>
-      </w:r>
-      <w:r>
-        <w:rPr>
-          <w:lang w:val="zh_TW" w:bidi="zh_TW"/>
-        </w:rPr>
-        <w:t>人類在早期使用動物皮作為衣物（</w:t>
+        <w:t>一座位於耶路撒冷東北方、橄欖山對面的斯科普斯山（Mount Scopus）上的城。挪伯是一個重要的宗教中心，有86位祭司住在那裡，並且有以弗得（</w:t>
       </w:r>
       <w:hyperlink r:id="rId13">
         <w:r>
@@ -267,14 +242,28 @@
             <w:color w:val="0000EE"/>
             <w:u w:val="single"/>
           </w:rPr>
-          <w:t>創3:21</w:t>
+          <w:t>撒上22:13–20</w:t>
         </w:r>
       </w:hyperlink>
       <w:r>
         <w:rPr>
           <w:lang w:val="zh_TW" w:bidi="zh_TW"/>
         </w:rPr>
-        <w:t>）。先知的衣服是用動物皮製成的，並成為辨認他們的方式（</w:t>
+        <w:t>）。當非利士人摧毀示羅的聖所時，挪伯成為了那些從示羅逃離祭司的主要聖所。</w:t>
+      </w:r>
+    </w:p>
+    <w:p>
+      <w:pPr/>
+      <w:r>
+        <w:rPr>
+          <w:lang w:val="zh_TW" w:bidi="zh_TW"/>
+        </w:rPr>
+      </w:r>
+      <w:r>
+        <w:rPr>
+          <w:lang w:val="zh_TW" w:bidi="zh_TW"/>
+        </w:rPr>
+        <w:t>大衛前往挪伯的事件見證了古代關於桌子和陳設餅的習俗（</w:t>
       </w:r>
       <w:hyperlink r:id="rId14">
         <w:r>
@@ -285,7 +274,7 @@
             <w:color w:val="0000EE"/>
             <w:u w:val="single"/>
           </w:rPr>
-          <w:t>王下1:8</w:t>
+          <w:t>出37:10–16</w:t>
         </w:r>
       </w:hyperlink>
       <w:r>
@@ -303,14 +292,14 @@
             <w:color w:val="0000EE"/>
             <w:u w:val="single"/>
           </w:rPr>
-          <w:t>亞13:4</w:t>
+          <w:t>撒上21:2–7</w:t>
         </w:r>
       </w:hyperlink>
       <w:r>
         <w:rPr>
           <w:lang w:val="zh_TW" w:bidi="zh_TW"/>
         </w:rPr>
-        <w:t>）。希臘文舊約描述以利亞的外衣是羊皮（</w:t>
+        <w:t>）。耶穌曾引用大衛因飢餓而打破安息日規矩的例子，作為行為合理的解釋（</w:t>
       </w:r>
       <w:hyperlink r:id="rId16">
         <w:r>
@@ -321,14 +310,28 @@
             <w:color w:val="0000EE"/>
             <w:u w:val="single"/>
           </w:rPr>
-          <w:t>王上19:13、19</w:t>
+          <w:t>可2:23–28</w:t>
         </w:r>
       </w:hyperlink>
       <w:r>
         <w:rPr>
           <w:lang w:val="zh_TW" w:bidi="zh_TW"/>
         </w:rPr>
-        <w:t>；</w:t>
+        <w:t>）。當時，大衛因逃避掃羅的追捕而飢餓難耐，便進入挪伯的聖所，取走了每週安息日獻給神的陳設餅。</w:t>
+      </w:r>
+    </w:p>
+    <w:p>
+      <w:pPr/>
+      <w:r>
+        <w:rPr>
+          <w:lang w:val="zh_TW" w:bidi="zh_TW"/>
+        </w:rPr>
+      </w:r>
+      <w:r>
+        <w:rPr>
+          <w:lang w:val="zh_TW" w:bidi="zh_TW"/>
+        </w:rPr>
+        <w:t>亞希米勒是以利的後裔，也是挪伯祭司的領袖。他將陳設餅和曾殺死歌利亞的劍交給大衛。這使得掃羅非常憤怒，下令屠殺亞希米勒及所有挪伯的祭司和居民（</w:t>
       </w:r>
       <w:hyperlink r:id="rId17">
         <w:r>
@@ -339,14 +342,28 @@
             <w:color w:val="0000EE"/>
             <w:u w:val="single"/>
           </w:rPr>
-          <w:t>王下2:8、13–14</w:t>
+          <w:t>撒上22:6–23</w:t>
         </w:r>
       </w:hyperlink>
       <w:r>
         <w:rPr>
           <w:lang w:val="zh_TW" w:bidi="zh_TW"/>
         </w:rPr>
-        <w:t>）。動物皮也被用來製作鞋子、腰帶和其他衣物（</w:t>
+        <w:t>）。這一事件導致了掃羅的沒落。</w:t>
+      </w:r>
+    </w:p>
+    <w:p>
+      <w:pPr/>
+      <w:r>
+        <w:rPr>
+          <w:lang w:val="zh_TW" w:bidi="zh_TW"/>
+        </w:rPr>
+      </w:r>
+      <w:r>
+        <w:rPr>
+          <w:lang w:val="zh_TW" w:bidi="zh_TW"/>
+        </w:rPr>
+        <w:t>亞比亞他是唯一逃過屠殺的祭司，並在大衛統治期間發揮了重要作用，直到所羅門最終將他革除（</w:t>
       </w:r>
       <w:hyperlink r:id="rId18">
         <w:r>
@@ -357,14 +374,14 @@
             <w:color w:val="0000EE"/>
             <w:u w:val="single"/>
           </w:rPr>
-          <w:t>利13:48</w:t>
+          <w:t>王上2:26–27</w:t>
         </w:r>
       </w:hyperlink>
       <w:r>
         <w:rPr>
           <w:lang w:val="zh_TW" w:bidi="zh_TW"/>
         </w:rPr>
-        <w:t>；</w:t>
+        <w:t>）。「敬拜神的地方」這個短語可能指的是挪伯的聖所（</w:t>
       </w:r>
       <w:hyperlink r:id="rId19">
         <w:r>
@@ -375,14 +392,62 @@
             <w:color w:val="0000EE"/>
             <w:u w:val="single"/>
           </w:rPr>
-          <w:t>結16:10</w:t>
+          <w:t>撒下15:32</w:t>
         </w:r>
       </w:hyperlink>
       <w:r>
         <w:rPr>
           <w:lang w:val="zh_TW" w:bidi="zh_TW"/>
         </w:rPr>
-        <w:t>；</w:t>
+        <w:t>）。</w:t>
+      </w:r>
+      <w:r>
+        <w:rPr>
+          <w:lang w:val="zh_TW" w:bidi="zh_TW"/>
+        </w:rPr>
+      </w:r>
+      <w:r>
+        <w:rPr>
+          <w:lang w:val="zh_TW" w:bidi="zh_TW"/>
+        </w:rPr>
+      </w:r>
+    </w:p>
+    <w:p>
+      <w:pPr/>
+      <w:r>
+        <w:rPr>
+          <w:lang w:val="zh_TW" w:bidi="zh_TW"/>
+        </w:rPr>
+      </w:r>
+    </w:p>
+    <w:p>
+      <w:pPr>
+        <w:pStyle w:val="Heading2"/>
+      </w:pPr>
+      <w:r>
+        <w:rPr>
+          <w:lang w:val="zh_TW" w:bidi="zh_TW"/>
+        </w:rPr>
+        <w:t>挪答， 挪答人</w:t>
+      </w:r>
+      <w:r>
+        <w:rPr>
+          <w:lang w:val="zh_TW" w:bidi="zh_TW"/>
+        </w:rPr>
+      </w:r>
+    </w:p>
+    <w:p>
+      <w:pPr/>
+      <w:r>
+        <w:rPr>
+          <w:lang w:val="zh_TW" w:bidi="zh_TW"/>
+        </w:rPr>
+      </w:r>
+      <w:r>
+        <w:rPr>
+          <w:lang w:val="zh_TW" w:bidi="zh_TW"/>
+        </w:rPr>
+        <w:t>阿拉伯一個部族的祖先，這個部族曾與夏甲人聯合，與住在約旦河東的以色列支派爭戰（</w:t>
       </w:r>
       <w:hyperlink r:id="rId20">
         <w:r>
@@ -393,28 +458,14 @@
             <w:color w:val="0000EE"/>
             <w:u w:val="single"/>
           </w:rPr>
-          <w:t>太3:4</w:t>
+          <w:t>代上5:19</w:t>
         </w:r>
       </w:hyperlink>
       <w:r>
         <w:rPr>
           <w:lang w:val="zh_TW" w:bidi="zh_TW"/>
         </w:rPr>
-        <w:t>）。</w:t>
-      </w:r>
-    </w:p>
-    <w:p>
-      <w:pPr/>
-      <w:r>
-        <w:rPr>
-          <w:lang w:val="zh_TW" w:bidi="zh_TW"/>
-        </w:rPr>
-      </w:r>
-      <w:r>
-        <w:rPr>
-          <w:lang w:val="zh_TW" w:bidi="zh_TW"/>
-        </w:rPr>
-        <w:t>一些家用器具是用皮革製成的。最常見的是用來裝液體的容器，例如奶（</w:t>
+        <w:t>）。雖然以實瑪利眾子的名單之中沒有列出挪答（參</w:t>
       </w:r>
       <w:hyperlink r:id="rId21">
         <w:r>
@@ -425,14 +476,62 @@
             <w:color w:val="0000EE"/>
             <w:u w:val="single"/>
           </w:rPr>
-          <w:t>士4:19</w:t>
+          <w:t>創25:13–15</w:t>
         </w:r>
       </w:hyperlink>
       <w:r>
         <w:rPr>
           <w:lang w:val="zh_TW" w:bidi="zh_TW"/>
         </w:rPr>
-        <w:t>）、酒（</w:t>
+        <w:t>），但他可能是以實瑪利家系的遠親。</w:t>
+      </w:r>
+      <w:r>
+        <w:rPr>
+          <w:lang w:val="zh_TW" w:bidi="zh_TW"/>
+        </w:rPr>
+      </w:r>
+      <w:r>
+        <w:rPr>
+          <w:lang w:val="zh_TW" w:bidi="zh_TW"/>
+        </w:rPr>
+      </w:r>
+    </w:p>
+    <w:p>
+      <w:pPr/>
+      <w:r>
+        <w:rPr>
+          <w:lang w:val="zh_TW" w:bidi="zh_TW"/>
+        </w:rPr>
+      </w:r>
+    </w:p>
+    <w:p>
+      <w:pPr>
+        <w:pStyle w:val="Heading2"/>
+      </w:pPr>
+      <w:r>
+        <w:rPr>
+          <w:lang w:val="zh_TW" w:bidi="zh_TW"/>
+        </w:rPr>
+        <w:t>挪得</w:t>
+      </w:r>
+      <w:r>
+        <w:rPr>
+          <w:lang w:val="zh_TW" w:bidi="zh_TW"/>
+        </w:rPr>
+      </w:r>
+    </w:p>
+    <w:p>
+      <w:pPr/>
+      <w:r>
+        <w:rPr>
+          <w:lang w:val="zh_TW" w:bidi="zh_TW"/>
+        </w:rPr>
+      </w:r>
+      <w:r>
+        <w:rPr>
+          <w:lang w:val="zh_TW" w:bidi="zh_TW"/>
+        </w:rPr>
+        <w:t>該隱殺了他的弟弟亞伯後，去到伊甸東方的土地名稱（</w:t>
       </w:r>
       <w:hyperlink r:id="rId22">
         <w:r>
@@ -443,14 +542,70 @@
             <w:color w:val="0000EE"/>
             <w:u w:val="single"/>
           </w:rPr>
-          <w:t>可2:22</w:t>
+          <w:t>創4:16</w:t>
         </w:r>
       </w:hyperlink>
       <w:r>
         <w:rPr>
           <w:lang w:val="zh_TW" w:bidi="zh_TW"/>
         </w:rPr>
-        <w:t>）和水（</w:t>
+        <w:t>）。</w:t>
+      </w:r>
+      <w:r>
+        <w:rPr>
+          <w:lang w:val="zh_TW" w:bidi="zh_TW"/>
+        </w:rPr>
+      </w:r>
+      <w:r>
+        <w:rPr>
+          <w:lang w:val="zh_TW" w:bidi="zh_TW"/>
+        </w:rPr>
+      </w:r>
+    </w:p>
+    <w:p>
+      <w:pPr/>
+      <w:r>
+        <w:rPr>
+          <w:lang w:val="zh_TW" w:bidi="zh_TW"/>
+        </w:rPr>
+      </w:r>
+    </w:p>
+    <w:p>
+      <w:pPr>
+        <w:pStyle w:val="Heading2"/>
+      </w:pPr>
+      <w:r>
+        <w:rPr>
+          <w:lang w:val="zh_TW" w:bidi="zh_TW"/>
+        </w:rPr>
+        <w:t>挪亞</w:t>
+      </w:r>
+      <w:r>
+        <w:rPr>
+          <w:lang w:val="zh_TW" w:bidi="zh_TW"/>
+        </w:rPr>
+      </w:r>
+    </w:p>
+    <w:p>
+      <w:pPr>
+        <w:pStyle w:val="ListNumber"/>
+        <w:numPr>
+          <w:ilvl w:val="0"/>
+          <w:numId w:val="14"/>
+        </w:numPr>
+        <w:spacing w:line="240" w:lineRule="auto"/>
+        <w:ind w:left="720"/>
+      </w:pPr>
+      <w:r>
+        <w:rPr>
+          <w:lang w:val="zh_TW" w:bidi="zh_TW"/>
+        </w:rPr>
+      </w:r>
+      <w:r>
+        <w:rPr>
+          <w:lang w:val="zh_TW" w:bidi="zh_TW"/>
+        </w:rPr>
+        <w:t>拉麥的兒子、瑪土撒拉的孫子，是亞當第三個兒子塞特的後裔（</w:t>
       </w:r>
       <w:hyperlink r:id="rId23">
         <w:r>
@@ -461,28 +616,14 @@
             <w:color w:val="0000EE"/>
             <w:u w:val="single"/>
           </w:rPr>
-          <w:t>創21:14</w:t>
+          <w:t>創5:3–20</w:t>
         </w:r>
       </w:hyperlink>
       <w:r>
         <w:rPr>
           <w:lang w:val="zh_TW" w:bidi="zh_TW"/>
         </w:rPr>
-        <w:t>）。從橄欖提取的油也在皮革中保存。油是烹飪、梳洗、醫藥和點燈時要用到的必需品。</w:t>
-      </w:r>
-    </w:p>
-    <w:p>
-      <w:pPr/>
-      <w:r>
-        <w:rPr>
-          <w:lang w:val="zh_TW" w:bidi="zh_TW"/>
-        </w:rPr>
-      </w:r>
-      <w:r>
-        <w:rPr>
-          <w:lang w:val="zh_TW" w:bidi="zh_TW"/>
-        </w:rPr>
-        <w:t>皮革可能用於床、椅子和其他家居用品。聖經沒有提到皮革被用來製作帳篷，但動物皮被用於建造會幕（</w:t>
+        <w:t>）。拉麥給他的兒子取名為挪亞，這個聽起來像希伯來文單詞的名字，可以表示「安慰」或「慰藉」。當拉麥給他這個名字時，他說：「這個兒子必為我們的操作和手中的勞苦安慰我們；這操作勞苦是因為耶和華咒詛地」（</w:t>
       </w:r>
       <w:hyperlink r:id="rId24">
         <w:r>
@@ -493,14 +634,21 @@
             <w:color w:val="0000EE"/>
             <w:u w:val="single"/>
           </w:rPr>
-          <w:t>出25:5</w:t>
+          <w:t>創5:29</w:t>
         </w:r>
       </w:hyperlink>
       <w:r>
         <w:rPr>
           <w:lang w:val="zh_TW" w:bidi="zh_TW"/>
         </w:rPr>
-        <w:t>；</w:t>
+        <w:t>）。</w:t>
+        <w:br/>
+      </w:r>
+      <w:r>
+        <w:rPr>
+          <w:lang w:val="zh_TW" w:bidi="zh_TW"/>
+        </w:rPr>
+        <w:t>由於不止息的邪惡，神定意要毀滅受造界（參</w:t>
       </w:r>
       <w:hyperlink r:id="rId25">
         <w:r>
@@ -511,28 +659,14 @@
             <w:color w:val="0000EE"/>
             <w:u w:val="single"/>
           </w:rPr>
-          <w:t>民4:8</w:t>
+          <w:t>太24:37–39</w:t>
         </w:r>
       </w:hyperlink>
       <w:r>
         <w:rPr>
           <w:lang w:val="zh_TW" w:bidi="zh_TW"/>
         </w:rPr>
-        <w:t>）。這些經文顯然指的是鞣製皮革。如此，它們就用來作防水遮蓋用。</w:t>
-      </w:r>
-    </w:p>
-    <w:p>
-      <w:pPr/>
-      <w:r>
-        <w:rPr>
-          <w:lang w:val="zh_TW" w:bidi="zh_TW"/>
-        </w:rPr>
-      </w:r>
-      <w:r>
-        <w:rPr>
-          <w:lang w:val="zh_TW" w:bidi="zh_TW"/>
-        </w:rPr>
-        <w:t>聖經沒有提到皮革在製作軍裝或武器方面的用途。然而，製作防禦和攻擊武器自然少不了皮革的使用。防禦方面有頭盔和盾牌，攻擊方面有投石器，以及裝箭的皮袋。</w:t>
+        <w:t>；</w:t>
       </w:r>
       <w:hyperlink r:id="rId26">
         <w:r>
@@ -543,14 +677,14 @@
             <w:color w:val="0000EE"/>
             <w:u w:val="single"/>
           </w:rPr>
-          <w:t>撒母其記下一章21節</w:t>
+          <w:t>路17:26–27</w:t>
         </w:r>
       </w:hyperlink>
       <w:r>
         <w:rPr>
           <w:lang w:val="zh_TW" w:bidi="zh_TW"/>
         </w:rPr>
-        <w:t>提到在盾牌表面抹油，可能是為了防止損壞和報廢。</w:t>
+        <w:t>），但神特別保留了挪亞，因為他在神眼中是個義人，在人前也無可指責（</w:t>
       </w:r>
       <w:hyperlink r:id="rId27">
         <w:r>
@@ -561,14 +695,86 @@
             <w:color w:val="0000EE"/>
             <w:u w:val="single"/>
           </w:rPr>
-          <w:t>以賽亞書二十一章5節</w:t>
+          <w:t>創6:3–9</w:t>
         </w:r>
       </w:hyperlink>
       <w:r>
         <w:rPr>
           <w:lang w:val="zh_TW" w:bidi="zh_TW"/>
         </w:rPr>
-        <w:t>並指皮製的盾牌。</w:t>
+        <w:t>）。挪亞按著神精準的指示，他建造了一艘方舟。只有八個人進入：</w:t>
+      </w:r>
+    </w:p>
+    <w:p>
+      <w:pPr>
+        <w:pStyle w:val="ListBullet"/>
+        <w:spacing w:line="240" w:lineRule="auto"/>
+        <w:ind w:left="1440"/>
+      </w:pPr>
+      <w:r>
+        <w:rPr>
+          <w:lang w:val="zh_TW" w:bidi="zh_TW"/>
+        </w:rPr>
+      </w:r>
+      <w:r>
+        <w:rPr>
+          <w:lang w:val="zh_TW" w:bidi="zh_TW"/>
+        </w:rPr>
+        <w:t>挪亞</w:t>
+      </w:r>
+    </w:p>
+    <w:p>
+      <w:pPr>
+        <w:pStyle w:val="ListBullet"/>
+        <w:spacing w:line="240" w:lineRule="auto"/>
+        <w:ind w:left="1440"/>
+      </w:pPr>
+      <w:r>
+        <w:rPr>
+          <w:lang w:val="zh_TW" w:bidi="zh_TW"/>
+        </w:rPr>
+      </w:r>
+      <w:r>
+        <w:rPr>
+          <w:lang w:val="zh_TW" w:bidi="zh_TW"/>
+        </w:rPr>
+        <w:t>他的妻子</w:t>
+      </w:r>
+    </w:p>
+    <w:p>
+      <w:pPr>
+        <w:pStyle w:val="ListBullet"/>
+        <w:spacing w:line="240" w:lineRule="auto"/>
+        <w:ind w:left="1440"/>
+      </w:pPr>
+      <w:r>
+        <w:rPr>
+          <w:lang w:val="zh_TW" w:bidi="zh_TW"/>
+        </w:rPr>
+      </w:r>
+      <w:r>
+        <w:rPr>
+          <w:lang w:val="zh_TW" w:bidi="zh_TW"/>
+        </w:rPr>
+        <w:t>他的三個兒子</w:t>
+      </w:r>
+    </w:p>
+    <w:p>
+      <w:pPr>
+        <w:pStyle w:val="ListBullet"/>
+        <w:spacing w:line="240" w:lineRule="auto"/>
+        <w:ind w:left="1440"/>
+      </w:pPr>
+      <w:r>
+        <w:rPr>
+          <w:lang w:val="zh_TW" w:bidi="zh_TW"/>
+        </w:rPr>
+      </w:r>
+      <w:r>
+        <w:rPr>
+          <w:lang w:val="zh_TW" w:bidi="zh_TW"/>
+        </w:rPr>
+        <w:t>他們的妻子</w:t>
       </w:r>
     </w:p>
     <w:p>
@@ -582,100 +788,7 @@
         <w:rPr>
           <w:lang w:val="zh_TW" w:bidi="zh_TW"/>
         </w:rPr>
-        <w:t>約公元前1900年出於埃及貴族墓中的一幅畫展示了舊約時代人類可能使用皮革的方式。畫中顯示男人穿著涼鞋，女人穿著靴子。一個男人背上綁著一個皮革水瓶。另一個看似弓箭手的男人，背著一個箭袋。驢子都背著兩對羊皮製成的風箱。</w:t>
-      </w:r>
-    </w:p>
-    <w:p>
-      <w:pPr>
-        <w:pStyle w:val="Heading4"/>
-      </w:pPr>
-      <w:r>
-        <w:rPr>
-          <w:lang w:val="zh_TW" w:bidi="zh_TW"/>
-        </w:rPr>
-        <w:t>皮革作為書寫材料</w:t>
-      </w:r>
-    </w:p>
-    <w:p>
-      <w:pPr/>
-      <w:r>
-        <w:rPr>
-          <w:lang w:val="zh_TW" w:bidi="zh_TW"/>
-        </w:rPr>
-      </w:r>
-      <w:r>
-        <w:rPr>
-          <w:lang w:val="zh_TW" w:bidi="zh_TW"/>
-        </w:rPr>
-        <w:t>皮革被廣泛用作書寫材料。早期主要是在埃及的做法。羊皮紙也來自動物皮革，在埃及的使用歷史悠久。皮革和羊皮紙的區別在於皮革通過鞣製處理。羊皮紙則用石灰、鹽或染料溶液處理皮革製成。人們先將一側的毛髮刮去，再把另一側的肉質去除。然後將皮革拉伸並在框架中晾乾。最後，乾燥的皮革會用浮石摩擦，以在兩側產生光滑的表面。</w:t>
-      </w:r>
-    </w:p>
-    <w:p>
-      <w:pPr/>
-      <w:r>
-        <w:rPr>
-          <w:lang w:val="zh_TW" w:bidi="zh_TW"/>
-        </w:rPr>
-      </w:r>
-      <w:r>
-        <w:rPr>
-          <w:lang w:val="zh_TW" w:bidi="zh_TW"/>
-        </w:rPr>
-        <w:t>公元前2000年前在埃及早已盛行用製好的皮革作為書寫材料。根據普林尼（Pliny）的記錄，直到約公元前160年，其它地區才開始有「羊皮紙」這個名稱。</w:t>
-      </w:r>
-    </w:p>
-    <w:p>
-      <w:pPr/>
-      <w:r>
-        <w:rPr>
-          <w:lang w:val="zh_TW" w:bidi="zh_TW"/>
-        </w:rPr>
-      </w:r>
-      <w:r>
-        <w:rPr>
-          <w:lang w:val="zh_TW" w:bidi="zh_TW"/>
-        </w:rPr>
-        <w:t>亞述或巴比倫沒有發現皮革文件。皮革在那裡的使用可能比古代東方其它地方相對的少。中東文學典故指出，到了較晚期皮革才在當地使用。在波斯時期以前沒有出現過「羊皮紙（parchment）」一詞。在</w:t>
-      </w:r>
-      <w:r>
-        <w:rPr>
-          <w:lang w:val="zh_TW" w:bidi="zh_TW"/>
-        </w:rPr>
-        <w:t>西流古</w:t>
-      </w:r>
-      <w:r>
-        <w:rPr>
-          <w:lang w:val="zh_TW" w:bidi="zh_TW"/>
-        </w:rPr>
-        <w:t>初期（公元前312–364年）以前沒有出現過「寫在羊皮紙上」這種說法。當時，蒲草紙仍然是主要的書寫材料。</w:t>
-      </w:r>
-    </w:p>
-    <w:p>
-      <w:pPr/>
-      <w:r>
-        <w:rPr>
-          <w:lang w:val="zh_TW" w:bidi="zh_TW"/>
-        </w:rPr>
-      </w:r>
-      <w:r>
-        <w:rPr>
-          <w:lang w:val="zh_TW" w:bidi="zh_TW"/>
-        </w:rPr>
-        <w:t>犢皮紙（Vellum）是另一種皮革產品。犢皮紙是用小牛、小山羊、羔羊或羚羊皮製成的精細羊皮紙。公元前一世紀到公元後二世紀的羅馬中，人們鮮少使用犢皮紙，到了第三、四世紀才普及。著名的《梵蒂岡抄本》和《西奈抄本》也是在這段時間內製成。整本聖經如今可以集成一個單一的抄本，形式類似於現代有摺疊頁面的書本。在此之前，一本聖經需要30到40卷蒲草紙製成。犢皮紙還可以充作重寫紙（palimpsest），因為這種技術允許表面重新使用，即原來的文字可以被擦掉並重新書寫。</w:t>
-      </w:r>
-    </w:p>
-    <w:p>
-      <w:pPr/>
-      <w:r>
-        <w:rPr>
-          <w:lang w:val="zh_TW" w:bidi="zh_TW"/>
-        </w:rPr>
-      </w:r>
-      <w:r>
-        <w:rPr>
-          <w:lang w:val="zh_TW" w:bidi="zh_TW"/>
-        </w:rPr>
-        <w:t>舊約中沒有提及用皮革或獸皮書寫的慣例。</w:t>
+        <w:t>各類生物都成對被帶入。如此，他們便從隨後的洪水中得以保護，而其他所有活物都滅亡了（</w:t>
       </w:r>
       <w:hyperlink r:id="rId28">
         <w:r>
@@ -686,14 +799,14 @@
             <w:color w:val="0000EE"/>
             <w:u w:val="single"/>
           </w:rPr>
-          <w:t>詩篇四十章子7節</w:t>
+          <w:t>創6:14–8:19</w:t>
         </w:r>
       </w:hyperlink>
       <w:r>
         <w:rPr>
           <w:lang w:val="zh_TW" w:bidi="zh_TW"/>
         </w:rPr>
-        <w:t>、</w:t>
+        <w:t>）。當他們離開方舟後，挪亞築了一座壇。他獻上了使神喜悅的燔祭。神以應許作為回應：儘管人類有罪，祂不會再次降下洪水，或使季節混亂（</w:t>
       </w:r>
       <w:hyperlink r:id="rId29">
         <w:r>
@@ -704,14 +817,28 @@
             <w:color w:val="0000EE"/>
             <w:u w:val="single"/>
           </w:rPr>
-          <w:t>耶利米書三十六章36節</w:t>
+          <w:t>創8:20–9:17</w:t>
         </w:r>
       </w:hyperlink>
       <w:r>
         <w:rPr>
           <w:lang w:val="zh_TW" w:bidi="zh_TW"/>
         </w:rPr>
-        <w:t>、</w:t>
+        <w:t>）。</w:t>
+      </w:r>
+    </w:p>
+    <w:p>
+      <w:pPr/>
+      <w:r>
+        <w:rPr>
+          <w:lang w:val="zh_TW" w:bidi="zh_TW"/>
+        </w:rPr>
+      </w:r>
+      <w:r>
+        <w:rPr>
+          <w:lang w:val="zh_TW" w:bidi="zh_TW"/>
+        </w:rPr>
+        <w:t>挪亞曾經抵禦強大的誘惑。然而，可能因疏忽或年老，他喝醉了。家人之間的反應各不相同，導致了不同的結局。閃和雅弗得了祝福。含沒有得到祝福，而他的兒子迦南則被咒詛（</w:t>
       </w:r>
       <w:hyperlink r:id="rId30">
         <w:r>
@@ -722,14 +849,14 @@
             <w:color w:val="0000EE"/>
             <w:u w:val="single"/>
           </w:rPr>
-          <w:t>以西結書二章9節至三章3節</w:t>
+          <w:t>創9:20–27</w:t>
         </w:r>
       </w:hyperlink>
       <w:r>
         <w:rPr>
           <w:lang w:val="zh_TW" w:bidi="zh_TW"/>
         </w:rPr>
-        <w:t>提到卷軸式的書卷，但這些大可能是蒲草紙。</w:t>
+        <w:t>）。挪亞在洪水之後又活了350年，他活到950歲時便去世。</w:t>
       </w:r>
     </w:p>
     <w:p>
@@ -738,26 +865,6 @@
         <w:rPr>
           <w:lang w:val="zh_TW" w:bidi="zh_TW"/>
         </w:rPr>
-      </w:r>
-      <w:r>
-        <w:rPr>
-          <w:lang w:val="zh_TW" w:bidi="zh_TW"/>
-        </w:rPr>
-        <w:t>約瑟夫記載了猶太人最早使用羊皮紙或皮革作為書寫材料，是在公元後一世紀末。然而在最近發現的死海古卷顯示，猶太人早在公元前100年就已經使用羊皮紙。《塔木德》要求律法必須寫在潔淨動物的皮上。會堂專用書籍中至今仍沿用這項規定。至於是否意味著一種古老的傳統尚不確定。</w:t>
-      </w:r>
-    </w:p>
-    <w:p>
-      <w:pPr/>
-      <w:r>
-        <w:rPr>
-          <w:lang w:val="zh_TW" w:bidi="zh_TW"/>
-        </w:rPr>
-      </w:r>
-      <w:r>
-        <w:rPr>
-          <w:lang w:val="zh_TW" w:bidi="zh_TW"/>
-        </w:rPr>
-        <w:t>一些死海古卷是寫在皮革上的。偉大的以賽亞書古卷約在公元前100年寫成，由17張皮紙縫合而成，長度接近7米（23英尺）。新約的原稿也大可能寫在蒲草紙上。在第一世紀的最後25年間約翰將他的第二封信寫在蒲草紙上（</w:t>
       </w:r>
       <w:hyperlink r:id="rId31">
         <w:r>
@@ -768,41 +875,16 @@
             <w:color w:val="0000EE"/>
             <w:u w:val="single"/>
           </w:rPr>
-          <w:t>約二1:12</w:t>
+          <w:t>以西結書十四章12至14節</w:t>
         </w:r>
       </w:hyperlink>
       <w:r>
         <w:rPr>
           <w:lang w:val="zh_TW" w:bidi="zh_TW"/>
         </w:rPr>
-        <w:t>）。</w:t>
-      </w:r>
-    </w:p>
-    <w:p>
-      <w:pPr>
-        <w:pStyle w:val="Heading3"/>
-      </w:pPr>
-      <w:r>
-        <w:rPr>
-          <w:lang w:val="zh_TW" w:bidi="zh_TW"/>
-        </w:rPr>
-        <w:t>皮革如何製成？人們如何看待皮革製作？</w:t>
-      </w:r>
-    </w:p>
-    <w:p>
-      <w:pPr/>
-      <w:r>
-        <w:rPr>
-          <w:lang w:val="zh_TW" w:bidi="zh_TW"/>
-        </w:rPr>
-      </w:r>
-      <w:r>
-        <w:rPr>
-          <w:lang w:val="zh_TW" w:bidi="zh_TW"/>
-        </w:rPr>
-        <w:t>鞣製是用各種物質處理動物皮，使其變成皮革的過程，藉此使皮更耐用且不易腐爛。舊約從沒有提及鞣製，但在</w:t>
-      </w:r>
-      <w:hyperlink r:id="rId24">
+        <w:t>，</w:t>
+      </w:r>
+      <w:hyperlink r:id="rId31">
         <w:r>
           <w:rPr>
             <w:lang w:val="zh_TW" w:bidi="zh_TW"/>
@@ -811,16 +893,16 @@
             <w:color w:val="0000EE"/>
             <w:u w:val="single"/>
           </w:rPr>
-          <w:t>出埃及記二十五章5節</w:t>
+          <w:t>十九至二十章</w:t>
         </w:r>
       </w:hyperlink>
       <w:r>
         <w:rPr>
           <w:lang w:val="zh_TW" w:bidi="zh_TW"/>
         </w:rPr>
-        <w:t>和</w:t>
-      </w:r>
-      <w:hyperlink r:id="rId18">
+        <w:t>提到挪亞、但以理和約伯因為「他們的義」。《希伯來書》稱讚挪亞，因著信心與聖潔的敬畏，他拒絕了世界，並成為公義的承受者（</w:t>
+      </w:r>
+      <w:hyperlink r:id="rId32">
         <w:r>
           <w:rPr>
             <w:lang w:val="zh_TW" w:bidi="zh_TW"/>
@@ -829,14 +911,32 @@
             <w:color w:val="0000EE"/>
             <w:u w:val="single"/>
           </w:rPr>
-          <w:t>利未記十三章48節</w:t>
+          <w:t>來11:7</w:t>
         </w:r>
       </w:hyperlink>
       <w:r>
         <w:rPr>
           <w:lang w:val="zh_TW" w:bidi="zh_TW"/>
         </w:rPr>
-        <w:t>中有所暗示。鞣製之所以被視為不潔的行業，可能與使用不潔動物的皮和經常接觸死屍有關。城市中一般禁止鞣製活動。然而，處理動物皮以製成羊皮紙卻是一種光榮的職業。</w:t>
+        <w:t>），而</w:t>
+      </w:r>
+      <w:hyperlink r:id="rId33">
+        <w:r>
+          <w:rPr>
+            <w:lang w:val="zh_TW" w:bidi="zh_TW"/>
+          </w:rPr>
+          <w:rPr>
+            <w:color w:val="0000EE"/>
+            <w:u w:val="single"/>
+          </w:rPr>
+          <w:t>彼得後書二章5節</w:t>
+        </w:r>
+      </w:hyperlink>
+      <w:r>
+        <w:rPr>
+          <w:lang w:val="zh_TW" w:bidi="zh_TW"/>
+        </w:rPr>
+        <w:t>稱他為「傳義道的」。</w:t>
       </w:r>
     </w:p>
     <w:p>
@@ -857,7 +957,7 @@
         <w:rPr>
           <w:lang w:val="zh_TW" w:bidi="zh_TW"/>
         </w:rPr>
-        <w:t>書信寫作，古代</w:t>
+        <w:t>洪水</w:t>
       </w:r>
       <w:r>
         <w:rPr>
@@ -869,13 +969,107 @@
         <w:rPr>
           <w:lang w:val="zh_TW" w:bidi="zh_TW"/>
         </w:rPr>
-        <w:t>寫作</w:t>
+        <w:t>吉加墨詩史詩</w:t>
       </w:r>
       <w:r>
         <w:rPr>
           <w:lang w:val="zh_TW" w:bidi="zh_TW"/>
         </w:rPr>
         <w:t>。</w:t>
+      </w:r>
+    </w:p>
+    <w:p>
+      <w:pPr>
+        <w:pStyle w:val="ListNumber"/>
+        <w:numPr>
+          <w:ilvl w:val="0"/>
+          <w:numId w:val="15"/>
+        </w:numPr>
+        <w:spacing w:line="240" w:lineRule="auto"/>
+        <w:ind w:left="720"/>
+      </w:pPr>
+      <w:r>
+        <w:rPr>
+          <w:lang w:val="zh_TW" w:bidi="zh_TW"/>
+        </w:rPr>
+      </w:r>
+      <w:r>
+        <w:rPr>
+          <w:lang w:val="zh_TW" w:bidi="zh_TW"/>
+        </w:rPr>
+        <w:t>瑪拿西支派西羅非哈的女兒（</w:t>
+      </w:r>
+      <w:hyperlink r:id="rId34">
+        <w:r>
+          <w:rPr>
+            <w:lang w:val="zh_TW" w:bidi="zh_TW"/>
+          </w:rPr>
+          <w:rPr>
+            <w:color w:val="0000EE"/>
+            <w:u w:val="single"/>
+          </w:rPr>
+          <w:t>民26:33</w:t>
+        </w:r>
+      </w:hyperlink>
+      <w:r>
+        <w:rPr>
+          <w:lang w:val="zh_TW" w:bidi="zh_TW"/>
+        </w:rPr>
+        <w:t>）。當她們的父親死後沒有留下兒子時，她和她的四個姐妹請求制定律法，以保護她們的產業繼承權（</w:t>
+      </w:r>
+      <w:hyperlink r:id="rId35">
+        <w:r>
+          <w:rPr>
+            <w:lang w:val="zh_TW" w:bidi="zh_TW"/>
+          </w:rPr>
+          <w:rPr>
+            <w:color w:val="0000EE"/>
+            <w:u w:val="single"/>
+          </w:rPr>
+          <w:t>民27:1–11</w:t>
+        </w:r>
+      </w:hyperlink>
+      <w:r>
+        <w:rPr>
+          <w:lang w:val="zh_TW" w:bidi="zh_TW"/>
+        </w:rPr>
+        <w:t>；參</w:t>
+      </w:r>
+      <w:hyperlink r:id="rId36">
+        <w:r>
+          <w:rPr>
+            <w:lang w:val="zh_TW" w:bidi="zh_TW"/>
+          </w:rPr>
+          <w:rPr>
+            <w:color w:val="0000EE"/>
+            <w:u w:val="single"/>
+          </w:rPr>
+          <w:t>書17:3–6</w:t>
+        </w:r>
+      </w:hyperlink>
+      <w:r>
+        <w:rPr>
+          <w:lang w:val="zh_TW" w:bidi="zh_TW"/>
+        </w:rPr>
+        <w:t>）。然而，她們被限制只能在自己的支派之內成婚（</w:t>
+      </w:r>
+      <w:hyperlink r:id="rId37">
+        <w:r>
+          <w:rPr>
+            <w:lang w:val="zh_TW" w:bidi="zh_TW"/>
+          </w:rPr>
+          <w:rPr>
+            <w:color w:val="0000EE"/>
+            <w:u w:val="single"/>
+          </w:rPr>
+          <w:t>民36:1–12</w:t>
+        </w:r>
+      </w:hyperlink>
+      <w:r>
+        <w:rPr>
+          <w:lang w:val="zh_TW" w:bidi="zh_TW"/>
+        </w:rPr>
+        <w:t>）。</w:t>
       </w:r>
       <w:r>
         <w:rPr>
@@ -2777,6 +2971,18 @@
   </w:num>
   <w:num w:numId="13" w16cid:durableId="592781308">
     <w:abstractNumId w:val="11"/>
+  </w:num>
+  <w:num w:numId="14">
+    <w:abstractNumId w:val="3"/>
+    <w:lvlOverride w:ilvl="0">
+      <w:startOverride w:val="1"/>
+    </w:lvlOverride>
+  </w:num>
+  <w:num w:numId="15">
+    <w:abstractNumId w:val="3"/>
+    <w:lvlOverride w:ilvl="0">
+      <w:startOverride w:val="1"/>
+    </w:lvlOverride>
   </w:num>
   <w:numIdMacAtCleanup w:val="10"/>
 </w:numbering>

--- a/zht/docx/117.content.docx
+++ b/zht/docx/117.content.docx
@@ -149,7 +149,7 @@
         <w:rPr>
           <w:lang w:val="zh_TW" w:bidi="zh_TW"/>
         </w:rPr>
-        <w:t>nuo</w:t>
+        <w:t>nong</w:t>
       </w:r>
       <w:r>
         <w:rPr>
@@ -212,7 +212,7 @@
         <w:rPr>
           <w:lang w:val="zh_TW" w:bidi="zh_TW"/>
         </w:rPr>
-        <w:t>挪伯</w:t>
+        <w:t>農業</w:t>
       </w:r>
       <w:r>
         <w:rPr>
@@ -231,25 +231,124 @@
         <w:rPr>
           <w:lang w:val="zh_TW" w:bidi="zh_TW"/>
         </w:rPr>
-        <w:t>一座位於耶路撒冷東北方、橄欖山對面的斯科普斯山（Mount Scopus）上的城。挪伯是一個重要的宗教中心，有86位祭司住在那裡，並且有以弗得（</w:t>
-      </w:r>
-      <w:hyperlink r:id="rId13">
-        <w:r>
-          <w:rPr>
-            <w:lang w:val="zh_TW" w:bidi="zh_TW"/>
-          </w:rPr>
-          <w:rPr>
-            <w:color w:val="0000EE"/>
-            <w:u w:val="single"/>
-          </w:rPr>
-          <w:t>撒上22:13–20</w:t>
-        </w:r>
-      </w:hyperlink>
-      <w:r>
-        <w:rPr>
-          <w:lang w:val="zh_TW" w:bidi="zh_TW"/>
-        </w:rPr>
-        <w:t>）。當非利士人摧毀示羅的聖所時，挪伯成為了那些從示羅逃離祭司的主要聖所。</w:t>
+        <w:t>在聖經時代，巴勒斯坦的農業主要分為三大類，今日亦大致相同。每一類農業的重要性，會因為社會的發展程度與當時的技術而有所不同。</w:t>
+      </w:r>
+    </w:p>
+    <w:p>
+      <w:pPr>
+        <w:pStyle w:val="Heading3"/>
+      </w:pPr>
+      <w:r>
+        <w:rPr>
+          <w:lang w:val="zh_TW" w:bidi="zh_TW"/>
+        </w:rPr>
+        <w:t>概述</w:t>
+      </w:r>
+    </w:p>
+    <w:p>
+      <w:pPr>
+        <w:pStyle w:val="ListBullet"/>
+        <w:spacing w:line="240" w:lineRule="auto"/>
+        <w:ind w:left="720"/>
+      </w:pPr>
+      <w:r>
+        <w:rPr>
+          <w:lang w:val="zh_TW" w:bidi="zh_TW"/>
+        </w:rPr>
+      </w:r>
+      <w:r>
+        <w:rPr>
+          <w:u w:val="single"/>
+          <w:lang w:val="zh_TW" w:bidi="zh_TW"/>
+        </w:rPr>
+        <w:t>畜牧</w:t>
+      </w:r>
+    </w:p>
+    <w:p>
+      <w:pPr>
+        <w:pStyle w:val="ListBullet"/>
+        <w:spacing w:line="240" w:lineRule="auto"/>
+        <w:ind w:left="720"/>
+      </w:pPr>
+      <w:r>
+        <w:rPr>
+          <w:lang w:val="zh_TW" w:bidi="zh_TW"/>
+        </w:rPr>
+      </w:r>
+      <w:r>
+        <w:rPr>
+          <w:u w:val="single"/>
+          <w:lang w:val="zh_TW" w:bidi="zh_TW"/>
+        </w:rPr>
+        <w:t>田間種植</w:t>
+      </w:r>
+    </w:p>
+    <w:p>
+      <w:pPr>
+        <w:pStyle w:val="ListBullet"/>
+        <w:spacing w:line="240" w:lineRule="auto"/>
+        <w:ind w:left="720"/>
+      </w:pPr>
+      <w:r>
+        <w:rPr>
+          <w:lang w:val="zh_TW" w:bidi="zh_TW"/>
+        </w:rPr>
+      </w:r>
+      <w:r>
+        <w:rPr>
+          <w:u w:val="single"/>
+          <w:lang w:val="zh_TW" w:bidi="zh_TW"/>
+        </w:rPr>
+        <w:t>果樹栽種</w:t>
+      </w:r>
+    </w:p>
+    <w:p>
+      <w:pPr>
+        <w:pStyle w:val="ListBullet"/>
+        <w:spacing w:line="240" w:lineRule="auto"/>
+        <w:ind w:left="720"/>
+      </w:pPr>
+      <w:r>
+        <w:rPr>
+          <w:lang w:val="zh_TW" w:bidi="zh_TW"/>
+        </w:rPr>
+      </w:r>
+      <w:r>
+        <w:rPr>
+          <w:u w:val="single"/>
+          <w:lang w:val="zh_TW" w:bidi="zh_TW"/>
+        </w:rPr>
+        <w:t>耕作</w:t>
+      </w:r>
+    </w:p>
+    <w:p>
+      <w:pPr>
+        <w:pStyle w:val="ListBullet"/>
+        <w:spacing w:line="240" w:lineRule="auto"/>
+        <w:ind w:left="720"/>
+      </w:pPr>
+      <w:r>
+        <w:rPr>
+          <w:lang w:val="zh_TW" w:bidi="zh_TW"/>
+        </w:rPr>
+      </w:r>
+      <w:r>
+        <w:rPr>
+          <w:u w:val="single"/>
+          <w:lang w:val="zh_TW" w:bidi="zh_TW"/>
+        </w:rPr>
+        <w:t>收割</w:t>
+      </w:r>
+    </w:p>
+    <w:p>
+      <w:pPr>
+        <w:pStyle w:val="Heading3"/>
+      </w:pPr>
+      <w:r>
+        <w:rPr>
+          <w:lang w:val="zh_TW" w:bidi="zh_TW"/>
+        </w:rPr>
+        <w:t>畜牧</w:t>
       </w:r>
     </w:p>
     <w:p>
@@ -263,7 +362,25 @@
         <w:rPr>
           <w:lang w:val="zh_TW" w:bidi="zh_TW"/>
         </w:rPr>
-        <w:t>大衛前往挪伯的事件見證了古代關於桌子和陳設餅的習俗（</w:t>
+        <w:t>聖經最早提到的工作之一就是畜牧。亞伯（</w:t>
+      </w:r>
+      <w:hyperlink r:id="rId13">
+        <w:r>
+          <w:rPr>
+            <w:lang w:val="zh_TW" w:bidi="zh_TW"/>
+          </w:rPr>
+          <w:rPr>
+            <w:color w:val="0000EE"/>
+            <w:u w:val="single"/>
+          </w:rPr>
+          <w:t>創4:2</w:t>
+        </w:r>
+      </w:hyperlink>
+      <w:r>
+        <w:rPr>
+          <w:lang w:val="zh_TW" w:bidi="zh_TW"/>
+        </w:rPr>
+        <w:t>）和雅八（</w:t>
       </w:r>
       <w:hyperlink r:id="rId14">
         <w:r>
@@ -274,50 +391,14 @@
             <w:color w:val="0000EE"/>
             <w:u w:val="single"/>
           </w:rPr>
-          <w:t>出37:10–16</w:t>
+          <w:t>創4:20</w:t>
         </w:r>
       </w:hyperlink>
       <w:r>
         <w:rPr>
           <w:lang w:val="zh_TW" w:bidi="zh_TW"/>
         </w:rPr>
-        <w:t>；</w:t>
-      </w:r>
-      <w:hyperlink r:id="rId15">
-        <w:r>
-          <w:rPr>
-            <w:lang w:val="zh_TW" w:bidi="zh_TW"/>
-          </w:rPr>
-          <w:rPr>
-            <w:color w:val="0000EE"/>
-            <w:u w:val="single"/>
-          </w:rPr>
-          <w:t>撒上21:2–7</w:t>
-        </w:r>
-      </w:hyperlink>
-      <w:r>
-        <w:rPr>
-          <w:lang w:val="zh_TW" w:bidi="zh_TW"/>
-        </w:rPr>
-        <w:t>）。耶穌曾引用大衛因飢餓而打破安息日規矩的例子，作為行為合理的解釋（</w:t>
-      </w:r>
-      <w:hyperlink r:id="rId16">
-        <w:r>
-          <w:rPr>
-            <w:lang w:val="zh_TW" w:bidi="zh_TW"/>
-          </w:rPr>
-          <w:rPr>
-            <w:color w:val="0000EE"/>
-            <w:u w:val="single"/>
-          </w:rPr>
-          <w:t>可2:23–28</w:t>
-        </w:r>
-      </w:hyperlink>
-      <w:r>
-        <w:rPr>
-          <w:lang w:val="zh_TW" w:bidi="zh_TW"/>
-        </w:rPr>
-        <w:t>）。當時，大衛因逃避掃羅的追捕而飢餓難耐，便進入挪伯的聖所，取走了每週安息日獻給神的陳設餅。</w:t>
+        <w:t>）都牧養羊群或牲畜。這類工作適合半遊牧的生活方式（即經常從一個地方遷移到另一個地方）；只靠基本的技術與器具，他們便能有足夠的食物與衣物。</w:t>
       </w:r>
     </w:p>
     <w:p>
@@ -331,7 +412,43 @@
         <w:rPr>
           <w:lang w:val="zh_TW" w:bidi="zh_TW"/>
         </w:rPr>
-        <w:t>亞希米勒是以利的後裔，也是挪伯祭司的領袖。他將陳設餅和曾殺死歌利亞的劍交給大衛。這使得掃羅非常憤怒，下令屠殺亞希米勒及所有挪伯的祭司和居民（</w:t>
+        <w:t>亞伯拉罕、以撒與雅各主要從事畜牧，讓他們的羊群與牛群在公有土地上吃草，他們通常不耕地。雅各與他的兒子們去到埃及時，仍以牧羊為生（</w:t>
+      </w:r>
+      <w:hyperlink r:id="rId15">
+        <w:r>
+          <w:rPr>
+            <w:lang w:val="zh_TW" w:bidi="zh_TW"/>
+          </w:rPr>
+          <w:rPr>
+            <w:color w:val="0000EE"/>
+            <w:u w:val="single"/>
+          </w:rPr>
+          <w:t>創47:3</w:t>
+        </w:r>
+      </w:hyperlink>
+      <w:r>
+        <w:rPr>
+          <w:lang w:val="zh_TW" w:bidi="zh_TW"/>
+        </w:rPr>
+        <w:t>）。後來，呂便支派、迦得支派與瑪拿西半支派在約旦河東，仍然維持這種生活方式（</w:t>
+      </w:r>
+      <w:hyperlink r:id="rId16">
+        <w:r>
+          <w:rPr>
+            <w:lang w:val="zh_TW" w:bidi="zh_TW"/>
+          </w:rPr>
+          <w:rPr>
+            <w:color w:val="0000EE"/>
+            <w:u w:val="single"/>
+          </w:rPr>
+          <w:t>民32:1</w:t>
+        </w:r>
+      </w:hyperlink>
+      <w:r>
+        <w:rPr>
+          <w:lang w:val="zh_TW" w:bidi="zh_TW"/>
+        </w:rPr>
+        <w:t>），而住在巴勒斯坦西部山地的某些支派亦同樣維持這種生活方式（</w:t>
       </w:r>
       <w:hyperlink r:id="rId17">
         <w:r>
@@ -342,14 +459,25 @@
             <w:color w:val="0000EE"/>
             <w:u w:val="single"/>
           </w:rPr>
-          <w:t>撒上22:6–23</w:t>
+          <w:t>撒上25:2</w:t>
         </w:r>
       </w:hyperlink>
       <w:r>
         <w:rPr>
           <w:lang w:val="zh_TW" w:bidi="zh_TW"/>
         </w:rPr>
-        <w:t>）。這一事件導致了掃羅的沒落。</w:t>
+        <w:t>）。即使以色列人之後定居下來，畜牧仍然是他們生活的一部分，因為牲畜可以在不太肥沃的土地上吃草，也因為他們持守傳統做法，包括在聖殿獻上牲畜作為祭物。</w:t>
+      </w:r>
+    </w:p>
+    <w:p>
+      <w:pPr>
+        <w:pStyle w:val="Heading3"/>
+      </w:pPr>
+      <w:r>
+        <w:rPr>
+          <w:lang w:val="zh_TW" w:bidi="zh_TW"/>
+        </w:rPr>
+        <w:t>田間種植</w:t>
       </w:r>
     </w:p>
     <w:p>
@@ -363,7 +491,25 @@
         <w:rPr>
           <w:lang w:val="zh_TW" w:bidi="zh_TW"/>
         </w:rPr>
-        <w:t>亞比亞他是唯一逃過屠殺的祭司，並在大衛統治期間發揮了重要作用，直到所羅門最終將他革除（</w:t>
+        <w:t>大多數專家認為，以色列人在進入應許之地並與迦南人接觸後，從迦南人那裡學會耕種。雖然在此之前已知有人種植五穀，例如該隱是農夫或「種地的」（</w:t>
+      </w:r>
+      <w:hyperlink r:id="rId13">
+        <w:r>
+          <w:rPr>
+            <w:lang w:val="zh_TW" w:bidi="zh_TW"/>
+          </w:rPr>
+          <w:rPr>
+            <w:color w:val="0000EE"/>
+            <w:u w:val="single"/>
+          </w:rPr>
+          <w:t>創4:2</w:t>
+        </w:r>
+      </w:hyperlink>
+      <w:r>
+        <w:rPr>
+          <w:lang w:val="zh_TW" w:bidi="zh_TW"/>
+        </w:rPr>
+        <w:t>），但並不清楚他所種的具體是甚麼。考古學家在近東地區，發現大約公元前6800年已有五穀農耕的證據。以撒在基拉耳撒種五穀（</w:t>
       </w:r>
       <w:hyperlink r:id="rId18">
         <w:r>
@@ -374,14 +520,14 @@
             <w:color w:val="0000EE"/>
             <w:u w:val="single"/>
           </w:rPr>
-          <w:t>王上2:26–27</w:t>
+          <w:t>創26:12</w:t>
         </w:r>
       </w:hyperlink>
       <w:r>
         <w:rPr>
           <w:lang w:val="zh_TW" w:bidi="zh_TW"/>
         </w:rPr>
-        <w:t>）。「敬拜神的地方」這個短語可能指的是挪伯的聖所（</w:t>
+        <w:t>），而約瑟夢見禾捆（</w:t>
       </w:r>
       <w:hyperlink r:id="rId19">
         <w:r>
@@ -392,24 +538,32 @@
             <w:color w:val="0000EE"/>
             <w:u w:val="single"/>
           </w:rPr>
-          <w:t>撒下15:32</w:t>
+          <w:t>創37:6</w:t>
         </w:r>
       </w:hyperlink>
       <w:r>
         <w:rPr>
           <w:lang w:val="zh_TW" w:bidi="zh_TW"/>
         </w:rPr>
-        <w:t>）。</w:t>
-      </w:r>
-      <w:r>
-        <w:rPr>
-          <w:lang w:val="zh_TW" w:bidi="zh_TW"/>
-        </w:rPr>
-      </w:r>
-      <w:r>
-        <w:rPr>
-          <w:lang w:val="zh_TW" w:bidi="zh_TW"/>
-        </w:rPr>
+        <w:t>–</w:t>
+      </w:r>
+      <w:hyperlink r:id="rId19">
+        <w:r>
+          <w:rPr>
+            <w:lang w:val="zh_TW" w:bidi="zh_TW"/>
+          </w:rPr>
+          <w:rPr>
+            <w:color w:val="0000EE"/>
+            <w:u w:val="single"/>
+          </w:rPr>
+          <w:t>7</w:t>
+        </w:r>
+      </w:hyperlink>
+      <w:r>
+        <w:rPr>
+          <w:lang w:val="zh_TW" w:bidi="zh_TW"/>
+        </w:rPr>
+        <w:t>）。約瑟很可能從埃及人那裡學到更多關於五穀種植的知識，因為埃及人在尼羅河肥沃的土地上種植五穀。</w:t>
       </w:r>
     </w:p>
     <w:p>
@@ -419,21 +573,65 @@
           <w:lang w:val="zh_TW" w:bidi="zh_TW"/>
         </w:rPr>
       </w:r>
-    </w:p>
-    <w:p>
-      <w:pPr>
-        <w:pStyle w:val="Heading2"/>
-      </w:pPr>
-      <w:r>
-        <w:rPr>
-          <w:lang w:val="zh_TW" w:bidi="zh_TW"/>
-        </w:rPr>
-        <w:t>挪答， 挪答人</w:t>
-      </w:r>
-      <w:r>
-        <w:rPr>
-          <w:lang w:val="zh_TW" w:bidi="zh_TW"/>
-        </w:rPr>
+      <w:r>
+        <w:rPr>
+          <w:lang w:val="zh_TW" w:bidi="zh_TW"/>
+        </w:rPr>
+        <w:t>然而，真正教導以色列人如何種植五穀的是迦南人。約書亞與迦勒在加低斯·巴尼亞向以色列人回報，說迦南地很豐饒（</w:t>
+      </w:r>
+      <w:hyperlink r:id="rId20">
+        <w:r>
+          <w:rPr>
+            <w:lang w:val="zh_TW" w:bidi="zh_TW"/>
+          </w:rPr>
+          <w:rPr>
+            <w:color w:val="0000EE"/>
+            <w:u w:val="single"/>
+          </w:rPr>
+          <w:t>民13:26</w:t>
+        </w:r>
+      </w:hyperlink>
+      <w:r>
+        <w:rPr>
+          <w:lang w:val="zh_TW" w:bidi="zh_TW"/>
+        </w:rPr>
+        <w:t>），被征服的迦南人很可能協助以色列人學習農耕技術。以色列人與迦南人密切來往，也可能導致他們不斷拜偶像（</w:t>
+      </w:r>
+      <w:hyperlink r:id="rId21">
+        <w:r>
+          <w:rPr>
+            <w:lang w:val="zh_TW" w:bidi="zh_TW"/>
+          </w:rPr>
+          <w:rPr>
+            <w:color w:val="0000EE"/>
+            <w:u w:val="single"/>
+          </w:rPr>
+          <w:t>士9:27</w:t>
+        </w:r>
+      </w:hyperlink>
+      <w:r>
+        <w:rPr>
+          <w:lang w:val="zh_TW" w:bidi="zh_TW"/>
+        </w:rPr>
+        <w:t>）。我們不清楚他們由遊牧生活變成定居生活的過程需時多久；有些支派一直保持遊牧，但到了列王時期，許多以色列人已經在耕作土地（</w:t>
+      </w:r>
+      <w:hyperlink r:id="rId22">
+        <w:r>
+          <w:rPr>
+            <w:lang w:val="zh_TW" w:bidi="zh_TW"/>
+          </w:rPr>
+          <w:rPr>
+            <w:color w:val="0000EE"/>
+            <w:u w:val="single"/>
+          </w:rPr>
+          <w:t>撒下14:30</w:t>
+        </w:r>
+      </w:hyperlink>
+      <w:r>
+        <w:rPr>
+          <w:lang w:val="zh_TW" w:bidi="zh_TW"/>
+        </w:rPr>
+        <w:t>）。</w:t>
       </w:r>
     </w:p>
     <w:p>
@@ -447,9 +645,9 @@
         <w:rPr>
           <w:lang w:val="zh_TW" w:bidi="zh_TW"/>
         </w:rPr>
-        <w:t>阿拉伯一個部族的祖先，這個部族曾與夏甲人聯合，與住在約旦河東的以色列支派爭戰（</w:t>
-      </w:r>
-      <w:hyperlink r:id="rId20">
+        <w:t>小麥是最重要的農作物之一。所羅門將大量的小麥、大麥與油送給希蘭（</w:t>
+      </w:r>
+      <w:hyperlink r:id="rId23">
         <w:r>
           <w:rPr>
             <w:lang w:val="zh_TW" w:bidi="zh_TW"/>
@@ -458,16 +656,16 @@
             <w:color w:val="0000EE"/>
             <w:u w:val="single"/>
           </w:rPr>
-          <w:t>代上5:19</w:t>
+          <w:t>代下2:10</w:t>
         </w:r>
       </w:hyperlink>
       <w:r>
         <w:rPr>
           <w:lang w:val="zh_TW" w:bidi="zh_TW"/>
         </w:rPr>
-        <w:t>）。雖然以實瑪利眾子的名單之中沒有列出挪答（參</w:t>
-      </w:r>
-      <w:hyperlink r:id="rId21">
+        <w:t>），小麥亦持續成為主要出口產品（</w:t>
+      </w:r>
+      <w:hyperlink r:id="rId24">
         <w:r>
           <w:rPr>
             <w:lang w:val="zh_TW" w:bidi="zh_TW"/>
@@ -476,24 +674,50 @@
             <w:color w:val="0000EE"/>
             <w:u w:val="single"/>
           </w:rPr>
-          <w:t>創25:13–15</w:t>
+          <w:t>結27:17</w:t>
         </w:r>
       </w:hyperlink>
       <w:r>
         <w:rPr>
           <w:lang w:val="zh_TW" w:bidi="zh_TW"/>
         </w:rPr>
-        <w:t>），但他可能是以實瑪利家系的遠親。</w:t>
-      </w:r>
-      <w:r>
-        <w:rPr>
-          <w:lang w:val="zh_TW" w:bidi="zh_TW"/>
-        </w:rPr>
-      </w:r>
-      <w:r>
-        <w:rPr>
-          <w:lang w:val="zh_TW" w:bidi="zh_TW"/>
-        </w:rPr>
+        <w:t>）。大麥是第二重要的作物，早期是餅的主要原料（</w:t>
+      </w:r>
+      <w:hyperlink r:id="rId25">
+        <w:r>
+          <w:rPr>
+            <w:lang w:val="zh_TW" w:bidi="zh_TW"/>
+          </w:rPr>
+          <w:rPr>
+            <w:color w:val="0000EE"/>
+            <w:u w:val="single"/>
+          </w:rPr>
+          <w:t>士7:13</w:t>
+        </w:r>
+      </w:hyperlink>
+      <w:r>
+        <w:rPr>
+          <w:lang w:val="zh_TW" w:bidi="zh_TW"/>
+        </w:rPr>
+        <w:t>），後來成為較貧窮者的重要食物（</w:t>
+      </w:r>
+      <w:hyperlink r:id="rId26">
+        <w:r>
+          <w:rPr>
+            <w:lang w:val="zh_TW" w:bidi="zh_TW"/>
+          </w:rPr>
+          <w:rPr>
+            <w:color w:val="0000EE"/>
+            <w:u w:val="single"/>
+          </w:rPr>
+          <w:t>約6:9、13</w:t>
+        </w:r>
+      </w:hyperlink>
+      <w:r>
+        <w:rPr>
+          <w:lang w:val="zh_TW" w:bidi="zh_TW"/>
+        </w:rPr>
+        <w:t>），大麥亦用來餵牲畜。</w:t>
       </w:r>
     </w:p>
     <w:p>
@@ -503,21 +727,94 @@
           <w:lang w:val="zh_TW" w:bidi="zh_TW"/>
         </w:rPr>
       </w:r>
+      <w:r>
+        <w:rPr>
+          <w:lang w:val="zh_TW" w:bidi="zh_TW"/>
+        </w:rPr>
+        <w:t>其它田間作物包括豆子與紅豆（</w:t>
+      </w:r>
+      <w:hyperlink r:id="rId27">
+        <w:r>
+          <w:rPr>
+            <w:lang w:val="zh_TW" w:bidi="zh_TW"/>
+          </w:rPr>
+          <w:rPr>
+            <w:color w:val="0000EE"/>
+            <w:u w:val="single"/>
+          </w:rPr>
+          <w:t>撒下17:28</w:t>
+        </w:r>
+      </w:hyperlink>
+      <w:r>
+        <w:rPr>
+          <w:lang w:val="zh_TW" w:bidi="zh_TW"/>
+        </w:rPr>
+        <w:t>），這些作物會磨成麵，有時用來做餅（</w:t>
+      </w:r>
+      <w:hyperlink r:id="rId28">
+        <w:r>
+          <w:rPr>
+            <w:lang w:val="zh_TW" w:bidi="zh_TW"/>
+          </w:rPr>
+          <w:rPr>
+            <w:color w:val="0000EE"/>
+            <w:u w:val="single"/>
+          </w:rPr>
+          <w:t>結4:9</w:t>
+        </w:r>
+      </w:hyperlink>
+      <w:r>
+        <w:rPr>
+          <w:lang w:val="zh_TW" w:bidi="zh_TW"/>
+        </w:rPr>
+        <w:t>）。韭菜、蒜、蔥用作調味，而大茴香、芫荽、小茴香、薄荷、芸香與芥菜用作香料。麻十分重要（</w:t>
+      </w:r>
+      <w:hyperlink r:id="rId29">
+        <w:r>
+          <w:rPr>
+            <w:lang w:val="zh_TW" w:bidi="zh_TW"/>
+          </w:rPr>
+          <w:rPr>
+            <w:color w:val="0000EE"/>
+            <w:u w:val="single"/>
+          </w:rPr>
+          <w:t>書2:6</w:t>
+        </w:r>
+      </w:hyperlink>
+      <w:r>
+        <w:rPr>
+          <w:lang w:val="zh_TW" w:bidi="zh_TW"/>
+        </w:rPr>
+        <w:t>）。當時亦有種植少量棉花（</w:t>
+      </w:r>
+      <w:hyperlink r:id="rId30">
+        <w:r>
+          <w:rPr>
+            <w:lang w:val="zh_TW" w:bidi="zh_TW"/>
+          </w:rPr>
+          <w:rPr>
+            <w:color w:val="0000EE"/>
+            <w:u w:val="single"/>
+          </w:rPr>
+          <w:t>賽19:9</w:t>
+        </w:r>
+      </w:hyperlink>
+      <w:r>
+        <w:rPr>
+          <w:lang w:val="zh_TW" w:bidi="zh_TW"/>
+        </w:rPr>
+        <w:t>）。羊毛用來補充纖維的供應。到了羅馬時期，棉花的重要性已經超過麻。</w:t>
+      </w:r>
     </w:p>
     <w:p>
       <w:pPr>
-        <w:pStyle w:val="Heading2"/>
-      </w:pPr>
-      <w:r>
-        <w:rPr>
-          <w:lang w:val="zh_TW" w:bidi="zh_TW"/>
-        </w:rPr>
-        <w:t>挪得</w:t>
-      </w:r>
-      <w:r>
-        <w:rPr>
-          <w:lang w:val="zh_TW" w:bidi="zh_TW"/>
-        </w:rPr>
+        <w:pStyle w:val="Heading3"/>
+      </w:pPr>
+      <w:r>
+        <w:rPr>
+          <w:lang w:val="zh_TW" w:bidi="zh_TW"/>
+        </w:rPr>
+        <w:t>果樹栽種</w:t>
       </w:r>
     </w:p>
     <w:p>
@@ -531,35 +828,18 @@
         <w:rPr>
           <w:lang w:val="zh_TW" w:bidi="zh_TW"/>
         </w:rPr>
-        <w:t>該隱殺了他的弟弟亞伯後，去到伊甸東方的土地名稱（</w:t>
-      </w:r>
-      <w:hyperlink r:id="rId22">
-        <w:r>
-          <w:rPr>
-            <w:lang w:val="zh_TW" w:bidi="zh_TW"/>
-          </w:rPr>
-          <w:rPr>
-            <w:color w:val="0000EE"/>
-            <w:u w:val="single"/>
-          </w:rPr>
-          <w:t>創4:16</w:t>
-        </w:r>
-      </w:hyperlink>
-      <w:r>
-        <w:rPr>
-          <w:lang w:val="zh_TW" w:bidi="zh_TW"/>
-        </w:rPr>
-        <w:t>）。</w:t>
-      </w:r>
-      <w:r>
-        <w:rPr>
-          <w:lang w:val="zh_TW" w:bidi="zh_TW"/>
-        </w:rPr>
-      </w:r>
-      <w:r>
-        <w:rPr>
-          <w:lang w:val="zh_TW" w:bidi="zh_TW"/>
-        </w:rPr>
+        <w:t>以色列人定居之後，開始種植果園與葡萄園，而這些園子後來成為富足的象徵。葡萄園出產可喝的酒，橄欖園提供可用於烹調、化妝與醫用的油。他們亦種植無花果與石榴。相比早期的農耕方式，種植這些作物需要更多技巧與器具。</w:t>
+      </w:r>
+    </w:p>
+    <w:p>
+      <w:pPr>
+        <w:pStyle w:val="Heading3"/>
+      </w:pPr>
+      <w:r>
+        <w:rPr>
+          <w:lang w:val="zh_TW" w:bidi="zh_TW"/>
+        </w:rPr>
+        <w:t>耕作</w:t>
       </w:r>
     </w:p>
     <w:p>
@@ -569,45 +849,13 @@
           <w:lang w:val="zh_TW" w:bidi="zh_TW"/>
         </w:rPr>
       </w:r>
-    </w:p>
-    <w:p>
-      <w:pPr>
-        <w:pStyle w:val="Heading2"/>
-      </w:pPr>
-      <w:r>
-        <w:rPr>
-          <w:lang w:val="zh_TW" w:bidi="zh_TW"/>
-        </w:rPr>
-        <w:t>挪亞</w:t>
-      </w:r>
-      <w:r>
-        <w:rPr>
-          <w:lang w:val="zh_TW" w:bidi="zh_TW"/>
-        </w:rPr>
-      </w:r>
-    </w:p>
-    <w:p>
-      <w:pPr>
-        <w:pStyle w:val="ListNumber"/>
-        <w:numPr>
-          <w:ilvl w:val="0"/>
-          <w:numId w:val="14"/>
-        </w:numPr>
-        <w:spacing w:line="240" w:lineRule="auto"/>
-        <w:ind w:left="720"/>
-      </w:pPr>
-      <w:r>
-        <w:rPr>
-          <w:lang w:val="zh_TW" w:bidi="zh_TW"/>
-        </w:rPr>
-      </w:r>
-      <w:r>
-        <w:rPr>
-          <w:lang w:val="zh_TW" w:bidi="zh_TW"/>
-        </w:rPr>
-        <w:t>拉麥的兒子、瑪土撒拉的孫子，是亞當第三個兒子塞特的後裔（</w:t>
-      </w:r>
-      <w:hyperlink r:id="rId23">
+      <w:r>
+        <w:rPr>
+          <w:lang w:val="zh_TW" w:bidi="zh_TW"/>
+        </w:rPr>
+        <w:t>整個聖經時代，大部分務農工作都由農夫自己完成。他們在開始種植前，要先清理土地上的樹林（</w:t>
+      </w:r>
+      <w:hyperlink r:id="rId31">
         <w:r>
           <w:rPr>
             <w:lang w:val="zh_TW" w:bidi="zh_TW"/>
@@ -616,16 +864,16 @@
             <w:color w:val="0000EE"/>
             <w:u w:val="single"/>
           </w:rPr>
-          <w:t>創5:3–20</w:t>
+          <w:t>書17:18</w:t>
         </w:r>
       </w:hyperlink>
       <w:r>
         <w:rPr>
           <w:lang w:val="zh_TW" w:bidi="zh_TW"/>
         </w:rPr>
-        <w:t>）。拉麥給他的兒子取名為挪亞，這個聽起來像希伯來文單詞的名字，可以表示「安慰」或「慰藉」。當拉麥給他這個名字時，他說：「這個兒子必為我們的操作和手中的勞苦安慰我們；這操作勞苦是因為耶和華咒詛地」（</w:t>
-      </w:r>
-      <w:hyperlink r:id="rId24">
+        <w:t>）、石頭（</w:t>
+      </w:r>
+      <w:hyperlink r:id="rId32">
         <w:r>
           <w:rPr>
             <w:lang w:val="zh_TW" w:bidi="zh_TW"/>
@@ -634,147 +882,14 @@
             <w:color w:val="0000EE"/>
             <w:u w:val="single"/>
           </w:rPr>
-          <w:t>創5:29</w:t>
+          <w:t>賽5:2</w:t>
         </w:r>
       </w:hyperlink>
       <w:r>
         <w:rPr>
           <w:lang w:val="zh_TW" w:bidi="zh_TW"/>
         </w:rPr>
-        <w:t>）。</w:t>
-        <w:br/>
-      </w:r>
-      <w:r>
-        <w:rPr>
-          <w:lang w:val="zh_TW" w:bidi="zh_TW"/>
-        </w:rPr>
-        <w:t>由於不止息的邪惡，神定意要毀滅受造界（參</w:t>
-      </w:r>
-      <w:hyperlink r:id="rId25">
-        <w:r>
-          <w:rPr>
-            <w:lang w:val="zh_TW" w:bidi="zh_TW"/>
-          </w:rPr>
-          <w:rPr>
-            <w:color w:val="0000EE"/>
-            <w:u w:val="single"/>
-          </w:rPr>
-          <w:t>太24:37–39</w:t>
-        </w:r>
-      </w:hyperlink>
-      <w:r>
-        <w:rPr>
-          <w:lang w:val="zh_TW" w:bidi="zh_TW"/>
-        </w:rPr>
-        <w:t>；</w:t>
-      </w:r>
-      <w:hyperlink r:id="rId26">
-        <w:r>
-          <w:rPr>
-            <w:lang w:val="zh_TW" w:bidi="zh_TW"/>
-          </w:rPr>
-          <w:rPr>
-            <w:color w:val="0000EE"/>
-            <w:u w:val="single"/>
-          </w:rPr>
-          <w:t>路17:26–27</w:t>
-        </w:r>
-      </w:hyperlink>
-      <w:r>
-        <w:rPr>
-          <w:lang w:val="zh_TW" w:bidi="zh_TW"/>
-        </w:rPr>
-        <w:t>），但神特別保留了挪亞，因為他在神眼中是個義人，在人前也無可指責（</w:t>
-      </w:r>
-      <w:hyperlink r:id="rId27">
-        <w:r>
-          <w:rPr>
-            <w:lang w:val="zh_TW" w:bidi="zh_TW"/>
-          </w:rPr>
-          <w:rPr>
-            <w:color w:val="0000EE"/>
-            <w:u w:val="single"/>
-          </w:rPr>
-          <w:t>創6:3–9</w:t>
-        </w:r>
-      </w:hyperlink>
-      <w:r>
-        <w:rPr>
-          <w:lang w:val="zh_TW" w:bidi="zh_TW"/>
-        </w:rPr>
-        <w:t>）。挪亞按著神精準的指示，他建造了一艘方舟。只有八個人進入：</w:t>
-      </w:r>
-    </w:p>
-    <w:p>
-      <w:pPr>
-        <w:pStyle w:val="ListBullet"/>
-        <w:spacing w:line="240" w:lineRule="auto"/>
-        <w:ind w:left="1440"/>
-      </w:pPr>
-      <w:r>
-        <w:rPr>
-          <w:lang w:val="zh_TW" w:bidi="zh_TW"/>
-        </w:rPr>
-      </w:r>
-      <w:r>
-        <w:rPr>
-          <w:lang w:val="zh_TW" w:bidi="zh_TW"/>
-        </w:rPr>
-        <w:t>挪亞</w:t>
-      </w:r>
-    </w:p>
-    <w:p>
-      <w:pPr>
-        <w:pStyle w:val="ListBullet"/>
-        <w:spacing w:line="240" w:lineRule="auto"/>
-        <w:ind w:left="1440"/>
-      </w:pPr>
-      <w:r>
-        <w:rPr>
-          <w:lang w:val="zh_TW" w:bidi="zh_TW"/>
-        </w:rPr>
-      </w:r>
-      <w:r>
-        <w:rPr>
-          <w:lang w:val="zh_TW" w:bidi="zh_TW"/>
-        </w:rPr>
-        <w:t>他的妻子</w:t>
-      </w:r>
-    </w:p>
-    <w:p>
-      <w:pPr>
-        <w:pStyle w:val="ListBullet"/>
-        <w:spacing w:line="240" w:lineRule="auto"/>
-        <w:ind w:left="1440"/>
-      </w:pPr>
-      <w:r>
-        <w:rPr>
-          <w:lang w:val="zh_TW" w:bidi="zh_TW"/>
-        </w:rPr>
-      </w:r>
-      <w:r>
-        <w:rPr>
-          <w:lang w:val="zh_TW" w:bidi="zh_TW"/>
-        </w:rPr>
-        <w:t>他的三個兒子</w:t>
-      </w:r>
-    </w:p>
-    <w:p>
-      <w:pPr>
-        <w:pStyle w:val="ListBullet"/>
-        <w:spacing w:line="240" w:lineRule="auto"/>
-        <w:ind w:left="1440"/>
-      </w:pPr>
-      <w:r>
-        <w:rPr>
-          <w:lang w:val="zh_TW" w:bidi="zh_TW"/>
-        </w:rPr>
-      </w:r>
-      <w:r>
-        <w:rPr>
-          <w:lang w:val="zh_TW" w:bidi="zh_TW"/>
-        </w:rPr>
-        <w:t>他們的妻子</w:t>
+        <w:t>）、雜草和荊棘。有時他們會在山地築梯田，或採用灌溉。這些工序限制了農地規模，所以只有像約伯與波阿斯那樣富有的人才能擁有大片農地。</w:t>
       </w:r>
     </w:p>
     <w:p>
@@ -788,9 +903,9 @@
         <w:rPr>
           <w:lang w:val="zh_TW" w:bidi="zh_TW"/>
         </w:rPr>
-        <w:t>各類生物都成對被帶入。如此，他們便從隨後的洪水中得以保護，而其他所有活物都滅亡了（</w:t>
-      </w:r>
-      <w:hyperlink r:id="rId28">
+        <w:t>農夫為了耕地，會用牛或母牛拉動非常簡單的犁（</w:t>
+      </w:r>
+      <w:hyperlink r:id="rId33">
         <w:r>
           <w:rPr>
             <w:lang w:val="zh_TW" w:bidi="zh_TW"/>
@@ -799,16 +914,16 @@
             <w:color w:val="0000EE"/>
             <w:u w:val="single"/>
           </w:rPr>
-          <w:t>創6:14–8:19</w:t>
+          <w:t>士14:18</w:t>
         </w:r>
       </w:hyperlink>
       <w:r>
         <w:rPr>
           <w:lang w:val="zh_TW" w:bidi="zh_TW"/>
         </w:rPr>
-        <w:t>）。當他們離開方舟後，挪亞築了一座壇。他獻上了使神喜悅的燔祭。神以應許作為回應：儘管人類有罪，祂不會再次降下洪水，或使季節混亂（</w:t>
-      </w:r>
-      <w:hyperlink r:id="rId29">
+        <w:t>；</w:t>
+      </w:r>
+      <w:hyperlink r:id="rId34">
         <w:r>
           <w:rPr>
             <w:lang w:val="zh_TW" w:bidi="zh_TW"/>
@@ -817,14 +932,32 @@
             <w:color w:val="0000EE"/>
             <w:u w:val="single"/>
           </w:rPr>
-          <w:t>創8:20–9:17</w:t>
+          <w:t>摩6:12</w:t>
         </w:r>
       </w:hyperlink>
       <w:r>
         <w:rPr>
           <w:lang w:val="zh_TW" w:bidi="zh_TW"/>
         </w:rPr>
-        <w:t>）。</w:t>
+        <w:t>），有時亦會用驢（</w:t>
+      </w:r>
+      <w:hyperlink r:id="rId35">
+        <w:r>
+          <w:rPr>
+            <w:lang w:val="zh_TW" w:bidi="zh_TW"/>
+          </w:rPr>
+          <w:rPr>
+            <w:color w:val="0000EE"/>
+            <w:u w:val="single"/>
+          </w:rPr>
+          <w:t>申22:10</w:t>
+        </w:r>
+      </w:hyperlink>
+      <w:r>
+        <w:rPr>
+          <w:lang w:val="zh_TW" w:bidi="zh_TW"/>
+        </w:rPr>
+        <w:t>）。他們用鋤頭或趕杖打碎土塊，再拖著簡單的耙子使地面平滑，那耙子可能只是一棵荊棘或一塊拉地的木板。人會親手撒種，可以細心撒在犁出的溝裡，也可以把種子撒在地面，再用耙子或木板輕輕覆蓋著。雜草則用犁、耙或鋤頭來處理。</w:t>
       </w:r>
     </w:p>
     <w:p>
@@ -838,9 +971,9 @@
         <w:rPr>
           <w:lang w:val="zh_TW" w:bidi="zh_TW"/>
         </w:rPr>
-        <w:t>挪亞曾經抵禦強大的誘惑。然而，可能因疏忽或年老，他喝醉了。家人之間的反應各不相同，導致了不同的結局。閃和雅弗得了祝福。含沒有得到祝福，而他的兒子迦南則被咒詛（</w:t>
-      </w:r>
-      <w:hyperlink r:id="rId30">
+        <w:t>聖經時代的農具幾乎沒有甚麼改變。犁是一件簡單的J形硬木工具，一端繫在牛身上，另一端由操作者扶著。這件基本工具只能翻鬆四至五英吋（10到13公分）的土壤。以色列人出埃及後，犁頭開始用鐵來製作（</w:t>
+      </w:r>
+      <w:hyperlink r:id="rId36">
         <w:r>
           <w:rPr>
             <w:lang w:val="zh_TW" w:bidi="zh_TW"/>
@@ -849,14 +982,14 @@
             <w:color w:val="0000EE"/>
             <w:u w:val="single"/>
           </w:rPr>
-          <w:t>創9:20–27</w:t>
+          <w:t>撒上13:20</w:t>
         </w:r>
       </w:hyperlink>
       <w:r>
         <w:rPr>
           <w:lang w:val="zh_TW" w:bidi="zh_TW"/>
         </w:rPr>
-        <w:t>）。挪亞在洪水之後又活了350年，他活到950歲時便去世。</w:t>
+        <w:t>），主要是為了使犁頭更耐用。</w:t>
       </w:r>
     </w:p>
     <w:p>
@@ -866,7 +999,13 @@
           <w:lang w:val="zh_TW" w:bidi="zh_TW"/>
         </w:rPr>
       </w:r>
-      <w:hyperlink r:id="rId31">
+      <w:r>
+        <w:rPr>
+          <w:lang w:val="zh_TW" w:bidi="zh_TW"/>
+        </w:rPr>
+        <w:t>巴勒斯坦的農地很少使用肥料。律法規定土地每逢第七年要休耕，好讓土壤的水分與養分得以恢復。由於糞便主要用作燃料，所以給田地施糞作為肥料的做法並不常見。然而，聖經提到有人在樹的周圍施糞（</w:t>
+      </w:r>
+      <w:hyperlink r:id="rId37">
         <w:r>
           <w:rPr>
             <w:lang w:val="zh_TW" w:bidi="zh_TW"/>
@@ -875,68 +1014,25 @@
             <w:color w:val="0000EE"/>
             <w:u w:val="single"/>
           </w:rPr>
-          <w:t>以西結書十四章12至14節</w:t>
+          <w:t>路13:8</w:t>
         </w:r>
       </w:hyperlink>
       <w:r>
         <w:rPr>
           <w:lang w:val="zh_TW" w:bidi="zh_TW"/>
         </w:rPr>
-        <w:t>，</w:t>
-      </w:r>
-      <w:hyperlink r:id="rId31">
-        <w:r>
-          <w:rPr>
-            <w:lang w:val="zh_TW" w:bidi="zh_TW"/>
-          </w:rPr>
-          <w:rPr>
-            <w:color w:val="0000EE"/>
-            <w:u w:val="single"/>
-          </w:rPr>
-          <w:t>十九至二十章</w:t>
-        </w:r>
-      </w:hyperlink>
-      <w:r>
-        <w:rPr>
-          <w:lang w:val="zh_TW" w:bidi="zh_TW"/>
-        </w:rPr>
-        <w:t>提到挪亞、但以理和約伯因為「他們的義」。《希伯來書》稱讚挪亞，因著信心與聖潔的敬畏，他拒絕了世界，並成為公義的承受者（</w:t>
-      </w:r>
-      <w:hyperlink r:id="rId32">
-        <w:r>
-          <w:rPr>
-            <w:lang w:val="zh_TW" w:bidi="zh_TW"/>
-          </w:rPr>
-          <w:rPr>
-            <w:color w:val="0000EE"/>
-            <w:u w:val="single"/>
-          </w:rPr>
-          <w:t>來11:7</w:t>
-        </w:r>
-      </w:hyperlink>
-      <w:r>
-        <w:rPr>
-          <w:lang w:val="zh_TW" w:bidi="zh_TW"/>
-        </w:rPr>
-        <w:t>），而</w:t>
-      </w:r>
-      <w:hyperlink r:id="rId33">
-        <w:r>
-          <w:rPr>
-            <w:lang w:val="zh_TW" w:bidi="zh_TW"/>
-          </w:rPr>
-          <w:rPr>
-            <w:color w:val="0000EE"/>
-            <w:u w:val="single"/>
-          </w:rPr>
-          <w:t>彼得後書二章5節</w:t>
-        </w:r>
-      </w:hyperlink>
-      <w:r>
-        <w:rPr>
-          <w:lang w:val="zh_TW" w:bidi="zh_TW"/>
-        </w:rPr>
-        <w:t>稱他為「傳義道的」。</w:t>
+        <w:t>）。米示拿記載，人們會用木灰、樹葉、牲畜的血與油渣作為肥料。</w:t>
+      </w:r>
+    </w:p>
+    <w:p>
+      <w:pPr>
+        <w:pStyle w:val="Heading3"/>
+      </w:pPr>
+      <w:r>
+        <w:rPr>
+          <w:lang w:val="zh_TW" w:bidi="zh_TW"/>
+        </w:rPr>
+        <w:t>收割</w:t>
       </w:r>
     </w:p>
     <w:p>
@@ -948,58 +1044,43 @@
       </w:r>
       <w:r>
         <w:rPr>
-          <w:i/>
-          <w:lang w:val="zh_TW" w:bidi="zh_TW"/>
-        </w:rPr>
-        <w:t>另見</w:t>
-      </w:r>
-      <w:r>
-        <w:rPr>
-          <w:lang w:val="zh_TW" w:bidi="zh_TW"/>
-        </w:rPr>
-        <w:t>洪水</w:t>
-      </w:r>
-      <w:r>
-        <w:rPr>
-          <w:lang w:val="zh_TW" w:bidi="zh_TW"/>
-        </w:rPr>
-        <w:t>；</w:t>
-      </w:r>
-      <w:r>
-        <w:rPr>
-          <w:lang w:val="zh_TW" w:bidi="zh_TW"/>
-        </w:rPr>
-        <w:t>吉加墨詩史詩</w:t>
-      </w:r>
-      <w:r>
-        <w:rPr>
-          <w:lang w:val="zh_TW" w:bidi="zh_TW"/>
-        </w:rPr>
-        <w:t>。</w:t>
+          <w:lang w:val="zh_TW" w:bidi="zh_TW"/>
+        </w:rPr>
+        <w:t>播種在雨季開始時進行，收割則在雨季結束時開始。收割通常至少持續七個星期。有些作物（如豆類）要連根拔起，另一些（如某些五穀）要用鋤頭挖掘。不過大部分作物都是用鐮刀割下。考古學家發現一些鐵製鐮刀，刀刃上鑲有燧石。收割後的五穀會捆成禾捆（</w:t>
+      </w:r>
+      <w:hyperlink r:id="rId38">
+        <w:r>
+          <w:rPr>
+            <w:lang w:val="zh_TW" w:bidi="zh_TW"/>
+          </w:rPr>
+          <w:rPr>
+            <w:color w:val="0000EE"/>
+            <w:u w:val="single"/>
+          </w:rPr>
+          <w:t>詩126:6</w:t>
+        </w:r>
+      </w:hyperlink>
+      <w:r>
+        <w:rPr>
+          <w:lang w:val="zh_TW" w:bidi="zh_TW"/>
+        </w:rPr>
+        <w:t>），再堆成一堆，搬到打穀場去處理。農夫首先收割大麥，然後收割小麥。</w:t>
       </w:r>
     </w:p>
     <w:p>
-      <w:pPr>
-        <w:pStyle w:val="ListNumber"/>
-        <w:numPr>
-          <w:ilvl w:val="0"/>
-          <w:numId w:val="15"/>
-        </w:numPr>
-        <w:spacing w:line="240" w:lineRule="auto"/>
-        <w:ind w:left="720"/>
-      </w:pPr>
-      <w:r>
-        <w:rPr>
-          <w:lang w:val="zh_TW" w:bidi="zh_TW"/>
-        </w:rPr>
-      </w:r>
-      <w:r>
-        <w:rPr>
-          <w:lang w:val="zh_TW" w:bidi="zh_TW"/>
-        </w:rPr>
-        <w:t>瑪拿西支派西羅非哈的女兒（</w:t>
-      </w:r>
-      <w:hyperlink r:id="rId34">
+      <w:pPr/>
+      <w:r>
+        <w:rPr>
+          <w:lang w:val="zh_TW" w:bidi="zh_TW"/>
+        </w:rPr>
+      </w:r>
+      <w:r>
+        <w:rPr>
+          <w:lang w:val="zh_TW" w:bidi="zh_TW"/>
+        </w:rPr>
+        <w:t>少量的五穀、小茴香、大茴香與其它細小作物會用甩棒敲打（</w:t>
+      </w:r>
+      <w:hyperlink r:id="rId39">
         <w:r>
           <w:rPr>
             <w:lang w:val="zh_TW" w:bidi="zh_TW"/>
@@ -1008,16 +1089,16 @@
             <w:color w:val="0000EE"/>
             <w:u w:val="single"/>
           </w:rPr>
-          <w:t>民26:33</w:t>
+          <w:t>士6:11</w:t>
         </w:r>
       </w:hyperlink>
       <w:r>
         <w:rPr>
           <w:lang w:val="zh_TW" w:bidi="zh_TW"/>
         </w:rPr>
-        <w:t>）。當她們的父親死後沒有留下兒子時，她和她的四個姐妹請求制定律法，以保護她們的產業繼承權（</w:t>
-      </w:r>
-      <w:hyperlink r:id="rId35">
+        <w:t>；</w:t>
+      </w:r>
+      <w:hyperlink r:id="rId40">
         <w:r>
           <w:rPr>
             <w:lang w:val="zh_TW" w:bidi="zh_TW"/>
@@ -1026,16 +1107,16 @@
             <w:color w:val="0000EE"/>
             <w:u w:val="single"/>
           </w:rPr>
-          <w:t>民27:1–11</w:t>
+          <w:t>得2:17</w:t>
         </w:r>
       </w:hyperlink>
       <w:r>
         <w:rPr>
           <w:lang w:val="zh_TW" w:bidi="zh_TW"/>
         </w:rPr>
-        <w:t>；參</w:t>
-      </w:r>
-      <w:hyperlink r:id="rId36">
+        <w:t>）。大部分五穀是在較高的打穀場上處理，好讓風把糠秕吹走。常見的方法是先把鬆散的禾稈攤開，再讓牛在上面走動，使穀粒脫落。有時會用加了石頭的重工具拖過禾稈（</w:t>
+      </w:r>
+      <w:hyperlink r:id="rId41">
         <w:r>
           <w:rPr>
             <w:lang w:val="zh_TW" w:bidi="zh_TW"/>
@@ -1044,16 +1125,10 @@
             <w:color w:val="0000EE"/>
             <w:u w:val="single"/>
           </w:rPr>
-          <w:t>書17:3–6</w:t>
+          <w:t>賽28:27，</w:t>
         </w:r>
       </w:hyperlink>
-      <w:r>
-        <w:rPr>
-          <w:lang w:val="zh_TW" w:bidi="zh_TW"/>
-        </w:rPr>
-        <w:t>）。然而，她們被限制只能在自己的支派之內成婚（</w:t>
-      </w:r>
-      <w:hyperlink r:id="rId37">
+      <w:hyperlink r:id="rId42">
         <w:r>
           <w:rPr>
             <w:lang w:val="zh_TW" w:bidi="zh_TW"/>
@@ -1062,14 +1137,161 @@
             <w:color w:val="0000EE"/>
             <w:u w:val="single"/>
           </w:rPr>
-          <w:t>民36:1–12</w:t>
+          <w:t>41:15</w:t>
         </w:r>
       </w:hyperlink>
       <w:r>
         <w:rPr>
           <w:lang w:val="zh_TW" w:bidi="zh_TW"/>
         </w:rPr>
+        <w:t>），操作者會站在那些工具上駕著它們。隨後，人們會用一種稱為「簸揚（winnowing）」的工序，把糠秕和穀粒分開，他們用叉子或木杴把混合物拋到空中（</w:t>
+      </w:r>
+      <w:hyperlink r:id="rId43">
+        <w:r>
+          <w:rPr>
+            <w:lang w:val="zh_TW" w:bidi="zh_TW"/>
+          </w:rPr>
+          <w:rPr>
+            <w:color w:val="0000EE"/>
+            <w:u w:val="single"/>
+          </w:rPr>
+          <w:t>賽30:24</w:t>
+        </w:r>
+      </w:hyperlink>
+      <w:r>
+        <w:rPr>
+          <w:lang w:val="zh_TW" w:bidi="zh_TW"/>
+        </w:rPr>
+        <w:t>；</w:t>
+      </w:r>
+      <w:hyperlink r:id="rId44">
+        <w:r>
+          <w:rPr>
+            <w:lang w:val="zh_TW" w:bidi="zh_TW"/>
+          </w:rPr>
+          <w:rPr>
+            <w:color w:val="0000EE"/>
+            <w:u w:val="single"/>
+          </w:rPr>
+          <w:t>耶15:7</w:t>
+        </w:r>
+      </w:hyperlink>
+      <w:r>
+        <w:rPr>
+          <w:lang w:val="zh_TW" w:bidi="zh_TW"/>
+        </w:rPr>
+        <w:t>）。較輕的糠秕被風吹走，而較重的穀粒落到地上。糠秕會被燒掉或用來餵牲畜。穀粒會再過篩（</w:t>
+      </w:r>
+      <w:hyperlink r:id="rId45">
+        <w:r>
+          <w:rPr>
+            <w:lang w:val="zh_TW" w:bidi="zh_TW"/>
+          </w:rPr>
+          <w:rPr>
+            <w:color w:val="0000EE"/>
+            <w:u w:val="single"/>
+          </w:rPr>
+          <w:t>摩9:9</w:t>
+        </w:r>
+      </w:hyperlink>
+      <w:r>
+        <w:rPr>
+          <w:lang w:val="zh_TW" w:bidi="zh_TW"/>
+        </w:rPr>
+        <w:t>），聚成堆，之後收藏在田裡的覆蓋地窖（</w:t>
+      </w:r>
+      <w:hyperlink r:id="rId46">
+        <w:r>
+          <w:rPr>
+            <w:lang w:val="zh_TW" w:bidi="zh_TW"/>
+          </w:rPr>
+          <w:rPr>
+            <w:color w:val="0000EE"/>
+            <w:u w:val="single"/>
+          </w:rPr>
+          <w:t>耶41:8</w:t>
+        </w:r>
+      </w:hyperlink>
+      <w:r>
+        <w:rPr>
+          <w:lang w:val="zh_TW" w:bidi="zh_TW"/>
+        </w:rPr>
+        <w:t>），有時則收藏在穀倉裡（</w:t>
+      </w:r>
+      <w:hyperlink r:id="rId47">
+        <w:r>
+          <w:rPr>
+            <w:lang w:val="zh_TW" w:bidi="zh_TW"/>
+          </w:rPr>
+          <w:rPr>
+            <w:color w:val="0000EE"/>
+            <w:u w:val="single"/>
+          </w:rPr>
+          <w:t>申28:8</w:t>
+        </w:r>
+      </w:hyperlink>
+      <w:r>
+        <w:rPr>
+          <w:lang w:val="zh_TW" w:bidi="zh_TW"/>
+        </w:rPr>
         <w:t>）。</w:t>
+      </w:r>
+    </w:p>
+    <w:p>
+      <w:pPr/>
+      <w:r>
+        <w:rPr>
+          <w:lang w:val="zh_TW" w:bidi="zh_TW"/>
+        </w:rPr>
+      </w:r>
+      <w:r>
+        <w:rPr>
+          <w:i/>
+          <w:lang w:val="zh_TW" w:bidi="zh_TW"/>
+        </w:rPr>
+        <w:t>另見</w:t>
+      </w:r>
+      <w:r>
+        <w:rPr>
+          <w:lang w:val="zh_TW" w:bidi="zh_TW"/>
+        </w:rPr>
+        <w:t xml:space="preserve"> </w:t>
+      </w:r>
+      <w:r>
+        <w:rPr>
+          <w:lang w:val="zh_TW" w:bidi="zh_TW"/>
+        </w:rPr>
+        <w:t>植物；</w:t>
+      </w:r>
+      <w:r>
+        <w:rPr>
+          <w:lang w:val="zh_TW" w:bidi="zh_TW"/>
+        </w:rPr>
+        <w:t>收割；</w:t>
+      </w:r>
+      <w:r>
+        <w:rPr>
+          <w:lang w:val="zh_TW" w:bidi="zh_TW"/>
+        </w:rPr>
+        <w:t>巴勒斯坦；</w:t>
+      </w:r>
+      <w:r>
+        <w:rPr>
+          <w:lang w:val="zh_TW" w:bidi="zh_TW"/>
+        </w:rPr>
+        <w:t>葡萄樹，葡萄園；</w:t>
+      </w:r>
+      <w:r>
+        <w:rPr>
+          <w:lang w:val="zh_TW" w:bidi="zh_TW"/>
+        </w:rPr>
+        <w:t>食物和食物準備</w:t>
+      </w:r>
+      <w:r>
+        <w:rPr>
+          <w:lang w:val="zh_TW" w:bidi="zh_TW"/>
+        </w:rPr>
+        <w:t>。</w:t>
       </w:r>
       <w:r>
         <w:rPr>
@@ -2971,18 +3193,6 @@
   </w:num>
   <w:num w:numId="13" w16cid:durableId="592781308">
     <w:abstractNumId w:val="11"/>
-  </w:num>
-  <w:num w:numId="14">
-    <w:abstractNumId w:val="3"/>
-    <w:lvlOverride w:ilvl="0">
-      <w:startOverride w:val="1"/>
-    </w:lvlOverride>
-  </w:num>
-  <w:num w:numId="15">
-    <w:abstractNumId w:val="3"/>
-    <w:lvlOverride w:ilvl="0">
-      <w:startOverride w:val="1"/>
-    </w:lvlOverride>
   </w:num>
   <w:numIdMacAtCleanup w:val="10"/>
 </w:numbering>

--- a/zht/docx/117.content.docx
+++ b/zht/docx/117.content.docx
@@ -149,7 +149,7 @@
         <w:rPr>
           <w:lang w:val="zh_TW" w:bidi="zh_TW"/>
         </w:rPr>
-        <w:t>nong</w:t>
+        <w:t>niao</w:t>
       </w:r>
       <w:r>
         <w:rPr>
@@ -212,7 +212,7 @@
         <w:rPr>
           <w:lang w:val="zh_TW" w:bidi="zh_TW"/>
         </w:rPr>
-        <w:t>農業</w:t>
+        <w:t>鳥</w:t>
       </w:r>
       <w:r>
         <w:rPr>
@@ -231,18 +231,98 @@
         <w:rPr>
           <w:lang w:val="zh_TW" w:bidi="zh_TW"/>
         </w:rPr>
-        <w:t>在聖經時代，巴勒斯坦的農業主要分為三大類，今日亦大致相同。每一類農業的重要性，會因為社會的發展程度與當時的技術而有所不同。</w:t>
-      </w:r>
-    </w:p>
-    <w:p>
-      <w:pPr>
-        <w:pStyle w:val="Heading3"/>
-      </w:pPr>
-      <w:r>
-        <w:rPr>
-          <w:lang w:val="zh_TW" w:bidi="zh_TW"/>
-        </w:rPr>
-        <w:t>概述</w:t>
+        <w:t>鳥是長有羽毛的脊椎動物（具有骨骼的動物），屬於</w:t>
+      </w:r>
+      <w:r>
+        <w:rPr>
+          <w:i/>
+          <w:lang w:val="zh_TW" w:bidi="zh_TW"/>
+        </w:rPr>
+        <w:t>鳥綱（Aves）</w:t>
+      </w:r>
+      <w:r>
+        <w:rPr>
+          <w:lang w:val="zh_TW" w:bidi="zh_TW"/>
+        </w:rPr>
+        <w:t>。科學家已辨認超過8,000種鳥，其中約有400種分佈在聖地一帶；聖經中則提到過大約40種。</w:t>
+      </w:r>
+    </w:p>
+    <w:p>
+      <w:pPr/>
+      <w:r>
+        <w:rPr>
+          <w:lang w:val="zh_TW" w:bidi="zh_TW"/>
+        </w:rPr>
+      </w:r>
+      <w:r>
+        <w:rPr>
+          <w:lang w:val="zh_TW" w:bidi="zh_TW"/>
+        </w:rPr>
+        <w:t>今天，科學家按照生物內部及外部的身體構造來把他們分類。但在聖經裡，作者往往按照動物所居住的地方來歸類。例如，聖經將蝙蝠與鳥同列為天空中的生物（</w:t>
+      </w:r>
+      <w:hyperlink r:id="rId13">
+        <w:r>
+          <w:rPr>
+            <w:lang w:val="zh_TW" w:bidi="zh_TW"/>
+          </w:rPr>
+          <w:rPr>
+            <w:color w:val="0000EE"/>
+            <w:u w:val="single"/>
+          </w:rPr>
+          <w:t>利11:19</w:t>
+        </w:r>
+      </w:hyperlink>
+      <w:r>
+        <w:rPr>
+          <w:lang w:val="zh_TW" w:bidi="zh_TW"/>
+        </w:rPr>
+        <w:t>；</w:t>
+      </w:r>
+      <w:hyperlink r:id="rId14">
+        <w:r>
+          <w:rPr>
+            <w:lang w:val="zh_TW" w:bidi="zh_TW"/>
+          </w:rPr>
+          <w:rPr>
+            <w:color w:val="0000EE"/>
+            <w:u w:val="single"/>
+          </w:rPr>
+          <w:t>申14:18</w:t>
+        </w:r>
+      </w:hyperlink>
+      <w:r>
+        <w:rPr>
+          <w:lang w:val="zh_TW" w:bidi="zh_TW"/>
+        </w:rPr>
+        <w:t>）。</w:t>
+      </w:r>
+    </w:p>
+    <w:p>
+      <w:pPr/>
+      <w:r>
+        <w:rPr>
+          <w:lang w:val="zh_TW" w:bidi="zh_TW"/>
+        </w:rPr>
+      </w:r>
+      <w:r>
+        <w:rPr>
+          <w:lang w:val="zh_TW" w:bidi="zh_TW"/>
+        </w:rPr>
+        <w:t>要確切辨識聖經經文中所指的鳥，往往相當困難，甚至根本無法確定。聖經所用的語言並不是科學分類的語言；當時的人能分辨一些我們如今視為不同物種的動物，但在鳥方面，他們常使用具詩意或描述性的名稱來稱呼。</w:t>
+      </w:r>
+    </w:p>
+    <w:p>
+      <w:pPr/>
+      <w:r>
+        <w:rPr>
+          <w:lang w:val="zh_TW" w:bidi="zh_TW"/>
+        </w:rPr>
+      </w:r>
+      <w:r>
+        <w:rPr>
+          <w:lang w:val="zh_TW" w:bidi="zh_TW"/>
+        </w:rPr>
+        <w:t>聖經學者會嘗試用以下方法辨認這些鳥：</w:t>
       </w:r>
     </w:p>
     <w:p>
@@ -258,10 +338,9 @@
       </w:r>
       <w:r>
         <w:rPr>
-          <w:u w:val="single"/>
-          <w:lang w:val="zh_TW" w:bidi="zh_TW"/>
-        </w:rPr>
-        <w:t>畜牧</w:t>
+          <w:lang w:val="zh_TW" w:bidi="zh_TW"/>
+        </w:rPr>
+        <w:t>比較希伯來文的詞語與相關語言中的詞語，以及</w:t>
       </w:r>
     </w:p>
     <w:p>
@@ -277,10 +356,166 @@
       </w:r>
       <w:r>
         <w:rPr>
-          <w:u w:val="single"/>
-          <w:lang w:val="zh_TW" w:bidi="zh_TW"/>
-        </w:rPr>
-        <w:t>田間種植</w:t>
+          <w:lang w:val="zh_TW" w:bidi="zh_TW"/>
+        </w:rPr>
+        <w:t>根據聖經記載的棲息地、行為與特徵來判斷。</w:t>
+      </w:r>
+    </w:p>
+    <w:p>
+      <w:pPr/>
+      <w:r>
+        <w:rPr>
+          <w:lang w:val="zh_TW" w:bidi="zh_TW"/>
+        </w:rPr>
+      </w:r>
+      <w:r>
+        <w:rPr>
+          <w:lang w:val="zh_TW" w:bidi="zh_TW"/>
+        </w:rPr>
+        <w:t>學者即使用了這些方法，有時仍對鳥的具體種類存在分歧。</w:t>
+      </w:r>
+    </w:p>
+    <w:p>
+      <w:pPr>
+        <w:pStyle w:val="Heading3"/>
+      </w:pPr>
+      <w:r>
+        <w:rPr>
+          <w:lang w:val="zh_TW" w:bidi="zh_TW"/>
+        </w:rPr>
+        <w:t>聖經中的鳥類</w:t>
+      </w:r>
+    </w:p>
+    <w:p>
+      <w:pPr/>
+      <w:r>
+        <w:rPr>
+          <w:lang w:val="zh_TW" w:bidi="zh_TW"/>
+        </w:rPr>
+      </w:r>
+      <w:r>
+        <w:rPr>
+          <w:lang w:val="zh_TW" w:bidi="zh_TW"/>
+        </w:rPr>
+        <w:t>聖經以真實的方式，也以象徵的方式來提及鳥。聖經的作者十分留心觀察自然界，許多經文都顯明他們認識鳥及其生活方式。他們指出，神認識每一隻飛鳥（</w:t>
+      </w:r>
+      <w:hyperlink r:id="rId15">
+        <w:r>
+          <w:rPr>
+            <w:lang w:val="zh_TW" w:bidi="zh_TW"/>
+          </w:rPr>
+          <w:rPr>
+            <w:color w:val="0000EE"/>
+            <w:u w:val="single"/>
+          </w:rPr>
+          <w:t>詩50:11</w:t>
+        </w:r>
+      </w:hyperlink>
+      <w:r>
+        <w:rPr>
+          <w:lang w:val="zh_TW" w:bidi="zh_TW"/>
+        </w:rPr>
+        <w:t>），也眷顧牠們（</w:t>
+      </w:r>
+      <w:hyperlink r:id="rId16">
+        <w:r>
+          <w:rPr>
+            <w:lang w:val="zh_TW" w:bidi="zh_TW"/>
+          </w:rPr>
+          <w:rPr>
+            <w:color w:val="0000EE"/>
+            <w:u w:val="single"/>
+          </w:rPr>
+          <w:t>太10:29</w:t>
+        </w:r>
+      </w:hyperlink>
+      <w:r>
+        <w:rPr>
+          <w:lang w:val="zh_TW" w:bidi="zh_TW"/>
+        </w:rPr>
+        <w:t>）。他們亦明白，洪水之後神對挪亞所立的約同時包括飛鳥與走獸（</w:t>
+      </w:r>
+      <w:hyperlink r:id="rId17">
+        <w:r>
+          <w:rPr>
+            <w:lang w:val="zh_TW" w:bidi="zh_TW"/>
+          </w:rPr>
+          <w:rPr>
+            <w:color w:val="0000EE"/>
+            <w:u w:val="single"/>
+          </w:rPr>
+          <w:t>創9:10</w:t>
+        </w:r>
+      </w:hyperlink>
+      <w:r>
+        <w:rPr>
+          <w:lang w:val="zh_TW" w:bidi="zh_TW"/>
+        </w:rPr>
+        <w:t>）。</w:t>
+      </w:r>
+    </w:p>
+    <w:p>
+      <w:pPr/>
+      <w:r>
+        <w:rPr>
+          <w:lang w:val="zh_TW" w:bidi="zh_TW"/>
+        </w:rPr>
+      </w:r>
+      <w:r>
+        <w:rPr>
+          <w:lang w:val="zh_TW" w:bidi="zh_TW"/>
+        </w:rPr>
+        <w:t>摩西的律法指出有些鳥是不潔的，這些主要是以死屍為食、捕食其它動物，或棲息在荒涼之地的鳥。後來，初期的基督徒認為所有的鳥都是潔淨的，這一點在使徒彼得所得的異象裡得以顯明（</w:t>
+      </w:r>
+      <w:hyperlink r:id="rId18">
+        <w:r>
+          <w:rPr>
+            <w:lang w:val="zh_TW" w:bidi="zh_TW"/>
+          </w:rPr>
+          <w:rPr>
+            <w:color w:val="0000EE"/>
+            <w:u w:val="single"/>
+          </w:rPr>
+          <w:t>徒10:12</w:t>
+        </w:r>
+      </w:hyperlink>
+      <w:r>
+        <w:rPr>
+          <w:lang w:val="zh_TW" w:bidi="zh_TW"/>
+        </w:rPr>
+        <w:t>）。</w:t>
+      </w:r>
+    </w:p>
+    <w:p>
+      <w:pPr/>
+      <w:r>
+        <w:rPr>
+          <w:lang w:val="zh_TW" w:bidi="zh_TW"/>
+        </w:rPr>
+      </w:r>
+      <w:r>
+        <w:rPr>
+          <w:lang w:val="zh_TW" w:bidi="zh_TW"/>
+        </w:rPr>
+        <w:t>以色列人在曠野的旅程中也吃過其它鳥，例如鵪鶉（</w:t>
+      </w:r>
+      <w:hyperlink r:id="rId19">
+        <w:r>
+          <w:rPr>
+            <w:lang w:val="zh_TW" w:bidi="zh_TW"/>
+          </w:rPr>
+          <w:rPr>
+            <w:color w:val="0000EE"/>
+            <w:u w:val="single"/>
+          </w:rPr>
+          <w:t>出16:13</w:t>
+        </w:r>
+      </w:hyperlink>
+      <w:r>
+        <w:rPr>
+          <w:lang w:val="zh_TW" w:bidi="zh_TW"/>
+        </w:rPr>
+        <w:t>）。律法要求在以下情況使用鳥作為供物：</w:t>
       </w:r>
     </w:p>
     <w:p>
@@ -296,10 +531,27 @@
       </w:r>
       <w:r>
         <w:rPr>
-          <w:u w:val="single"/>
-          <w:lang w:val="zh_TW" w:bidi="zh_TW"/>
-        </w:rPr>
-        <w:t>果樹栽種</w:t>
+          <w:lang w:val="zh_TW" w:bidi="zh_TW"/>
+        </w:rPr>
+        <w:t>為頭生的孩子獻祭（</w:t>
+      </w:r>
+      <w:hyperlink r:id="rId20">
+        <w:r>
+          <w:rPr>
+            <w:lang w:val="zh_TW" w:bidi="zh_TW"/>
+          </w:rPr>
+          <w:rPr>
+            <w:color w:val="0000EE"/>
+            <w:u w:val="single"/>
+          </w:rPr>
+          <w:t>路2:24</w:t>
+        </w:r>
+      </w:hyperlink>
+      <w:r>
+        <w:rPr>
+          <w:lang w:val="zh_TW" w:bidi="zh_TW"/>
+        </w:rPr>
+        <w:t>）；</w:t>
       </w:r>
     </w:p>
     <w:p>
@@ -315,10 +567,27 @@
       </w:r>
       <w:r>
         <w:rPr>
-          <w:u w:val="single"/>
-          <w:lang w:val="zh_TW" w:bidi="zh_TW"/>
-        </w:rPr>
-        <w:t>耕作</w:t>
+          <w:lang w:val="zh_TW" w:bidi="zh_TW"/>
+        </w:rPr>
+        <w:t>在守拿細耳人的願時獻祭（</w:t>
+      </w:r>
+      <w:hyperlink r:id="rId21">
+        <w:r>
+          <w:rPr>
+            <w:lang w:val="zh_TW" w:bidi="zh_TW"/>
+          </w:rPr>
+          <w:rPr>
+            <w:color w:val="0000EE"/>
+            <w:u w:val="single"/>
+          </w:rPr>
+          <w:t>民6:10</w:t>
+        </w:r>
+      </w:hyperlink>
+      <w:r>
+        <w:rPr>
+          <w:lang w:val="zh_TW" w:bidi="zh_TW"/>
+        </w:rPr>
+        <w:t>）；</w:t>
       </w:r>
     </w:p>
     <w:p>
@@ -334,37 +603,11 @@
       </w:r>
       <w:r>
         <w:rPr>
-          <w:u w:val="single"/>
-          <w:lang w:val="zh_TW" w:bidi="zh_TW"/>
-        </w:rPr>
-        <w:t>收割</w:t>
-      </w:r>
-    </w:p>
-    <w:p>
-      <w:pPr>
-        <w:pStyle w:val="Heading3"/>
-      </w:pPr>
-      <w:r>
-        <w:rPr>
-          <w:lang w:val="zh_TW" w:bidi="zh_TW"/>
-        </w:rPr>
-        <w:t>畜牧</w:t>
-      </w:r>
-    </w:p>
-    <w:p>
-      <w:pPr/>
-      <w:r>
-        <w:rPr>
-          <w:lang w:val="zh_TW" w:bidi="zh_TW"/>
-        </w:rPr>
-      </w:r>
-      <w:r>
-        <w:rPr>
-          <w:lang w:val="zh_TW" w:bidi="zh_TW"/>
-        </w:rPr>
-        <w:t>聖經最早提到的工作之一就是畜牧。亞伯（</w:t>
-      </w:r>
-      <w:hyperlink r:id="rId13">
+          <w:lang w:val="zh_TW" w:bidi="zh_TW"/>
+        </w:rPr>
+        <w:t>為潔淨痲瘋病人而獻祭（</w:t>
+      </w:r>
+      <w:hyperlink r:id="rId22">
         <w:r>
           <w:rPr>
             <w:lang w:val="zh_TW" w:bidi="zh_TW"/>
@@ -373,16 +616,34 @@
             <w:color w:val="0000EE"/>
             <w:u w:val="single"/>
           </w:rPr>
-          <w:t>創4:2</w:t>
+          <w:t>利14:22</w:t>
         </w:r>
       </w:hyperlink>
       <w:r>
         <w:rPr>
           <w:lang w:val="zh_TW" w:bidi="zh_TW"/>
         </w:rPr>
-        <w:t>）和雅八（</w:t>
-      </w:r>
-      <w:hyperlink r:id="rId14">
+        <w:t>）；以及</w:t>
+      </w:r>
+    </w:p>
+    <w:p>
+      <w:pPr>
+        <w:pStyle w:val="ListBullet"/>
+        <w:spacing w:line="240" w:lineRule="auto"/>
+        <w:ind w:left="720"/>
+      </w:pPr>
+      <w:r>
+        <w:rPr>
+          <w:lang w:val="zh_TW" w:bidi="zh_TW"/>
+        </w:rPr>
+      </w:r>
+      <w:r>
+        <w:rPr>
+          <w:lang w:val="zh_TW" w:bidi="zh_TW"/>
+        </w:rPr>
+        <w:t>獻燔祭與贖罪祭（</w:t>
+      </w:r>
+      <w:hyperlink r:id="rId23">
         <w:r>
           <w:rPr>
             <w:lang w:val="zh_TW" w:bidi="zh_TW"/>
@@ -391,14 +652,14 @@
             <w:color w:val="0000EE"/>
             <w:u w:val="single"/>
           </w:rPr>
-          <w:t>創4:20</w:t>
+          <w:t>利12:8</w:t>
         </w:r>
       </w:hyperlink>
       <w:r>
         <w:rPr>
           <w:lang w:val="zh_TW" w:bidi="zh_TW"/>
         </w:rPr>
-        <w:t>）都牧養羊群或牲畜。這類工作適合半遊牧的生活方式（即經常從一個地方遷移到另一個地方）；只靠基本的技術與器具，他們便能有足夠的食物與衣物。</w:t>
+        <w:t>）。</w:t>
       </w:r>
     </w:p>
     <w:p>
@@ -412,7 +673,193 @@
         <w:rPr>
           <w:lang w:val="zh_TW" w:bidi="zh_TW"/>
         </w:rPr>
-        <w:t>亞伯拉罕、以撒與雅各主要從事畜牧，讓他們的羊群與牛群在公有土地上吃草，他們通常不耕地。雅各與他的兒子們去到埃及時，仍以牧羊為生（</w:t>
+        <w:t>鳥有可能會絕種，而人類的行為往往是導致牠們絕種的主要原因之一。神吩咐以色列人要保護飛鳥，使牠們能在那地持續生存並成為人的食物供應。律法允許人從鳥巢裡取走蛋或雛鳥，但不可在同一天同時取母鳥與雛鳥的性命（</w:t>
+      </w:r>
+      <w:hyperlink r:id="rId24">
+        <w:r>
+          <w:rPr>
+            <w:lang w:val="zh_TW" w:bidi="zh_TW"/>
+          </w:rPr>
+          <w:rPr>
+            <w:color w:val="0000EE"/>
+            <w:u w:val="single"/>
+          </w:rPr>
+          <w:t>申22:6</w:t>
+        </w:r>
+      </w:hyperlink>
+      <w:r>
+        <w:rPr>
+          <w:lang w:val="zh_TW" w:bidi="zh_TW"/>
+        </w:rPr>
+        <w:t>）。</w:t>
+      </w:r>
+    </w:p>
+    <w:p>
+      <w:pPr/>
+      <w:r>
+        <w:rPr>
+          <w:lang w:val="zh_TW" w:bidi="zh_TW"/>
+        </w:rPr>
+      </w:r>
+      <w:r>
+        <w:rPr>
+          <w:lang w:val="zh_TW" w:bidi="zh_TW"/>
+        </w:rPr>
+        <w:t>聖經的作者常用大自然來顯明關於神的真理，或用來描述人的行為。有時候，這些意象會帶出人的軟弱或卑微。例如，尼布甲尼撒王發狂時的情形被形容為有像飛鳥般的爪子（</w:t>
+      </w:r>
+      <w:hyperlink r:id="rId25">
+        <w:r>
+          <w:rPr>
+            <w:lang w:val="zh_TW" w:bidi="zh_TW"/>
+          </w:rPr>
+          <w:rPr>
+            <w:color w:val="0000EE"/>
+            <w:u w:val="single"/>
+          </w:rPr>
+          <w:t>但4:33</w:t>
+        </w:r>
+      </w:hyperlink>
+      <w:r>
+        <w:rPr>
+          <w:lang w:val="zh_TW" w:bidi="zh_TW"/>
+        </w:rPr>
+        <w:t>）。約伯指出，飛鳥並不知道智慧的泉源在哪裡（</w:t>
+      </w:r>
+      <w:hyperlink r:id="rId26">
+        <w:r>
+          <w:rPr>
+            <w:lang w:val="zh_TW" w:bidi="zh_TW"/>
+          </w:rPr>
+          <w:rPr>
+            <w:color w:val="0000EE"/>
+            <w:u w:val="single"/>
+          </w:rPr>
+          <w:t>伯28:21</w:t>
+        </w:r>
+      </w:hyperlink>
+      <w:r>
+        <w:rPr>
+          <w:lang w:val="zh_TW" w:bidi="zh_TW"/>
+        </w:rPr>
+        <w:t>）。在耶穌所說撒種的比喻裡，那些在路旁吃掉種子的鳥，代表那些不明白神話語的人（</w:t>
+      </w:r>
+      <w:hyperlink r:id="rId27">
+        <w:r>
+          <w:rPr>
+            <w:lang w:val="zh_TW" w:bidi="zh_TW"/>
+          </w:rPr>
+          <w:rPr>
+            <w:color w:val="0000EE"/>
+            <w:u w:val="single"/>
+          </w:rPr>
+          <w:t>太13:4</w:t>
+        </w:r>
+      </w:hyperlink>
+      <w:r>
+        <w:rPr>
+          <w:lang w:val="zh_TW" w:bidi="zh_TW"/>
+        </w:rPr>
+        <w:t>）。</w:t>
+      </w:r>
+    </w:p>
+    <w:p>
+      <w:pPr/>
+      <w:r>
+        <w:rPr>
+          <w:lang w:val="zh_TW" w:bidi="zh_TW"/>
+        </w:rPr>
+      </w:r>
+      <w:r>
+        <w:rPr>
+          <w:lang w:val="zh_TW" w:bidi="zh_TW"/>
+        </w:rPr>
+        <w:t>其它經文則表達對飛鳥的同情。詩人把禱告中的孤單比喻為一隻獨自在屋頂上的飛鳥（</w:t>
+      </w:r>
+      <w:hyperlink r:id="rId28">
+        <w:r>
+          <w:rPr>
+            <w:lang w:val="zh_TW" w:bidi="zh_TW"/>
+          </w:rPr>
+          <w:rPr>
+            <w:color w:val="0000EE"/>
+            <w:u w:val="single"/>
+          </w:rPr>
+          <w:t>詩102:7</w:t>
+        </w:r>
+      </w:hyperlink>
+      <w:r>
+        <w:rPr>
+          <w:lang w:val="zh_TW" w:bidi="zh_TW"/>
+        </w:rPr>
+        <w:t>）。被仇敵追捕的人也能體會一隻被獵捕的飛鳥所感受到的恐懼（</w:t>
+      </w:r>
+      <w:hyperlink r:id="rId29">
+        <w:r>
+          <w:rPr>
+            <w:lang w:val="zh_TW" w:bidi="zh_TW"/>
+          </w:rPr>
+          <w:rPr>
+            <w:color w:val="0000EE"/>
+            <w:u w:val="single"/>
+          </w:rPr>
+          <w:t>哀3:52</w:t>
+        </w:r>
+      </w:hyperlink>
+      <w:r>
+        <w:rPr>
+          <w:lang w:val="zh_TW" w:bidi="zh_TW"/>
+        </w:rPr>
+        <w:t>）。當神的咒詛臨到作惡的人時，飛鳥逃離耶路撒冷與大地（</w:t>
+      </w:r>
+      <w:hyperlink r:id="rId30">
+        <w:r>
+          <w:rPr>
+            <w:lang w:val="zh_TW" w:bidi="zh_TW"/>
+          </w:rPr>
+          <w:rPr>
+            <w:color w:val="0000EE"/>
+            <w:u w:val="single"/>
+          </w:rPr>
+          <w:t>耶9:10</w:t>
+        </w:r>
+      </w:hyperlink>
+      <w:r>
+        <w:rPr>
+          <w:lang w:val="zh_TW" w:bidi="zh_TW"/>
+        </w:rPr>
+        <w:t>；</w:t>
+      </w:r>
+      <w:hyperlink r:id="rId31">
+        <w:r>
+          <w:rPr>
+            <w:lang w:val="zh_TW" w:bidi="zh_TW"/>
+          </w:rPr>
+          <w:rPr>
+            <w:color w:val="0000EE"/>
+            <w:u w:val="single"/>
+          </w:rPr>
+          <w:t>番1:3</w:t>
+        </w:r>
+      </w:hyperlink>
+      <w:r>
+        <w:rPr>
+          <w:lang w:val="zh_TW" w:bidi="zh_TW"/>
+        </w:rPr>
+        <w:t>）。</w:t>
+      </w:r>
+    </w:p>
+    <w:p>
+      <w:pPr/>
+      <w:r>
+        <w:rPr>
+          <w:lang w:val="zh_TW" w:bidi="zh_TW"/>
+        </w:rPr>
+      </w:r>
+      <w:r>
+        <w:rPr>
+          <w:lang w:val="zh_TW" w:bidi="zh_TW"/>
+        </w:rPr>
+        <w:t>即使飛鳥面對各樣危險，聖經仍指出神眷顧牠們（</w:t>
       </w:r>
       <w:hyperlink r:id="rId15">
         <w:r>
@@ -423,15 +870,27 @@
             <w:color w:val="0000EE"/>
             <w:u w:val="single"/>
           </w:rPr>
-          <w:t>創47:3</w:t>
+          <w:t>詩50:11</w:t>
         </w:r>
       </w:hyperlink>
       <w:r>
         <w:rPr>
           <w:lang w:val="zh_TW" w:bidi="zh_TW"/>
         </w:rPr>
-        <w:t>）。後來，呂便支派、迦得支派與瑪拿西半支派在約旦河東，仍然維持這種生活方式（</w:t>
-      </w:r>
+        <w:t>；</w:t>
+      </w:r>
+      <w:hyperlink r:id="rId32">
+        <w:r>
+          <w:rPr>
+            <w:lang w:val="zh_TW" w:bidi="zh_TW"/>
+          </w:rPr>
+          <w:rPr>
+            <w:color w:val="0000EE"/>
+            <w:u w:val="single"/>
+          </w:rPr>
+          <w:t>太6:26，</w:t>
+        </w:r>
+      </w:hyperlink>
       <w:hyperlink r:id="rId16">
         <w:r>
           <w:rPr>
@@ -441,16 +900,16 @@
             <w:color w:val="0000EE"/>
             <w:u w:val="single"/>
           </w:rPr>
-          <w:t>民32:1</w:t>
+          <w:t>10:29</w:t>
         </w:r>
       </w:hyperlink>
       <w:r>
         <w:rPr>
           <w:lang w:val="zh_TW" w:bidi="zh_TW"/>
         </w:rPr>
-        <w:t>），而住在巴勒斯坦西部山地的某些支派亦同樣維持這種生活方式（</w:t>
-      </w:r>
-      <w:hyperlink r:id="rId17">
+        <w:t>）。聖經把一些君王（例如法老與尼布甲尼撒）描繪成能為飛鳥提供庇護的大樹（</w:t>
+      </w:r>
+      <w:hyperlink r:id="rId33">
         <w:r>
           <w:rPr>
             <w:lang w:val="zh_TW" w:bidi="zh_TW"/>
@@ -459,41 +918,16 @@
             <w:color w:val="0000EE"/>
             <w:u w:val="single"/>
           </w:rPr>
-          <w:t>撒上25:2</w:t>
+          <w:t>結31:6</w:t>
         </w:r>
       </w:hyperlink>
       <w:r>
         <w:rPr>
           <w:lang w:val="zh_TW" w:bidi="zh_TW"/>
         </w:rPr>
-        <w:t>）。即使以色列人之後定居下來，畜牧仍然是他們生活的一部分，因為牲畜可以在不太肥沃的土地上吃草，也因為他們持守傳統做法，包括在聖殿獻上牲畜作為祭物。</w:t>
-      </w:r>
-    </w:p>
-    <w:p>
-      <w:pPr>
-        <w:pStyle w:val="Heading3"/>
-      </w:pPr>
-      <w:r>
-        <w:rPr>
-          <w:lang w:val="zh_TW" w:bidi="zh_TW"/>
-        </w:rPr>
-        <w:t>田間種植</w:t>
-      </w:r>
-    </w:p>
-    <w:p>
-      <w:pPr/>
-      <w:r>
-        <w:rPr>
-          <w:lang w:val="zh_TW" w:bidi="zh_TW"/>
-        </w:rPr>
-      </w:r>
-      <w:r>
-        <w:rPr>
-          <w:lang w:val="zh_TW" w:bidi="zh_TW"/>
-        </w:rPr>
-        <w:t>大多數專家認為，以色列人在進入應許之地並與迦南人接觸後，從迦南人那裡學會耕種。雖然在此之前已知有人種植五穀，例如該隱是農夫或「種地的」（</w:t>
-      </w:r>
-      <w:hyperlink r:id="rId13">
+        <w:t>；</w:t>
+      </w:r>
+      <w:hyperlink r:id="rId34">
         <w:r>
           <w:rPr>
             <w:lang w:val="zh_TW" w:bidi="zh_TW"/>
@@ -502,16 +936,16 @@
             <w:color w:val="0000EE"/>
             <w:u w:val="single"/>
           </w:rPr>
-          <w:t>創4:2</w:t>
+          <w:t>但4:12</w:t>
         </w:r>
       </w:hyperlink>
       <w:r>
         <w:rPr>
           <w:lang w:val="zh_TW" w:bidi="zh_TW"/>
         </w:rPr>
-        <w:t>），但並不清楚他所種的具體是甚麼。考古學家在近東地區，發現大約公元前6800年已有五穀農耕的證據。以撒在基拉耳撒種五穀（</w:t>
-      </w:r>
-      <w:hyperlink r:id="rId18">
+        <w:t>；參</w:t>
+      </w:r>
+      <w:hyperlink r:id="rId35">
         <w:r>
           <w:rPr>
             <w:lang w:val="zh_TW" w:bidi="zh_TW"/>
@@ -520,16 +954,16 @@
             <w:color w:val="0000EE"/>
             <w:u w:val="single"/>
           </w:rPr>
-          <w:t>創26:12</w:t>
+          <w:t>2:38</w:t>
         </w:r>
       </w:hyperlink>
       <w:r>
         <w:rPr>
           <w:lang w:val="zh_TW" w:bidi="zh_TW"/>
         </w:rPr>
-        <w:t>），而約瑟夢見禾捆（</w:t>
-      </w:r>
-      <w:hyperlink r:id="rId19">
+        <w:t>）。然而，人的權勢並不能長久；當尼布甲尼撒的那棵「樹」倒下時，飛鳥便四散而去（</w:t>
+      </w:r>
+      <w:hyperlink r:id="rId36">
         <w:r>
           <w:rPr>
             <w:lang w:val="zh_TW" w:bidi="zh_TW"/>
@@ -538,16 +972,30 @@
             <w:color w:val="0000EE"/>
             <w:u w:val="single"/>
           </w:rPr>
-          <w:t>創37:6</w:t>
+          <w:t>但4:14</w:t>
         </w:r>
       </w:hyperlink>
       <w:r>
         <w:rPr>
           <w:lang w:val="zh_TW" w:bidi="zh_TW"/>
         </w:rPr>
-        <w:t>–</w:t>
-      </w:r>
-      <w:hyperlink r:id="rId19">
+        <w:t>）。</w:t>
+      </w:r>
+    </w:p>
+    <w:p>
+      <w:pPr/>
+      <w:r>
+        <w:rPr>
+          <w:lang w:val="zh_TW" w:bidi="zh_TW"/>
+        </w:rPr>
+      </w:r>
+      <w:r>
+        <w:rPr>
+          <w:lang w:val="zh_TW" w:bidi="zh_TW"/>
+        </w:rPr>
+        <w:t>神的保護則不一樣，因為祂的保護永遠長存。耶穌把神的國比喻為一粒芥菜種，這粒種子長成飛鳥能在上面棲息的植物（</w:t>
+      </w:r>
+      <w:hyperlink r:id="rId37">
         <w:r>
           <w:rPr>
             <w:lang w:val="zh_TW" w:bidi="zh_TW"/>
@@ -556,30 +1004,16 @@
             <w:color w:val="0000EE"/>
             <w:u w:val="single"/>
           </w:rPr>
-          <w:t>7</w:t>
+          <w:t>太13:32</w:t>
         </w:r>
       </w:hyperlink>
       <w:r>
         <w:rPr>
           <w:lang w:val="zh_TW" w:bidi="zh_TW"/>
         </w:rPr>
-        <w:t>）。約瑟很可能從埃及人那裡學到更多關於五穀種植的知識，因為埃及人在尼羅河肥沃的土地上種植五穀。</w:t>
-      </w:r>
-    </w:p>
-    <w:p>
-      <w:pPr/>
-      <w:r>
-        <w:rPr>
-          <w:lang w:val="zh_TW" w:bidi="zh_TW"/>
-        </w:rPr>
-      </w:r>
-      <w:r>
-        <w:rPr>
-          <w:lang w:val="zh_TW" w:bidi="zh_TW"/>
-        </w:rPr>
-        <w:t>然而，真正教導以色列人如何種植五穀的是迦南人。約書亞與迦勒在加低斯·巴尼亞向以色列人回報，說迦南地很豐饒（</w:t>
-      </w:r>
-      <w:hyperlink r:id="rId20">
+        <w:t>）。神為飛鳥預備牠們的居所（</w:t>
+      </w:r>
+      <w:hyperlink r:id="rId38">
         <w:r>
           <w:rPr>
             <w:lang w:val="zh_TW" w:bidi="zh_TW"/>
@@ -588,16 +1022,16 @@
             <w:color w:val="0000EE"/>
             <w:u w:val="single"/>
           </w:rPr>
-          <w:t>民13:26</w:t>
+          <w:t>詩104:12</w:t>
         </w:r>
       </w:hyperlink>
       <w:r>
         <w:rPr>
           <w:lang w:val="zh_TW" w:bidi="zh_TW"/>
         </w:rPr>
-        <w:t>），被征服的迦南人很可能協助以色列人學習農耕技術。以色列人與迦南人密切來往，也可能導致他們不斷拜偶像（</w:t>
-      </w:r>
-      <w:hyperlink r:id="rId21">
+        <w:t>），但人子耶穌沒有屬於自己的安身之處（</w:t>
+      </w:r>
+      <w:hyperlink r:id="rId39">
         <w:r>
           <w:rPr>
             <w:lang w:val="zh_TW" w:bidi="zh_TW"/>
@@ -606,16 +1040,30 @@
             <w:color w:val="0000EE"/>
             <w:u w:val="single"/>
           </w:rPr>
-          <w:t>士9:27</w:t>
+          <w:t>太8:20</w:t>
         </w:r>
       </w:hyperlink>
       <w:r>
         <w:rPr>
           <w:lang w:val="zh_TW" w:bidi="zh_TW"/>
         </w:rPr>
-        <w:t>）。我們不清楚他們由遊牧生活變成定居生活的過程需時多久；有些支派一直保持遊牧，但到了列王時期，許多以色列人已經在耕作土地（</w:t>
-      </w:r>
-      <w:hyperlink r:id="rId22">
+        <w:t>）。</w:t>
+      </w:r>
+    </w:p>
+    <w:p>
+      <w:pPr/>
+      <w:r>
+        <w:rPr>
+          <w:lang w:val="zh_TW" w:bidi="zh_TW"/>
+        </w:rPr>
+      </w:r>
+      <w:r>
+        <w:rPr>
+          <w:lang w:val="zh_TW" w:bidi="zh_TW"/>
+        </w:rPr>
+        <w:t>鳥彰顯神在創造中的作為（</w:t>
+      </w:r>
+      <w:hyperlink r:id="rId40">
         <w:r>
           <w:rPr>
             <w:lang w:val="zh_TW" w:bidi="zh_TW"/>
@@ -624,30 +1072,16 @@
             <w:color w:val="0000EE"/>
             <w:u w:val="single"/>
           </w:rPr>
-          <w:t>撒下14:30</w:t>
+          <w:t>伯12:7</w:t>
         </w:r>
       </w:hyperlink>
       <w:r>
         <w:rPr>
           <w:lang w:val="zh_TW" w:bidi="zh_TW"/>
         </w:rPr>
-        <w:t>）。</w:t>
-      </w:r>
-    </w:p>
-    <w:p>
-      <w:pPr/>
-      <w:r>
-        <w:rPr>
-          <w:lang w:val="zh_TW" w:bidi="zh_TW"/>
-        </w:rPr>
-      </w:r>
-      <w:r>
-        <w:rPr>
-          <w:lang w:val="zh_TW" w:bidi="zh_TW"/>
-        </w:rPr>
-        <w:t>小麥是最重要的農作物之一。所羅門將大量的小麥、大麥與油送給希蘭（</w:t>
-      </w:r>
-      <w:hyperlink r:id="rId23">
+        <w:t>）。牠們的行為成為從錯誤中學習的意象（</w:t>
+      </w:r>
+      <w:hyperlink r:id="rId41">
         <w:r>
           <w:rPr>
             <w:lang w:val="zh_TW" w:bidi="zh_TW"/>
@@ -656,16 +1090,16 @@
             <w:color w:val="0000EE"/>
             <w:u w:val="single"/>
           </w:rPr>
-          <w:t>代下2:10</w:t>
+          <w:t>箴1:17</w:t>
         </w:r>
       </w:hyperlink>
       <w:r>
         <w:rPr>
           <w:lang w:val="zh_TW" w:bidi="zh_TW"/>
         </w:rPr>
-        <w:t>），小麥亦持續成為主要出口產品（</w:t>
-      </w:r>
-      <w:hyperlink r:id="rId24">
+        <w:t>，</w:t>
+      </w:r>
+      <w:hyperlink r:id="rId42">
         <w:r>
           <w:rPr>
             <w:lang w:val="zh_TW" w:bidi="zh_TW"/>
@@ -674,16 +1108,16 @@
             <w:color w:val="0000EE"/>
             <w:u w:val="single"/>
           </w:rPr>
-          <w:t>結27:17</w:t>
+          <w:t>6:5</w:t>
         </w:r>
       </w:hyperlink>
       <w:r>
         <w:rPr>
           <w:lang w:val="zh_TW" w:bidi="zh_TW"/>
         </w:rPr>
-        <w:t>）。大麥是第二重要的作物，早期是餅的主要原料（</w:t>
-      </w:r>
-      <w:hyperlink r:id="rId25">
+        <w:t>），也成為作出錯誤選擇而落入罪中的寫照（</w:t>
+      </w:r>
+      <w:hyperlink r:id="rId43">
         <w:r>
           <w:rPr>
             <w:lang w:val="zh_TW" w:bidi="zh_TW"/>
@@ -692,16 +1126,16 @@
             <w:color w:val="0000EE"/>
             <w:u w:val="single"/>
           </w:rPr>
-          <w:t>士7:13</w:t>
+          <w:t>箴7:23</w:t>
         </w:r>
       </w:hyperlink>
       <w:r>
         <w:rPr>
           <w:lang w:val="zh_TW" w:bidi="zh_TW"/>
         </w:rPr>
-        <w:t>），後來成為較貧窮者的重要食物（</w:t>
-      </w:r>
-      <w:hyperlink r:id="rId26">
+        <w:t>）。鳥會被制伏，但人的舌頭卻不能（</w:t>
+      </w:r>
+      <w:hyperlink r:id="rId44">
         <w:r>
           <w:rPr>
             <w:lang w:val="zh_TW" w:bidi="zh_TW"/>
@@ -710,30 +1144,16 @@
             <w:color w:val="0000EE"/>
             <w:u w:val="single"/>
           </w:rPr>
-          <w:t>約6:9、13</w:t>
+          <w:t>雅3:7</w:t>
         </w:r>
       </w:hyperlink>
       <w:r>
         <w:rPr>
           <w:lang w:val="zh_TW" w:bidi="zh_TW"/>
         </w:rPr>
-        <w:t>），大麥亦用來餵牲畜。</w:t>
-      </w:r>
-    </w:p>
-    <w:p>
-      <w:pPr/>
-      <w:r>
-        <w:rPr>
-          <w:lang w:val="zh_TW" w:bidi="zh_TW"/>
-        </w:rPr>
-      </w:r>
-      <w:r>
-        <w:rPr>
-          <w:lang w:val="zh_TW" w:bidi="zh_TW"/>
-        </w:rPr>
-        <w:t>其它田間作物包括豆子與紅豆（</w:t>
-      </w:r>
-      <w:hyperlink r:id="rId27">
+        <w:t>）。不停飛翔的飛鳥，比作無故臨到的咒詛（</w:t>
+      </w:r>
+      <w:hyperlink r:id="rId45">
         <w:r>
           <w:rPr>
             <w:lang w:val="zh_TW" w:bidi="zh_TW"/>
@@ -742,16 +1162,16 @@
             <w:color w:val="0000EE"/>
             <w:u w:val="single"/>
           </w:rPr>
-          <w:t>撒下17:28</w:t>
+          <w:t>箴26:2</w:t>
         </w:r>
       </w:hyperlink>
       <w:r>
         <w:rPr>
           <w:lang w:val="zh_TW" w:bidi="zh_TW"/>
         </w:rPr>
-        <w:t>），這些作物會磨成麵，有時用來做餅（</w:t>
-      </w:r>
-      <w:hyperlink r:id="rId28">
+        <w:t>）。如果人不信靠神，就可能感到只能像飛鳥一樣逃往山上（</w:t>
+      </w:r>
+      <w:hyperlink r:id="rId46">
         <w:r>
           <w:rPr>
             <w:lang w:val="zh_TW" w:bidi="zh_TW"/>
@@ -760,16 +1180,16 @@
             <w:color w:val="0000EE"/>
             <w:u w:val="single"/>
           </w:rPr>
-          <w:t>結4:9</w:t>
+          <w:t>詩11:1</w:t>
         </w:r>
       </w:hyperlink>
       <w:r>
         <w:rPr>
           <w:lang w:val="zh_TW" w:bidi="zh_TW"/>
         </w:rPr>
-        <w:t>）。韭菜、蒜、蔥用作調味，而大茴香、芫荽、小茴香、薄荷、芸香與芥菜用作香料。麻十分重要（</w:t>
-      </w:r>
-      <w:hyperlink r:id="rId29">
+        <w:t>）。鳥的歌聲帶來喜樂（</w:t>
+      </w:r>
+      <w:hyperlink r:id="rId47">
         <w:r>
           <w:rPr>
             <w:lang w:val="zh_TW" w:bidi="zh_TW"/>
@@ -778,16 +1198,16 @@
             <w:color w:val="0000EE"/>
             <w:u w:val="single"/>
           </w:rPr>
-          <w:t>書2:6</w:t>
+          <w:t>歌2:12</w:t>
         </w:r>
       </w:hyperlink>
       <w:r>
         <w:rPr>
           <w:lang w:val="zh_TW" w:bidi="zh_TW"/>
         </w:rPr>
-        <w:t>）。當時亦有種植少量棉花（</w:t>
-      </w:r>
-      <w:hyperlink r:id="rId30">
+        <w:t>）。神的百姓回歸自己的地方，好像飛鳥回到家（</w:t>
+      </w:r>
+      <w:hyperlink r:id="rId48">
         <w:r>
           <w:rPr>
             <w:lang w:val="zh_TW" w:bidi="zh_TW"/>
@@ -796,66 +1216,16 @@
             <w:color w:val="0000EE"/>
             <w:u w:val="single"/>
           </w:rPr>
-          <w:t>賽19:9</w:t>
+          <w:t>何11:11</w:t>
         </w:r>
       </w:hyperlink>
       <w:r>
         <w:rPr>
           <w:lang w:val="zh_TW" w:bidi="zh_TW"/>
         </w:rPr>
-        <w:t>）。羊毛用來補充纖維的供應。到了羅馬時期，棉花的重要性已經超過麻。</w:t>
-      </w:r>
-    </w:p>
-    <w:p>
-      <w:pPr>
-        <w:pStyle w:val="Heading3"/>
-      </w:pPr>
-      <w:r>
-        <w:rPr>
-          <w:lang w:val="zh_TW" w:bidi="zh_TW"/>
-        </w:rPr>
-        <w:t>果樹栽種</w:t>
-      </w:r>
-    </w:p>
-    <w:p>
-      <w:pPr/>
-      <w:r>
-        <w:rPr>
-          <w:lang w:val="zh_TW" w:bidi="zh_TW"/>
-        </w:rPr>
-      </w:r>
-      <w:r>
-        <w:rPr>
-          <w:lang w:val="zh_TW" w:bidi="zh_TW"/>
-        </w:rPr>
-        <w:t>以色列人定居之後，開始種植果園與葡萄園，而這些園子後來成為富足的象徵。葡萄園出產可喝的酒，橄欖園提供可用於烹調、化妝與醫用的油。他們亦種植無花果與石榴。相比早期的農耕方式，種植這些作物需要更多技巧與器具。</w:t>
-      </w:r>
-    </w:p>
-    <w:p>
-      <w:pPr>
-        <w:pStyle w:val="Heading3"/>
-      </w:pPr>
-      <w:r>
-        <w:rPr>
-          <w:lang w:val="zh_TW" w:bidi="zh_TW"/>
-        </w:rPr>
-        <w:t>耕作</w:t>
-      </w:r>
-    </w:p>
-    <w:p>
-      <w:pPr/>
-      <w:r>
-        <w:rPr>
-          <w:lang w:val="zh_TW" w:bidi="zh_TW"/>
-        </w:rPr>
-      </w:r>
-      <w:r>
-        <w:rPr>
-          <w:lang w:val="zh_TW" w:bidi="zh_TW"/>
-        </w:rPr>
-        <w:t>整個聖經時代，大部分務農工作都由農夫自己完成。他們在開始種植前，要先清理土地上的樹林（</w:t>
-      </w:r>
-      <w:hyperlink r:id="rId31">
+        <w:t>）。耶穌說祂想招聚耶路撒冷的百姓，就像母雞把小雞聚在翅膀下（</w:t>
+      </w:r>
+      <w:hyperlink r:id="rId49">
         <w:r>
           <w:rPr>
             <w:lang w:val="zh_TW" w:bidi="zh_TW"/>
@@ -864,16 +1234,30 @@
             <w:color w:val="0000EE"/>
             <w:u w:val="single"/>
           </w:rPr>
-          <w:t>書17:18</w:t>
+          <w:t>太23:37</w:t>
         </w:r>
       </w:hyperlink>
       <w:r>
         <w:rPr>
           <w:lang w:val="zh_TW" w:bidi="zh_TW"/>
         </w:rPr>
-        <w:t>）、石頭（</w:t>
-      </w:r>
-      <w:hyperlink r:id="rId32">
+        <w:t>）。</w:t>
+      </w:r>
+    </w:p>
+    <w:p>
+      <w:pPr/>
+      <w:r>
+        <w:rPr>
+          <w:lang w:val="zh_TW" w:bidi="zh_TW"/>
+        </w:rPr>
+      </w:r>
+      <w:r>
+        <w:rPr>
+          <w:lang w:val="zh_TW" w:bidi="zh_TW"/>
+        </w:rPr>
+        <w:t>有時鳥預示危險。法老的膳長在夢中看見飛鳥從他頭上的筐子裡吃食物，這個夢表示他很快會死（</w:t>
+      </w:r>
+      <w:hyperlink r:id="rId50">
         <w:r>
           <w:rPr>
             <w:lang w:val="zh_TW" w:bidi="zh_TW"/>
@@ -882,30 +1266,16 @@
             <w:color w:val="0000EE"/>
             <w:u w:val="single"/>
           </w:rPr>
-          <w:t>賽5:2</w:t>
+          <w:t>創40:17</w:t>
         </w:r>
       </w:hyperlink>
       <w:r>
         <w:rPr>
           <w:lang w:val="zh_TW" w:bidi="zh_TW"/>
         </w:rPr>
-        <w:t>）、雜草和荊棘。有時他們會在山地築梯田，或採用灌溉。這些工序限制了農地規模，所以只有像約伯與波阿斯那樣富有的人才能擁有大片農地。</w:t>
-      </w:r>
-    </w:p>
-    <w:p>
-      <w:pPr/>
-      <w:r>
-        <w:rPr>
-          <w:lang w:val="zh_TW" w:bidi="zh_TW"/>
-        </w:rPr>
-      </w:r>
-      <w:r>
-        <w:rPr>
-          <w:lang w:val="zh_TW" w:bidi="zh_TW"/>
-        </w:rPr>
-        <w:t>農夫為了耕地，會用牛或母牛拉動非常簡單的犁（</w:t>
-      </w:r>
-      <w:hyperlink r:id="rId33">
+        <w:t>）。所羅門警告人不要在心裡毀謗王，因為「有翅膀的」可能把所說的話傳出去（</w:t>
+      </w:r>
+      <w:hyperlink r:id="rId51">
         <w:r>
           <w:rPr>
             <w:lang w:val="zh_TW" w:bidi="zh_TW"/>
@@ -914,16 +1284,30 @@
             <w:color w:val="0000EE"/>
             <w:u w:val="single"/>
           </w:rPr>
-          <w:t>士14:18</w:t>
+          <w:t>傳10:20</w:t>
         </w:r>
       </w:hyperlink>
       <w:r>
         <w:rPr>
           <w:lang w:val="zh_TW" w:bidi="zh_TW"/>
         </w:rPr>
-        <w:t>；</w:t>
-      </w:r>
-      <w:hyperlink r:id="rId34">
+        <w:t>）。</w:t>
+      </w:r>
+    </w:p>
+    <w:p>
+      <w:pPr/>
+      <w:r>
+        <w:rPr>
+          <w:lang w:val="zh_TW" w:bidi="zh_TW"/>
+        </w:rPr>
+      </w:r>
+      <w:r>
+        <w:rPr>
+          <w:lang w:val="zh_TW" w:bidi="zh_TW"/>
+        </w:rPr>
+        <w:t>聖經裡的一個強烈意象是：戰後飛鳥啄食惡人的屍體。對以色列人來說，人的屍體遭到這種對待是最嚴重的羞辱（</w:t>
+      </w:r>
+      <w:hyperlink r:id="rId52">
         <w:r>
           <w:rPr>
             <w:lang w:val="zh_TW" w:bidi="zh_TW"/>
@@ -932,16 +1316,16 @@
             <w:color w:val="0000EE"/>
             <w:u w:val="single"/>
           </w:rPr>
-          <w:t>摩6:12</w:t>
+          <w:t>申28:26</w:t>
         </w:r>
       </w:hyperlink>
       <w:r>
         <w:rPr>
           <w:lang w:val="zh_TW" w:bidi="zh_TW"/>
         </w:rPr>
-        <w:t>），有時亦會用驢（</w:t>
-      </w:r>
-      <w:hyperlink r:id="rId35">
+        <w:t>；</w:t>
+      </w:r>
+      <w:hyperlink r:id="rId53">
         <w:r>
           <w:rPr>
             <w:lang w:val="zh_TW" w:bidi="zh_TW"/>
@@ -950,30 +1334,16 @@
             <w:color w:val="0000EE"/>
             <w:u w:val="single"/>
           </w:rPr>
-          <w:t>申22:10</w:t>
+          <w:t>撒上17:44</w:t>
         </w:r>
       </w:hyperlink>
       <w:r>
         <w:rPr>
           <w:lang w:val="zh_TW" w:bidi="zh_TW"/>
         </w:rPr>
-        <w:t>）。他們用鋤頭或趕杖打碎土塊，再拖著簡單的耙子使地面平滑，那耙子可能只是一棵荊棘或一塊拉地的木板。人會親手撒種，可以細心撒在犁出的溝裡，也可以把種子撒在地面，再用耙子或木板輕輕覆蓋著。雜草則用犁、耙或鋤頭來處理。</w:t>
-      </w:r>
-    </w:p>
-    <w:p>
-      <w:pPr/>
-      <w:r>
-        <w:rPr>
-          <w:lang w:val="zh_TW" w:bidi="zh_TW"/>
-        </w:rPr>
-      </w:r>
-      <w:r>
-        <w:rPr>
-          <w:lang w:val="zh_TW" w:bidi="zh_TW"/>
-        </w:rPr>
-        <w:t>聖經時代的農具幾乎沒有甚麼改變。犁是一件簡單的J形硬木工具，一端繫在牛身上，另一端由操作者扶著。這件基本工具只能翻鬆四至五英吋（10到13公分）的土壤。以色列人出埃及後，犁頭開始用鐵來製作（</w:t>
-      </w:r>
-      <w:hyperlink r:id="rId36">
+        <w:t>；</w:t>
+      </w:r>
+      <w:hyperlink r:id="rId54">
         <w:r>
           <w:rPr>
             <w:lang w:val="zh_TW" w:bidi="zh_TW"/>
@@ -982,30 +1352,16 @@
             <w:color w:val="0000EE"/>
             <w:u w:val="single"/>
           </w:rPr>
-          <w:t>撒上13:20</w:t>
+          <w:t>賽46:11</w:t>
         </w:r>
       </w:hyperlink>
       <w:r>
         <w:rPr>
           <w:lang w:val="zh_TW" w:bidi="zh_TW"/>
         </w:rPr>
-        <w:t>），主要是為了使犁頭更耐用。</w:t>
-      </w:r>
-    </w:p>
-    <w:p>
-      <w:pPr/>
-      <w:r>
-        <w:rPr>
-          <w:lang w:val="zh_TW" w:bidi="zh_TW"/>
-        </w:rPr>
-      </w:r>
-      <w:r>
-        <w:rPr>
-          <w:lang w:val="zh_TW" w:bidi="zh_TW"/>
-        </w:rPr>
-        <w:t>巴勒斯坦的農地很少使用肥料。律法規定土地每逢第七年要休耕，好讓土壤的水分與養分得以恢復。由於糞便主要用作燃料，所以給田地施糞作為肥料的做法並不常見。然而，聖經提到有人在樹的周圍施糞（</w:t>
-      </w:r>
-      <w:hyperlink r:id="rId37">
+        <w:t>；</w:t>
+      </w:r>
+      <w:hyperlink r:id="rId55">
         <w:r>
           <w:rPr>
             <w:lang w:val="zh_TW" w:bidi="zh_TW"/>
@@ -1014,41 +1370,16 @@
             <w:color w:val="0000EE"/>
             <w:u w:val="single"/>
           </w:rPr>
-          <w:t>路13:8</w:t>
+          <w:t>耶7:33</w:t>
         </w:r>
       </w:hyperlink>
       <w:r>
         <w:rPr>
           <w:lang w:val="zh_TW" w:bidi="zh_TW"/>
         </w:rPr>
-        <w:t>）。米示拿記載，人們會用木灰、樹葉、牲畜的血與油渣作為肥料。</w:t>
-      </w:r>
-    </w:p>
-    <w:p>
-      <w:pPr>
-        <w:pStyle w:val="Heading3"/>
-      </w:pPr>
-      <w:r>
-        <w:rPr>
-          <w:lang w:val="zh_TW" w:bidi="zh_TW"/>
-        </w:rPr>
-        <w:t>收割</w:t>
-      </w:r>
-    </w:p>
-    <w:p>
-      <w:pPr/>
-      <w:r>
-        <w:rPr>
-          <w:lang w:val="zh_TW" w:bidi="zh_TW"/>
-        </w:rPr>
-      </w:r>
-      <w:r>
-        <w:rPr>
-          <w:lang w:val="zh_TW" w:bidi="zh_TW"/>
-        </w:rPr>
-        <w:t>播種在雨季開始時進行，收割則在雨季結束時開始。收割通常至少持續七個星期。有些作物（如豆類）要連根拔起，另一些（如某些五穀）要用鋤頭挖掘。不過大部分作物都是用鐮刀割下。考古學家發現一些鐵製鐮刀，刀刃上鑲有燧石。收割後的五穀會捆成禾捆（</w:t>
-      </w:r>
-      <w:hyperlink r:id="rId38">
+        <w:t>，</w:t>
+      </w:r>
+      <w:hyperlink r:id="rId56">
         <w:r>
           <w:rPr>
             <w:lang w:val="zh_TW" w:bidi="zh_TW"/>
@@ -1057,30 +1388,16 @@
             <w:color w:val="0000EE"/>
             <w:u w:val="single"/>
           </w:rPr>
-          <w:t>詩126:6</w:t>
+          <w:t>12:9</w:t>
         </w:r>
       </w:hyperlink>
       <w:r>
         <w:rPr>
           <w:lang w:val="zh_TW" w:bidi="zh_TW"/>
         </w:rPr>
-        <w:t>），再堆成一堆，搬到打穀場去處理。農夫首先收割大麥，然後收割小麥。</w:t>
-      </w:r>
-    </w:p>
-    <w:p>
-      <w:pPr/>
-      <w:r>
-        <w:rPr>
-          <w:lang w:val="zh_TW" w:bidi="zh_TW"/>
-        </w:rPr>
-      </w:r>
-      <w:r>
-        <w:rPr>
-          <w:lang w:val="zh_TW" w:bidi="zh_TW"/>
-        </w:rPr>
-        <w:t>少量的五穀、小茴香、大茴香與其它細小作物會用甩棒敲打（</w:t>
-      </w:r>
-      <w:hyperlink r:id="rId39">
+        <w:t>；</w:t>
+      </w:r>
+      <w:hyperlink r:id="rId57">
         <w:r>
           <w:rPr>
             <w:lang w:val="zh_TW" w:bidi="zh_TW"/>
@@ -1089,16 +1406,16 @@
             <w:color w:val="0000EE"/>
             <w:u w:val="single"/>
           </w:rPr>
-          <w:t>士6:11</w:t>
+          <w:t>結29:5</w:t>
         </w:r>
       </w:hyperlink>
       <w:r>
         <w:rPr>
           <w:lang w:val="zh_TW" w:bidi="zh_TW"/>
         </w:rPr>
-        <w:t>；</w:t>
-      </w:r>
-      <w:hyperlink r:id="rId40">
+        <w:t>，</w:t>
+      </w:r>
+      <w:hyperlink r:id="rId58">
         <w:r>
           <w:rPr>
             <w:lang w:val="zh_TW" w:bidi="zh_TW"/>
@@ -1107,16 +1424,16 @@
             <w:color w:val="0000EE"/>
             <w:u w:val="single"/>
           </w:rPr>
-          <w:t>得2:17</w:t>
+          <w:t>39:4</w:t>
         </w:r>
       </w:hyperlink>
       <w:r>
         <w:rPr>
           <w:lang w:val="zh_TW" w:bidi="zh_TW"/>
         </w:rPr>
-        <w:t>）。大部分五穀是在較高的打穀場上處理，好讓風把糠秕吹走。常見的方法是先把鬆散的禾稈攤開，再讓牛在上面走動，使穀粒脫落。有時會用加了石頭的重工具拖過禾稈（</w:t>
-      </w:r>
-      <w:hyperlink r:id="rId41">
+        <w:t>；</w:t>
+      </w:r>
+      <w:hyperlink r:id="rId59">
         <w:r>
           <w:rPr>
             <w:lang w:val="zh_TW" w:bidi="zh_TW"/>
@@ -1125,10 +1442,16 @@
             <w:color w:val="0000EE"/>
             <w:u w:val="single"/>
           </w:rPr>
-          <w:t>賽28:27，</w:t>
+          <w:t>啟19:17</w:t>
         </w:r>
       </w:hyperlink>
-      <w:hyperlink r:id="rId42">
+      <w:r>
+        <w:rPr>
+          <w:lang w:val="zh_TW" w:bidi="zh_TW"/>
+        </w:rPr>
+        <w:t>、</w:t>
+      </w:r>
+      <w:hyperlink r:id="rId59">
         <w:r>
           <w:rPr>
             <w:lang w:val="zh_TW" w:bidi="zh_TW"/>
@@ -1137,107 +1460,28 @@
             <w:color w:val="0000EE"/>
             <w:u w:val="single"/>
           </w:rPr>
-          <w:t>41:15</w:t>
+          <w:t>21</w:t>
         </w:r>
       </w:hyperlink>
       <w:r>
         <w:rPr>
           <w:lang w:val="zh_TW" w:bidi="zh_TW"/>
         </w:rPr>
-        <w:t>），操作者會站在那些工具上駕著它們。隨後，人們會用一種稱為「簸揚（winnowing）」的工序，把糠秕和穀粒分開，他們用叉子或木杴把混合物拋到空中（</w:t>
-      </w:r>
-      <w:hyperlink r:id="rId43">
-        <w:r>
-          <w:rPr>
-            <w:lang w:val="zh_TW" w:bidi="zh_TW"/>
-          </w:rPr>
-          <w:rPr>
-            <w:color w:val="0000EE"/>
-            <w:u w:val="single"/>
-          </w:rPr>
-          <w:t>賽30:24</w:t>
-        </w:r>
-      </w:hyperlink>
-      <w:r>
-        <w:rPr>
-          <w:lang w:val="zh_TW" w:bidi="zh_TW"/>
-        </w:rPr>
-        <w:t>；</w:t>
-      </w:r>
-      <w:hyperlink r:id="rId44">
-        <w:r>
-          <w:rPr>
-            <w:lang w:val="zh_TW" w:bidi="zh_TW"/>
-          </w:rPr>
-          <w:rPr>
-            <w:color w:val="0000EE"/>
-            <w:u w:val="single"/>
-          </w:rPr>
-          <w:t>耶15:7</w:t>
-        </w:r>
-      </w:hyperlink>
-      <w:r>
-        <w:rPr>
-          <w:lang w:val="zh_TW" w:bidi="zh_TW"/>
-        </w:rPr>
-        <w:t>）。較輕的糠秕被風吹走，而較重的穀粒落到地上。糠秕會被燒掉或用來餵牲畜。穀粒會再過篩（</w:t>
-      </w:r>
-      <w:hyperlink r:id="rId45">
-        <w:r>
-          <w:rPr>
-            <w:lang w:val="zh_TW" w:bidi="zh_TW"/>
-          </w:rPr>
-          <w:rPr>
-            <w:color w:val="0000EE"/>
-            <w:u w:val="single"/>
-          </w:rPr>
-          <w:t>摩9:9</w:t>
-        </w:r>
-      </w:hyperlink>
-      <w:r>
-        <w:rPr>
-          <w:lang w:val="zh_TW" w:bidi="zh_TW"/>
-        </w:rPr>
-        <w:t>），聚成堆，之後收藏在田裡的覆蓋地窖（</w:t>
-      </w:r>
-      <w:hyperlink r:id="rId46">
-        <w:r>
-          <w:rPr>
-            <w:lang w:val="zh_TW" w:bidi="zh_TW"/>
-          </w:rPr>
-          <w:rPr>
-            <w:color w:val="0000EE"/>
-            <w:u w:val="single"/>
-          </w:rPr>
-          <w:t>耶41:8</w:t>
-        </w:r>
-      </w:hyperlink>
-      <w:r>
-        <w:rPr>
-          <w:lang w:val="zh_TW" w:bidi="zh_TW"/>
-        </w:rPr>
-        <w:t>），有時則收藏在穀倉裡（</w:t>
-      </w:r>
-      <w:hyperlink r:id="rId47">
-        <w:r>
-          <w:rPr>
-            <w:lang w:val="zh_TW" w:bidi="zh_TW"/>
-          </w:rPr>
-          <w:rPr>
-            <w:color w:val="0000EE"/>
-            <w:u w:val="single"/>
-          </w:rPr>
-          <w:t>申28:8</w:t>
-        </w:r>
-      </w:hyperlink>
-      <w:r>
-        <w:rPr>
-          <w:lang w:val="zh_TW" w:bidi="zh_TW"/>
-        </w:rPr>
         <w:t>）。</w:t>
       </w:r>
     </w:p>
     <w:p>
+      <w:pPr>
+        <w:pStyle w:val="Heading3"/>
+      </w:pPr>
+      <w:r>
+        <w:rPr>
+          <w:lang w:val="zh_TW" w:bidi="zh_TW"/>
+        </w:rPr>
+        <w:t>鳥的種類</w:t>
+      </w:r>
+    </w:p>
+    <w:p>
       <w:pPr/>
       <w:r>
         <w:rPr>
@@ -1246,52 +1490,933 @@
       </w:r>
       <w:r>
         <w:rPr>
-          <w:i/>
-          <w:lang w:val="zh_TW" w:bidi="zh_TW"/>
-        </w:rPr>
-        <w:t>另見</w:t>
-      </w:r>
-      <w:r>
-        <w:rPr>
-          <w:lang w:val="zh_TW" w:bidi="zh_TW"/>
-        </w:rPr>
-        <w:t xml:space="preserve"> </w:t>
-      </w:r>
-      <w:r>
-        <w:rPr>
-          <w:lang w:val="zh_TW" w:bidi="zh_TW"/>
-        </w:rPr>
-        <w:t>植物；</w:t>
-      </w:r>
-      <w:r>
-        <w:rPr>
-          <w:lang w:val="zh_TW" w:bidi="zh_TW"/>
-        </w:rPr>
-        <w:t>收割；</w:t>
-      </w:r>
-      <w:r>
-        <w:rPr>
-          <w:lang w:val="zh_TW" w:bidi="zh_TW"/>
-        </w:rPr>
-        <w:t>巴勒斯坦；</w:t>
-      </w:r>
-      <w:r>
-        <w:rPr>
-          <w:lang w:val="zh_TW" w:bidi="zh_TW"/>
-        </w:rPr>
-        <w:t>葡萄樹，葡萄園；</w:t>
-      </w:r>
-      <w:r>
-        <w:rPr>
-          <w:lang w:val="zh_TW" w:bidi="zh_TW"/>
-        </w:rPr>
-        <w:t>食物和食物準備</w:t>
-      </w:r>
-      <w:r>
-        <w:rPr>
-          <w:lang w:val="zh_TW" w:bidi="zh_TW"/>
-        </w:rPr>
-        <w:t>。</w:t>
+          <w:lang w:val="zh_TW" w:bidi="zh_TW"/>
+        </w:rPr>
+        <w:t>下面列出一些具體的鳥類。你可以點選其中一種鳥，以查看完整的文章。</w:t>
+      </w:r>
+    </w:p>
+    <w:p>
+      <w:pPr>
+        <w:pStyle w:val="ListBullet"/>
+        <w:spacing w:line="240" w:lineRule="auto"/>
+        <w:ind w:left="720"/>
+      </w:pPr>
+      <w:r>
+        <w:rPr>
+          <w:lang w:val="zh_TW" w:bidi="zh_TW"/>
+        </w:rPr>
+      </w:r>
+      <w:r>
+        <w:rPr>
+          <w:lang w:val="zh_TW" w:bidi="zh_TW"/>
+        </w:rPr>
+        <w:t>麻鷺</w:t>
+      </w:r>
+      <w:r>
+        <w:rPr>
+          <w:lang w:val="zh_TW" w:bidi="zh_TW"/>
+        </w:rPr>
+        <w:t>：一種水鳥，有長腿，外形像鷺鷥，但腿較短，身體也較小。</w:t>
+      </w:r>
+    </w:p>
+    <w:p>
+      <w:pPr>
+        <w:pStyle w:val="ListBullet"/>
+        <w:spacing w:line="240" w:lineRule="auto"/>
+        <w:ind w:left="720"/>
+      </w:pPr>
+      <w:r>
+        <w:rPr>
+          <w:lang w:val="zh_TW" w:bidi="zh_TW"/>
+        </w:rPr>
+      </w:r>
+      <w:r>
+        <w:rPr>
+          <w:lang w:val="zh_TW" w:bidi="zh_TW"/>
+        </w:rPr>
+        <w:t>禿鷹（Buzzard）</w:t>
+      </w:r>
+      <w:r>
+        <w:rPr>
+          <w:lang w:val="zh_TW" w:bidi="zh_TW"/>
+        </w:rPr>
+        <w:t>：一種大型的猛禽，外形像鷹，會在高空盤旋。</w:t>
+      </w:r>
+    </w:p>
+    <w:p>
+      <w:pPr>
+        <w:pStyle w:val="ListBullet"/>
+        <w:spacing w:line="240" w:lineRule="auto"/>
+        <w:ind w:left="720"/>
+      </w:pPr>
+      <w:r>
+        <w:rPr>
+          <w:lang w:val="zh_TW" w:bidi="zh_TW"/>
+        </w:rPr>
+      </w:r>
+      <w:r>
+        <w:rPr>
+          <w:lang w:val="zh_TW" w:bidi="zh_TW"/>
+        </w:rPr>
+        <w:t>鸕鶿</w:t>
+      </w:r>
+      <w:r>
+        <w:rPr>
+          <w:lang w:val="zh_TW" w:bidi="zh_TW"/>
+        </w:rPr>
+        <w:t>：一種大型的黑色水鳥，外形與鵝有點相似。</w:t>
+      </w:r>
+    </w:p>
+    <w:p>
+      <w:pPr>
+        <w:pStyle w:val="ListBullet"/>
+        <w:spacing w:line="240" w:lineRule="auto"/>
+        <w:ind w:left="720"/>
+      </w:pPr>
+      <w:r>
+        <w:rPr>
+          <w:lang w:val="zh_TW" w:bidi="zh_TW"/>
+        </w:rPr>
+      </w:r>
+      <w:r>
+        <w:rPr>
+          <w:lang w:val="zh_TW" w:bidi="zh_TW"/>
+        </w:rPr>
+        <w:t>鶴</w:t>
+      </w:r>
+      <w:r>
+        <w:rPr>
+          <w:lang w:val="zh_TW" w:bidi="zh_TW"/>
+        </w:rPr>
+        <w:t>：一種高挑、長頸的涉水鳥，以洪亮的叫聲著名，牠們常成群優雅地飛行。</w:t>
+      </w:r>
+    </w:p>
+    <w:p>
+      <w:pPr>
+        <w:pStyle w:val="ListBullet"/>
+        <w:spacing w:line="240" w:lineRule="auto"/>
+        <w:ind w:left="720"/>
+      </w:pPr>
+      <w:r>
+        <w:rPr>
+          <w:lang w:val="zh_TW" w:bidi="zh_TW"/>
+        </w:rPr>
+      </w:r>
+      <w:r>
+        <w:rPr>
+          <w:lang w:val="zh_TW" w:bidi="zh_TW"/>
+        </w:rPr>
+        <w:t>布穀鳥</w:t>
+      </w:r>
+      <w:r>
+        <w:rPr>
+          <w:lang w:val="zh_TW" w:bidi="zh_TW"/>
+        </w:rPr>
+        <w:t>：一種因叫聲而著名的鳥，牠會把蛋下在其它鳥的巢裡。</w:t>
+      </w:r>
+    </w:p>
+    <w:p>
+      <w:pPr>
+        <w:pStyle w:val="ListBullet"/>
+        <w:spacing w:line="240" w:lineRule="auto"/>
+        <w:ind w:left="720"/>
+      </w:pPr>
+      <w:r>
+        <w:rPr>
+          <w:lang w:val="zh_TW" w:bidi="zh_TW"/>
+        </w:rPr>
+      </w:r>
+      <w:r>
+        <w:rPr>
+          <w:lang w:val="zh_TW" w:bidi="zh_TW"/>
+        </w:rPr>
+        <w:t>鷹（Eagle）</w:t>
+      </w:r>
+      <w:r>
+        <w:rPr>
+          <w:lang w:val="zh_TW" w:bidi="zh_TW"/>
+        </w:rPr>
+        <w:t>：一種強壯的猛禽，有敏銳的視力和有力的雙翼。</w:t>
+      </w:r>
+    </w:p>
+    <w:p>
+      <w:pPr>
+        <w:pStyle w:val="ListBullet"/>
+        <w:spacing w:line="240" w:lineRule="auto"/>
+        <w:ind w:left="1440"/>
+      </w:pPr>
+      <w:r>
+        <w:rPr>
+          <w:lang w:val="zh_TW" w:bidi="zh_TW"/>
+        </w:rPr>
+      </w:r>
+      <w:r>
+        <w:rPr>
+          <w:lang w:val="zh_TW" w:bidi="zh_TW"/>
+        </w:rPr>
+        <w:t>禿鵰</w:t>
+      </w:r>
+      <w:r>
+        <w:rPr>
+          <w:lang w:val="zh_TW" w:bidi="zh_TW"/>
+        </w:rPr>
+        <w:t>：埃及禿鷹的古英文名稱（見</w:t>
+      </w:r>
+      <w:r>
+        <w:rPr>
+          <w:lang w:val="zh_TW" w:bidi="zh_TW"/>
+        </w:rPr>
+        <w:t>禿鷹</w:t>
+      </w:r>
+      <w:r>
+        <w:rPr>
+          <w:lang w:val="zh_TW" w:bidi="zh_TW"/>
+        </w:rPr>
+        <w:t>）。</w:t>
+      </w:r>
+    </w:p>
+    <w:p>
+      <w:pPr>
+        <w:pStyle w:val="ListBullet"/>
+        <w:spacing w:line="240" w:lineRule="auto"/>
+        <w:ind w:left="720"/>
+      </w:pPr>
+      <w:r>
+        <w:rPr>
+          <w:lang w:val="zh_TW" w:bidi="zh_TW"/>
+        </w:rPr>
+      </w:r>
+      <w:r>
+        <w:rPr>
+          <w:lang w:val="zh_TW" w:bidi="zh_TW"/>
+        </w:rPr>
+        <w:t>家禽（家養）</w:t>
+      </w:r>
+      <w:r>
+        <w:rPr>
+          <w:lang w:val="zh_TW" w:bidi="zh_TW"/>
+        </w:rPr>
+        <w:t>：人所飼養用來作食物或其它用途的鳥，例如雞、鴨和火雞。</w:t>
+      </w:r>
+    </w:p>
+    <w:p>
+      <w:pPr>
+        <w:pStyle w:val="ListBullet"/>
+        <w:spacing w:line="240" w:lineRule="auto"/>
+        <w:ind w:left="720"/>
+      </w:pPr>
+      <w:r>
+        <w:rPr>
+          <w:lang w:val="zh_TW" w:bidi="zh_TW"/>
+        </w:rPr>
+      </w:r>
+      <w:r>
+        <w:rPr>
+          <w:lang w:val="zh_TW" w:bidi="zh_TW"/>
+        </w:rPr>
+        <w:t>鵝</w:t>
+      </w:r>
+      <w:r>
+        <w:rPr>
+          <w:lang w:val="zh_TW" w:bidi="zh_TW"/>
+        </w:rPr>
+        <w:t>：一種大型水鳥，有長頸，叫聲宏亮。</w:t>
+      </w:r>
+    </w:p>
+    <w:p>
+      <w:pPr>
+        <w:pStyle w:val="ListBullet"/>
+        <w:spacing w:line="240" w:lineRule="auto"/>
+        <w:ind w:left="720"/>
+      </w:pPr>
+      <w:r>
+        <w:rPr>
+          <w:lang w:val="zh_TW" w:bidi="zh_TW"/>
+        </w:rPr>
+      </w:r>
+      <w:r>
+        <w:rPr>
+          <w:lang w:val="zh_TW" w:bidi="zh_TW"/>
+        </w:rPr>
+        <w:t>鷹（Hawk）</w:t>
+      </w:r>
+      <w:r>
+        <w:rPr>
+          <w:lang w:val="zh_TW" w:bidi="zh_TW"/>
+        </w:rPr>
+        <w:t>：一種視力敏銳的猛禽，會捕捉小型動物和鳥。</w:t>
+      </w:r>
+    </w:p>
+    <w:p>
+      <w:pPr>
+        <w:pStyle w:val="ListBullet"/>
+        <w:spacing w:line="240" w:lineRule="auto"/>
+        <w:ind w:left="720"/>
+      </w:pPr>
+      <w:r>
+        <w:rPr>
+          <w:lang w:val="zh_TW" w:bidi="zh_TW"/>
+        </w:rPr>
+      </w:r>
+      <w:r>
+        <w:rPr>
+          <w:lang w:val="zh_TW" w:bidi="zh_TW"/>
+        </w:rPr>
+        <w:t>鷺鷥</w:t>
+      </w:r>
+      <w:r>
+        <w:rPr>
+          <w:lang w:val="zh_TW" w:bidi="zh_TW"/>
+        </w:rPr>
+        <w:t>：一種長腿的涉水鳥，會在淺水裡吃魚。</w:t>
+      </w:r>
+    </w:p>
+    <w:p>
+      <w:pPr>
+        <w:pStyle w:val="ListBullet"/>
+        <w:spacing w:line="240" w:lineRule="auto"/>
+        <w:ind w:left="720"/>
+      </w:pPr>
+      <w:r>
+        <w:rPr>
+          <w:lang w:val="zh_TW" w:bidi="zh_TW"/>
+        </w:rPr>
+      </w:r>
+      <w:r>
+        <w:rPr>
+          <w:lang w:val="zh_TW" w:bidi="zh_TW"/>
+        </w:rPr>
+        <w:t>戴鵀</w:t>
+      </w:r>
+      <w:r>
+        <w:rPr>
+          <w:lang w:val="zh_TW" w:bidi="zh_TW"/>
+        </w:rPr>
+        <w:t>：一種色彩鮮明的鳥，有一撮豎起的羽冠和彎曲的嘴。</w:t>
+      </w:r>
+    </w:p>
+    <w:p>
+      <w:pPr>
+        <w:pStyle w:val="ListBullet"/>
+        <w:spacing w:line="240" w:lineRule="auto"/>
+        <w:ind w:left="720"/>
+      </w:pPr>
+      <w:r>
+        <w:rPr>
+          <w:lang w:val="zh_TW" w:bidi="zh_TW"/>
+        </w:rPr>
+      </w:r>
+      <w:r>
+        <w:rPr>
+          <w:lang w:val="zh_TW" w:bidi="zh_TW"/>
+        </w:rPr>
+        <w:t>朱鷺</w:t>
+      </w:r>
+      <w:r>
+        <w:rPr>
+          <w:lang w:val="zh_TW" w:bidi="zh_TW"/>
+        </w:rPr>
+        <w:t>：一種長腿涉水鳥，有彎曲的嘴，自古埃及時期即為人所知。</w:t>
+      </w:r>
+    </w:p>
+    <w:p>
+      <w:pPr>
+        <w:pStyle w:val="ListBullet"/>
+        <w:spacing w:line="240" w:lineRule="auto"/>
+        <w:ind w:left="720"/>
+      </w:pPr>
+      <w:r>
+        <w:rPr>
+          <w:lang w:val="zh_TW" w:bidi="zh_TW"/>
+        </w:rPr>
+      </w:r>
+      <w:r>
+        <w:rPr>
+          <w:lang w:val="zh_TW" w:bidi="zh_TW"/>
+        </w:rPr>
+        <w:t>紅隼或獵鷹</w:t>
+      </w:r>
+      <w:r>
+        <w:rPr>
+          <w:lang w:val="zh_TW" w:bidi="zh_TW"/>
+        </w:rPr>
+        <w:t>：一種小型、飛行迅速的猛禽，會捕捉昆蟲和小動物。</w:t>
+      </w:r>
+    </w:p>
+    <w:p>
+      <w:pPr>
+        <w:pStyle w:val="ListBullet"/>
+        <w:spacing w:line="240" w:lineRule="auto"/>
+        <w:ind w:left="720"/>
+      </w:pPr>
+      <w:r>
+        <w:rPr>
+          <w:lang w:val="zh_TW" w:bidi="zh_TW"/>
+        </w:rPr>
+      </w:r>
+      <w:r>
+        <w:rPr>
+          <w:lang w:val="zh_TW" w:bidi="zh_TW"/>
+        </w:rPr>
+        <w:t>鳶</w:t>
+      </w:r>
+      <w:r>
+        <w:rPr>
+          <w:lang w:val="zh_TW" w:bidi="zh_TW"/>
+        </w:rPr>
+        <w:t>：一種中型猛禽，有分叉的尾巴，會在空中滑翔。</w:t>
+      </w:r>
+    </w:p>
+    <w:p>
+      <w:pPr>
+        <w:pStyle w:val="ListBullet"/>
+        <w:spacing w:line="240" w:lineRule="auto"/>
+        <w:ind w:left="720"/>
+      </w:pPr>
+      <w:r>
+        <w:rPr>
+          <w:lang w:val="zh_TW" w:bidi="zh_TW"/>
+        </w:rPr>
+      </w:r>
+      <w:r>
+        <w:rPr>
+          <w:lang w:val="zh_TW" w:bidi="zh_TW"/>
+        </w:rPr>
+        <w:t>夜鷹</w:t>
+      </w:r>
+      <w:r>
+        <w:rPr>
+          <w:lang w:val="zh_TW" w:bidi="zh_TW"/>
+        </w:rPr>
+        <w:t>：一種在夜間活動的鳥，會在飛行中捕捉昆蟲。夜鷹和鷹無關，牠與長尾夜鷹科的鳥更接近。</w:t>
+      </w:r>
+    </w:p>
+    <w:p>
+      <w:pPr>
+        <w:pStyle w:val="ListBullet"/>
+        <w:spacing w:line="240" w:lineRule="auto"/>
+        <w:ind w:left="720"/>
+      </w:pPr>
+      <w:r>
+        <w:rPr>
+          <w:lang w:val="zh_TW" w:bidi="zh_TW"/>
+        </w:rPr>
+      </w:r>
+      <w:r>
+        <w:rPr>
+          <w:lang w:val="zh_TW" w:bidi="zh_TW"/>
+        </w:rPr>
+        <w:t>鴕鳥</w:t>
+      </w:r>
+      <w:r>
+        <w:rPr>
+          <w:lang w:val="zh_TW" w:bidi="zh_TW"/>
+        </w:rPr>
+        <w:t>：一種現存最大的鳥。牠不能飛，但跑得非常快。</w:t>
+      </w:r>
+    </w:p>
+    <w:p>
+      <w:pPr>
+        <w:pStyle w:val="ListBullet"/>
+        <w:spacing w:line="240" w:lineRule="auto"/>
+        <w:ind w:left="720"/>
+      </w:pPr>
+      <w:r>
+        <w:rPr>
+          <w:lang w:val="zh_TW" w:bidi="zh_TW"/>
+        </w:rPr>
+      </w:r>
+      <w:r>
+        <w:rPr>
+          <w:lang w:val="zh_TW" w:bidi="zh_TW"/>
+        </w:rPr>
+        <w:t>貓頭鷹</w:t>
+      </w:r>
+      <w:r>
+        <w:rPr>
+          <w:lang w:val="zh_TW" w:bidi="zh_TW"/>
+        </w:rPr>
+        <w:t>：一種夜行猛禽，有大眼睛，飛行時無聲無息。</w:t>
+      </w:r>
+    </w:p>
+    <w:p>
+      <w:pPr>
+        <w:pStyle w:val="ListBullet"/>
+        <w:spacing w:line="240" w:lineRule="auto"/>
+        <w:ind w:left="1440"/>
+      </w:pPr>
+      <w:r>
+        <w:rPr>
+          <w:lang w:val="zh_TW" w:bidi="zh_TW"/>
+        </w:rPr>
+      </w:r>
+      <w:r>
+        <w:rPr>
+          <w:lang w:val="zh_TW" w:bidi="zh_TW"/>
+        </w:rPr>
+        <w:t>角鴟，白鴞</w:t>
+      </w:r>
+      <w:r>
+        <w:rPr>
+          <w:lang w:val="zh_TW" w:bidi="zh_TW"/>
+        </w:rPr>
+        <w:t>：一種臉像心形、顏色淡的貓頭鷹，會在夜間捕食囓齒類動物。</w:t>
+      </w:r>
+    </w:p>
+    <w:p>
+      <w:pPr>
+        <w:pStyle w:val="ListBullet"/>
+        <w:spacing w:line="240" w:lineRule="auto"/>
+        <w:ind w:left="1440"/>
+      </w:pPr>
+      <w:r>
+        <w:rPr>
+          <w:lang w:val="zh_TW" w:bidi="zh_TW"/>
+        </w:rPr>
+      </w:r>
+      <w:r>
+        <w:rPr>
+          <w:lang w:val="zh_TW" w:bidi="zh_TW"/>
+        </w:rPr>
+        <w:t>大鴞</w:t>
+      </w:r>
+      <w:r>
+        <w:rPr>
+          <w:lang w:val="zh_TW" w:bidi="zh_TW"/>
+        </w:rPr>
+        <w:t>：大型貓頭鷹，頭上有一對像耳朵的羽簇。</w:t>
+      </w:r>
+    </w:p>
+    <w:p>
+      <w:pPr>
+        <w:pStyle w:val="ListBullet"/>
+        <w:spacing w:line="240" w:lineRule="auto"/>
+        <w:ind w:left="1440"/>
+      </w:pPr>
+      <w:r>
+        <w:rPr>
+          <w:lang w:val="zh_TW" w:bidi="zh_TW"/>
+        </w:rPr>
+      </w:r>
+      <w:r>
+        <w:rPr>
+          <w:lang w:val="zh_TW" w:bidi="zh_TW"/>
+        </w:rPr>
+        <w:t>小鴞</w:t>
+      </w:r>
+      <w:r>
+        <w:rPr>
+          <w:lang w:val="zh_TW" w:bidi="zh_TW"/>
+        </w:rPr>
+        <w:t>：體型最小的貓頭鷹，會在夜間捕獵，也是聖地最常見的貓頭鷹。</w:t>
+      </w:r>
+    </w:p>
+    <w:p>
+      <w:pPr>
+        <w:pStyle w:val="ListBullet"/>
+        <w:spacing w:line="240" w:lineRule="auto"/>
+        <w:ind w:left="1440"/>
+      </w:pPr>
+      <w:r>
+        <w:rPr>
+          <w:lang w:val="zh_TW" w:bidi="zh_TW"/>
+        </w:rPr>
+      </w:r>
+      <w:r>
+        <w:rPr>
+          <w:lang w:val="zh_TW" w:bidi="zh_TW"/>
+        </w:rPr>
+        <w:t>角鴞</w:t>
+      </w:r>
+      <w:r>
+        <w:rPr>
+          <w:lang w:val="zh_TW" w:bidi="zh_TW"/>
+        </w:rPr>
+        <w:t>：一種小型貓頭鷹，有耳簇，叫聲輕柔而反覆。</w:t>
+      </w:r>
+    </w:p>
+    <w:p>
+      <w:pPr>
+        <w:pStyle w:val="ListBullet"/>
+        <w:spacing w:line="240" w:lineRule="auto"/>
+        <w:ind w:left="720"/>
+      </w:pPr>
+      <w:r>
+        <w:rPr>
+          <w:lang w:val="zh_TW" w:bidi="zh_TW"/>
+        </w:rPr>
+      </w:r>
+      <w:r>
+        <w:rPr>
+          <w:lang w:val="zh_TW" w:bidi="zh_TW"/>
+        </w:rPr>
+        <w:t>鷓鴣</w:t>
+      </w:r>
+      <w:r>
+        <w:rPr>
+          <w:lang w:val="zh_TW" w:bidi="zh_TW"/>
+        </w:rPr>
+        <w:t>：一種圓潤的地棲鳥，人常捕獵牠作食物或娛樂。</w:t>
+      </w:r>
+    </w:p>
+    <w:p>
+      <w:pPr>
+        <w:pStyle w:val="ListBullet"/>
+        <w:spacing w:line="240" w:lineRule="auto"/>
+        <w:ind w:left="720"/>
+      </w:pPr>
+      <w:r>
+        <w:rPr>
+          <w:lang w:val="zh_TW" w:bidi="zh_TW"/>
+        </w:rPr>
+      </w:r>
+      <w:r>
+        <w:rPr>
+          <w:lang w:val="zh_TW" w:bidi="zh_TW"/>
+        </w:rPr>
+        <w:t>孔雀</w:t>
+      </w:r>
+      <w:r>
+        <w:rPr>
+          <w:lang w:val="zh_TW" w:bidi="zh_TW"/>
+        </w:rPr>
+        <w:t>：一種大型的鳥，雄鳥會展示長而華麗的尾羽。</w:t>
+      </w:r>
+    </w:p>
+    <w:p>
+      <w:pPr>
+        <w:pStyle w:val="ListBullet"/>
+        <w:spacing w:line="240" w:lineRule="auto"/>
+        <w:ind w:left="720"/>
+      </w:pPr>
+      <w:r>
+        <w:rPr>
+          <w:lang w:val="zh_TW" w:bidi="zh_TW"/>
+        </w:rPr>
+      </w:r>
+      <w:r>
+        <w:rPr>
+          <w:lang w:val="zh_TW" w:bidi="zh_TW"/>
+        </w:rPr>
+        <w:t>鵜鶘</w:t>
+      </w:r>
+      <w:r>
+        <w:rPr>
+          <w:lang w:val="zh_TW" w:bidi="zh_TW"/>
+        </w:rPr>
+        <w:t>：一種大型水鳥，嘴下有可盛魚的囊袋。</w:t>
+      </w:r>
+    </w:p>
+    <w:p>
+      <w:pPr>
+        <w:pStyle w:val="ListBullet"/>
+        <w:spacing w:line="240" w:lineRule="auto"/>
+        <w:ind w:left="720"/>
+      </w:pPr>
+      <w:r>
+        <w:rPr>
+          <w:lang w:val="zh_TW" w:bidi="zh_TW"/>
+        </w:rPr>
+      </w:r>
+      <w:r>
+        <w:rPr>
+          <w:lang w:val="zh_TW" w:bidi="zh_TW"/>
+        </w:rPr>
+        <w:t>鴿子</w:t>
+      </w:r>
+      <w:r>
+        <w:rPr>
+          <w:lang w:val="zh_TW" w:bidi="zh_TW"/>
+        </w:rPr>
+        <w:t>：一種性情溫和、短頸的鳥，人常用牠象徵和平或用來獻祭。</w:t>
+      </w:r>
+    </w:p>
+    <w:p>
+      <w:pPr>
+        <w:pStyle w:val="ListBullet"/>
+        <w:spacing w:line="240" w:lineRule="auto"/>
+        <w:ind w:left="1440"/>
+      </w:pPr>
+      <w:r>
+        <w:rPr>
+          <w:lang w:val="zh_TW" w:bidi="zh_TW"/>
+        </w:rPr>
+      </w:r>
+      <w:r>
+        <w:rPr>
+          <w:lang w:val="zh_TW" w:bidi="zh_TW"/>
+        </w:rPr>
+        <w:t>鴿子</w:t>
+      </w:r>
+      <w:r>
+        <w:rPr>
+          <w:lang w:val="zh_TW" w:bidi="zh_TW"/>
+        </w:rPr>
+        <w:t>：任何體型較小的鴿，無論野生或家養。</w:t>
+      </w:r>
+    </w:p>
+    <w:p>
+      <w:pPr>
+        <w:pStyle w:val="ListBullet"/>
+        <w:spacing w:line="240" w:lineRule="auto"/>
+        <w:ind w:left="1440"/>
+      </w:pPr>
+      <w:r>
+        <w:rPr>
+          <w:lang w:val="zh_TW" w:bidi="zh_TW"/>
+        </w:rPr>
+      </w:r>
+      <w:r>
+        <w:rPr>
+          <w:lang w:val="zh_TW" w:bidi="zh_TW"/>
+        </w:rPr>
+        <w:t>斑鳩</w:t>
+      </w:r>
+      <w:r>
+        <w:rPr>
+          <w:lang w:val="zh_TW" w:bidi="zh_TW"/>
+        </w:rPr>
+        <w:t>：一種小型的野生鴿，會遷徙，叫聲輕柔。</w:t>
+      </w:r>
+    </w:p>
+    <w:p>
+      <w:pPr>
+        <w:pStyle w:val="ListBullet"/>
+        <w:spacing w:line="240" w:lineRule="auto"/>
+        <w:ind w:left="720"/>
+      </w:pPr>
+      <w:r>
+        <w:rPr>
+          <w:lang w:val="zh_TW" w:bidi="zh_TW"/>
+        </w:rPr>
+      </w:r>
+      <w:r>
+        <w:rPr>
+          <w:lang w:val="zh_TW" w:bidi="zh_TW"/>
+        </w:rPr>
+        <w:t>鵪鶉</w:t>
+      </w:r>
+      <w:r>
+        <w:rPr>
+          <w:lang w:val="zh_TW" w:bidi="zh_TW"/>
+        </w:rPr>
+        <w:t>：一種小型鳥，活動於田地和草原裡，人常獵牠作食物或娛樂。</w:t>
+      </w:r>
+    </w:p>
+    <w:p>
+      <w:pPr>
+        <w:pStyle w:val="ListBullet"/>
+        <w:spacing w:line="240" w:lineRule="auto"/>
+        <w:ind w:left="720"/>
+      </w:pPr>
+      <w:r>
+        <w:rPr>
+          <w:lang w:val="zh_TW" w:bidi="zh_TW"/>
+        </w:rPr>
+      </w:r>
+      <w:r>
+        <w:rPr>
+          <w:lang w:val="zh_TW" w:bidi="zh_TW"/>
+        </w:rPr>
+        <w:t>烏鴉</w:t>
+      </w:r>
+      <w:r>
+        <w:rPr>
+          <w:lang w:val="zh_TW" w:bidi="zh_TW"/>
+        </w:rPr>
+        <w:t>：一種大型黑色鳥，以聰明和沙啞的叫聲著名。</w:t>
+      </w:r>
+    </w:p>
+    <w:p>
+      <w:pPr>
+        <w:pStyle w:val="ListBullet"/>
+        <w:spacing w:line="240" w:lineRule="auto"/>
+        <w:ind w:left="720"/>
+      </w:pPr>
+      <w:r>
+        <w:rPr>
+          <w:lang w:val="zh_TW" w:bidi="zh_TW"/>
+        </w:rPr>
+      </w:r>
+      <w:r>
+        <w:rPr>
+          <w:lang w:val="zh_TW" w:bidi="zh_TW"/>
+        </w:rPr>
+        <w:t>海鷗</w:t>
+      </w:r>
+      <w:r>
+        <w:rPr>
+          <w:lang w:val="zh_TW" w:bidi="zh_TW"/>
+        </w:rPr>
+        <w:t>：一種生活在海岸的鳥，有長翼，叫聲響亮。</w:t>
+      </w:r>
+    </w:p>
+    <w:p>
+      <w:pPr>
+        <w:pStyle w:val="ListBullet"/>
+        <w:spacing w:line="240" w:lineRule="auto"/>
+        <w:ind w:left="720"/>
+      </w:pPr>
+      <w:r>
+        <w:rPr>
+          <w:lang w:val="zh_TW" w:bidi="zh_TW"/>
+        </w:rPr>
+      </w:r>
+      <w:r>
+        <w:rPr>
+          <w:lang w:val="zh_TW" w:bidi="zh_TW"/>
+        </w:rPr>
+        <w:t>麻雀</w:t>
+      </w:r>
+      <w:r>
+        <w:rPr>
+          <w:lang w:val="zh_TW" w:bidi="zh_TW"/>
+        </w:rPr>
+        <w:t>：一種小型褐色鳴禽，城鎮和田野常見牠的身影。</w:t>
+      </w:r>
+    </w:p>
+    <w:p>
+      <w:pPr>
+        <w:pStyle w:val="ListBullet"/>
+        <w:spacing w:line="240" w:lineRule="auto"/>
+        <w:ind w:left="720"/>
+      </w:pPr>
+      <w:r>
+        <w:rPr>
+          <w:lang w:val="zh_TW" w:bidi="zh_TW"/>
+        </w:rPr>
+      </w:r>
+      <w:r>
+        <w:rPr>
+          <w:lang w:val="zh_TW" w:bidi="zh_TW"/>
+        </w:rPr>
+        <w:t>鸛</w:t>
+      </w:r>
+      <w:r>
+        <w:rPr>
+          <w:lang w:val="zh_TW" w:bidi="zh_TW"/>
+        </w:rPr>
+        <w:t>：一種高大的涉水鳥，有長腿和長嘴，常在屋頂或高樹上築大巢。</w:t>
+      </w:r>
+    </w:p>
+    <w:p>
+      <w:pPr>
+        <w:pStyle w:val="ListBullet"/>
+        <w:spacing w:line="240" w:lineRule="auto"/>
+        <w:ind w:left="720"/>
+      </w:pPr>
+      <w:r>
+        <w:rPr>
+          <w:lang w:val="zh_TW" w:bidi="zh_TW"/>
+        </w:rPr>
+      </w:r>
+      <w:r>
+        <w:rPr>
+          <w:lang w:val="zh_TW" w:bidi="zh_TW"/>
+        </w:rPr>
+        <w:t>燕子</w:t>
+      </w:r>
+      <w:r>
+        <w:rPr>
+          <w:lang w:val="zh_TW" w:bidi="zh_TW"/>
+        </w:rPr>
+        <w:t>：一種小型鳥，有狹長的翅膀，會在飛行中捕捉昆蟲。</w:t>
+      </w:r>
+    </w:p>
+    <w:p>
+      <w:pPr>
+        <w:pStyle w:val="ListBullet"/>
+        <w:spacing w:line="240" w:lineRule="auto"/>
+        <w:ind w:left="720"/>
+      </w:pPr>
+      <w:r>
+        <w:rPr>
+          <w:lang w:val="zh_TW" w:bidi="zh_TW"/>
+        </w:rPr>
+      </w:r>
+      <w:r>
+        <w:rPr>
+          <w:lang w:val="zh_TW" w:bidi="zh_TW"/>
+        </w:rPr>
+        <w:t>天鵝</w:t>
+      </w:r>
+      <w:r>
+        <w:rPr>
+          <w:lang w:val="zh_TW" w:bidi="zh_TW"/>
+        </w:rPr>
+        <w:t>：一種大型、優雅的水鳥，有長頸。</w:t>
+      </w:r>
+    </w:p>
+    <w:p>
+      <w:pPr>
+        <w:pStyle w:val="ListBullet"/>
+        <w:spacing w:line="240" w:lineRule="auto"/>
+        <w:ind w:left="720"/>
+      </w:pPr>
+      <w:r>
+        <w:rPr>
+          <w:lang w:val="zh_TW" w:bidi="zh_TW"/>
+        </w:rPr>
+      </w:r>
+      <w:r>
+        <w:rPr>
+          <w:lang w:val="zh_TW" w:bidi="zh_TW"/>
+        </w:rPr>
+        <w:t>雨燕</w:t>
+      </w:r>
+      <w:r>
+        <w:rPr>
+          <w:lang w:val="zh_TW" w:bidi="zh_TW"/>
+        </w:rPr>
+        <w:t>：一種小型鳥，有長翼，一生大部分時間都在空中度過。</w:t>
+      </w:r>
+    </w:p>
+    <w:p>
+      <w:pPr>
+        <w:pStyle w:val="ListBullet"/>
+        <w:spacing w:line="240" w:lineRule="auto"/>
+        <w:ind w:left="720"/>
+      </w:pPr>
+      <w:r>
+        <w:rPr>
+          <w:lang w:val="zh_TW" w:bidi="zh_TW"/>
+        </w:rPr>
+      </w:r>
+      <w:r>
+        <w:rPr>
+          <w:lang w:val="zh_TW" w:bidi="zh_TW"/>
+        </w:rPr>
+        <w:t>禿鷹（Vulture）</w:t>
+      </w:r>
+      <w:r>
+        <w:rPr>
+          <w:lang w:val="zh_TW" w:bidi="zh_TW"/>
+        </w:rPr>
+        <w:t>：一種大型食腐鳥，以動物屍體為食。</w:t>
+      </w:r>
+    </w:p>
+    <w:p>
+      <w:pPr>
+        <w:pStyle w:val="ListBullet"/>
+        <w:spacing w:line="240" w:lineRule="auto"/>
+        <w:ind w:left="720"/>
+      </w:pPr>
+      <w:r>
+        <w:rPr>
+          <w:lang w:val="zh_TW" w:bidi="zh_TW"/>
+        </w:rPr>
+      </w:r>
+      <w:r>
+        <w:rPr>
+          <w:lang w:val="zh_TW" w:bidi="zh_TW"/>
+        </w:rPr>
+        <w:t>水雞</w:t>
+      </w:r>
+      <w:r>
+        <w:rPr>
+          <w:lang w:val="zh_TW" w:bidi="zh_TW"/>
+        </w:rPr>
+        <w:t>：一種深色、外形像鴨的鳥，生活在濕地，有紅色的嘴。</w:t>
       </w:r>
       <w:r>
         <w:rPr>

--- a/zht/docx/117.content.docx
+++ b/zht/docx/117.content.docx
@@ -260,36 +260,24 @@
         </w:rPr>
         <w:t>今天，科學家按照生物內部及外部的身體構造來把他們分類。但在聖經裡，作者往往按照動物所居住的地方來歸類。例如，聖經將蝙蝠與鳥同列為天空中的生物（</w:t>
       </w:r>
-      <w:hyperlink r:id="rId13">
-        <w:r>
-          <w:rPr>
-            <w:lang w:val="zh_TW" w:bidi="zh_TW"/>
-          </w:rPr>
-          <w:rPr>
-            <w:color w:val="0000EE"/>
-            <w:u w:val="single"/>
-          </w:rPr>
-          <w:t>利11:19</w:t>
-        </w:r>
-      </w:hyperlink>
+      <w:r>
+        <w:rPr>
+          <w:lang w:val="zh_TW" w:bidi="zh_TW"/>
+        </w:rPr>
+        <w:t>利11:19</w:t>
+      </w:r>
       <w:r>
         <w:rPr>
           <w:lang w:val="zh_TW" w:bidi="zh_TW"/>
         </w:rPr>
         <w:t>；</w:t>
       </w:r>
-      <w:hyperlink r:id="rId14">
-        <w:r>
-          <w:rPr>
-            <w:lang w:val="zh_TW" w:bidi="zh_TW"/>
-          </w:rPr>
-          <w:rPr>
-            <w:color w:val="0000EE"/>
-            <w:u w:val="single"/>
-          </w:rPr>
-          <w:t>申14:18</w:t>
-        </w:r>
-      </w:hyperlink>
+      <w:r>
+        <w:rPr>
+          <w:lang w:val="zh_TW" w:bidi="zh_TW"/>
+        </w:rPr>
+        <w:t>申14:18</w:t>
+      </w:r>
       <w:r>
         <w:rPr>
           <w:lang w:val="zh_TW" w:bidi="zh_TW"/>
@@ -399,54 +387,36 @@
         </w:rPr>
         <w:t>聖經以真實的方式，也以象徵的方式來提及鳥。聖經的作者十分留心觀察自然界，許多經文都顯明他們認識鳥及其生活方式。他們指出，神認識每一隻飛鳥（</w:t>
       </w:r>
-      <w:hyperlink r:id="rId15">
-        <w:r>
-          <w:rPr>
-            <w:lang w:val="zh_TW" w:bidi="zh_TW"/>
-          </w:rPr>
-          <w:rPr>
-            <w:color w:val="0000EE"/>
-            <w:u w:val="single"/>
-          </w:rPr>
-          <w:t>詩50:11</w:t>
-        </w:r>
-      </w:hyperlink>
+      <w:r>
+        <w:rPr>
+          <w:lang w:val="zh_TW" w:bidi="zh_TW"/>
+        </w:rPr>
+        <w:t>詩50:11</w:t>
+      </w:r>
       <w:r>
         <w:rPr>
           <w:lang w:val="zh_TW" w:bidi="zh_TW"/>
         </w:rPr>
         <w:t>），也眷顧牠們（</w:t>
       </w:r>
-      <w:hyperlink r:id="rId16">
-        <w:r>
-          <w:rPr>
-            <w:lang w:val="zh_TW" w:bidi="zh_TW"/>
-          </w:rPr>
-          <w:rPr>
-            <w:color w:val="0000EE"/>
-            <w:u w:val="single"/>
-          </w:rPr>
-          <w:t>太10:29</w:t>
-        </w:r>
-      </w:hyperlink>
+      <w:r>
+        <w:rPr>
+          <w:lang w:val="zh_TW" w:bidi="zh_TW"/>
+        </w:rPr>
+        <w:t>太10:29</w:t>
+      </w:r>
       <w:r>
         <w:rPr>
           <w:lang w:val="zh_TW" w:bidi="zh_TW"/>
         </w:rPr>
         <w:t>）。他們亦明白，洪水之後神對挪亞所立的約同時包括飛鳥與走獸（</w:t>
       </w:r>
-      <w:hyperlink r:id="rId17">
-        <w:r>
-          <w:rPr>
-            <w:lang w:val="zh_TW" w:bidi="zh_TW"/>
-          </w:rPr>
-          <w:rPr>
-            <w:color w:val="0000EE"/>
-            <w:u w:val="single"/>
-          </w:rPr>
-          <w:t>創9:10</w:t>
-        </w:r>
-      </w:hyperlink>
+      <w:r>
+        <w:rPr>
+          <w:lang w:val="zh_TW" w:bidi="zh_TW"/>
+        </w:rPr>
+        <w:t>創9:10</w:t>
+      </w:r>
       <w:r>
         <w:rPr>
           <w:lang w:val="zh_TW" w:bidi="zh_TW"/>
@@ -467,18 +437,12 @@
         </w:rPr>
         <w:t>摩西的律法指出有些鳥是不潔的，這些主要是以死屍為食、捕食其它動物，或棲息在荒涼之地的鳥。後來，初期的基督徒認為所有的鳥都是潔淨的，這一點在使徒彼得所得的異象裡得以顯明（</w:t>
       </w:r>
-      <w:hyperlink r:id="rId18">
-        <w:r>
-          <w:rPr>
-            <w:lang w:val="zh_TW" w:bidi="zh_TW"/>
-          </w:rPr>
-          <w:rPr>
-            <w:color w:val="0000EE"/>
-            <w:u w:val="single"/>
-          </w:rPr>
-          <w:t>徒10:12</w:t>
-        </w:r>
-      </w:hyperlink>
+      <w:r>
+        <w:rPr>
+          <w:lang w:val="zh_TW" w:bidi="zh_TW"/>
+        </w:rPr>
+        <w:t>徒10:12</w:t>
+      </w:r>
       <w:r>
         <w:rPr>
           <w:lang w:val="zh_TW" w:bidi="zh_TW"/>
@@ -499,18 +463,12 @@
         </w:rPr>
         <w:t>以色列人在曠野的旅程中也吃過其它鳥，例如鵪鶉（</w:t>
       </w:r>
-      <w:hyperlink r:id="rId19">
-        <w:r>
-          <w:rPr>
-            <w:lang w:val="zh_TW" w:bidi="zh_TW"/>
-          </w:rPr>
-          <w:rPr>
-            <w:color w:val="0000EE"/>
-            <w:u w:val="single"/>
-          </w:rPr>
-          <w:t>出16:13</w:t>
-        </w:r>
-      </w:hyperlink>
+      <w:r>
+        <w:rPr>
+          <w:lang w:val="zh_TW" w:bidi="zh_TW"/>
+        </w:rPr>
+        <w:t>出16:13</w:t>
+      </w:r>
       <w:r>
         <w:rPr>
           <w:lang w:val="zh_TW" w:bidi="zh_TW"/>
@@ -535,18 +493,12 @@
         </w:rPr>
         <w:t>為頭生的孩子獻祭（</w:t>
       </w:r>
-      <w:hyperlink r:id="rId20">
-        <w:r>
-          <w:rPr>
-            <w:lang w:val="zh_TW" w:bidi="zh_TW"/>
-          </w:rPr>
-          <w:rPr>
-            <w:color w:val="0000EE"/>
-            <w:u w:val="single"/>
-          </w:rPr>
-          <w:t>路2:24</w:t>
-        </w:r>
-      </w:hyperlink>
+      <w:r>
+        <w:rPr>
+          <w:lang w:val="zh_TW" w:bidi="zh_TW"/>
+        </w:rPr>
+        <w:t>路2:24</w:t>
+      </w:r>
       <w:r>
         <w:rPr>
           <w:lang w:val="zh_TW" w:bidi="zh_TW"/>
@@ -571,18 +523,12 @@
         </w:rPr>
         <w:t>在守拿細耳人的願時獻祭（</w:t>
       </w:r>
-      <w:hyperlink r:id="rId21">
-        <w:r>
-          <w:rPr>
-            <w:lang w:val="zh_TW" w:bidi="zh_TW"/>
-          </w:rPr>
-          <w:rPr>
-            <w:color w:val="0000EE"/>
-            <w:u w:val="single"/>
-          </w:rPr>
-          <w:t>民6:10</w:t>
-        </w:r>
-      </w:hyperlink>
+      <w:r>
+        <w:rPr>
+          <w:lang w:val="zh_TW" w:bidi="zh_TW"/>
+        </w:rPr>
+        <w:t>民6:10</w:t>
+      </w:r>
       <w:r>
         <w:rPr>
           <w:lang w:val="zh_TW" w:bidi="zh_TW"/>
@@ -607,18 +553,12 @@
         </w:rPr>
         <w:t>為潔淨痲瘋病人而獻祭（</w:t>
       </w:r>
-      <w:hyperlink r:id="rId22">
-        <w:r>
-          <w:rPr>
-            <w:lang w:val="zh_TW" w:bidi="zh_TW"/>
-          </w:rPr>
-          <w:rPr>
-            <w:color w:val="0000EE"/>
-            <w:u w:val="single"/>
-          </w:rPr>
-          <w:t>利14:22</w:t>
-        </w:r>
-      </w:hyperlink>
+      <w:r>
+        <w:rPr>
+          <w:lang w:val="zh_TW" w:bidi="zh_TW"/>
+        </w:rPr>
+        <w:t>利14:22</w:t>
+      </w:r>
       <w:r>
         <w:rPr>
           <w:lang w:val="zh_TW" w:bidi="zh_TW"/>
@@ -643,18 +583,12 @@
         </w:rPr>
         <w:t>獻燔祭與贖罪祭（</w:t>
       </w:r>
-      <w:hyperlink r:id="rId23">
-        <w:r>
-          <w:rPr>
-            <w:lang w:val="zh_TW" w:bidi="zh_TW"/>
-          </w:rPr>
-          <w:rPr>
-            <w:color w:val="0000EE"/>
-            <w:u w:val="single"/>
-          </w:rPr>
-          <w:t>利12:8</w:t>
-        </w:r>
-      </w:hyperlink>
+      <w:r>
+        <w:rPr>
+          <w:lang w:val="zh_TW" w:bidi="zh_TW"/>
+        </w:rPr>
+        <w:t>利12:8</w:t>
+      </w:r>
       <w:r>
         <w:rPr>
           <w:lang w:val="zh_TW" w:bidi="zh_TW"/>
@@ -675,18 +609,12 @@
         </w:rPr>
         <w:t>鳥有可能會絕種，而人類的行為往往是導致牠們絕種的主要原因之一。神吩咐以色列人要保護飛鳥，使牠們能在那地持續生存並成為人的食物供應。律法允許人從鳥巢裡取走蛋或雛鳥，但不可在同一天同時取母鳥與雛鳥的性命（</w:t>
       </w:r>
-      <w:hyperlink r:id="rId24">
-        <w:r>
-          <w:rPr>
-            <w:lang w:val="zh_TW" w:bidi="zh_TW"/>
-          </w:rPr>
-          <w:rPr>
-            <w:color w:val="0000EE"/>
-            <w:u w:val="single"/>
-          </w:rPr>
-          <w:t>申22:6</w:t>
-        </w:r>
-      </w:hyperlink>
+      <w:r>
+        <w:rPr>
+          <w:lang w:val="zh_TW" w:bidi="zh_TW"/>
+        </w:rPr>
+        <w:t>申22:6</w:t>
+      </w:r>
       <w:r>
         <w:rPr>
           <w:lang w:val="zh_TW" w:bidi="zh_TW"/>
@@ -707,54 +635,36 @@
         </w:rPr>
         <w:t>聖經的作者常用大自然來顯明關於神的真理，或用來描述人的行為。有時候，這些意象會帶出人的軟弱或卑微。例如，尼布甲尼撒王發狂時的情形被形容為有像飛鳥般的爪子（</w:t>
       </w:r>
-      <w:hyperlink r:id="rId25">
-        <w:r>
-          <w:rPr>
-            <w:lang w:val="zh_TW" w:bidi="zh_TW"/>
-          </w:rPr>
-          <w:rPr>
-            <w:color w:val="0000EE"/>
-            <w:u w:val="single"/>
-          </w:rPr>
-          <w:t>但4:33</w:t>
-        </w:r>
-      </w:hyperlink>
+      <w:r>
+        <w:rPr>
+          <w:lang w:val="zh_TW" w:bidi="zh_TW"/>
+        </w:rPr>
+        <w:t>但4:33</w:t>
+      </w:r>
       <w:r>
         <w:rPr>
           <w:lang w:val="zh_TW" w:bidi="zh_TW"/>
         </w:rPr>
         <w:t>）。約伯指出，飛鳥並不知道智慧的泉源在哪裡（</w:t>
       </w:r>
-      <w:hyperlink r:id="rId26">
-        <w:r>
-          <w:rPr>
-            <w:lang w:val="zh_TW" w:bidi="zh_TW"/>
-          </w:rPr>
-          <w:rPr>
-            <w:color w:val="0000EE"/>
-            <w:u w:val="single"/>
-          </w:rPr>
-          <w:t>伯28:21</w:t>
-        </w:r>
-      </w:hyperlink>
+      <w:r>
+        <w:rPr>
+          <w:lang w:val="zh_TW" w:bidi="zh_TW"/>
+        </w:rPr>
+        <w:t>伯28:21</w:t>
+      </w:r>
       <w:r>
         <w:rPr>
           <w:lang w:val="zh_TW" w:bidi="zh_TW"/>
         </w:rPr>
         <w:t>）。在耶穌所說撒種的比喻裡，那些在路旁吃掉種子的鳥，代表那些不明白神話語的人（</w:t>
       </w:r>
-      <w:hyperlink r:id="rId27">
-        <w:r>
-          <w:rPr>
-            <w:lang w:val="zh_TW" w:bidi="zh_TW"/>
-          </w:rPr>
-          <w:rPr>
-            <w:color w:val="0000EE"/>
-            <w:u w:val="single"/>
-          </w:rPr>
-          <w:t>太13:4</w:t>
-        </w:r>
-      </w:hyperlink>
+      <w:r>
+        <w:rPr>
+          <w:lang w:val="zh_TW" w:bidi="zh_TW"/>
+        </w:rPr>
+        <w:t>太13:4</w:t>
+      </w:r>
       <w:r>
         <w:rPr>
           <w:lang w:val="zh_TW" w:bidi="zh_TW"/>
@@ -775,72 +685,48 @@
         </w:rPr>
         <w:t>其它經文則表達對飛鳥的同情。詩人把禱告中的孤單比喻為一隻獨自在屋頂上的飛鳥（</w:t>
       </w:r>
-      <w:hyperlink r:id="rId28">
-        <w:r>
-          <w:rPr>
-            <w:lang w:val="zh_TW" w:bidi="zh_TW"/>
-          </w:rPr>
-          <w:rPr>
-            <w:color w:val="0000EE"/>
-            <w:u w:val="single"/>
-          </w:rPr>
-          <w:t>詩102:7</w:t>
-        </w:r>
-      </w:hyperlink>
+      <w:r>
+        <w:rPr>
+          <w:lang w:val="zh_TW" w:bidi="zh_TW"/>
+        </w:rPr>
+        <w:t>詩102:7</w:t>
+      </w:r>
       <w:r>
         <w:rPr>
           <w:lang w:val="zh_TW" w:bidi="zh_TW"/>
         </w:rPr>
         <w:t>）。被仇敵追捕的人也能體會一隻被獵捕的飛鳥所感受到的恐懼（</w:t>
       </w:r>
-      <w:hyperlink r:id="rId29">
-        <w:r>
-          <w:rPr>
-            <w:lang w:val="zh_TW" w:bidi="zh_TW"/>
-          </w:rPr>
-          <w:rPr>
-            <w:color w:val="0000EE"/>
-            <w:u w:val="single"/>
-          </w:rPr>
-          <w:t>哀3:52</w:t>
-        </w:r>
-      </w:hyperlink>
+      <w:r>
+        <w:rPr>
+          <w:lang w:val="zh_TW" w:bidi="zh_TW"/>
+        </w:rPr>
+        <w:t>哀3:52</w:t>
+      </w:r>
       <w:r>
         <w:rPr>
           <w:lang w:val="zh_TW" w:bidi="zh_TW"/>
         </w:rPr>
         <w:t>）。當神的咒詛臨到作惡的人時，飛鳥逃離耶路撒冷與大地（</w:t>
       </w:r>
-      <w:hyperlink r:id="rId30">
-        <w:r>
-          <w:rPr>
-            <w:lang w:val="zh_TW" w:bidi="zh_TW"/>
-          </w:rPr>
-          <w:rPr>
-            <w:color w:val="0000EE"/>
-            <w:u w:val="single"/>
-          </w:rPr>
-          <w:t>耶9:10</w:t>
-        </w:r>
-      </w:hyperlink>
+      <w:r>
+        <w:rPr>
+          <w:lang w:val="zh_TW" w:bidi="zh_TW"/>
+        </w:rPr>
+        <w:t>耶9:10</w:t>
+      </w:r>
       <w:r>
         <w:rPr>
           <w:lang w:val="zh_TW" w:bidi="zh_TW"/>
         </w:rPr>
         <w:t>；</w:t>
       </w:r>
-      <w:hyperlink r:id="rId31">
-        <w:r>
-          <w:rPr>
-            <w:lang w:val="zh_TW" w:bidi="zh_TW"/>
-          </w:rPr>
-          <w:rPr>
-            <w:color w:val="0000EE"/>
-            <w:u w:val="single"/>
-          </w:rPr>
-          <w:t>番1:3</w:t>
-        </w:r>
-      </w:hyperlink>
+      <w:r>
+        <w:rPr>
+          <w:lang w:val="zh_TW" w:bidi="zh_TW"/>
+        </w:rPr>
+        <w:t>番1:3</w:t>
+      </w:r>
       <w:r>
         <w:rPr>
           <w:lang w:val="zh_TW" w:bidi="zh_TW"/>
@@ -861,120 +747,78 @@
         </w:rPr>
         <w:t>即使飛鳥面對各樣危險，聖經仍指出神眷顧牠們（</w:t>
       </w:r>
-      <w:hyperlink r:id="rId15">
-        <w:r>
-          <w:rPr>
-            <w:lang w:val="zh_TW" w:bidi="zh_TW"/>
-          </w:rPr>
-          <w:rPr>
-            <w:color w:val="0000EE"/>
-            <w:u w:val="single"/>
-          </w:rPr>
-          <w:t>詩50:11</w:t>
-        </w:r>
-      </w:hyperlink>
+      <w:r>
+        <w:rPr>
+          <w:lang w:val="zh_TW" w:bidi="zh_TW"/>
+        </w:rPr>
+        <w:t>詩50:11</w:t>
+      </w:r>
       <w:r>
         <w:rPr>
           <w:lang w:val="zh_TW" w:bidi="zh_TW"/>
         </w:rPr>
         <w:t>；</w:t>
       </w:r>
-      <w:hyperlink r:id="rId32">
-        <w:r>
-          <w:rPr>
-            <w:lang w:val="zh_TW" w:bidi="zh_TW"/>
-          </w:rPr>
-          <w:rPr>
-            <w:color w:val="0000EE"/>
-            <w:u w:val="single"/>
-          </w:rPr>
-          <w:t>太6:26，</w:t>
-        </w:r>
-      </w:hyperlink>
-      <w:hyperlink r:id="rId16">
-        <w:r>
-          <w:rPr>
-            <w:lang w:val="zh_TW" w:bidi="zh_TW"/>
-          </w:rPr>
-          <w:rPr>
-            <w:color w:val="0000EE"/>
-            <w:u w:val="single"/>
-          </w:rPr>
-          <w:t>10:29</w:t>
-        </w:r>
-      </w:hyperlink>
+      <w:r>
+        <w:rPr>
+          <w:lang w:val="zh_TW" w:bidi="zh_TW"/>
+        </w:rPr>
+        <w:t>太6:26，</w:t>
+      </w:r>
+      <w:r>
+        <w:rPr>
+          <w:lang w:val="zh_TW" w:bidi="zh_TW"/>
+        </w:rPr>
+        <w:t>10:29</w:t>
+      </w:r>
       <w:r>
         <w:rPr>
           <w:lang w:val="zh_TW" w:bidi="zh_TW"/>
         </w:rPr>
         <w:t>）。聖經把一些君王（例如法老與尼布甲尼撒）描繪成能為飛鳥提供庇護的大樹（</w:t>
       </w:r>
-      <w:hyperlink r:id="rId33">
-        <w:r>
-          <w:rPr>
-            <w:lang w:val="zh_TW" w:bidi="zh_TW"/>
-          </w:rPr>
-          <w:rPr>
-            <w:color w:val="0000EE"/>
-            <w:u w:val="single"/>
-          </w:rPr>
-          <w:t>結31:6</w:t>
-        </w:r>
-      </w:hyperlink>
+      <w:r>
+        <w:rPr>
+          <w:lang w:val="zh_TW" w:bidi="zh_TW"/>
+        </w:rPr>
+        <w:t>結31:6</w:t>
+      </w:r>
       <w:r>
         <w:rPr>
           <w:lang w:val="zh_TW" w:bidi="zh_TW"/>
         </w:rPr>
         <w:t>；</w:t>
       </w:r>
-      <w:hyperlink r:id="rId34">
-        <w:r>
-          <w:rPr>
-            <w:lang w:val="zh_TW" w:bidi="zh_TW"/>
-          </w:rPr>
-          <w:rPr>
-            <w:color w:val="0000EE"/>
-            <w:u w:val="single"/>
-          </w:rPr>
-          <w:t>但4:12</w:t>
-        </w:r>
-      </w:hyperlink>
+      <w:r>
+        <w:rPr>
+          <w:lang w:val="zh_TW" w:bidi="zh_TW"/>
+        </w:rPr>
+        <w:t>但4:12</w:t>
+      </w:r>
       <w:r>
         <w:rPr>
           <w:lang w:val="zh_TW" w:bidi="zh_TW"/>
         </w:rPr>
         <w:t>；參</w:t>
       </w:r>
-      <w:hyperlink r:id="rId35">
-        <w:r>
-          <w:rPr>
-            <w:lang w:val="zh_TW" w:bidi="zh_TW"/>
-          </w:rPr>
-          <w:rPr>
-            <w:color w:val="0000EE"/>
-            <w:u w:val="single"/>
-          </w:rPr>
-          <w:t>2:38</w:t>
-        </w:r>
-      </w:hyperlink>
+      <w:r>
+        <w:rPr>
+          <w:lang w:val="zh_TW" w:bidi="zh_TW"/>
+        </w:rPr>
+        <w:t>2:38</w:t>
+      </w:r>
       <w:r>
         <w:rPr>
           <w:lang w:val="zh_TW" w:bidi="zh_TW"/>
         </w:rPr>
         <w:t>）。然而，人的權勢並不能長久；當尼布甲尼撒的那棵「樹」倒下時，飛鳥便四散而去（</w:t>
       </w:r>
-      <w:hyperlink r:id="rId36">
-        <w:r>
-          <w:rPr>
-            <w:lang w:val="zh_TW" w:bidi="zh_TW"/>
-          </w:rPr>
-          <w:rPr>
-            <w:color w:val="0000EE"/>
-            <w:u w:val="single"/>
-          </w:rPr>
-          <w:t>但4:14</w:t>
-        </w:r>
-      </w:hyperlink>
+      <w:r>
+        <w:rPr>
+          <w:lang w:val="zh_TW" w:bidi="zh_TW"/>
+        </w:rPr>
+        <w:t>但4:14</w:t>
+      </w:r>
       <w:r>
         <w:rPr>
           <w:lang w:val="zh_TW" w:bidi="zh_TW"/>
@@ -995,54 +839,36 @@
         </w:rPr>
         <w:t>神的保護則不一樣，因為祂的保護永遠長存。耶穌把神的國比喻為一粒芥菜種，這粒種子長成飛鳥能在上面棲息的植物（</w:t>
       </w:r>
-      <w:hyperlink r:id="rId37">
-        <w:r>
-          <w:rPr>
-            <w:lang w:val="zh_TW" w:bidi="zh_TW"/>
-          </w:rPr>
-          <w:rPr>
-            <w:color w:val="0000EE"/>
-            <w:u w:val="single"/>
-          </w:rPr>
-          <w:t>太13:32</w:t>
-        </w:r>
-      </w:hyperlink>
+      <w:r>
+        <w:rPr>
+          <w:lang w:val="zh_TW" w:bidi="zh_TW"/>
+        </w:rPr>
+        <w:t>太13:32</w:t>
+      </w:r>
       <w:r>
         <w:rPr>
           <w:lang w:val="zh_TW" w:bidi="zh_TW"/>
         </w:rPr>
         <w:t>）。神為飛鳥預備牠們的居所（</w:t>
       </w:r>
-      <w:hyperlink r:id="rId38">
-        <w:r>
-          <w:rPr>
-            <w:lang w:val="zh_TW" w:bidi="zh_TW"/>
-          </w:rPr>
-          <w:rPr>
-            <w:color w:val="0000EE"/>
-            <w:u w:val="single"/>
-          </w:rPr>
-          <w:t>詩104:12</w:t>
-        </w:r>
-      </w:hyperlink>
+      <w:r>
+        <w:rPr>
+          <w:lang w:val="zh_TW" w:bidi="zh_TW"/>
+        </w:rPr>
+        <w:t>詩104:12</w:t>
+      </w:r>
       <w:r>
         <w:rPr>
           <w:lang w:val="zh_TW" w:bidi="zh_TW"/>
         </w:rPr>
         <w:t>），但人子耶穌沒有屬於自己的安身之處（</w:t>
       </w:r>
-      <w:hyperlink r:id="rId39">
-        <w:r>
-          <w:rPr>
-            <w:lang w:val="zh_TW" w:bidi="zh_TW"/>
-          </w:rPr>
-          <w:rPr>
-            <w:color w:val="0000EE"/>
-            <w:u w:val="single"/>
-          </w:rPr>
-          <w:t>太8:20</w:t>
-        </w:r>
-      </w:hyperlink>
+      <w:r>
+        <w:rPr>
+          <w:lang w:val="zh_TW" w:bidi="zh_TW"/>
+        </w:rPr>
+        <w:t>太8:20</w:t>
+      </w:r>
       <w:r>
         <w:rPr>
           <w:lang w:val="zh_TW" w:bidi="zh_TW"/>
@@ -1063,180 +889,120 @@
         </w:rPr>
         <w:t>鳥彰顯神在創造中的作為（</w:t>
       </w:r>
-      <w:hyperlink r:id="rId40">
-        <w:r>
-          <w:rPr>
-            <w:lang w:val="zh_TW" w:bidi="zh_TW"/>
-          </w:rPr>
-          <w:rPr>
-            <w:color w:val="0000EE"/>
-            <w:u w:val="single"/>
-          </w:rPr>
-          <w:t>伯12:7</w:t>
-        </w:r>
-      </w:hyperlink>
+      <w:r>
+        <w:rPr>
+          <w:lang w:val="zh_TW" w:bidi="zh_TW"/>
+        </w:rPr>
+        <w:t>伯12:7</w:t>
+      </w:r>
       <w:r>
         <w:rPr>
           <w:lang w:val="zh_TW" w:bidi="zh_TW"/>
         </w:rPr>
         <w:t>）。牠們的行為成為從錯誤中學習的意象（</w:t>
       </w:r>
-      <w:hyperlink r:id="rId41">
-        <w:r>
-          <w:rPr>
-            <w:lang w:val="zh_TW" w:bidi="zh_TW"/>
-          </w:rPr>
-          <w:rPr>
-            <w:color w:val="0000EE"/>
-            <w:u w:val="single"/>
-          </w:rPr>
-          <w:t>箴1:17</w:t>
-        </w:r>
-      </w:hyperlink>
+      <w:r>
+        <w:rPr>
+          <w:lang w:val="zh_TW" w:bidi="zh_TW"/>
+        </w:rPr>
+        <w:t>箴1:17</w:t>
+      </w:r>
       <w:r>
         <w:rPr>
           <w:lang w:val="zh_TW" w:bidi="zh_TW"/>
         </w:rPr>
         <w:t>，</w:t>
       </w:r>
-      <w:hyperlink r:id="rId42">
-        <w:r>
-          <w:rPr>
-            <w:lang w:val="zh_TW" w:bidi="zh_TW"/>
-          </w:rPr>
-          <w:rPr>
-            <w:color w:val="0000EE"/>
-            <w:u w:val="single"/>
-          </w:rPr>
-          <w:t>6:5</w:t>
-        </w:r>
-      </w:hyperlink>
+      <w:r>
+        <w:rPr>
+          <w:lang w:val="zh_TW" w:bidi="zh_TW"/>
+        </w:rPr>
+        <w:t>6:5</w:t>
+      </w:r>
       <w:r>
         <w:rPr>
           <w:lang w:val="zh_TW" w:bidi="zh_TW"/>
         </w:rPr>
         <w:t>），也成為作出錯誤選擇而落入罪中的寫照（</w:t>
       </w:r>
-      <w:hyperlink r:id="rId43">
-        <w:r>
-          <w:rPr>
-            <w:lang w:val="zh_TW" w:bidi="zh_TW"/>
-          </w:rPr>
-          <w:rPr>
-            <w:color w:val="0000EE"/>
-            <w:u w:val="single"/>
-          </w:rPr>
-          <w:t>箴7:23</w:t>
-        </w:r>
-      </w:hyperlink>
+      <w:r>
+        <w:rPr>
+          <w:lang w:val="zh_TW" w:bidi="zh_TW"/>
+        </w:rPr>
+        <w:t>箴7:23</w:t>
+      </w:r>
       <w:r>
         <w:rPr>
           <w:lang w:val="zh_TW" w:bidi="zh_TW"/>
         </w:rPr>
         <w:t>）。鳥會被制伏，但人的舌頭卻不能（</w:t>
       </w:r>
-      <w:hyperlink r:id="rId44">
-        <w:r>
-          <w:rPr>
-            <w:lang w:val="zh_TW" w:bidi="zh_TW"/>
-          </w:rPr>
-          <w:rPr>
-            <w:color w:val="0000EE"/>
-            <w:u w:val="single"/>
-          </w:rPr>
-          <w:t>雅3:7</w:t>
-        </w:r>
-      </w:hyperlink>
+      <w:r>
+        <w:rPr>
+          <w:lang w:val="zh_TW" w:bidi="zh_TW"/>
+        </w:rPr>
+        <w:t>雅3:7</w:t>
+      </w:r>
       <w:r>
         <w:rPr>
           <w:lang w:val="zh_TW" w:bidi="zh_TW"/>
         </w:rPr>
         <w:t>）。不停飛翔的飛鳥，比作無故臨到的咒詛（</w:t>
       </w:r>
-      <w:hyperlink r:id="rId45">
-        <w:r>
-          <w:rPr>
-            <w:lang w:val="zh_TW" w:bidi="zh_TW"/>
-          </w:rPr>
-          <w:rPr>
-            <w:color w:val="0000EE"/>
-            <w:u w:val="single"/>
-          </w:rPr>
-          <w:t>箴26:2</w:t>
-        </w:r>
-      </w:hyperlink>
+      <w:r>
+        <w:rPr>
+          <w:lang w:val="zh_TW" w:bidi="zh_TW"/>
+        </w:rPr>
+        <w:t>箴26:2</w:t>
+      </w:r>
       <w:r>
         <w:rPr>
           <w:lang w:val="zh_TW" w:bidi="zh_TW"/>
         </w:rPr>
         <w:t>）。如果人不信靠神，就可能感到只能像飛鳥一樣逃往山上（</w:t>
       </w:r>
-      <w:hyperlink r:id="rId46">
-        <w:r>
-          <w:rPr>
-            <w:lang w:val="zh_TW" w:bidi="zh_TW"/>
-          </w:rPr>
-          <w:rPr>
-            <w:color w:val="0000EE"/>
-            <w:u w:val="single"/>
-          </w:rPr>
-          <w:t>詩11:1</w:t>
-        </w:r>
-      </w:hyperlink>
+      <w:r>
+        <w:rPr>
+          <w:lang w:val="zh_TW" w:bidi="zh_TW"/>
+        </w:rPr>
+        <w:t>詩11:1</w:t>
+      </w:r>
       <w:r>
         <w:rPr>
           <w:lang w:val="zh_TW" w:bidi="zh_TW"/>
         </w:rPr>
         <w:t>）。鳥的歌聲帶來喜樂（</w:t>
       </w:r>
-      <w:hyperlink r:id="rId47">
-        <w:r>
-          <w:rPr>
-            <w:lang w:val="zh_TW" w:bidi="zh_TW"/>
-          </w:rPr>
-          <w:rPr>
-            <w:color w:val="0000EE"/>
-            <w:u w:val="single"/>
-          </w:rPr>
-          <w:t>歌2:12</w:t>
-        </w:r>
-      </w:hyperlink>
+      <w:r>
+        <w:rPr>
+          <w:lang w:val="zh_TW" w:bidi="zh_TW"/>
+        </w:rPr>
+        <w:t>歌2:12</w:t>
+      </w:r>
       <w:r>
         <w:rPr>
           <w:lang w:val="zh_TW" w:bidi="zh_TW"/>
         </w:rPr>
         <w:t>）。神的百姓回歸自己的地方，好像飛鳥回到家（</w:t>
       </w:r>
-      <w:hyperlink r:id="rId48">
-        <w:r>
-          <w:rPr>
-            <w:lang w:val="zh_TW" w:bidi="zh_TW"/>
-          </w:rPr>
-          <w:rPr>
-            <w:color w:val="0000EE"/>
-            <w:u w:val="single"/>
-          </w:rPr>
-          <w:t>何11:11</w:t>
-        </w:r>
-      </w:hyperlink>
+      <w:r>
+        <w:rPr>
+          <w:lang w:val="zh_TW" w:bidi="zh_TW"/>
+        </w:rPr>
+        <w:t>何11:11</w:t>
+      </w:r>
       <w:r>
         <w:rPr>
           <w:lang w:val="zh_TW" w:bidi="zh_TW"/>
         </w:rPr>
         <w:t>）。耶穌說祂想招聚耶路撒冷的百姓，就像母雞把小雞聚在翅膀下（</w:t>
       </w:r>
-      <w:hyperlink r:id="rId49">
-        <w:r>
-          <w:rPr>
-            <w:lang w:val="zh_TW" w:bidi="zh_TW"/>
-          </w:rPr>
-          <w:rPr>
-            <w:color w:val="0000EE"/>
-            <w:u w:val="single"/>
-          </w:rPr>
-          <w:t>太23:37</w:t>
-        </w:r>
-      </w:hyperlink>
+      <w:r>
+        <w:rPr>
+          <w:lang w:val="zh_TW" w:bidi="zh_TW"/>
+        </w:rPr>
+        <w:t>太23:37</w:t>
+      </w:r>
       <w:r>
         <w:rPr>
           <w:lang w:val="zh_TW" w:bidi="zh_TW"/>
@@ -1257,36 +1023,24 @@
         </w:rPr>
         <w:t>有時鳥預示危險。法老的膳長在夢中看見飛鳥從他頭上的筐子裡吃食物，這個夢表示他很快會死（</w:t>
       </w:r>
-      <w:hyperlink r:id="rId50">
-        <w:r>
-          <w:rPr>
-            <w:lang w:val="zh_TW" w:bidi="zh_TW"/>
-          </w:rPr>
-          <w:rPr>
-            <w:color w:val="0000EE"/>
-            <w:u w:val="single"/>
-          </w:rPr>
-          <w:t>創40:17</w:t>
-        </w:r>
-      </w:hyperlink>
+      <w:r>
+        <w:rPr>
+          <w:lang w:val="zh_TW" w:bidi="zh_TW"/>
+        </w:rPr>
+        <w:t>創40:17</w:t>
+      </w:r>
       <w:r>
         <w:rPr>
           <w:lang w:val="zh_TW" w:bidi="zh_TW"/>
         </w:rPr>
         <w:t>）。所羅門警告人不要在心裡毀謗王，因為「有翅膀的」可能把所說的話傳出去（</w:t>
       </w:r>
-      <w:hyperlink r:id="rId51">
-        <w:r>
-          <w:rPr>
-            <w:lang w:val="zh_TW" w:bidi="zh_TW"/>
-          </w:rPr>
-          <w:rPr>
-            <w:color w:val="0000EE"/>
-            <w:u w:val="single"/>
-          </w:rPr>
-          <w:t>傳10:20</w:t>
-        </w:r>
-      </w:hyperlink>
+      <w:r>
+        <w:rPr>
+          <w:lang w:val="zh_TW" w:bidi="zh_TW"/>
+        </w:rPr>
+        <w:t>傳10:20</w:t>
+      </w:r>
       <w:r>
         <w:rPr>
           <w:lang w:val="zh_TW" w:bidi="zh_TW"/>
@@ -1307,162 +1061,108 @@
         </w:rPr>
         <w:t>聖經裡的一個強烈意象是：戰後飛鳥啄食惡人的屍體。對以色列人來說，人的屍體遭到這種對待是最嚴重的羞辱（</w:t>
       </w:r>
-      <w:hyperlink r:id="rId52">
-        <w:r>
-          <w:rPr>
-            <w:lang w:val="zh_TW" w:bidi="zh_TW"/>
-          </w:rPr>
-          <w:rPr>
-            <w:color w:val="0000EE"/>
-            <w:u w:val="single"/>
-          </w:rPr>
-          <w:t>申28:26</w:t>
-        </w:r>
-      </w:hyperlink>
+      <w:r>
+        <w:rPr>
+          <w:lang w:val="zh_TW" w:bidi="zh_TW"/>
+        </w:rPr>
+        <w:t>申28:26</w:t>
+      </w:r>
       <w:r>
         <w:rPr>
           <w:lang w:val="zh_TW" w:bidi="zh_TW"/>
         </w:rPr>
         <w:t>；</w:t>
       </w:r>
-      <w:hyperlink r:id="rId53">
-        <w:r>
-          <w:rPr>
-            <w:lang w:val="zh_TW" w:bidi="zh_TW"/>
-          </w:rPr>
-          <w:rPr>
-            <w:color w:val="0000EE"/>
-            <w:u w:val="single"/>
-          </w:rPr>
-          <w:t>撒上17:44</w:t>
-        </w:r>
-      </w:hyperlink>
+      <w:r>
+        <w:rPr>
+          <w:lang w:val="zh_TW" w:bidi="zh_TW"/>
+        </w:rPr>
+        <w:t>撒上17:44</w:t>
+      </w:r>
       <w:r>
         <w:rPr>
           <w:lang w:val="zh_TW" w:bidi="zh_TW"/>
         </w:rPr>
         <w:t>；</w:t>
       </w:r>
-      <w:hyperlink r:id="rId54">
-        <w:r>
-          <w:rPr>
-            <w:lang w:val="zh_TW" w:bidi="zh_TW"/>
-          </w:rPr>
-          <w:rPr>
-            <w:color w:val="0000EE"/>
-            <w:u w:val="single"/>
-          </w:rPr>
-          <w:t>賽46:11</w:t>
-        </w:r>
-      </w:hyperlink>
+      <w:r>
+        <w:rPr>
+          <w:lang w:val="zh_TW" w:bidi="zh_TW"/>
+        </w:rPr>
+        <w:t>賽46:11</w:t>
+      </w:r>
       <w:r>
         <w:rPr>
           <w:lang w:val="zh_TW" w:bidi="zh_TW"/>
         </w:rPr>
         <w:t>；</w:t>
       </w:r>
-      <w:hyperlink r:id="rId55">
-        <w:r>
-          <w:rPr>
-            <w:lang w:val="zh_TW" w:bidi="zh_TW"/>
-          </w:rPr>
-          <w:rPr>
-            <w:color w:val="0000EE"/>
-            <w:u w:val="single"/>
-          </w:rPr>
-          <w:t>耶7:33</w:t>
-        </w:r>
-      </w:hyperlink>
+      <w:r>
+        <w:rPr>
+          <w:lang w:val="zh_TW" w:bidi="zh_TW"/>
+        </w:rPr>
+        <w:t>耶7:33</w:t>
+      </w:r>
       <w:r>
         <w:rPr>
           <w:lang w:val="zh_TW" w:bidi="zh_TW"/>
         </w:rPr>
         <w:t>，</w:t>
       </w:r>
-      <w:hyperlink r:id="rId56">
-        <w:r>
-          <w:rPr>
-            <w:lang w:val="zh_TW" w:bidi="zh_TW"/>
-          </w:rPr>
-          <w:rPr>
-            <w:color w:val="0000EE"/>
-            <w:u w:val="single"/>
-          </w:rPr>
-          <w:t>12:9</w:t>
-        </w:r>
-      </w:hyperlink>
+      <w:r>
+        <w:rPr>
+          <w:lang w:val="zh_TW" w:bidi="zh_TW"/>
+        </w:rPr>
+        <w:t>12:9</w:t>
+      </w:r>
       <w:r>
         <w:rPr>
           <w:lang w:val="zh_TW" w:bidi="zh_TW"/>
         </w:rPr>
         <w:t>；</w:t>
       </w:r>
-      <w:hyperlink r:id="rId57">
-        <w:r>
-          <w:rPr>
-            <w:lang w:val="zh_TW" w:bidi="zh_TW"/>
-          </w:rPr>
-          <w:rPr>
-            <w:color w:val="0000EE"/>
-            <w:u w:val="single"/>
-          </w:rPr>
-          <w:t>結29:5</w:t>
-        </w:r>
-      </w:hyperlink>
+      <w:r>
+        <w:rPr>
+          <w:lang w:val="zh_TW" w:bidi="zh_TW"/>
+        </w:rPr>
+        <w:t>結29:5</w:t>
+      </w:r>
       <w:r>
         <w:rPr>
           <w:lang w:val="zh_TW" w:bidi="zh_TW"/>
         </w:rPr>
         <w:t>，</w:t>
       </w:r>
-      <w:hyperlink r:id="rId58">
-        <w:r>
-          <w:rPr>
-            <w:lang w:val="zh_TW" w:bidi="zh_TW"/>
-          </w:rPr>
-          <w:rPr>
-            <w:color w:val="0000EE"/>
-            <w:u w:val="single"/>
-          </w:rPr>
-          <w:t>39:4</w:t>
-        </w:r>
-      </w:hyperlink>
+      <w:r>
+        <w:rPr>
+          <w:lang w:val="zh_TW" w:bidi="zh_TW"/>
+        </w:rPr>
+        <w:t>39:4</w:t>
+      </w:r>
       <w:r>
         <w:rPr>
           <w:lang w:val="zh_TW" w:bidi="zh_TW"/>
         </w:rPr>
         <w:t>；</w:t>
       </w:r>
-      <w:hyperlink r:id="rId59">
-        <w:r>
-          <w:rPr>
-            <w:lang w:val="zh_TW" w:bidi="zh_TW"/>
-          </w:rPr>
-          <w:rPr>
-            <w:color w:val="0000EE"/>
-            <w:u w:val="single"/>
-          </w:rPr>
-          <w:t>啟19:17</w:t>
-        </w:r>
-      </w:hyperlink>
+      <w:r>
+        <w:rPr>
+          <w:lang w:val="zh_TW" w:bidi="zh_TW"/>
+        </w:rPr>
+        <w:t>啟19:17</w:t>
+      </w:r>
       <w:r>
         <w:rPr>
           <w:lang w:val="zh_TW" w:bidi="zh_TW"/>
         </w:rPr>
         <w:t>、</w:t>
       </w:r>
-      <w:hyperlink r:id="rId59">
-        <w:r>
-          <w:rPr>
-            <w:lang w:val="zh_TW" w:bidi="zh_TW"/>
-          </w:rPr>
-          <w:rPr>
-            <w:color w:val="0000EE"/>
-            <w:u w:val="single"/>
-          </w:rPr>
-          <w:t>21</w:t>
-        </w:r>
-      </w:hyperlink>
+      <w:r>
+        <w:rPr>
+          <w:lang w:val="zh_TW" w:bidi="zh_TW"/>
+        </w:rPr>
+        <w:t>21</w:t>
+      </w:r>
       <w:r>
         <w:rPr>
           <w:lang w:val="zh_TW" w:bidi="zh_TW"/>
